--- a/YCMuse_Prototype_Update_Log.docx
+++ b/YCMuse_Prototype_Update_Log.docx
@@ -39,7 +39,7 @@
           <w:sz w:val="18"/>
           <w:szCs w:val="18"/>
         </w:rPr>
-        <w:t>File: muse-prototype-v2.html     Date: June 3, 2026     Status: In Review</w:t>
+        <w:t>File: muse-prototype-v2.html     Date: June 5, 2026     Status: In Review</w:t>
       </w:r>
     </w:p>
     <w:p>
@@ -70,7 +70,7 @@
         <w:spacing w:after="280"/>
       </w:pPr>
       <w:r>
-        <w:t>This round covers UX improvements across the Explore home, Account, and AI Song create screens, a new banner ad component, authentication gating on all credit-required actions, and icon consolidation. Changes span the Explore home page, MV Create Room, AI Song Create Room, Account, Edit Storyboard, and Edit MV screens.</w:t>
+        <w:t>This round covers a major Explore home redesign with a trending carousel and feature card refresh, a complete AI Song create room overhaul with Simple/Custom modes, History page UX improvements, a drag-based MV Video Player feed, Edit Profile sheet update, Design System sync, and numerous interaction polish and bug fixes across the prototype.</w:t>
       </w:r>
     </w:p>
     <w:p>
@@ -111,7 +111,7 @@
           <w:left w:w="10" w:type="dxa"/>
           <w:right w:w="10" w:type="dxa"/>
         </w:tblCellMar>
-        <w:tblLook w:val="0000" w:firstRow="0" w:lastRow="0" w:firstColumn="0" w:lastColumn="0" w:noHBand="0" w:noVBand="0"/>
+        <w:tblLook w:val="04A0" w:firstRow="1" w:lastRow="0" w:firstColumn="1" w:lastColumn="0" w:noHBand="0" w:noVBand="1"/>
       </w:tblPr>
       <w:tblGrid>
         <w:gridCol w:w="1640"/>
@@ -251,7 +251,7 @@
                 <w:sz w:val="18"/>
                 <w:szCs w:val="18"/>
               </w:rPr>
-              <w:t>MV Create Room</w:t>
+              <w:t>Explore Home</w:t>
             </w:r>
           </w:p>
         </w:tc>
@@ -286,7 +286,297 @@
                 <w:left w:w="10" w:type="dxa"/>
                 <w:right w:w="10" w:type="dxa"/>
               </w:tblCellMar>
-              <w:tblLook w:val="0000" w:firstRow="0" w:lastRow="0" w:firstColumn="0" w:lastColumn="0" w:noHBand="0" w:noVBand="0"/>
+              <w:tblLook w:val="04A0" w:firstRow="1" w:lastRow="0" w:firstColumn="1" w:lastColumn="0" w:noHBand="0" w:noVBand="1"/>
+            </w:tblPr>
+            <w:tblGrid>
+              <w:gridCol w:w="860"/>
+            </w:tblGrid>
+            <w:tr>
+              <w:tblPrEx>
+                <w:tblCellMar>
+                  <w:top w:w="0" w:type="dxa"/>
+                  <w:bottom w:w="0" w:type="dxa"/>
+                </w:tblCellMar>
+              </w:tblPrEx>
+              <w:tc>
+                <w:tcPr>
+                  <w:tcW w:w="860" w:type="dxa"/>
+                  <w:tcBorders>
+                    <w:top w:val="none" w:sz="0" w:space="0" w:color="FFFFFF"/>
+                    <w:left w:val="none" w:sz="0" w:space="0" w:color="FFFFFF"/>
+                    <w:bottom w:val="none" w:sz="0" w:space="0" w:color="FFFFFF"/>
+                    <w:right w:val="none" w:sz="0" w:space="0" w:color="FFFFFF"/>
+                  </w:tcBorders>
+                  <w:shd w:val="clear" w:color="auto" w:fill="7C3AED"/>
+                  <w:tcMar>
+                    <w:top w:w="60" w:type="dxa"/>
+                    <w:left w:w="80" w:type="dxa"/>
+                    <w:bottom w:w="60" w:type="dxa"/>
+                    <w:right w:w="80" w:type="dxa"/>
+                  </w:tcMar>
+                </w:tcPr>
+                <w:p>
+                  <w:pPr>
+                    <w:jc w:val="center"/>
+                  </w:pPr>
+                  <w:r>
+                    <w:rPr>
+                      <w:b/>
+                      <w:bCs/>
+                      <w:color w:val="FFFFFF"/>
+                      <w:sz w:val="15"/>
+                      <w:szCs w:val="15"/>
+                    </w:rPr>
+                    <w:t>NEW</w:t>
+                  </w:r>
+                </w:p>
+              </w:tc>
+            </w:tr>
+          </w:tbl>
+          <w:p/>
+        </w:tc>
+        <w:tc>
+          <w:tcPr>
+            <w:tcW w:w="6700" w:type="dxa"/>
+            <w:tcBorders>
+              <w:top w:val="single" w:sz="1" w:space="0" w:color="E5E7EB"/>
+              <w:left w:val="single" w:sz="1" w:space="0" w:color="E5E7EB"/>
+              <w:bottom w:val="single" w:sz="1" w:space="0" w:color="E5E7EB"/>
+              <w:right w:val="single" w:sz="1" w:space="0" w:color="E5E7EB"/>
+            </w:tcBorders>
+            <w:tcMar>
+              <w:top w:w="100" w:type="dxa"/>
+              <w:left w:w="140" w:type="dxa"/>
+              <w:bottom w:w="100" w:type="dxa"/>
+              <w:right w:w="100" w:type="dxa"/>
+            </w:tcMar>
+          </w:tcPr>
+          <w:p>
+            <w:pPr>
+              <w:spacing w:after="80"/>
+            </w:pPr>
+            <w:r>
+              <w:rPr>
+                <w:b/>
+                <w:bCs/>
+              </w:rPr>
+              <w:t>Trending Carousel — 16:9 card feed</w:t>
+            </w:r>
+          </w:p>
+          <w:p>
+            <w:pPr>
+              <w:pStyle w:val="ListParagraph"/>
+              <w:numPr>
+                <w:ilvl w:val="0"/>
+                <w:numId w:val="2"/>
+              </w:numPr>
+              <w:spacing w:after="50"/>
+            </w:pPr>
+            <w:r>
+              <w:rPr>
+                <w:color w:val="6B7280"/>
+                <w:sz w:val="19"/>
+                <w:szCs w:val="19"/>
+              </w:rPr>
+              <w:t>Three 288×162px trending cards (16:9 ratio, 14px radius) above the feature cards.</w:t>
+            </w:r>
+          </w:p>
+          <w:p>
+            <w:pPr>
+              <w:pStyle w:val="ListParagraph"/>
+              <w:numPr>
+                <w:ilvl w:val="0"/>
+                <w:numId w:val="2"/>
+              </w:numPr>
+              <w:spacing w:after="50"/>
+            </w:pPr>
+            <w:r>
+              <w:rPr>
+                <w:color w:val="6B7280"/>
+                <w:sz w:val="19"/>
+                <w:szCs w:val="19"/>
+              </w:rPr>
+              <w:t>Cards use real drag interaction: follow finger 1:1, rubber-band at ends, snap with cubic-bezier(.22,1,.36,1) .52s easing.</w:t>
+            </w:r>
+          </w:p>
+          <w:p>
+            <w:pPr>
+              <w:pStyle w:val="ListParagraph"/>
+              <w:numPr>
+                <w:ilvl w:val="0"/>
+                <w:numId w:val="2"/>
+              </w:numPr>
+              <w:spacing w:after="50"/>
+            </w:pPr>
+            <w:r>
+              <w:rPr>
+                <w:color w:val="6B7280"/>
+                <w:sz w:val="19"/>
+                <w:szCs w:val="19"/>
+              </w:rPr>
+              <w:t>Badges: ic_star.svg icon + translucent white pill with backdrop blur.</w:t>
+            </w:r>
+          </w:p>
+          <w:p>
+            <w:pPr>
+              <w:pStyle w:val="ListParagraph"/>
+              <w:numPr>
+                <w:ilvl w:val="0"/>
+                <w:numId w:val="2"/>
+              </w:numPr>
+              <w:spacing w:after="50"/>
+            </w:pPr>
+            <w:r>
+              <w:rPr>
+                <w:color w:val="6B7280"/>
+                <w:sz w:val="19"/>
+                <w:szCs w:val="19"/>
+              </w:rPr>
+              <w:t>Card 1 — Trending MV (Adventurous Echoes): taps into MV Video Player.</w:t>
+            </w:r>
+          </w:p>
+          <w:p>
+            <w:pPr>
+              <w:pStyle w:val="ListParagraph"/>
+              <w:numPr>
+                <w:ilvl w:val="0"/>
+                <w:numId w:val="2"/>
+              </w:numPr>
+              <w:spacing w:after="50"/>
+            </w:pPr>
+            <w:r>
+              <w:rPr>
+                <w:color w:val="6B7280"/>
+                <w:sz w:val="19"/>
+                <w:szCs w:val="19"/>
+              </w:rPr>
+              <w:t>Card 2 — Trending Song (Thrilling Harmonies): taps into Song Player.</w:t>
+            </w:r>
+          </w:p>
+          <w:p>
+            <w:pPr>
+              <w:pStyle w:val="ListParagraph"/>
+              <w:numPr>
+                <w:ilvl w:val="0"/>
+                <w:numId w:val="2"/>
+              </w:numPr>
+              <w:spacing w:after="50"/>
+            </w:pPr>
+            <w:r>
+              <w:rPr>
+                <w:color w:val="6B7280"/>
+                <w:sz w:val="19"/>
+                <w:szCs w:val="19"/>
+              </w:rPr>
+              <w:t>Card 3 — Trending MV (Epic Journeys): taps into MV Video Player.</w:t>
+            </w:r>
+          </w:p>
+          <w:p>
+            <w:pPr>
+              <w:pStyle w:val="ListParagraph"/>
+              <w:numPr>
+                <w:ilvl w:val="0"/>
+                <w:numId w:val="2"/>
+              </w:numPr>
+              <w:spacing w:after="50"/>
+            </w:pPr>
+            <w:r>
+              <w:rPr>
+                <w:color w:val="6B7280"/>
+                <w:sz w:val="19"/>
+                <w:szCs w:val="19"/>
+              </w:rPr>
+              <w:t>CTA buttons (Create MV / Create Song) open the same player as the card tap. No pagination dots.</w:t>
+            </w:r>
+          </w:p>
+          <w:p>
+            <w:pPr>
+              <w:pStyle w:val="ListParagraph"/>
+              <w:numPr>
+                <w:ilvl w:val="0"/>
+                <w:numId w:val="2"/>
+              </w:numPr>
+              <w:spacing w:after="50"/>
+            </w:pPr>
+            <w:r>
+              <w:rPr>
+                <w:color w:val="6B7280"/>
+                <w:sz w:val="19"/>
+                <w:szCs w:val="19"/>
+              </w:rPr>
+              <w:t>Auto-slides every 4 seconds; pauses during drag and on tab background.</w:t>
+            </w:r>
+          </w:p>
+        </w:tc>
+      </w:tr>
+      <w:tr>
+        <w:tblPrEx>
+          <w:tblCellMar>
+            <w:top w:w="0" w:type="dxa"/>
+            <w:bottom w:w="0" w:type="dxa"/>
+          </w:tblCellMar>
+        </w:tblPrEx>
+        <w:tc>
+          <w:tcPr>
+            <w:tcW w:w="1640" w:type="dxa"/>
+            <w:tcBorders>
+              <w:top w:val="single" w:sz="1" w:space="0" w:color="E5E7EB"/>
+              <w:left w:val="single" w:sz="1" w:space="0" w:color="E5E7EB"/>
+              <w:bottom w:val="single" w:sz="1" w:space="0" w:color="E5E7EB"/>
+              <w:right w:val="single" w:sz="1" w:space="0" w:color="E5E7EB"/>
+            </w:tcBorders>
+            <w:shd w:val="clear" w:color="auto" w:fill="FAFAFA"/>
+            <w:tcMar>
+              <w:top w:w="100" w:type="dxa"/>
+              <w:left w:w="120" w:type="dxa"/>
+              <w:bottom w:w="100" w:type="dxa"/>
+              <w:right w:w="100" w:type="dxa"/>
+            </w:tcMar>
+          </w:tcPr>
+          <w:p>
+            <w:r>
+              <w:rPr>
+                <w:b/>
+                <w:bCs/>
+                <w:sz w:val="18"/>
+                <w:szCs w:val="18"/>
+              </w:rPr>
+              <w:t>Explore Home</w:t>
+            </w:r>
+          </w:p>
+        </w:tc>
+        <w:tc>
+          <w:tcPr>
+            <w:tcW w:w="1020" w:type="dxa"/>
+            <w:tcBorders>
+              <w:top w:val="single" w:sz="1" w:space="0" w:color="E5E7EB"/>
+              <w:left w:val="single" w:sz="1" w:space="0" w:color="E5E7EB"/>
+              <w:bottom w:val="single" w:sz="1" w:space="0" w:color="E5E7EB"/>
+              <w:right w:val="single" w:sz="1" w:space="0" w:color="E5E7EB"/>
+            </w:tcBorders>
+            <w:tcMar>
+              <w:top w:w="100" w:type="dxa"/>
+              <w:left w:w="80" w:type="dxa"/>
+              <w:bottom w:w="100" w:type="dxa"/>
+              <w:right w:w="80" w:type="dxa"/>
+            </w:tcMar>
+          </w:tcPr>
+          <w:tbl>
+            <w:tblPr>
+              <w:tblW w:w="860" w:type="dxa"/>
+              <w:tblBorders>
+                <w:top w:val="none" w:sz="0" w:space="0" w:color="FFFFFF"/>
+                <w:left w:val="none" w:sz="0" w:space="0" w:color="FFFFFF"/>
+                <w:bottom w:val="none" w:sz="0" w:space="0" w:color="FFFFFF"/>
+                <w:right w:val="none" w:sz="0" w:space="0" w:color="FFFFFF"/>
+                <w:insideH w:val="single" w:sz="4" w:space="0" w:color="auto"/>
+                <w:insideV w:val="single" w:sz="4" w:space="0" w:color="auto"/>
+              </w:tblBorders>
+              <w:tblCellMar>
+                <w:left w:w="10" w:type="dxa"/>
+                <w:right w:w="10" w:type="dxa"/>
+              </w:tblCellMar>
+              <w:tblLook w:val="04A0" w:firstRow="1" w:lastRow="0" w:firstColumn="1" w:lastColumn="0" w:noHBand="0" w:noVBand="1"/>
             </w:tblPr>
             <w:tblGrid>
               <w:gridCol w:w="860"/>
@@ -360,61 +650,97 @@
                 <w:b/>
                 <w:bCs/>
               </w:rPr>
-              <w:t>Song options reduced from 4 to 2</w:t>
-            </w:r>
-          </w:p>
-          <w:p>
-            <w:pPr>
-              <w:pStyle w:val="ListParagraph"/>
-              <w:numPr>
-                <w:ilvl w:val="0"/>
-                <w:numId w:val="2"/>
-              </w:numPr>
-              <w:spacing w:after="50"/>
-            </w:pPr>
-            <w:r>
-              <w:rPr>
-                <w:color w:val="6B7280"/>
-                <w:sz w:val="19"/>
-                <w:szCs w:val="19"/>
-              </w:rPr>
-              <w:t>Removed "Record Voice" and "AI Song" as standalone song input options.</w:t>
-            </w:r>
-          </w:p>
-          <w:p>
-            <w:pPr>
-              <w:pStyle w:val="ListParagraph"/>
-              <w:numPr>
-                <w:ilvl w:val="0"/>
-                <w:numId w:val="2"/>
-              </w:numPr>
-              <w:spacing w:after="50"/>
-            </w:pPr>
-            <w:r>
-              <w:rPr>
-                <w:color w:val="6B7280"/>
-                <w:sz w:val="19"/>
-                <w:szCs w:val="19"/>
-              </w:rPr>
-              <w:t>Remaining options: Song Library and Import Audio.</w:t>
-            </w:r>
-          </w:p>
-          <w:p>
-            <w:pPr>
-              <w:pStyle w:val="ListParagraph"/>
-              <w:numPr>
-                <w:ilvl w:val="0"/>
-                <w:numId w:val="2"/>
-              </w:numPr>
-              <w:spacing w:after="50"/>
-            </w:pPr>
-            <w:r>
-              <w:rPr>
-                <w:color w:val="6B7280"/>
-                <w:sz w:val="19"/>
-                <w:szCs w:val="19"/>
-              </w:rPr>
-              <w:t>Simplifies the creation flow and reduces decision friction.</w:t>
+              <w:t>Feature cards redesigned</w:t>
+            </w:r>
+          </w:p>
+          <w:p>
+            <w:pPr>
+              <w:pStyle w:val="ListParagraph"/>
+              <w:numPr>
+                <w:ilvl w:val="0"/>
+                <w:numId w:val="2"/>
+              </w:numPr>
+              <w:spacing w:after="50"/>
+            </w:pPr>
+            <w:r>
+              <w:rPr>
+                <w:color w:val="6B7280"/>
+                <w:sz w:val="19"/>
+                <w:szCs w:val="19"/>
+              </w:rPr>
+              <w:t>Height reduced to 86px; corner radius 14px.</w:t>
+            </w:r>
+          </w:p>
+          <w:p>
+            <w:pPr>
+              <w:pStyle w:val="ListParagraph"/>
+              <w:numPr>
+                <w:ilvl w:val="0"/>
+                <w:numId w:val="2"/>
+              </w:numPr>
+              <w:spacing w:after="50"/>
+            </w:pPr>
+            <w:r>
+              <w:rPr>
+                <w:color w:val="6B7280"/>
+                <w:sz w:val="19"/>
+                <w:szCs w:val="19"/>
+              </w:rPr>
+              <w:t>Subtitle: 9px Bold; Title: 15px Bold; line-height tightened.</w:t>
+            </w:r>
+          </w:p>
+          <w:p>
+            <w:pPr>
+              <w:pStyle w:val="ListParagraph"/>
+              <w:numPr>
+                <w:ilvl w:val="0"/>
+                <w:numId w:val="2"/>
+              </w:numPr>
+              <w:spacing w:after="50"/>
+            </w:pPr>
+            <w:r>
+              <w:rPr>
+                <w:color w:val="6B7280"/>
+                <w:sz w:val="19"/>
+                <w:szCs w:val="19"/>
+              </w:rPr>
+              <w:t>Icon circle reduced from 32px to 30px.</w:t>
+            </w:r>
+          </w:p>
+          <w:p>
+            <w:pPr>
+              <w:pStyle w:val="ListParagraph"/>
+              <w:numPr>
+                <w:ilvl w:val="0"/>
+                <w:numId w:val="2"/>
+              </w:numPr>
+              <w:spacing w:after="50"/>
+            </w:pPr>
+            <w:r>
+              <w:rPr>
+                <w:color w:val="6B7280"/>
+                <w:sz w:val="19"/>
+                <w:szCs w:val="19"/>
+              </w:rPr>
+              <w:t>Login banner permanently hidden.</w:t>
+            </w:r>
+          </w:p>
+          <w:p>
+            <w:pPr>
+              <w:pStyle w:val="ListParagraph"/>
+              <w:numPr>
+                <w:ilvl w:val="0"/>
+                <w:numId w:val="2"/>
+              </w:numPr>
+              <w:spacing w:after="50"/>
+            </w:pPr>
+            <w:r>
+              <w:rPr>
+                <w:color w:val="6B7280"/>
+                <w:sz w:val="19"/>
+                <w:szCs w:val="19"/>
+              </w:rPr>
+              <w:t>Gap between feature cards and New MVs section: 16px.</w:t>
             </w:r>
           </w:p>
         </w:tc>
@@ -451,7 +777,7 @@
                 <w:sz w:val="18"/>
                 <w:szCs w:val="18"/>
               </w:rPr>
-              <w:t>Explore Home</w:t>
+              <w:t>AI Song Create</w:t>
             </w:r>
           </w:p>
         </w:tc>
@@ -486,7 +812,7 @@
                 <w:left w:w="10" w:type="dxa"/>
                 <w:right w:w="10" w:type="dxa"/>
               </w:tblCellMar>
-              <w:tblLook w:val="0000" w:firstRow="0" w:lastRow="0" w:firstColumn="0" w:lastColumn="0" w:noHBand="0" w:noVBand="0"/>
+              <w:tblLook w:val="04A0" w:firstRow="1" w:lastRow="0" w:firstColumn="1" w:lastColumn="0" w:noHBand="0" w:noVBand="1"/>
             </w:tblPr>
             <w:tblGrid>
               <w:gridCol w:w="860"/>
@@ -560,43 +886,152 @@
                 <w:b/>
                 <w:bCs/>
               </w:rPr>
-              <w:t>Banner Ad — New Member Reward</w:t>
-            </w:r>
-          </w:p>
-          <w:p>
-            <w:pPr>
-              <w:pStyle w:val="ListParagraph"/>
-              <w:numPr>
-                <w:ilvl w:val="0"/>
-                <w:numId w:val="2"/>
-              </w:numPr>
-              <w:spacing w:after="50"/>
-            </w:pPr>
-            <w:r>
-              <w:rPr>
-                <w:color w:val="6B7280"/>
-                <w:sz w:val="19"/>
-                <w:szCs w:val="19"/>
-              </w:rPr>
-              <w:t>Banner displays title "New Member Reward", subtitle, and a Log In CTA button.</w:t>
-            </w:r>
-          </w:p>
-          <w:p>
-            <w:pPr>
-              <w:pStyle w:val="ListParagraph"/>
-              <w:numPr>
-                <w:ilvl w:val="0"/>
-                <w:numId w:val="2"/>
-              </w:numPr>
-              <w:spacing w:after="50"/>
-            </w:pPr>
-            <w:r>
-              <w:rPr>
-                <w:color w:val="6B7280"/>
-                <w:sz w:val="19"/>
-                <w:szCs w:val="19"/>
-              </w:rPr>
-              <w:t>Entire banner surface is tappable and opens the Sign-in sheet.</w:t>
+              <w:t>Simple / Custom tab modes</w:t>
+            </w:r>
+          </w:p>
+          <w:p>
+            <w:pPr>
+              <w:pStyle w:val="ListParagraph"/>
+              <w:numPr>
+                <w:ilvl w:val="0"/>
+                <w:numId w:val="2"/>
+              </w:numPr>
+              <w:spacing w:after="50"/>
+            </w:pPr>
+            <w:r>
+              <w:rPr>
+                <w:color w:val="6B7280"/>
+                <w:sz w:val="19"/>
+                <w:szCs w:val="19"/>
+              </w:rPr>
+              <w:t>Tab bar at top of screen switches between Simple and Custom modes.</w:t>
+            </w:r>
+          </w:p>
+          <w:p>
+            <w:pPr>
+              <w:pStyle w:val="ListParagraph"/>
+              <w:numPr>
+                <w:ilvl w:val="0"/>
+                <w:numId w:val="2"/>
+              </w:numPr>
+              <w:spacing w:after="50"/>
+            </w:pPr>
+            <w:r>
+              <w:rPr>
+                <w:color w:val="6B7280"/>
+                <w:sz w:val="19"/>
+                <w:szCs w:val="19"/>
+              </w:rPr>
+              <w:t>Simple mode: single "Describe Your Song Idea" textarea + Ideas button. Generate Song CTA is disabled (grey) until text is entered, then activates with gradient.</w:t>
+            </w:r>
+          </w:p>
+          <w:p>
+            <w:pPr>
+              <w:pStyle w:val="ListParagraph"/>
+              <w:numPr>
+                <w:ilvl w:val="0"/>
+                <w:numId w:val="2"/>
+              </w:numPr>
+              <w:spacing w:after="50"/>
+            </w:pPr>
+            <w:r>
+              <w:rPr>
+                <w:color w:val="6B7280"/>
+                <w:sz w:val="19"/>
+                <w:szCs w:val="19"/>
+              </w:rPr>
+              <w:t>Custom mode: Lyrics (with Ideas + clear button), Genre/Mood/Vocal chips, Song Title. Removed the "Describe Song Idea" input that was previously at the top.</w:t>
+            </w:r>
+          </w:p>
+          <w:p>
+            <w:pPr>
+              <w:pStyle w:val="ListParagraph"/>
+              <w:numPr>
+                <w:ilvl w:val="0"/>
+                <w:numId w:val="2"/>
+              </w:numPr>
+              <w:spacing w:after="50"/>
+            </w:pPr>
+            <w:r>
+              <w:rPr>
+                <w:color w:val="6B7280"/>
+                <w:sz w:val="19"/>
+                <w:szCs w:val="19"/>
+              </w:rPr>
+              <w:t>Ideas button on Lyrics input generates lyric templates (verse + chorus structure).</w:t>
+            </w:r>
+          </w:p>
+          <w:p>
+            <w:pPr>
+              <w:pStyle w:val="ListParagraph"/>
+              <w:numPr>
+                <w:ilvl w:val="0"/>
+                <w:numId w:val="2"/>
+              </w:numPr>
+              <w:spacing w:after="50"/>
+            </w:pPr>
+            <w:r>
+              <w:rPr>
+                <w:color w:val="6B7280"/>
+                <w:sz w:val="19"/>
+                <w:szCs w:val="19"/>
+              </w:rPr>
+              <w:lastRenderedPageBreak/>
+              <w:t>Clear button (×) appears on both Song Idea and Lyrics inputs when text is present.</w:t>
+            </w:r>
+          </w:p>
+          <w:p>
+            <w:pPr>
+              <w:pStyle w:val="ListParagraph"/>
+              <w:numPr>
+                <w:ilvl w:val="0"/>
+                <w:numId w:val="2"/>
+              </w:numPr>
+              <w:spacing w:after="50"/>
+            </w:pPr>
+            <w:r>
+              <w:rPr>
+                <w:color w:val="6B7280"/>
+                <w:sz w:val="19"/>
+                <w:szCs w:val="19"/>
+              </w:rPr>
+              <w:t>Scrollbar hidden on Song Idea and Lyrics textareas.</w:t>
+            </w:r>
+          </w:p>
+          <w:p>
+            <w:pPr>
+              <w:pStyle w:val="ListParagraph"/>
+              <w:numPr>
+                <w:ilvl w:val="0"/>
+                <w:numId w:val="2"/>
+              </w:numPr>
+              <w:spacing w:after="50"/>
+            </w:pPr>
+            <w:r>
+              <w:rPr>
+                <w:color w:val="6B7280"/>
+                <w:sz w:val="19"/>
+                <w:szCs w:val="19"/>
+              </w:rPr>
+              <w:t>Back from Song Result → Song Create (processing page skipped from nav stack).</w:t>
+            </w:r>
+          </w:p>
+          <w:p>
+            <w:pPr>
+              <w:pStyle w:val="ListParagraph"/>
+              <w:numPr>
+                <w:ilvl w:val="0"/>
+                <w:numId w:val="2"/>
+              </w:numPr>
+              <w:spacing w:after="50"/>
+            </w:pPr>
+            <w:r>
+              <w:rPr>
+                <w:color w:val="6B7280"/>
+                <w:sz w:val="19"/>
+                <w:szCs w:val="19"/>
+              </w:rPr>
+              <w:t>Entering Song Create from Feature Card always resets all fields and defaults to Simple tab.</w:t>
             </w:r>
           </w:p>
         </w:tc>
@@ -633,7 +1068,8 @@
                 <w:sz w:val="18"/>
                 <w:szCs w:val="18"/>
               </w:rPr>
-              <w:t>Explore Home</w:t>
+              <w:lastRenderedPageBreak/>
+              <w:t>MV Video Player</w:t>
             </w:r>
           </w:p>
         </w:tc>
@@ -668,7 +1104,261 @@
                 <w:left w:w="10" w:type="dxa"/>
                 <w:right w:w="10" w:type="dxa"/>
               </w:tblCellMar>
-              <w:tblLook w:val="0000" w:firstRow="0" w:lastRow="0" w:firstColumn="0" w:lastColumn="0" w:noHBand="0" w:noVBand="0"/>
+              <w:tblLook w:val="04A0" w:firstRow="1" w:lastRow="0" w:firstColumn="1" w:lastColumn="0" w:noHBand="0" w:noVBand="1"/>
+            </w:tblPr>
+            <w:tblGrid>
+              <w:gridCol w:w="860"/>
+            </w:tblGrid>
+            <w:tr>
+              <w:tblPrEx>
+                <w:tblCellMar>
+                  <w:top w:w="0" w:type="dxa"/>
+                  <w:bottom w:w="0" w:type="dxa"/>
+                </w:tblCellMar>
+              </w:tblPrEx>
+              <w:tc>
+                <w:tcPr>
+                  <w:tcW w:w="860" w:type="dxa"/>
+                  <w:tcBorders>
+                    <w:top w:val="none" w:sz="0" w:space="0" w:color="FFFFFF"/>
+                    <w:left w:val="none" w:sz="0" w:space="0" w:color="FFFFFF"/>
+                    <w:bottom w:val="none" w:sz="0" w:space="0" w:color="FFFFFF"/>
+                    <w:right w:val="none" w:sz="0" w:space="0" w:color="FFFFFF"/>
+                  </w:tcBorders>
+                  <w:shd w:val="clear" w:color="auto" w:fill="7C3AED"/>
+                  <w:tcMar>
+                    <w:top w:w="60" w:type="dxa"/>
+                    <w:left w:w="80" w:type="dxa"/>
+                    <w:bottom w:w="60" w:type="dxa"/>
+                    <w:right w:w="80" w:type="dxa"/>
+                  </w:tcMar>
+                </w:tcPr>
+                <w:p>
+                  <w:pPr>
+                    <w:jc w:val="center"/>
+                  </w:pPr>
+                  <w:r>
+                    <w:rPr>
+                      <w:b/>
+                      <w:bCs/>
+                      <w:color w:val="FFFFFF"/>
+                      <w:sz w:val="15"/>
+                      <w:szCs w:val="15"/>
+                    </w:rPr>
+                    <w:t>NEW</w:t>
+                  </w:r>
+                </w:p>
+              </w:tc>
+            </w:tr>
+          </w:tbl>
+          <w:p/>
+        </w:tc>
+        <w:tc>
+          <w:tcPr>
+            <w:tcW w:w="6700" w:type="dxa"/>
+            <w:tcBorders>
+              <w:top w:val="single" w:sz="1" w:space="0" w:color="E5E7EB"/>
+              <w:left w:val="single" w:sz="1" w:space="0" w:color="E5E7EB"/>
+              <w:bottom w:val="single" w:sz="1" w:space="0" w:color="E5E7EB"/>
+              <w:right w:val="single" w:sz="1" w:space="0" w:color="E5E7EB"/>
+            </w:tcBorders>
+            <w:tcMar>
+              <w:top w:w="100" w:type="dxa"/>
+              <w:left w:w="140" w:type="dxa"/>
+              <w:bottom w:w="100" w:type="dxa"/>
+              <w:right w:w="100" w:type="dxa"/>
+            </w:tcMar>
+          </w:tcPr>
+          <w:p>
+            <w:pPr>
+              <w:spacing w:after="80"/>
+            </w:pPr>
+            <w:r>
+              <w:rPr>
+                <w:b/>
+                <w:bCs/>
+              </w:rPr>
+              <w:t>TikTok-style swipe feed</w:t>
+            </w:r>
+          </w:p>
+          <w:p>
+            <w:pPr>
+              <w:pStyle w:val="ListParagraph"/>
+              <w:numPr>
+                <w:ilvl w:val="0"/>
+                <w:numId w:val="2"/>
+              </w:numPr>
+              <w:spacing w:after="50"/>
+            </w:pPr>
+            <w:r>
+              <w:rPr>
+                <w:color w:val="6B7280"/>
+                <w:sz w:val="19"/>
+                <w:szCs w:val="19"/>
+              </w:rPr>
+              <w:t>Full-screen video player replacing the card-style layout.</w:t>
+            </w:r>
+          </w:p>
+          <w:p>
+            <w:pPr>
+              <w:pStyle w:val="ListParagraph"/>
+              <w:numPr>
+                <w:ilvl w:val="0"/>
+                <w:numId w:val="2"/>
+              </w:numPr>
+              <w:spacing w:after="50"/>
+            </w:pPr>
+            <w:r>
+              <w:rPr>
+                <w:color w:val="6B7280"/>
+                <w:sz w:val="19"/>
+                <w:szCs w:val="19"/>
+              </w:rPr>
+              <w:t>Drag up/down to navigate between 5 MVs — track follows finger, snaps on release.</w:t>
+            </w:r>
+          </w:p>
+          <w:p>
+            <w:pPr>
+              <w:pStyle w:val="ListParagraph"/>
+              <w:numPr>
+                <w:ilvl w:val="0"/>
+                <w:numId w:val="2"/>
+              </w:numPr>
+              <w:spacing w:after="50"/>
+            </w:pPr>
+            <w:r>
+              <w:rPr>
+                <w:color w:val="6B7280"/>
+                <w:sz w:val="19"/>
+                <w:szCs w:val="19"/>
+              </w:rPr>
+              <w:t>UI chrome (navbar, like/share, controls, CTA) stays fixed; only video layer moves.</w:t>
+            </w:r>
+          </w:p>
+          <w:p>
+            <w:pPr>
+              <w:pStyle w:val="ListParagraph"/>
+              <w:numPr>
+                <w:ilvl w:val="0"/>
+                <w:numId w:val="2"/>
+              </w:numPr>
+              <w:spacing w:after="50"/>
+            </w:pPr>
+            <w:r>
+              <w:rPr>
+                <w:color w:val="6B7280"/>
+                <w:sz w:val="19"/>
+                <w:szCs w:val="19"/>
+              </w:rPr>
+              <w:t>Pre-loads prev/next video slots to eliminate black flash between transitions.</w:t>
+            </w:r>
+          </w:p>
+          <w:p>
+            <w:pPr>
+              <w:pStyle w:val="ListParagraph"/>
+              <w:numPr>
+                <w:ilvl w:val="0"/>
+                <w:numId w:val="2"/>
+              </w:numPr>
+              <w:spacing w:after="50"/>
+            </w:pPr>
+            <w:r>
+              <w:rPr>
+                <w:color w:val="6B7280"/>
+                <w:sz w:val="19"/>
+                <w:szCs w:val="19"/>
+              </w:rPr>
+              <w:t>Slot rotation pattern: videos never reload mid-transition, no black frames.</w:t>
+            </w:r>
+          </w:p>
+          <w:p>
+            <w:pPr>
+              <w:pStyle w:val="ListParagraph"/>
+              <w:numPr>
+                <w:ilvl w:val="0"/>
+                <w:numId w:val="2"/>
+              </w:numPr>
+              <w:spacing w:after="50"/>
+            </w:pPr>
+            <w:r>
+              <w:rPr>
+                <w:color w:val="6B7280"/>
+                <w:sz w:val="19"/>
+                <w:szCs w:val="19"/>
+              </w:rPr>
+              <w:t>"Create Music Video →" CTA at bottom; mute/unmute persists across MVs.</w:t>
+            </w:r>
+          </w:p>
+        </w:tc>
+      </w:tr>
+      <w:tr>
+        <w:tblPrEx>
+          <w:tblCellMar>
+            <w:top w:w="0" w:type="dxa"/>
+            <w:bottom w:w="0" w:type="dxa"/>
+          </w:tblCellMar>
+        </w:tblPrEx>
+        <w:tc>
+          <w:tcPr>
+            <w:tcW w:w="1640" w:type="dxa"/>
+            <w:tcBorders>
+              <w:top w:val="single" w:sz="1" w:space="0" w:color="E5E7EB"/>
+              <w:left w:val="single" w:sz="1" w:space="0" w:color="E5E7EB"/>
+              <w:bottom w:val="single" w:sz="1" w:space="0" w:color="E5E7EB"/>
+              <w:right w:val="single" w:sz="1" w:space="0" w:color="E5E7EB"/>
+            </w:tcBorders>
+            <w:shd w:val="clear" w:color="auto" w:fill="FAFAFA"/>
+            <w:tcMar>
+              <w:top w:w="100" w:type="dxa"/>
+              <w:left w:w="120" w:type="dxa"/>
+              <w:bottom w:w="100" w:type="dxa"/>
+              <w:right w:w="100" w:type="dxa"/>
+            </w:tcMar>
+          </w:tcPr>
+          <w:p>
+            <w:r>
+              <w:rPr>
+                <w:b/>
+                <w:bCs/>
+                <w:sz w:val="18"/>
+                <w:szCs w:val="18"/>
+              </w:rPr>
+              <w:t>History</w:t>
+            </w:r>
+          </w:p>
+        </w:tc>
+        <w:tc>
+          <w:tcPr>
+            <w:tcW w:w="1020" w:type="dxa"/>
+            <w:tcBorders>
+              <w:top w:val="single" w:sz="1" w:space="0" w:color="E5E7EB"/>
+              <w:left w:val="single" w:sz="1" w:space="0" w:color="E5E7EB"/>
+              <w:bottom w:val="single" w:sz="1" w:space="0" w:color="E5E7EB"/>
+              <w:right w:val="single" w:sz="1" w:space="0" w:color="E5E7EB"/>
+            </w:tcBorders>
+            <w:tcMar>
+              <w:top w:w="100" w:type="dxa"/>
+              <w:left w:w="80" w:type="dxa"/>
+              <w:bottom w:w="100" w:type="dxa"/>
+              <w:right w:w="80" w:type="dxa"/>
+            </w:tcMar>
+          </w:tcPr>
+          <w:tbl>
+            <w:tblPr>
+              <w:tblW w:w="860" w:type="dxa"/>
+              <w:tblBorders>
+                <w:top w:val="none" w:sz="0" w:space="0" w:color="FFFFFF"/>
+                <w:left w:val="none" w:sz="0" w:space="0" w:color="FFFFFF"/>
+                <w:bottom w:val="none" w:sz="0" w:space="0" w:color="FFFFFF"/>
+                <w:right w:val="none" w:sz="0" w:space="0" w:color="FFFFFF"/>
+                <w:insideH w:val="single" w:sz="4" w:space="0" w:color="auto"/>
+                <w:insideV w:val="single" w:sz="4" w:space="0" w:color="auto"/>
+              </w:tblBorders>
+              <w:tblCellMar>
+                <w:left w:w="10" w:type="dxa"/>
+                <w:right w:w="10" w:type="dxa"/>
+              </w:tblCellMar>
+              <w:tblLook w:val="04A0" w:firstRow="1" w:lastRow="0" w:firstColumn="1" w:lastColumn="0" w:noHBand="0" w:noVBand="1"/>
             </w:tblPr>
             <w:tblGrid>
               <w:gridCol w:w="860"/>
@@ -742,43 +1432,61 @@
                 <w:b/>
                 <w:bCs/>
               </w:rPr>
-              <w:t>Banner visibility tied to auth state</w:t>
-            </w:r>
-          </w:p>
-          <w:p>
-            <w:pPr>
-              <w:pStyle w:val="ListParagraph"/>
-              <w:numPr>
-                <w:ilvl w:val="0"/>
-                <w:numId w:val="2"/>
-              </w:numPr>
-              <w:spacing w:after="50"/>
-            </w:pPr>
-            <w:r>
-              <w:rPr>
-                <w:color w:val="6B7280"/>
-                <w:sz w:val="19"/>
-                <w:szCs w:val="19"/>
-              </w:rPr>
-              <w:t>Banner hides automatically after the user signs in.</w:t>
-            </w:r>
-          </w:p>
-          <w:p>
-            <w:pPr>
-              <w:pStyle w:val="ListParagraph"/>
-              <w:numPr>
-                <w:ilvl w:val="0"/>
-                <w:numId w:val="2"/>
-              </w:numPr>
-              <w:spacing w:after="50"/>
-            </w:pPr>
-            <w:r>
-              <w:rPr>
-                <w:color w:val="6B7280"/>
-                <w:sz w:val="19"/>
-                <w:szCs w:val="19"/>
-              </w:rPr>
-              <w:t>Banner reappears when the user signs out.</w:t>
+              <w:t>Row layout and badge behaviour</w:t>
+            </w:r>
+          </w:p>
+          <w:p>
+            <w:pPr>
+              <w:pStyle w:val="ListParagraph"/>
+              <w:numPr>
+                <w:ilvl w:val="0"/>
+                <w:numId w:val="2"/>
+              </w:numPr>
+              <w:spacing w:after="50"/>
+            </w:pPr>
+            <w:r>
+              <w:rPr>
+                <w:color w:val="6B7280"/>
+                <w:sz w:val="19"/>
+                <w:szCs w:val="19"/>
+              </w:rPr>
+              <w:t>Timestamp moved to line 3 (was inline with type on line 2).</w:t>
+            </w:r>
+          </w:p>
+          <w:p>
+            <w:pPr>
+              <w:pStyle w:val="ListParagraph"/>
+              <w:numPr>
+                <w:ilvl w:val="0"/>
+                <w:numId w:val="2"/>
+              </w:numPr>
+              <w:spacing w:after="50"/>
+            </w:pPr>
+            <w:r>
+              <w:rPr>
+                <w:color w:val="6B7280"/>
+                <w:sz w:val="19"/>
+                <w:szCs w:val="19"/>
+              </w:rPr>
+              <w:t>Done / Failed badges and timestamp share line 3 in a flex row.</w:t>
+            </w:r>
+          </w:p>
+          <w:p>
+            <w:pPr>
+              <w:pStyle w:val="ListParagraph"/>
+              <w:numPr>
+                <w:ilvl w:val="0"/>
+                <w:numId w:val="2"/>
+              </w:numPr>
+              <w:spacing w:after="50"/>
+            </w:pPr>
+            <w:r>
+              <w:rPr>
+                <w:color w:val="6B7280"/>
+                <w:sz w:val="19"/>
+                <w:szCs w:val="19"/>
+              </w:rPr>
+              <w:t>Done badge disappears when user taps to play the item (row replaced with timestamp only).</w:t>
             </w:r>
           </w:p>
         </w:tc>
@@ -815,7 +1523,7 @@
                 <w:sz w:val="18"/>
                 <w:szCs w:val="18"/>
               </w:rPr>
-              <w:t>Explore Home</w:t>
+              <w:t>Account</w:t>
             </w:r>
           </w:p>
         </w:tc>
@@ -850,7 +1558,7 @@
                 <w:left w:w="10" w:type="dxa"/>
                 <w:right w:w="10" w:type="dxa"/>
               </w:tblCellMar>
-              <w:tblLook w:val="0000" w:firstRow="0" w:lastRow="0" w:firstColumn="0" w:lastColumn="0" w:noHBand="0" w:noVBand="0"/>
+              <w:tblLook w:val="04A0" w:firstRow="1" w:lastRow="0" w:firstColumn="1" w:lastColumn="0" w:noHBand="0" w:noVBand="1"/>
             </w:tblPr>
             <w:tblGrid>
               <w:gridCol w:w="860"/>
@@ -924,43 +1632,25 @@
                 <w:b/>
                 <w:bCs/>
               </w:rPr>
-              <w:t>Sign-in source routing</w:t>
-            </w:r>
-          </w:p>
-          <w:p>
-            <w:pPr>
-              <w:pStyle w:val="ListParagraph"/>
-              <w:numPr>
-                <w:ilvl w:val="0"/>
-                <w:numId w:val="2"/>
-              </w:numPr>
-              <w:spacing w:after="50"/>
-            </w:pPr>
-            <w:r>
-              <w:rPr>
-                <w:color w:val="6B7280"/>
-                <w:sz w:val="19"/>
-                <w:szCs w:val="19"/>
-              </w:rPr>
-              <w:t>Signing in via the Home banner keeps the user on the Explore home page.</w:t>
-            </w:r>
-          </w:p>
-          <w:p>
-            <w:pPr>
-              <w:pStyle w:val="ListParagraph"/>
-              <w:numPr>
-                <w:ilvl w:val="0"/>
-                <w:numId w:val="2"/>
-              </w:numPr>
-              <w:spacing w:after="50"/>
-            </w:pPr>
-            <w:r>
-              <w:rPr>
-                <w:color w:val="6B7280"/>
-                <w:sz w:val="19"/>
-                <w:szCs w:val="19"/>
-              </w:rPr>
-              <w:t>Signing in via the Account button navigates to the Account / Profile page after success.</w:t>
+              <w:t>Muse Pro validity date</w:t>
+            </w:r>
+          </w:p>
+          <w:p>
+            <w:pPr>
+              <w:pStyle w:val="ListParagraph"/>
+              <w:numPr>
+                <w:ilvl w:val="0"/>
+                <w:numId w:val="2"/>
+              </w:numPr>
+              <w:spacing w:after="50"/>
+            </w:pPr>
+            <w:r>
+              <w:rPr>
+                <w:color w:val="6B7280"/>
+                <w:sz w:val="19"/>
+                <w:szCs w:val="19"/>
+              </w:rPr>
+              <w:t>"Active" status label replaced with "Validity: 2026-08-10" on the Muse Pro list item.</w:t>
             </w:r>
           </w:p>
         </w:tc>
@@ -997,7 +1687,7 @@
                 <w:sz w:val="18"/>
                 <w:szCs w:val="18"/>
               </w:rPr>
-              <w:t>Explore Home</w:t>
+              <w:t>Edit Profile</w:t>
             </w:r>
           </w:p>
         </w:tc>
@@ -1032,7 +1722,243 @@
                 <w:left w:w="10" w:type="dxa"/>
                 <w:right w:w="10" w:type="dxa"/>
               </w:tblCellMar>
-              <w:tblLook w:val="0000" w:firstRow="0" w:lastRow="0" w:firstColumn="0" w:lastColumn="0" w:noHBand="0" w:noVBand="0"/>
+              <w:tblLook w:val="04A0" w:firstRow="1" w:lastRow="0" w:firstColumn="1" w:lastColumn="0" w:noHBand="0" w:noVBand="1"/>
+            </w:tblPr>
+            <w:tblGrid>
+              <w:gridCol w:w="860"/>
+            </w:tblGrid>
+            <w:tr>
+              <w:tblPrEx>
+                <w:tblCellMar>
+                  <w:top w:w="0" w:type="dxa"/>
+                  <w:bottom w:w="0" w:type="dxa"/>
+                </w:tblCellMar>
+              </w:tblPrEx>
+              <w:tc>
+                <w:tcPr>
+                  <w:tcW w:w="860" w:type="dxa"/>
+                  <w:tcBorders>
+                    <w:top w:val="none" w:sz="0" w:space="0" w:color="FFFFFF"/>
+                    <w:left w:val="none" w:sz="0" w:space="0" w:color="FFFFFF"/>
+                    <w:bottom w:val="none" w:sz="0" w:space="0" w:color="FFFFFF"/>
+                    <w:right w:val="none" w:sz="0" w:space="0" w:color="FFFFFF"/>
+                  </w:tcBorders>
+                  <w:shd w:val="clear" w:color="auto" w:fill="7C3AED"/>
+                  <w:tcMar>
+                    <w:top w:w="60" w:type="dxa"/>
+                    <w:left w:w="80" w:type="dxa"/>
+                    <w:bottom w:w="60" w:type="dxa"/>
+                    <w:right w:w="80" w:type="dxa"/>
+                  </w:tcMar>
+                </w:tcPr>
+                <w:p>
+                  <w:pPr>
+                    <w:jc w:val="center"/>
+                  </w:pPr>
+                  <w:r>
+                    <w:rPr>
+                      <w:b/>
+                      <w:bCs/>
+                      <w:color w:val="FFFFFF"/>
+                      <w:sz w:val="15"/>
+                      <w:szCs w:val="15"/>
+                    </w:rPr>
+                    <w:t>NEW</w:t>
+                  </w:r>
+                </w:p>
+              </w:tc>
+            </w:tr>
+          </w:tbl>
+          <w:p/>
+        </w:tc>
+        <w:tc>
+          <w:tcPr>
+            <w:tcW w:w="6700" w:type="dxa"/>
+            <w:tcBorders>
+              <w:top w:val="single" w:sz="1" w:space="0" w:color="E5E7EB"/>
+              <w:left w:val="single" w:sz="1" w:space="0" w:color="E5E7EB"/>
+              <w:bottom w:val="single" w:sz="1" w:space="0" w:color="E5E7EB"/>
+              <w:right w:val="single" w:sz="1" w:space="0" w:color="E5E7EB"/>
+            </w:tcBorders>
+            <w:tcMar>
+              <w:top w:w="100" w:type="dxa"/>
+              <w:left w:w="140" w:type="dxa"/>
+              <w:bottom w:w="100" w:type="dxa"/>
+              <w:right w:w="100" w:type="dxa"/>
+            </w:tcMar>
+          </w:tcPr>
+          <w:p>
+            <w:pPr>
+              <w:spacing w:after="80"/>
+            </w:pPr>
+            <w:r>
+              <w:rPr>
+                <w:b/>
+                <w:bCs/>
+              </w:rPr>
+              <w:t>Users can now edit their profile</w:t>
+            </w:r>
+          </w:p>
+          <w:p>
+            <w:pPr>
+              <w:pStyle w:val="ListParagraph"/>
+              <w:numPr>
+                <w:ilvl w:val="0"/>
+                <w:numId w:val="2"/>
+              </w:numPr>
+              <w:spacing w:after="50"/>
+            </w:pPr>
+            <w:r>
+              <w:rPr>
+                <w:color w:val="6B7280"/>
+                <w:sz w:val="19"/>
+                <w:szCs w:val="19"/>
+              </w:rPr>
+              <w:t>Tap the edit icon on the Account page to open the Edit Profile sheet.</w:t>
+            </w:r>
+          </w:p>
+          <w:p>
+            <w:pPr>
+              <w:pStyle w:val="ListParagraph"/>
+              <w:numPr>
+                <w:ilvl w:val="0"/>
+                <w:numId w:val="2"/>
+              </w:numPr>
+              <w:spacing w:after="50"/>
+            </w:pPr>
+            <w:r>
+              <w:rPr>
+                <w:color w:val="6B7280"/>
+                <w:sz w:val="19"/>
+                <w:szCs w:val="19"/>
+              </w:rPr>
+              <w:t>Nickname: editable text input — users can update their display name; saved changes reflect immediately on the Account screen.</w:t>
+            </w:r>
+          </w:p>
+          <w:p>
+            <w:pPr>
+              <w:pStyle w:val="ListParagraph"/>
+              <w:numPr>
+                <w:ilvl w:val="0"/>
+                <w:numId w:val="2"/>
+              </w:numPr>
+              <w:spacing w:after="50"/>
+            </w:pPr>
+            <w:r>
+              <w:rPr>
+                <w:color w:val="6B7280"/>
+                <w:sz w:val="19"/>
+                <w:szCs w:val="19"/>
+              </w:rPr>
+              <w:t>Photo: tap the avatar circle or "Change Photo" to select a portrait photo; camera badge is overlaid at the lower-right of the avatar.</w:t>
+            </w:r>
+          </w:p>
+          <w:p>
+            <w:pPr>
+              <w:pStyle w:val="ListParagraph"/>
+              <w:numPr>
+                <w:ilvl w:val="0"/>
+                <w:numId w:val="2"/>
+              </w:numPr>
+              <w:spacing w:after="50"/>
+            </w:pPr>
+            <w:r>
+              <w:rPr>
+                <w:color w:val="6B7280"/>
+                <w:sz w:val="19"/>
+                <w:szCs w:val="19"/>
+              </w:rPr>
+              <w:t>Done button activates (turns purple) once a photo is selected; dimmed by default.</w:t>
+            </w:r>
+          </w:p>
+          <w:p>
+            <w:pPr>
+              <w:pStyle w:val="ListParagraph"/>
+              <w:numPr>
+                <w:ilvl w:val="0"/>
+                <w:numId w:val="2"/>
+              </w:numPr>
+              <w:spacing w:after="50"/>
+            </w:pPr>
+            <w:r>
+              <w:rPr>
+                <w:color w:val="6B7280"/>
+                <w:sz w:val="19"/>
+                <w:szCs w:val="19"/>
+              </w:rPr>
+              <w:t>Tapping Save applies both nickname and photo changes to the Account screen.</w:t>
+            </w:r>
+          </w:p>
+        </w:tc>
+      </w:tr>
+      <w:tr>
+        <w:tblPrEx>
+          <w:tblCellMar>
+            <w:top w:w="0" w:type="dxa"/>
+            <w:bottom w:w="0" w:type="dxa"/>
+          </w:tblCellMar>
+        </w:tblPrEx>
+        <w:tc>
+          <w:tcPr>
+            <w:tcW w:w="1640" w:type="dxa"/>
+            <w:tcBorders>
+              <w:top w:val="single" w:sz="1" w:space="0" w:color="E5E7EB"/>
+              <w:left w:val="single" w:sz="1" w:space="0" w:color="E5E7EB"/>
+              <w:bottom w:val="single" w:sz="1" w:space="0" w:color="E5E7EB"/>
+              <w:right w:val="single" w:sz="1" w:space="0" w:color="E5E7EB"/>
+            </w:tcBorders>
+            <w:shd w:val="clear" w:color="auto" w:fill="FAFAFA"/>
+            <w:tcMar>
+              <w:top w:w="100" w:type="dxa"/>
+              <w:left w:w="120" w:type="dxa"/>
+              <w:bottom w:w="100" w:type="dxa"/>
+              <w:right w:w="100" w:type="dxa"/>
+            </w:tcMar>
+          </w:tcPr>
+          <w:p>
+            <w:r>
+              <w:rPr>
+                <w:b/>
+                <w:bCs/>
+                <w:sz w:val="18"/>
+                <w:szCs w:val="18"/>
+              </w:rPr>
+              <w:t>New MVs See All</w:t>
+            </w:r>
+          </w:p>
+        </w:tc>
+        <w:tc>
+          <w:tcPr>
+            <w:tcW w:w="1020" w:type="dxa"/>
+            <w:tcBorders>
+              <w:top w:val="single" w:sz="1" w:space="0" w:color="E5E7EB"/>
+              <w:left w:val="single" w:sz="1" w:space="0" w:color="E5E7EB"/>
+              <w:bottom w:val="single" w:sz="1" w:space="0" w:color="E5E7EB"/>
+              <w:right w:val="single" w:sz="1" w:space="0" w:color="E5E7EB"/>
+            </w:tcBorders>
+            <w:tcMar>
+              <w:top w:w="100" w:type="dxa"/>
+              <w:left w:w="80" w:type="dxa"/>
+              <w:bottom w:w="100" w:type="dxa"/>
+              <w:right w:w="80" w:type="dxa"/>
+            </w:tcMar>
+          </w:tcPr>
+          <w:tbl>
+            <w:tblPr>
+              <w:tblW w:w="860" w:type="dxa"/>
+              <w:tblBorders>
+                <w:top w:val="none" w:sz="0" w:space="0" w:color="FFFFFF"/>
+                <w:left w:val="none" w:sz="0" w:space="0" w:color="FFFFFF"/>
+                <w:bottom w:val="none" w:sz="0" w:space="0" w:color="FFFFFF"/>
+                <w:right w:val="none" w:sz="0" w:space="0" w:color="FFFFFF"/>
+                <w:insideH w:val="single" w:sz="4" w:space="0" w:color="auto"/>
+                <w:insideV w:val="single" w:sz="4" w:space="0" w:color="auto"/>
+              </w:tblBorders>
+              <w:tblCellMar>
+                <w:left w:w="10" w:type="dxa"/>
+                <w:right w:w="10" w:type="dxa"/>
+              </w:tblCellMar>
+              <w:tblLook w:val="04A0" w:firstRow="1" w:lastRow="0" w:firstColumn="1" w:lastColumn="0" w:noHBand="0" w:noVBand="1"/>
             </w:tblPr>
             <w:tblGrid>
               <w:gridCol w:w="860"/>
@@ -1106,863 +2032,79 @@
                 <w:b/>
                 <w:bCs/>
               </w:rPr>
-              <w:t>New / Hot labels on template cards</w:t>
-            </w:r>
-          </w:p>
-          <w:p>
-            <w:pPr>
-              <w:pStyle w:val="ListParagraph"/>
-              <w:numPr>
-                <w:ilvl w:val="0"/>
-                <w:numId w:val="2"/>
-              </w:numPr>
-              <w:spacing w:after="50"/>
-            </w:pPr>
-            <w:r>
-              <w:rPr>
-                <w:color w:val="6B7280"/>
-                <w:sz w:val="19"/>
-                <w:szCs w:val="19"/>
-              </w:rPr>
-              <w:t>MV template cards and Song cards now display "NEW" and "HOT" badge labels where applicable.</w:t>
-            </w:r>
-          </w:p>
-          <w:p>
-            <w:pPr>
-              <w:pStyle w:val="ListParagraph"/>
-              <w:numPr>
-                <w:ilvl w:val="0"/>
-                <w:numId w:val="2"/>
-              </w:numPr>
-              <w:spacing w:after="50"/>
-            </w:pPr>
-            <w:r>
-              <w:rPr>
-                <w:color w:val="6B7280"/>
-                <w:sz w:val="19"/>
-                <w:szCs w:val="19"/>
-              </w:rPr>
-              <w:t>Helps surface trending and recently added content at a glance.</w:t>
-            </w:r>
-          </w:p>
-        </w:tc>
-      </w:tr>
-      <w:tr>
-        <w:tblPrEx>
-          <w:tblCellMar>
-            <w:top w:w="0" w:type="dxa"/>
-            <w:bottom w:w="0" w:type="dxa"/>
-          </w:tblCellMar>
-        </w:tblPrEx>
-        <w:tc>
-          <w:tcPr>
-            <w:tcW w:w="1640" w:type="dxa"/>
-            <w:tcBorders>
-              <w:top w:val="single" w:sz="1" w:space="0" w:color="E5E7EB"/>
-              <w:left w:val="single" w:sz="1" w:space="0" w:color="E5E7EB"/>
-              <w:bottom w:val="single" w:sz="1" w:space="0" w:color="E5E7EB"/>
-              <w:right w:val="single" w:sz="1" w:space="0" w:color="E5E7EB"/>
-            </w:tcBorders>
-            <w:shd w:val="clear" w:color="auto" w:fill="FAFAFA"/>
-            <w:tcMar>
-              <w:top w:w="100" w:type="dxa"/>
-              <w:left w:w="120" w:type="dxa"/>
-              <w:bottom w:w="100" w:type="dxa"/>
-              <w:right w:w="100" w:type="dxa"/>
-            </w:tcMar>
-          </w:tcPr>
-          <w:p>
-            <w:r>
-              <w:rPr>
-                <w:b/>
-                <w:bCs/>
-                <w:sz w:val="18"/>
-                <w:szCs w:val="18"/>
-              </w:rPr>
-              <w:t>Explore Home</w:t>
-            </w:r>
-          </w:p>
-        </w:tc>
-        <w:tc>
-          <w:tcPr>
-            <w:tcW w:w="1020" w:type="dxa"/>
-            <w:tcBorders>
-              <w:top w:val="single" w:sz="1" w:space="0" w:color="E5E7EB"/>
-              <w:left w:val="single" w:sz="1" w:space="0" w:color="E5E7EB"/>
-              <w:bottom w:val="single" w:sz="1" w:space="0" w:color="E5E7EB"/>
-              <w:right w:val="single" w:sz="1" w:space="0" w:color="E5E7EB"/>
-            </w:tcBorders>
-            <w:tcMar>
-              <w:top w:w="100" w:type="dxa"/>
-              <w:left w:w="80" w:type="dxa"/>
-              <w:bottom w:w="100" w:type="dxa"/>
-              <w:right w:w="80" w:type="dxa"/>
-            </w:tcMar>
-          </w:tcPr>
-          <w:tbl>
-            <w:tblPr>
-              <w:tblW w:w="860" w:type="dxa"/>
-              <w:tblBorders>
-                <w:top w:val="none" w:sz="0" w:space="0" w:color="FFFFFF"/>
-                <w:left w:val="none" w:sz="0" w:space="0" w:color="FFFFFF"/>
-                <w:bottom w:val="none" w:sz="0" w:space="0" w:color="FFFFFF"/>
-                <w:right w:val="none" w:sz="0" w:space="0" w:color="FFFFFF"/>
-                <w:insideH w:val="single" w:sz="4" w:space="0" w:color="auto"/>
-                <w:insideV w:val="single" w:sz="4" w:space="0" w:color="auto"/>
-              </w:tblBorders>
-              <w:tblCellMar>
-                <w:left w:w="10" w:type="dxa"/>
-                <w:right w:w="10" w:type="dxa"/>
-              </w:tblCellMar>
-              <w:tblLook w:val="0000" w:firstRow="0" w:lastRow="0" w:firstColumn="0" w:lastColumn="0" w:noHBand="0" w:noVBand="0"/>
-            </w:tblPr>
-            <w:tblGrid>
-              <w:gridCol w:w="860"/>
-            </w:tblGrid>
-            <w:tr>
-              <w:tblPrEx>
-                <w:tblCellMar>
-                  <w:top w:w="0" w:type="dxa"/>
-                  <w:bottom w:w="0" w:type="dxa"/>
-                </w:tblCellMar>
-              </w:tblPrEx>
-              <w:tc>
-                <w:tcPr>
-                  <w:tcW w:w="860" w:type="dxa"/>
-                  <w:tcBorders>
-                    <w:top w:val="none" w:sz="0" w:space="0" w:color="FFFFFF"/>
-                    <w:left w:val="none" w:sz="0" w:space="0" w:color="FFFFFF"/>
-                    <w:bottom w:val="none" w:sz="0" w:space="0" w:color="FFFFFF"/>
-                    <w:right w:val="none" w:sz="0" w:space="0" w:color="FFFFFF"/>
-                  </w:tcBorders>
-                  <w:shd w:val="clear" w:color="auto" w:fill="059669"/>
-                  <w:tcMar>
-                    <w:top w:w="60" w:type="dxa"/>
-                    <w:left w:w="80" w:type="dxa"/>
-                    <w:bottom w:w="60" w:type="dxa"/>
-                    <w:right w:w="80" w:type="dxa"/>
-                  </w:tcMar>
-                </w:tcPr>
-                <w:p>
-                  <w:pPr>
-                    <w:jc w:val="center"/>
-                  </w:pPr>
-                  <w:r>
-                    <w:rPr>
-                      <w:b/>
-                      <w:bCs/>
-                      <w:color w:val="FFFFFF"/>
-                      <w:sz w:val="15"/>
-                      <w:szCs w:val="15"/>
-                    </w:rPr>
-                    <w:t>UX</w:t>
-                  </w:r>
-                </w:p>
-              </w:tc>
-            </w:tr>
-          </w:tbl>
-          <w:p/>
-        </w:tc>
-        <w:tc>
-          <w:tcPr>
-            <w:tcW w:w="6700" w:type="dxa"/>
-            <w:tcBorders>
-              <w:top w:val="single" w:sz="1" w:space="0" w:color="E5E7EB"/>
-              <w:left w:val="single" w:sz="1" w:space="0" w:color="E5E7EB"/>
-              <w:bottom w:val="single" w:sz="1" w:space="0" w:color="E5E7EB"/>
-              <w:right w:val="single" w:sz="1" w:space="0" w:color="E5E7EB"/>
-            </w:tcBorders>
-            <w:tcMar>
-              <w:top w:w="100" w:type="dxa"/>
-              <w:left w:w="140" w:type="dxa"/>
-              <w:bottom w:w="100" w:type="dxa"/>
-              <w:right w:w="100" w:type="dxa"/>
-            </w:tcMar>
-          </w:tcPr>
-          <w:p>
-            <w:pPr>
-              <w:spacing w:after="80"/>
-            </w:pPr>
-            <w:r>
-              <w:rPr>
-                <w:b/>
-                <w:bCs/>
-              </w:rPr>
-              <w:t>Notification red dot on History tab</w:t>
-            </w:r>
-          </w:p>
-          <w:p>
-            <w:pPr>
-              <w:pStyle w:val="ListParagraph"/>
-              <w:numPr>
-                <w:ilvl w:val="0"/>
-                <w:numId w:val="2"/>
-              </w:numPr>
-              <w:spacing w:after="50"/>
-            </w:pPr>
-            <w:r>
-              <w:rPr>
-                <w:color w:val="6B7280"/>
-                <w:sz w:val="19"/>
-                <w:szCs w:val="19"/>
-              </w:rPr>
-              <w:t>A red dot indicator appears on the History tab in the bottom navigation when there is a new notice (e.g. a generation has completed).</w:t>
-            </w:r>
-          </w:p>
-          <w:p>
-            <w:pPr>
-              <w:pStyle w:val="ListParagraph"/>
-              <w:numPr>
-                <w:ilvl w:val="0"/>
-                <w:numId w:val="2"/>
-              </w:numPr>
-              <w:spacing w:after="50"/>
-            </w:pPr>
-            <w:r>
-              <w:rPr>
-                <w:color w:val="6B7280"/>
-                <w:sz w:val="19"/>
-                <w:szCs w:val="19"/>
-              </w:rPr>
-              <w:t>Draws user attention back to the History tab without interrupting the current flow.</w:t>
-            </w:r>
-          </w:p>
-        </w:tc>
-      </w:tr>
-      <w:tr>
-        <w:tblPrEx>
-          <w:tblCellMar>
-            <w:top w:w="0" w:type="dxa"/>
-            <w:bottom w:w="0" w:type="dxa"/>
-          </w:tblCellMar>
-        </w:tblPrEx>
-        <w:tc>
-          <w:tcPr>
-            <w:tcW w:w="1640" w:type="dxa"/>
-            <w:tcBorders>
-              <w:top w:val="single" w:sz="1" w:space="0" w:color="E5E7EB"/>
-              <w:left w:val="single" w:sz="1" w:space="0" w:color="E5E7EB"/>
-              <w:bottom w:val="single" w:sz="1" w:space="0" w:color="E5E7EB"/>
-              <w:right w:val="single" w:sz="1" w:space="0" w:color="E5E7EB"/>
-            </w:tcBorders>
-            <w:shd w:val="clear" w:color="auto" w:fill="FAFAFA"/>
-            <w:tcMar>
-              <w:top w:w="100" w:type="dxa"/>
-              <w:left w:w="120" w:type="dxa"/>
-              <w:bottom w:w="100" w:type="dxa"/>
-              <w:right w:w="100" w:type="dxa"/>
-            </w:tcMar>
-          </w:tcPr>
-          <w:p>
-            <w:r>
-              <w:rPr>
-                <w:b/>
-                <w:bCs/>
-                <w:sz w:val="18"/>
-                <w:szCs w:val="18"/>
-              </w:rPr>
-              <w:t>Account</w:t>
-            </w:r>
-          </w:p>
-        </w:tc>
-        <w:tc>
-          <w:tcPr>
-            <w:tcW w:w="1020" w:type="dxa"/>
-            <w:tcBorders>
-              <w:top w:val="single" w:sz="1" w:space="0" w:color="E5E7EB"/>
-              <w:left w:val="single" w:sz="1" w:space="0" w:color="E5E7EB"/>
-              <w:bottom w:val="single" w:sz="1" w:space="0" w:color="E5E7EB"/>
-              <w:right w:val="single" w:sz="1" w:space="0" w:color="E5E7EB"/>
-            </w:tcBorders>
-            <w:tcMar>
-              <w:top w:w="100" w:type="dxa"/>
-              <w:left w:w="80" w:type="dxa"/>
-              <w:bottom w:w="100" w:type="dxa"/>
-              <w:right w:w="80" w:type="dxa"/>
-            </w:tcMar>
-          </w:tcPr>
-          <w:tbl>
-            <w:tblPr>
-              <w:tblW w:w="860" w:type="dxa"/>
-              <w:tblBorders>
-                <w:top w:val="none" w:sz="0" w:space="0" w:color="FFFFFF"/>
-                <w:left w:val="none" w:sz="0" w:space="0" w:color="FFFFFF"/>
-                <w:bottom w:val="none" w:sz="0" w:space="0" w:color="FFFFFF"/>
-                <w:right w:val="none" w:sz="0" w:space="0" w:color="FFFFFF"/>
-                <w:insideH w:val="single" w:sz="4" w:space="0" w:color="auto"/>
-                <w:insideV w:val="single" w:sz="4" w:space="0" w:color="auto"/>
-              </w:tblBorders>
-              <w:tblCellMar>
-                <w:left w:w="10" w:type="dxa"/>
-                <w:right w:w="10" w:type="dxa"/>
-              </w:tblCellMar>
-              <w:tblLook w:val="0000" w:firstRow="0" w:lastRow="0" w:firstColumn="0" w:lastColumn="0" w:noHBand="0" w:noVBand="0"/>
-            </w:tblPr>
-            <w:tblGrid>
-              <w:gridCol w:w="860"/>
-            </w:tblGrid>
-            <w:tr>
-              <w:tblPrEx>
-                <w:tblCellMar>
-                  <w:top w:w="0" w:type="dxa"/>
-                  <w:bottom w:w="0" w:type="dxa"/>
-                </w:tblCellMar>
-              </w:tblPrEx>
-              <w:tc>
-                <w:tcPr>
-                  <w:tcW w:w="860" w:type="dxa"/>
-                  <w:tcBorders>
-                    <w:top w:val="none" w:sz="0" w:space="0" w:color="FFFFFF"/>
-                    <w:left w:val="none" w:sz="0" w:space="0" w:color="FFFFFF"/>
-                    <w:bottom w:val="none" w:sz="0" w:space="0" w:color="FFFFFF"/>
-                    <w:right w:val="none" w:sz="0" w:space="0" w:color="FFFFFF"/>
-                  </w:tcBorders>
-                  <w:shd w:val="clear" w:color="auto" w:fill="059669"/>
-                  <w:tcMar>
-                    <w:top w:w="60" w:type="dxa"/>
-                    <w:left w:w="80" w:type="dxa"/>
-                    <w:bottom w:w="60" w:type="dxa"/>
-                    <w:right w:w="80" w:type="dxa"/>
-                  </w:tcMar>
-                </w:tcPr>
-                <w:p>
-                  <w:pPr>
-                    <w:jc w:val="center"/>
-                  </w:pPr>
-                  <w:r>
-                    <w:rPr>
-                      <w:b/>
-                      <w:bCs/>
-                      <w:color w:val="FFFFFF"/>
-                      <w:sz w:val="15"/>
-                      <w:szCs w:val="15"/>
-                    </w:rPr>
-                    <w:t>UX</w:t>
-                  </w:r>
-                </w:p>
-              </w:tc>
-            </w:tr>
-          </w:tbl>
-          <w:p/>
-        </w:tc>
-        <w:tc>
-          <w:tcPr>
-            <w:tcW w:w="6700" w:type="dxa"/>
-            <w:tcBorders>
-              <w:top w:val="single" w:sz="1" w:space="0" w:color="E5E7EB"/>
-              <w:left w:val="single" w:sz="1" w:space="0" w:color="E5E7EB"/>
-              <w:bottom w:val="single" w:sz="1" w:space="0" w:color="E5E7EB"/>
-              <w:right w:val="single" w:sz="1" w:space="0" w:color="E5E7EB"/>
-            </w:tcBorders>
-            <w:tcMar>
-              <w:top w:w="100" w:type="dxa"/>
-              <w:left w:w="140" w:type="dxa"/>
-              <w:bottom w:w="100" w:type="dxa"/>
-              <w:right w:w="100" w:type="dxa"/>
-            </w:tcMar>
-          </w:tcPr>
-          <w:p>
-            <w:pPr>
-              <w:spacing w:after="80"/>
-            </w:pPr>
-            <w:r>
-              <w:rPr>
-                <w:b/>
-                <w:bCs/>
-              </w:rPr>
-              <w:t>Language option removed</w:t>
-            </w:r>
-          </w:p>
-          <w:p>
-            <w:pPr>
-              <w:pStyle w:val="ListParagraph"/>
-              <w:numPr>
-                <w:ilvl w:val="0"/>
-                <w:numId w:val="2"/>
-              </w:numPr>
-              <w:spacing w:after="50"/>
-            </w:pPr>
-            <w:r>
-              <w:rPr>
-                <w:color w:val="6B7280"/>
-                <w:sz w:val="19"/>
-                <w:szCs w:val="19"/>
-              </w:rPr>
-              <w:lastRenderedPageBreak/>
-              <w:t>The Language selection row has been removed from the Account screen.</w:t>
-            </w:r>
-          </w:p>
-          <w:p>
-            <w:pPr>
-              <w:pStyle w:val="ListParagraph"/>
-              <w:numPr>
-                <w:ilvl w:val="0"/>
-                <w:numId w:val="2"/>
-              </w:numPr>
-              <w:spacing w:after="50"/>
-            </w:pPr>
-            <w:r>
-              <w:rPr>
-                <w:color w:val="6B7280"/>
-                <w:sz w:val="19"/>
-                <w:szCs w:val="19"/>
-              </w:rPr>
-              <w:t>Reduces settings clutter; language handling will be addressed separately.</w:t>
-            </w:r>
-          </w:p>
-        </w:tc>
-      </w:tr>
-      <w:tr>
-        <w:tblPrEx>
-          <w:tblCellMar>
-            <w:top w:w="0" w:type="dxa"/>
-            <w:bottom w:w="0" w:type="dxa"/>
-          </w:tblCellMar>
-        </w:tblPrEx>
-        <w:tc>
-          <w:tcPr>
-            <w:tcW w:w="1640" w:type="dxa"/>
-            <w:tcBorders>
-              <w:top w:val="single" w:sz="1" w:space="0" w:color="E5E7EB"/>
-              <w:left w:val="single" w:sz="1" w:space="0" w:color="E5E7EB"/>
-              <w:bottom w:val="single" w:sz="1" w:space="0" w:color="E5E7EB"/>
-              <w:right w:val="single" w:sz="1" w:space="0" w:color="E5E7EB"/>
-            </w:tcBorders>
-            <w:shd w:val="clear" w:color="auto" w:fill="FAFAFA"/>
-            <w:tcMar>
-              <w:top w:w="100" w:type="dxa"/>
-              <w:left w:w="120" w:type="dxa"/>
-              <w:bottom w:w="100" w:type="dxa"/>
-              <w:right w:w="100" w:type="dxa"/>
-            </w:tcMar>
-          </w:tcPr>
-          <w:p>
-            <w:r>
-              <w:rPr>
-                <w:b/>
-                <w:bCs/>
-                <w:sz w:val="18"/>
-                <w:szCs w:val="18"/>
-              </w:rPr>
-              <w:lastRenderedPageBreak/>
-              <w:t>AI Song Create Room</w:t>
-            </w:r>
-          </w:p>
-        </w:tc>
-        <w:tc>
-          <w:tcPr>
-            <w:tcW w:w="1020" w:type="dxa"/>
-            <w:tcBorders>
-              <w:top w:val="single" w:sz="1" w:space="0" w:color="E5E7EB"/>
-              <w:left w:val="single" w:sz="1" w:space="0" w:color="E5E7EB"/>
-              <w:bottom w:val="single" w:sz="1" w:space="0" w:color="E5E7EB"/>
-              <w:right w:val="single" w:sz="1" w:space="0" w:color="E5E7EB"/>
-            </w:tcBorders>
-            <w:tcMar>
-              <w:top w:w="100" w:type="dxa"/>
-              <w:left w:w="80" w:type="dxa"/>
-              <w:bottom w:w="100" w:type="dxa"/>
-              <w:right w:w="80" w:type="dxa"/>
-            </w:tcMar>
-          </w:tcPr>
-          <w:tbl>
-            <w:tblPr>
-              <w:tblW w:w="860" w:type="dxa"/>
-              <w:tblBorders>
-                <w:top w:val="none" w:sz="0" w:space="0" w:color="FFFFFF"/>
-                <w:left w:val="none" w:sz="0" w:space="0" w:color="FFFFFF"/>
-                <w:bottom w:val="none" w:sz="0" w:space="0" w:color="FFFFFF"/>
-                <w:right w:val="none" w:sz="0" w:space="0" w:color="FFFFFF"/>
-                <w:insideH w:val="single" w:sz="4" w:space="0" w:color="auto"/>
-                <w:insideV w:val="single" w:sz="4" w:space="0" w:color="auto"/>
-              </w:tblBorders>
-              <w:tblCellMar>
-                <w:left w:w="10" w:type="dxa"/>
-                <w:right w:w="10" w:type="dxa"/>
-              </w:tblCellMar>
-              <w:tblLook w:val="0000" w:firstRow="0" w:lastRow="0" w:firstColumn="0" w:lastColumn="0" w:noHBand="0" w:noVBand="0"/>
-            </w:tblPr>
-            <w:tblGrid>
-              <w:gridCol w:w="860"/>
-            </w:tblGrid>
-            <w:tr>
-              <w:tblPrEx>
-                <w:tblCellMar>
-                  <w:top w:w="0" w:type="dxa"/>
-                  <w:bottom w:w="0" w:type="dxa"/>
-                </w:tblCellMar>
-              </w:tblPrEx>
-              <w:tc>
-                <w:tcPr>
-                  <w:tcW w:w="860" w:type="dxa"/>
-                  <w:tcBorders>
-                    <w:top w:val="none" w:sz="0" w:space="0" w:color="FFFFFF"/>
-                    <w:left w:val="none" w:sz="0" w:space="0" w:color="FFFFFF"/>
-                    <w:bottom w:val="none" w:sz="0" w:space="0" w:color="FFFFFF"/>
-                    <w:right w:val="none" w:sz="0" w:space="0" w:color="FFFFFF"/>
-                  </w:tcBorders>
-                  <w:shd w:val="clear" w:color="auto" w:fill="059669"/>
-                  <w:tcMar>
-                    <w:top w:w="60" w:type="dxa"/>
-                    <w:left w:w="80" w:type="dxa"/>
-                    <w:bottom w:w="60" w:type="dxa"/>
-                    <w:right w:w="80" w:type="dxa"/>
-                  </w:tcMar>
-                </w:tcPr>
-                <w:p>
-                  <w:pPr>
-                    <w:jc w:val="center"/>
-                  </w:pPr>
-                  <w:r>
-                    <w:rPr>
-                      <w:b/>
-                      <w:bCs/>
-                      <w:color w:val="FFFFFF"/>
-                      <w:sz w:val="15"/>
-                      <w:szCs w:val="15"/>
-                    </w:rPr>
-                    <w:t>UX</w:t>
-                  </w:r>
-                </w:p>
-              </w:tc>
-            </w:tr>
-          </w:tbl>
-          <w:p/>
-        </w:tc>
-        <w:tc>
-          <w:tcPr>
-            <w:tcW w:w="6700" w:type="dxa"/>
-            <w:tcBorders>
-              <w:top w:val="single" w:sz="1" w:space="0" w:color="E5E7EB"/>
-              <w:left w:val="single" w:sz="1" w:space="0" w:color="E5E7EB"/>
-              <w:bottom w:val="single" w:sz="1" w:space="0" w:color="E5E7EB"/>
-              <w:right w:val="single" w:sz="1" w:space="0" w:color="E5E7EB"/>
-            </w:tcBorders>
-            <w:tcMar>
-              <w:top w:w="100" w:type="dxa"/>
-              <w:left w:w="140" w:type="dxa"/>
-              <w:bottom w:w="100" w:type="dxa"/>
-              <w:right w:w="100" w:type="dxa"/>
-            </w:tcMar>
-          </w:tcPr>
-          <w:p>
-            <w:pPr>
-              <w:spacing w:after="80"/>
-            </w:pPr>
-            <w:r>
-              <w:rPr>
-                <w:b/>
-                <w:bCs/>
-              </w:rPr>
-              <w:t>Describe your song idea input added</w:t>
-            </w:r>
-          </w:p>
-          <w:p>
-            <w:pPr>
-              <w:pStyle w:val="ListParagraph"/>
-              <w:numPr>
-                <w:ilvl w:val="0"/>
-                <w:numId w:val="2"/>
-              </w:numPr>
-              <w:spacing w:after="50"/>
-            </w:pPr>
-            <w:r>
-              <w:rPr>
-                <w:color w:val="6B7280"/>
-                <w:sz w:val="19"/>
-                <w:szCs w:val="19"/>
-              </w:rPr>
-              <w:t>A free-text input field "Describe your song idea" is now present in the AI Song create room.</w:t>
-            </w:r>
-          </w:p>
-          <w:p>
-            <w:pPr>
-              <w:pStyle w:val="ListParagraph"/>
-              <w:numPr>
-                <w:ilvl w:val="0"/>
-                <w:numId w:val="2"/>
-              </w:numPr>
-              <w:spacing w:after="50"/>
-            </w:pPr>
-            <w:r>
-              <w:rPr>
-                <w:color w:val="6B7280"/>
-                <w:sz w:val="19"/>
-                <w:szCs w:val="19"/>
-              </w:rPr>
-              <w:t>Gives users a creative prompt to guide the AI generation.</w:t>
-            </w:r>
-          </w:p>
-          <w:p>
-            <w:pPr>
-              <w:pStyle w:val="ListParagraph"/>
-              <w:numPr>
-                <w:ilvl w:val="0"/>
-                <w:numId w:val="2"/>
-              </w:numPr>
-              <w:spacing w:after="50"/>
-            </w:pPr>
-            <w:r>
-              <w:rPr>
-                <w:color w:val="6B7280"/>
-                <w:sz w:val="19"/>
-                <w:szCs w:val="19"/>
-              </w:rPr>
-              <w:t>Info (i) tooltip added to provide supportive language examples and guidance on what to write.</w:t>
-            </w:r>
-          </w:p>
-          <w:p>
-            <w:pPr>
-              <w:pStyle w:val="ListParagraph"/>
-              <w:numPr>
-                <w:ilvl w:val="0"/>
-                <w:numId w:val="2"/>
-              </w:numPr>
-              <w:spacing w:after="50"/>
-            </w:pPr>
-            <w:r>
-              <w:rPr>
-                <w:color w:val="6B7280"/>
-                <w:sz w:val="19"/>
-                <w:szCs w:val="19"/>
-              </w:rPr>
-              <w:t>Song Length option has been removed from this screen to simplify the form.</w:t>
-            </w:r>
-          </w:p>
-        </w:tc>
-      </w:tr>
-      <w:tr>
-        <w:tblPrEx>
-          <w:tblCellMar>
-            <w:top w:w="0" w:type="dxa"/>
-            <w:bottom w:w="0" w:type="dxa"/>
-          </w:tblCellMar>
-        </w:tblPrEx>
-        <w:tc>
-          <w:tcPr>
-            <w:tcW w:w="1640" w:type="dxa"/>
-            <w:tcBorders>
-              <w:top w:val="single" w:sz="1" w:space="0" w:color="E5E7EB"/>
-              <w:left w:val="single" w:sz="1" w:space="0" w:color="E5E7EB"/>
-              <w:bottom w:val="single" w:sz="1" w:space="0" w:color="E5E7EB"/>
-              <w:right w:val="single" w:sz="1" w:space="0" w:color="E5E7EB"/>
-            </w:tcBorders>
-            <w:shd w:val="clear" w:color="auto" w:fill="FAFAFA"/>
-            <w:tcMar>
-              <w:top w:w="100" w:type="dxa"/>
-              <w:left w:w="120" w:type="dxa"/>
-              <w:bottom w:w="100" w:type="dxa"/>
-              <w:right w:w="100" w:type="dxa"/>
-            </w:tcMar>
-          </w:tcPr>
-          <w:p>
-            <w:r>
-              <w:rPr>
-                <w:b/>
-                <w:bCs/>
-                <w:sz w:val="18"/>
-                <w:szCs w:val="18"/>
-              </w:rPr>
-              <w:t>All Screens</w:t>
-            </w:r>
-          </w:p>
-        </w:tc>
-        <w:tc>
-          <w:tcPr>
-            <w:tcW w:w="1020" w:type="dxa"/>
-            <w:tcBorders>
-              <w:top w:val="single" w:sz="1" w:space="0" w:color="E5E7EB"/>
-              <w:left w:val="single" w:sz="1" w:space="0" w:color="E5E7EB"/>
-              <w:bottom w:val="single" w:sz="1" w:space="0" w:color="E5E7EB"/>
-              <w:right w:val="single" w:sz="1" w:space="0" w:color="E5E7EB"/>
-            </w:tcBorders>
-            <w:tcMar>
-              <w:top w:w="100" w:type="dxa"/>
-              <w:left w:w="80" w:type="dxa"/>
-              <w:bottom w:w="100" w:type="dxa"/>
-              <w:right w:w="80" w:type="dxa"/>
-            </w:tcMar>
-          </w:tcPr>
-          <w:tbl>
-            <w:tblPr>
-              <w:tblW w:w="860" w:type="dxa"/>
-              <w:tblBorders>
-                <w:top w:val="none" w:sz="0" w:space="0" w:color="FFFFFF"/>
-                <w:left w:val="none" w:sz="0" w:space="0" w:color="FFFFFF"/>
-                <w:bottom w:val="none" w:sz="0" w:space="0" w:color="FFFFFF"/>
-                <w:right w:val="none" w:sz="0" w:space="0" w:color="FFFFFF"/>
-                <w:insideH w:val="single" w:sz="4" w:space="0" w:color="auto"/>
-                <w:insideV w:val="single" w:sz="4" w:space="0" w:color="auto"/>
-              </w:tblBorders>
-              <w:tblCellMar>
-                <w:left w:w="10" w:type="dxa"/>
-                <w:right w:w="10" w:type="dxa"/>
-              </w:tblCellMar>
-              <w:tblLook w:val="0000" w:firstRow="0" w:lastRow="0" w:firstColumn="0" w:lastColumn="0" w:noHBand="0" w:noVBand="0"/>
-            </w:tblPr>
-            <w:tblGrid>
-              <w:gridCol w:w="860"/>
-            </w:tblGrid>
-            <w:tr>
-              <w:tblPrEx>
-                <w:tblCellMar>
-                  <w:top w:w="0" w:type="dxa"/>
-                  <w:bottom w:w="0" w:type="dxa"/>
-                </w:tblCellMar>
-              </w:tblPrEx>
-              <w:tc>
-                <w:tcPr>
-                  <w:tcW w:w="860" w:type="dxa"/>
-                  <w:tcBorders>
-                    <w:top w:val="none" w:sz="0" w:space="0" w:color="FFFFFF"/>
-                    <w:left w:val="none" w:sz="0" w:space="0" w:color="FFFFFF"/>
-                    <w:bottom w:val="none" w:sz="0" w:space="0" w:color="FFFFFF"/>
-                    <w:right w:val="none" w:sz="0" w:space="0" w:color="FFFFFF"/>
-                  </w:tcBorders>
-                  <w:shd w:val="clear" w:color="auto" w:fill="DC2626"/>
-                  <w:tcMar>
-                    <w:top w:w="60" w:type="dxa"/>
-                    <w:left w:w="80" w:type="dxa"/>
-                    <w:bottom w:w="60" w:type="dxa"/>
-                    <w:right w:w="80" w:type="dxa"/>
-                  </w:tcMar>
-                </w:tcPr>
-                <w:p>
-                  <w:pPr>
-                    <w:jc w:val="center"/>
-                  </w:pPr>
-                  <w:r>
-                    <w:rPr>
-                      <w:b/>
-                      <w:bCs/>
-                      <w:color w:val="FFFFFF"/>
-                      <w:sz w:val="15"/>
-                      <w:szCs w:val="15"/>
-                    </w:rPr>
-                    <w:t>AUTH</w:t>
-                  </w:r>
-                </w:p>
-              </w:tc>
-            </w:tr>
-          </w:tbl>
-          <w:p/>
-        </w:tc>
-        <w:tc>
-          <w:tcPr>
-            <w:tcW w:w="6700" w:type="dxa"/>
-            <w:tcBorders>
-              <w:top w:val="single" w:sz="1" w:space="0" w:color="E5E7EB"/>
-              <w:left w:val="single" w:sz="1" w:space="0" w:color="E5E7EB"/>
-              <w:bottom w:val="single" w:sz="1" w:space="0" w:color="E5E7EB"/>
-              <w:right w:val="single" w:sz="1" w:space="0" w:color="E5E7EB"/>
-            </w:tcBorders>
-            <w:tcMar>
-              <w:top w:w="100" w:type="dxa"/>
-              <w:left w:w="140" w:type="dxa"/>
-              <w:bottom w:w="100" w:type="dxa"/>
-              <w:right w:w="100" w:type="dxa"/>
-            </w:tcMar>
-          </w:tcPr>
-          <w:p>
-            <w:pPr>
-              <w:spacing w:after="80"/>
-            </w:pPr>
-            <w:r>
-              <w:rPr>
-                <w:b/>
-                <w:bCs/>
-              </w:rPr>
-              <w:t>Sign-in gate on credit-required actions</w:t>
-            </w:r>
-          </w:p>
-          <w:p>
-            <w:pPr>
-              <w:pStyle w:val="ListParagraph"/>
-              <w:numPr>
-                <w:ilvl w:val="0"/>
-                <w:numId w:val="2"/>
-              </w:numPr>
-              <w:spacing w:after="50"/>
-            </w:pPr>
-            <w:r>
-              <w:rPr>
-                <w:color w:val="6B7280"/>
-                <w:sz w:val="19"/>
-                <w:szCs w:val="19"/>
-              </w:rPr>
-              <w:t>Non-logged-in users who tap a gated action see the Sign-in sheet automatically.</w:t>
-            </w:r>
-          </w:p>
-          <w:p>
-            <w:pPr>
-              <w:pStyle w:val="ListParagraph"/>
-              <w:numPr>
-                <w:ilvl w:val="0"/>
-                <w:numId w:val="2"/>
-              </w:numPr>
-              <w:spacing w:after="50"/>
-            </w:pPr>
-            <w:r>
-              <w:rPr>
-                <w:color w:val="6B7280"/>
-                <w:sz w:val="19"/>
-                <w:szCs w:val="19"/>
-              </w:rPr>
-              <w:t>After signing in, the intended action resumes — user does not need to tap again.</w:t>
-            </w:r>
-          </w:p>
-          <w:p>
-            <w:pPr>
-              <w:pStyle w:val="ListParagraph"/>
-              <w:numPr>
-                <w:ilvl w:val="0"/>
-                <w:numId w:val="2"/>
-              </w:numPr>
-              <w:spacing w:after="50"/>
-            </w:pPr>
-            <w:r>
-              <w:rPr>
-                <w:color w:val="6B7280"/>
-                <w:sz w:val="19"/>
-                <w:szCs w:val="19"/>
-              </w:rPr>
-              <w:t>Gated: Create Music Video, Create AI Song, Generate Song, Generate MV, Create Storyboard First, Create MV Directly, Recreate Scene, Merge MV.</w:t>
-            </w:r>
-          </w:p>
-          <w:p>
-            <w:pPr>
-              <w:pStyle w:val="ListParagraph"/>
-              <w:numPr>
-                <w:ilvl w:val="0"/>
-                <w:numId w:val="2"/>
-              </w:numPr>
-              <w:spacing w:after="50"/>
-            </w:pPr>
-            <w:r>
-              <w:rPr>
-                <w:color w:val="6B7280"/>
-                <w:sz w:val="19"/>
-                <w:szCs w:val="19"/>
-              </w:rPr>
-              <w:t>Signed-in users proceed directly with no interruption.</w:t>
-            </w:r>
-          </w:p>
-          <w:p>
-            <w:pPr>
-              <w:pStyle w:val="ListParagraph"/>
-              <w:numPr>
-                <w:ilvl w:val="0"/>
-                <w:numId w:val="2"/>
-              </w:numPr>
-              <w:spacing w:after="50"/>
-            </w:pPr>
-            <w:r>
-              <w:rPr>
-                <w:color w:val="6B7280"/>
-                <w:sz w:val="19"/>
-                <w:szCs w:val="19"/>
-              </w:rPr>
-              <w:t>IAP / insufficient credit popup not included in this prototype version.</w:t>
+              <w:t>2-column masonry with landscape cards</w:t>
+            </w:r>
+          </w:p>
+          <w:p>
+            <w:pPr>
+              <w:pStyle w:val="ListParagraph"/>
+              <w:numPr>
+                <w:ilvl w:val="0"/>
+                <w:numId w:val="2"/>
+              </w:numPr>
+              <w:spacing w:after="50"/>
+            </w:pPr>
+            <w:r>
+              <w:rPr>
+                <w:color w:val="6B7280"/>
+                <w:sz w:val="19"/>
+                <w:szCs w:val="19"/>
+              </w:rPr>
+              <w:t>Replaced uniform grid with 2-column flex masonry layout.</w:t>
+            </w:r>
+          </w:p>
+          <w:p>
+            <w:pPr>
+              <w:pStyle w:val="ListParagraph"/>
+              <w:numPr>
+                <w:ilvl w:val="0"/>
+                <w:numId w:val="2"/>
+              </w:numPr>
+              <w:spacing w:after="50"/>
+            </w:pPr>
+            <w:r>
+              <w:rPr>
+                <w:color w:val="6B7280"/>
+                <w:sz w:val="19"/>
+                <w:szCs w:val="19"/>
+              </w:rPr>
+              <w:t>Portrait cards: 185px tall; landscape 4:3 cards: 104px tall.</w:t>
+            </w:r>
+          </w:p>
+          <w:p>
+            <w:pPr>
+              <w:pStyle w:val="ListParagraph"/>
+              <w:numPr>
+                <w:ilvl w:val="0"/>
+                <w:numId w:val="2"/>
+              </w:numPr>
+              <w:spacing w:after="50"/>
+            </w:pPr>
+            <w:r>
+              <w:rPr>
+                <w:color w:val="6B7280"/>
+                <w:sz w:val="19"/>
+                <w:szCs w:val="19"/>
+              </w:rPr>
+              <w:t>Left column: Law Rhythm, Cinematic Dark, Adventurous Echoes (landscape), Dreamy Pastel, Anime Style.</w:t>
+            </w:r>
+          </w:p>
+          <w:p>
+            <w:pPr>
+              <w:pStyle w:val="ListParagraph"/>
+              <w:numPr>
+                <w:ilvl w:val="0"/>
+                <w:numId w:val="2"/>
+              </w:numPr>
+              <w:spacing w:after="50"/>
+            </w:pPr>
+            <w:r>
+              <w:rPr>
+                <w:color w:val="6B7280"/>
+                <w:sz w:val="19"/>
+                <w:szCs w:val="19"/>
+              </w:rPr>
+              <w:t>Right column: Nature &amp; Earth (landscape), Hot Love, Urban Fashion (landscape), Neon City, Rock &amp; Roll.</w:t>
             </w:r>
           </w:p>
         </w:tc>
@@ -1988,6 +2130,7 @@
           <w:sz w:val="22"/>
           <w:szCs w:val="22"/>
         </w:rPr>
+        <w:lastRenderedPageBreak/>
         <w:t>Out of Scope — Not in This Version</w:t>
       </w:r>
     </w:p>
@@ -2151,7 +2294,7 @@
         <w:szCs w:val="18"/>
       </w:rPr>
       <w:tab/>
-      <w:t>June 3, 2026</w:t>
+      <w:t>June 5, 2026</w:t>
     </w:r>
   </w:p>
 </w:hdr>
@@ -2160,10 +2303,64 @@
 <file path=word/numbering.xml><?xml version="1.0" encoding="utf-8"?>
 <w:numbering xmlns:wpc="http://schemas.microsoft.com/office/word/2010/wordprocessingCanvas" xmlns:cx="http://schemas.microsoft.com/office/drawing/2014/chartex" xmlns:cx1="http://schemas.microsoft.com/office/drawing/2015/9/8/chartex" xmlns:cx2="http://schemas.microsoft.com/office/drawing/2015/10/21/chartex" xmlns:cx3="http://schemas.microsoft.com/office/drawing/2016/5/9/chartex" xmlns:cx4="http://schemas.microsoft.com/office/drawing/2016/5/10/chartex" xmlns:cx5="http://schemas.microsoft.com/office/drawing/2016/5/11/chartex" xmlns:cx6="http://schemas.microsoft.com/office/drawing/2016/5/12/chartex" xmlns:cx7="http://schemas.microsoft.com/office/drawing/2016/5/13/chartex" xmlns:cx8="http://schemas.microsoft.com/office/drawing/2016/5/14/chartex" xmlns:mc="http://schemas.openxmlformats.org/markup-compatibility/2006" xmlns:aink="http://schemas.microsoft.com/office/drawing/2016/ink" xmlns:am3d="http://schemas.microsoft.com/office/drawing/2017/model3d" xmlns:o="urn:schemas-microsoft-com:office:office" xmlns:oel="http://schemas.microsoft.com/office/2019/extlst" xmlns:r="http://schemas.openxmlformats.org/officeDocument/2006/relationships" xmlns:m="http://schemas.openxmlformats.org/officeDocument/2006/math" xmlns:v="urn:schemas-microsoft-com:vml" xmlns:wp14="http://schemas.microsoft.com/office/word/2010/wordprocessingDrawing" xmlns:wp="http://schemas.openxmlformats.org/drawingml/2006/wordprocessingDrawing" xmlns:w10="urn:schemas-microsoft-com:office:word" xmlns:w="http://schemas.openxmlformats.org/wordprocessingml/2006/main" xmlns:w14="http://schemas.microsoft.com/office/word/2010/wordml" xmlns:w15="http://schemas.microsoft.com/office/word/2012/wordml" xmlns:w16cex="http://schemas.microsoft.com/office/word/2018/wordml/cex" xmlns:w16cid="http://schemas.microsoft.com/office/word/2016/wordml/cid" xmlns:w16="http://schemas.microsoft.com/office/word/2018/wordml" xmlns:w16du="http://schemas.microsoft.com/office/word/2023/wordml/word16du" xmlns:w16sdtdh="http://schemas.microsoft.com/office/word/2020/wordml/sdtdatahash" xmlns:w16sdtfl="http://schemas.microsoft.com/office/word/2024/wordml/sdtformatlock" xmlns:w16se="http://schemas.microsoft.com/office/word/2015/wordml/symex" xmlns:wpg="http://schemas.microsoft.com/office/word/2010/wordprocessingGroup" xmlns:wpi="http://schemas.microsoft.com/office/word/2010/wordprocessingInk" xmlns:wne="http://schemas.microsoft.com/office/word/2006/wordml" xmlns:wps="http://schemas.microsoft.com/office/word/2010/wordprocessingShape" mc:Ignorable="w14 w15 w16se w16cid w16 w16cex w16sdtdh w16sdtfl w16du wp14">
   <w:abstractNum w:abstractNumId="0" w15:restartNumberingAfterBreak="0">
-    <w:nsid w:val="14150B51"/>
+    <w:nsid w:val="16A85E09"/>
     <w:multiLevelType w:val="hybridMultilevel"/>
-    <w:tmpl w:val="BFE68B14"/>
-    <w:lvl w:ilvl="0" w:tplc="E07EC666">
+    <w:tmpl w:val="B3FEA906"/>
+    <w:lvl w:ilvl="0" w:tplc="CC30E57A">
+      <w:start w:val="1"/>
+      <w:numFmt w:val="bullet"/>
+      <w:lvlText w:val="–"/>
+      <w:lvlJc w:val="left"/>
+      <w:pPr>
+        <w:ind w:left="360" w:hanging="200"/>
+      </w:pPr>
+    </w:lvl>
+    <w:lvl w:ilvl="1" w:tplc="0AD6FB6A">
+      <w:numFmt w:val="decimal"/>
+      <w:lvlText w:val=""/>
+      <w:lvlJc w:val="left"/>
+    </w:lvl>
+    <w:lvl w:ilvl="2" w:tplc="CBA88BEA">
+      <w:numFmt w:val="decimal"/>
+      <w:lvlText w:val=""/>
+      <w:lvlJc w:val="left"/>
+    </w:lvl>
+    <w:lvl w:ilvl="3" w:tplc="F30259C2">
+      <w:numFmt w:val="decimal"/>
+      <w:lvlText w:val=""/>
+      <w:lvlJc w:val="left"/>
+    </w:lvl>
+    <w:lvl w:ilvl="4" w:tplc="E6D61EFC">
+      <w:numFmt w:val="decimal"/>
+      <w:lvlText w:val=""/>
+      <w:lvlJc w:val="left"/>
+    </w:lvl>
+    <w:lvl w:ilvl="5" w:tplc="1DBE6412">
+      <w:numFmt w:val="decimal"/>
+      <w:lvlText w:val=""/>
+      <w:lvlJc w:val="left"/>
+    </w:lvl>
+    <w:lvl w:ilvl="6" w:tplc="6F8A66BC">
+      <w:numFmt w:val="decimal"/>
+      <w:lvlText w:val=""/>
+      <w:lvlJc w:val="left"/>
+    </w:lvl>
+    <w:lvl w:ilvl="7" w:tplc="A4EEC1A0">
+      <w:numFmt w:val="decimal"/>
+      <w:lvlText w:val=""/>
+      <w:lvlJc w:val="left"/>
+    </w:lvl>
+    <w:lvl w:ilvl="8" w:tplc="9CC23FD4">
+      <w:numFmt w:val="decimal"/>
+      <w:lvlText w:val=""/>
+      <w:lvlJc w:val="left"/>
+    </w:lvl>
+  </w:abstractNum>
+  <w:abstractNum w:abstractNumId="1" w15:restartNumberingAfterBreak="0">
+    <w:nsid w:val="5A10502E"/>
+    <w:multiLevelType w:val="hybridMultilevel"/>
+    <w:tmpl w:val="77E2B16A"/>
+    <w:lvl w:ilvl="0" w:tplc="C7267A5E">
       <w:start w:val="1"/>
       <w:numFmt w:val="bullet"/>
       <w:lvlText w:val="●"/>
@@ -2172,7 +2369,7 @@
         <w:ind w:left="720" w:hanging="360"/>
       </w:pPr>
     </w:lvl>
-    <w:lvl w:ilvl="1" w:tplc="AA84F9E2">
+    <w:lvl w:ilvl="1" w:tplc="CAA4ACF2">
       <w:start w:val="1"/>
       <w:numFmt w:val="bullet"/>
       <w:lvlText w:val="○"/>
@@ -2181,7 +2378,7 @@
         <w:ind w:left="1440" w:hanging="360"/>
       </w:pPr>
     </w:lvl>
-    <w:lvl w:ilvl="2" w:tplc="F05C83E6">
+    <w:lvl w:ilvl="2" w:tplc="40C67762">
       <w:start w:val="1"/>
       <w:numFmt w:val="bullet"/>
       <w:lvlText w:val="■"/>
@@ -2190,7 +2387,7 @@
         <w:ind w:left="2160" w:hanging="360"/>
       </w:pPr>
     </w:lvl>
-    <w:lvl w:ilvl="3" w:tplc="B1CEE126">
+    <w:lvl w:ilvl="3" w:tplc="5BAA0E76">
       <w:start w:val="1"/>
       <w:numFmt w:val="bullet"/>
       <w:lvlText w:val="●"/>
@@ -2199,7 +2396,7 @@
         <w:ind w:left="2880" w:hanging="360"/>
       </w:pPr>
     </w:lvl>
-    <w:lvl w:ilvl="4" w:tplc="213A2244">
+    <w:lvl w:ilvl="4" w:tplc="29CE1816">
       <w:start w:val="1"/>
       <w:numFmt w:val="bullet"/>
       <w:lvlText w:val="○"/>
@@ -2208,7 +2405,7 @@
         <w:ind w:left="3600" w:hanging="360"/>
       </w:pPr>
     </w:lvl>
-    <w:lvl w:ilvl="5" w:tplc="09E62CCA">
+    <w:lvl w:ilvl="5" w:tplc="4ACCC6AE">
       <w:start w:val="1"/>
       <w:numFmt w:val="bullet"/>
       <w:lvlText w:val="■"/>
@@ -2217,7 +2414,7 @@
         <w:ind w:left="4320" w:hanging="360"/>
       </w:pPr>
     </w:lvl>
-    <w:lvl w:ilvl="6" w:tplc="9F36775C">
+    <w:lvl w:ilvl="6" w:tplc="9106F4D6">
       <w:start w:val="1"/>
       <w:numFmt w:val="bullet"/>
       <w:lvlText w:val="●"/>
@@ -2226,7 +2423,7 @@
         <w:ind w:left="5040" w:hanging="360"/>
       </w:pPr>
     </w:lvl>
-    <w:lvl w:ilvl="7" w:tplc="86AC0C46">
+    <w:lvl w:ilvl="7" w:tplc="445CD5DE">
       <w:start w:val="1"/>
       <w:numFmt w:val="bullet"/>
       <w:lvlText w:val="●"/>
@@ -2235,7 +2432,7 @@
         <w:ind w:left="5760" w:hanging="360"/>
       </w:pPr>
     </w:lvl>
-    <w:lvl w:ilvl="8" w:tplc="23C810DC">
+    <w:lvl w:ilvl="8" w:tplc="36E8EBC0">
       <w:start w:val="1"/>
       <w:numFmt w:val="bullet"/>
       <w:lvlText w:val="●"/>
@@ -2245,68 +2442,14 @@
       </w:pPr>
     </w:lvl>
   </w:abstractNum>
-  <w:abstractNum w:abstractNumId="1" w15:restartNumberingAfterBreak="0">
-    <w:nsid w:val="497E1A0C"/>
-    <w:multiLevelType w:val="hybridMultilevel"/>
-    <w:tmpl w:val="058C1D30"/>
-    <w:lvl w:ilvl="0" w:tplc="1B92239A">
-      <w:start w:val="1"/>
-      <w:numFmt w:val="bullet"/>
-      <w:lvlText w:val="–"/>
-      <w:lvlJc w:val="left"/>
-      <w:pPr>
-        <w:ind w:left="360" w:hanging="200"/>
-      </w:pPr>
-    </w:lvl>
-    <w:lvl w:ilvl="1" w:tplc="20B8BEE0">
-      <w:numFmt w:val="decimal"/>
-      <w:lvlText w:val=""/>
-      <w:lvlJc w:val="left"/>
-    </w:lvl>
-    <w:lvl w:ilvl="2" w:tplc="2CF88B8A">
-      <w:numFmt w:val="decimal"/>
-      <w:lvlText w:val=""/>
-      <w:lvlJc w:val="left"/>
-    </w:lvl>
-    <w:lvl w:ilvl="3" w:tplc="BFD4B448">
-      <w:numFmt w:val="decimal"/>
-      <w:lvlText w:val=""/>
-      <w:lvlJc w:val="left"/>
-    </w:lvl>
-    <w:lvl w:ilvl="4" w:tplc="D1CE5046">
-      <w:numFmt w:val="decimal"/>
-      <w:lvlText w:val=""/>
-      <w:lvlJc w:val="left"/>
-    </w:lvl>
-    <w:lvl w:ilvl="5" w:tplc="0BFAAFFE">
-      <w:numFmt w:val="decimal"/>
-      <w:lvlText w:val=""/>
-      <w:lvlJc w:val="left"/>
-    </w:lvl>
-    <w:lvl w:ilvl="6" w:tplc="2F0A076E">
-      <w:numFmt w:val="decimal"/>
-      <w:lvlText w:val=""/>
-      <w:lvlJc w:val="left"/>
-    </w:lvl>
-    <w:lvl w:ilvl="7" w:tplc="49A21C3E">
-      <w:numFmt w:val="decimal"/>
-      <w:lvlText w:val=""/>
-      <w:lvlJc w:val="left"/>
-    </w:lvl>
-    <w:lvl w:ilvl="8" w:tplc="B7BE8B0C">
-      <w:numFmt w:val="decimal"/>
-      <w:lvlText w:val=""/>
-      <w:lvlJc w:val="left"/>
-    </w:lvl>
-  </w:abstractNum>
-  <w:num w:numId="1" w16cid:durableId="111749086">
-    <w:abstractNumId w:val="0"/>
+  <w:num w:numId="1" w16cid:durableId="89280868">
+    <w:abstractNumId w:val="1"/>
     <w:lvlOverride w:ilvl="0">
       <w:startOverride w:val="1"/>
     </w:lvlOverride>
   </w:num>
-  <w:num w:numId="2" w16cid:durableId="453407331">
-    <w:abstractNumId w:val="1"/>
+  <w:num w:numId="2" w16cid:durableId="1816944325">
+    <w:abstractNumId w:val="0"/>
     <w:lvlOverride w:ilvl="0">
       <w:startOverride w:val="1"/>
     </w:lvlOverride>

--- a/YCMuse_Prototype_Update_Log.docx
+++ b/YCMuse_Prototype_Update_Log.docx
@@ -119,12 +119,6 @@
         <w:gridCol w:w="6700"/>
       </w:tblGrid>
       <w:tr>
-        <w:tblPrEx>
-          <w:tblCellMar>
-            <w:top w:w="0" w:type="dxa"/>
-            <w:bottom w:w="0" w:type="dxa"/>
-          </w:tblCellMar>
-        </w:tblPrEx>
         <w:trPr>
           <w:tblHeader/>
         </w:trPr>
@@ -220,12 +214,6 @@
         </w:tc>
       </w:tr>
       <w:tr>
-        <w:tblPrEx>
-          <w:tblCellMar>
-            <w:top w:w="0" w:type="dxa"/>
-            <w:bottom w:w="0" w:type="dxa"/>
-          </w:tblCellMar>
-        </w:tblPrEx>
         <w:tc>
           <w:tcPr>
             <w:tcW w:w="1640" w:type="dxa"/>
@@ -292,12 +280,6 @@
               <w:gridCol w:w="860"/>
             </w:tblGrid>
             <w:tr>
-              <w:tblPrEx>
-                <w:tblCellMar>
-                  <w:top w:w="0" w:type="dxa"/>
-                  <w:bottom w:w="0" w:type="dxa"/>
-                </w:tblCellMar>
-              </w:tblPrEx>
               <w:tc>
                 <w:tcPr>
                   <w:tcW w:w="860" w:type="dxa"/>
@@ -510,12 +492,6 @@
         </w:tc>
       </w:tr>
       <w:tr>
-        <w:tblPrEx>
-          <w:tblCellMar>
-            <w:top w:w="0" w:type="dxa"/>
-            <w:bottom w:w="0" w:type="dxa"/>
-          </w:tblCellMar>
-        </w:tblPrEx>
         <w:tc>
           <w:tcPr>
             <w:tcW w:w="1640" w:type="dxa"/>
@@ -582,12 +558,6 @@
               <w:gridCol w:w="860"/>
             </w:tblGrid>
             <w:tr>
-              <w:tblPrEx>
-                <w:tblCellMar>
-                  <w:top w:w="0" w:type="dxa"/>
-                  <w:bottom w:w="0" w:type="dxa"/>
-                </w:tblCellMar>
-              </w:tblPrEx>
               <w:tc>
                 <w:tcPr>
                   <w:tcW w:w="860" w:type="dxa"/>
@@ -746,12 +716,6 @@
         </w:tc>
       </w:tr>
       <w:tr>
-        <w:tblPrEx>
-          <w:tblCellMar>
-            <w:top w:w="0" w:type="dxa"/>
-            <w:bottom w:w="0" w:type="dxa"/>
-          </w:tblCellMar>
-        </w:tblPrEx>
         <w:tc>
           <w:tcPr>
             <w:tcW w:w="1640" w:type="dxa"/>
@@ -818,12 +782,6 @@
               <w:gridCol w:w="860"/>
             </w:tblGrid>
             <w:tr>
-              <w:tblPrEx>
-                <w:tblCellMar>
-                  <w:top w:w="0" w:type="dxa"/>
-                  <w:bottom w:w="0" w:type="dxa"/>
-                </w:tblCellMar>
-              </w:tblPrEx>
               <w:tc>
                 <w:tcPr>
                   <w:tcW w:w="860" w:type="dxa"/>
@@ -1037,12 +995,6 @@
         </w:tc>
       </w:tr>
       <w:tr>
-        <w:tblPrEx>
-          <w:tblCellMar>
-            <w:top w:w="0" w:type="dxa"/>
-            <w:bottom w:w="0" w:type="dxa"/>
-          </w:tblCellMar>
-        </w:tblPrEx>
         <w:tc>
           <w:tcPr>
             <w:tcW w:w="1640" w:type="dxa"/>
@@ -1110,12 +1062,6 @@
               <w:gridCol w:w="860"/>
             </w:tblGrid>
             <w:tr>
-              <w:tblPrEx>
-                <w:tblCellMar>
-                  <w:top w:w="0" w:type="dxa"/>
-                  <w:bottom w:w="0" w:type="dxa"/>
-                </w:tblCellMar>
-              </w:tblPrEx>
               <w:tc>
                 <w:tcPr>
                   <w:tcW w:w="860" w:type="dxa"/>
@@ -1292,12 +1238,6 @@
         </w:tc>
       </w:tr>
       <w:tr>
-        <w:tblPrEx>
-          <w:tblCellMar>
-            <w:top w:w="0" w:type="dxa"/>
-            <w:bottom w:w="0" w:type="dxa"/>
-          </w:tblCellMar>
-        </w:tblPrEx>
         <w:tc>
           <w:tcPr>
             <w:tcW w:w="1640" w:type="dxa"/>
@@ -1364,12 +1304,6 @@
               <w:gridCol w:w="860"/>
             </w:tblGrid>
             <w:tr>
-              <w:tblPrEx>
-                <w:tblCellMar>
-                  <w:top w:w="0" w:type="dxa"/>
-                  <w:bottom w:w="0" w:type="dxa"/>
-                </w:tblCellMar>
-              </w:tblPrEx>
               <w:tc>
                 <w:tcPr>
                   <w:tcW w:w="860" w:type="dxa"/>
@@ -1492,12 +1426,6 @@
         </w:tc>
       </w:tr>
       <w:tr>
-        <w:tblPrEx>
-          <w:tblCellMar>
-            <w:top w:w="0" w:type="dxa"/>
-            <w:bottom w:w="0" w:type="dxa"/>
-          </w:tblCellMar>
-        </w:tblPrEx>
         <w:tc>
           <w:tcPr>
             <w:tcW w:w="1640" w:type="dxa"/>
@@ -1564,12 +1492,6 @@
               <w:gridCol w:w="860"/>
             </w:tblGrid>
             <w:tr>
-              <w:tblPrEx>
-                <w:tblCellMar>
-                  <w:top w:w="0" w:type="dxa"/>
-                  <w:bottom w:w="0" w:type="dxa"/>
-                </w:tblCellMar>
-              </w:tblPrEx>
               <w:tc>
                 <w:tcPr>
                   <w:tcW w:w="860" w:type="dxa"/>
@@ -1656,12 +1578,6 @@
         </w:tc>
       </w:tr>
       <w:tr>
-        <w:tblPrEx>
-          <w:tblCellMar>
-            <w:top w:w="0" w:type="dxa"/>
-            <w:bottom w:w="0" w:type="dxa"/>
-          </w:tblCellMar>
-        </w:tblPrEx>
         <w:tc>
           <w:tcPr>
             <w:tcW w:w="1640" w:type="dxa"/>
@@ -1728,12 +1644,6 @@
               <w:gridCol w:w="860"/>
             </w:tblGrid>
             <w:tr>
-              <w:tblPrEx>
-                <w:tblCellMar>
-                  <w:top w:w="0" w:type="dxa"/>
-                  <w:bottom w:w="0" w:type="dxa"/>
-                </w:tblCellMar>
-              </w:tblPrEx>
               <w:tc>
                 <w:tcPr>
                   <w:tcW w:w="860" w:type="dxa"/>
@@ -1892,12 +1802,6 @@
         </w:tc>
       </w:tr>
       <w:tr>
-        <w:tblPrEx>
-          <w:tblCellMar>
-            <w:top w:w="0" w:type="dxa"/>
-            <w:bottom w:w="0" w:type="dxa"/>
-          </w:tblCellMar>
-        </w:tblPrEx>
         <w:tc>
           <w:tcPr>
             <w:tcW w:w="1640" w:type="dxa"/>
@@ -1964,12 +1868,6 @@
               <w:gridCol w:w="860"/>
             </w:tblGrid>
             <w:tr>
-              <w:tblPrEx>
-                <w:tblCellMar>
-                  <w:top w:w="0" w:type="dxa"/>
-                  <w:bottom w:w="0" w:type="dxa"/>
-                </w:tblCellMar>
-              </w:tblPrEx>
               <w:tc>
                 <w:tcPr>
                   <w:tcW w:w="860" w:type="dxa"/>
@@ -2462,7 +2360,7 @@
   <w:docDefaults>
     <w:rPrDefault>
       <w:rPr>
-        <w:rFonts w:ascii="Arial" w:eastAsia="Arial" w:hAnsi="Arial" w:cs="Arial"/>
+        <w:rFonts w:ascii="Arial" w:eastAsia="PMingLiU" w:hAnsi="Arial" w:cs="Arial"/>
         <w:color w:val="111827"/>
         <w:lang w:val="en-TW" w:eastAsia="zh-TW" w:bidi="ar-SA"/>
       </w:rPr>
@@ -3046,6 +2944,18 @@
       <w:szCs w:val="20"/>
     </w:rPr>
   </w:style>
+  <w:style w:type="character" w:styleId="UnresolvedMention">
+    <w:name w:val="Unresolved Mention"/>
+    <w:basedOn w:val="DefaultParagraphFont"/>
+    <w:uiPriority w:val="99"/>
+    <w:semiHidden/>
+    <w:unhideWhenUsed/>
+    <w:rsid w:val="00822FE2"/>
+    <w:rPr>
+      <w:color w:val="605E5C"/>
+      <w:shd w:val="clear" w:color="auto" w:fill="E1DFDD"/>
+    </w:rPr>
+  </w:style>
 </w:styles>
 </file>
 

--- a/YCMuse_Prototype_Update_Log.docx
+++ b/YCMuse_Prototype_Update_Log.docx
@@ -37,7 +37,7 @@
           <w:sz w:val="18"/>
           <w:szCs w:val="18"/>
         </w:rPr>
-        <w:t>File: muse-prototype-v2.html   ·   Updated: June 8, 2026   ·   Status: In Review</w:t>
+        <w:t>File: muse-prototype-v2.html   ·   Updated: June 11, 2026   ·   Status: In Review</w:t>
       </w:r>
     </w:p>
     <w:p>
@@ -46,6 +46,653 @@
           <w:bottom w:val="single" w:sz="6" w:space="0" w:color="E5E7EB"/>
         </w:pBdr>
         <w:spacing w:after="240"/>
+      </w:pPr>
+    </w:p>
+    <w:p>
+      <w:pPr>
+        <w:pStyle w:val="Heading2"/>
+        <w:spacing w:before="320" w:after="120"/>
+      </w:pPr>
+      <w:r>
+        <w:rPr>
+          <w:color w:val="111827"/>
+          <w:sz w:val="24"/>
+          <w:szCs w:val="24"/>
+        </w:rPr>
+        <w:t>Updates — June 11, 2026</w:t>
+      </w:r>
+    </w:p>
+    <w:tbl>
+      <w:tblPr>
+        <w:tblW w:w="9360" w:type="dxa"/>
+        <w:tblBorders>
+          <w:top w:val="single" w:sz="1" w:space="0" w:color="E5E7EB"/>
+          <w:left w:val="single" w:sz="1" w:space="0" w:color="E5E7EB"/>
+          <w:bottom w:val="single" w:sz="1" w:space="0" w:color="E5E7EB"/>
+          <w:right w:val="single" w:sz="1" w:space="0" w:color="E5E7EB"/>
+          <w:insideH w:val="single" w:sz="1" w:space="0" w:color="E5E7EB"/>
+          <w:insideV w:val="single" w:sz="1" w:space="0" w:color="E5E7EB"/>
+        </w:tblBorders>
+        <w:tblCellMar>
+          <w:top w:w="0" w:type="dxa"/>
+          <w:bottom w:w="0" w:type="dxa"/>
+        </w:tblCellMar>
+        <w:tblLook w:val="04A0" w:firstRow="1" w:lastRow="0" w:firstColumn="1" w:lastColumn="0" w:noHBand="0" w:noVBand="1"/>
+      </w:tblPr>
+      <w:tblGrid>
+        <w:gridCol w:w="1960"/>
+        <w:gridCol w:w="7400"/>
+      </w:tblGrid>
+      <w:tr>
+        <w:tblPrEx>
+          <w:tblCellMar>
+            <w:top w:w="0" w:type="dxa"/>
+            <w:bottom w:w="0" w:type="dxa"/>
+          </w:tblCellMar>
+        </w:tblPrEx>
+        <w:tc>
+          <w:tcPr>
+            <w:tcW w:w="1960" w:type="dxa"/>
+            <w:tcBorders>
+              <w:top w:val="single" w:sz="1" w:space="0" w:color="E5E7EB"/>
+              <w:left w:val="single" w:sz="1" w:space="0" w:color="E5E7EB"/>
+              <w:bottom w:val="single" w:sz="1" w:space="0" w:color="E5E7EB"/>
+              <w:right w:val="single" w:sz="1" w:space="0" w:color="E5E7EB"/>
+            </w:tcBorders>
+            <w:shd w:val="clear" w:color="auto" w:fill="1F2937"/>
+            <w:tcMar>
+              <w:top w:w="100" w:type="dxa"/>
+              <w:left w:w="120" w:type="dxa"/>
+              <w:bottom w:w="100" w:type="dxa"/>
+              <w:right w:w="100" w:type="dxa"/>
+            </w:tcMar>
+          </w:tcPr>
+          <w:p>
+            <w:r>
+              <w:rPr>
+                <w:rFonts w:eastAsia="Arial"/>
+                <w:b/>
+                <w:bCs/>
+                <w:color w:val="FFFFFF"/>
+                <w:sz w:val="18"/>
+                <w:szCs w:val="18"/>
+              </w:rPr>
+              <w:t>Screen / Area</w:t>
+            </w:r>
+          </w:p>
+        </w:tc>
+        <w:tc>
+          <w:tcPr>
+            <w:tcW w:w="7400" w:type="dxa"/>
+            <w:tcBorders>
+              <w:top w:val="single" w:sz="1" w:space="0" w:color="E5E7EB"/>
+              <w:left w:val="single" w:sz="1" w:space="0" w:color="E5E7EB"/>
+              <w:bottom w:val="single" w:sz="1" w:space="0" w:color="E5E7EB"/>
+              <w:right w:val="single" w:sz="1" w:space="0" w:color="E5E7EB"/>
+            </w:tcBorders>
+            <w:shd w:val="clear" w:color="auto" w:fill="1F2937"/>
+            <w:tcMar>
+              <w:top w:w="100" w:type="dxa"/>
+              <w:left w:w="140" w:type="dxa"/>
+              <w:bottom w:w="100" w:type="dxa"/>
+              <w:right w:w="120" w:type="dxa"/>
+            </w:tcMar>
+          </w:tcPr>
+          <w:p>
+            <w:r>
+              <w:rPr>
+                <w:rFonts w:eastAsia="Arial"/>
+                <w:b/>
+                <w:bCs/>
+                <w:color w:val="FFFFFF"/>
+                <w:sz w:val="18"/>
+                <w:szCs w:val="18"/>
+              </w:rPr>
+              <w:t>Description</w:t>
+            </w:r>
+          </w:p>
+        </w:tc>
+      </w:tr>
+      <w:tr w14:paraId="1C0001A">
+        <w:tblPrEx>
+          <w:tblCellMar>
+            <w:top w:w="0" w:type="dxa"/>
+            <w:bottom w:w="0" w:type="dxa"/>
+          </w:tblCellMar>
+        </w:tblPrEx>
+        <w:tc>
+          <w:tcPr>
+            <w:tcW w:w="1960" w:type="dxa"/>
+            <w:tcBorders>
+              <w:top w:val="single" w:sz="1" w:space="0" w:color="E5E7EB"/>
+              <w:left w:val="single" w:sz="1" w:space="0" w:color="E5E7EB"/>
+              <w:bottom w:val="single" w:sz="1" w:space="0" w:color="E5E7EB"/>
+              <w:right w:val="single" w:sz="1" w:space="0" w:color="E5E7EB"/>
+            </w:tcBorders>
+            <w:shd w:val="clear" w:color="auto" w:fill="F3F4F6"/>
+            <w:tcMar>
+              <w:top w:w="120" w:type="dxa"/>
+              <w:left w:w="120" w:type="dxa"/>
+              <w:bottom w:w="120" w:type="dxa"/>
+              <w:right w:w="100" w:type="dxa"/>
+            </w:tcMar>
+            <w:vAlign w:val="center"/>
+          </w:tcPr>
+          <w:p w14:paraId="1C0002">
+            <w:r>
+              <w:rPr>
+                <w:rFonts w:eastAsia="Arial"/>
+                <w:b/>
+                <w:bCs/>
+                <w:sz w:val="18"/>
+                <w:szCs w:val="18"/>
+              </w:rPr>
+              <w:t>Explore Home</w:t>
+            </w:r>
+          </w:p>
+        </w:tc>
+        <w:tc>
+          <w:tcPr>
+            <w:tcW w:w="7400" w:type="dxa"/>
+            <w:tcBorders>
+              <w:top w:val="single" w:sz="1" w:space="0" w:color="E5E7EB"/>
+              <w:left w:val="single" w:sz="1" w:space="0" w:color="E5E7EB"/>
+              <w:bottom w:val="single" w:sz="1" w:space="0" w:color="E5E7EB"/>
+              <w:right w:val="single" w:sz="1" w:space="0" w:color="E5E7EB"/>
+            </w:tcBorders>
+            <w:tcMar>
+              <w:top w:w="120" w:type="dxa"/>
+              <w:left w:w="140" w:type="dxa"/>
+              <w:bottom w:w="120" w:type="dxa"/>
+              <w:right w:w="120" w:type="dxa"/>
+            </w:tcMar>
+          </w:tcPr>
+          <w:p w14:paraId="1C0003">
+            <w:r>
+              <w:rPr>
+                <w:rFonts w:eastAsia="Arial"/>
+                <w:color w:val="374151"/>
+                <w:sz w:val="18"/>
+                <w:szCs w:val="18"/>
+              </w:rPr>
+              <w:t>Added user avatar and username to New Songs and Top Picks Songs rows alongside social stats.</w:t>
+            </w:r>
+          </w:p>
+        </w:tc>
+      </w:tr>
+      <w:tr w14:paraId="1C0010A">
+        <w:tblPrEx>
+          <w:tblCellMar>
+            <w:top w:w="0" w:type="dxa"/>
+            <w:bottom w:w="0" w:type="dxa"/>
+          </w:tblCellMar>
+        </w:tblPrEx>
+        <w:tc>
+          <w:tcPr>
+            <w:tcW w:w="1960" w:type="dxa"/>
+            <w:tcBorders>
+              <w:top w:val="single" w:sz="1" w:space="0" w:color="E5E7EB"/>
+              <w:left w:val="single" w:sz="1" w:space="0" w:color="E5E7EB"/>
+              <w:bottom w:val="single" w:sz="1" w:space="0" w:color="E5E7EB"/>
+              <w:right w:val="single" w:sz="1" w:space="0" w:color="E5E7EB"/>
+            </w:tcBorders>
+            <w:shd w:val="clear" w:color="auto" w:fill="F3F4F6"/>
+            <w:tcMar>
+              <w:top w:w="120" w:type="dxa"/>
+              <w:left w:w="120" w:type="dxa"/>
+              <w:bottom w:w="120" w:type="dxa"/>
+              <w:right w:w="100" w:type="dxa"/>
+            </w:tcMar>
+            <w:vAlign w:val="center"/>
+          </w:tcPr>
+          <w:p w14:paraId="1C0011">
+            <w:r>
+              <w:rPr>
+                <w:rFonts w:eastAsia="Arial"/>
+                <w:b/>
+                <w:bCs/>
+                <w:sz w:val="18"/>
+                <w:szCs w:val="18"/>
+              </w:rPr>
+              <w:t>Community Profile</w:t>
+            </w:r>
+          </w:p>
+        </w:tc>
+        <w:tc>
+          <w:tcPr>
+            <w:tcW w:w="7400" w:type="dxa"/>
+            <w:tcBorders>
+              <w:top w:val="single" w:sz="1" w:space="0" w:color="E5E7EB"/>
+              <w:left w:val="single" w:sz="1" w:space="0" w:color="E5E7EB"/>
+              <w:bottom w:val="single" w:sz="1" w:space="0" w:color="E5E7EB"/>
+              <w:right w:val="single" w:sz="1" w:space="0" w:color="E5E7EB"/>
+            </w:tcBorders>
+            <w:tcMar>
+              <w:top w:w="120" w:type="dxa"/>
+              <w:left w:w="140" w:type="dxa"/>
+              <w:bottom w:w="120" w:type="dxa"/>
+              <w:right w:w="120" w:type="dxa"/>
+            </w:tcMar>
+          </w:tcPr>
+          <w:p w14:paraId="1C0012">
+            <w:r>
+              <w:rPr>
+                <w:rFonts w:eastAsia="Arial"/>
+                <w:color w:val="374151"/>
+                <w:sz w:val="18"/>
+                <w:szCs w:val="18"/>
+              </w:rPr>
+              <w:t>Added Songs tab with a song list including playback, social stats, and action buttons.</w:t>
+            </w:r>
+          </w:p>
+        </w:tc>
+      </w:tr>
+      <w:tr w14:paraId="1C0020A">
+        <w:tblPrEx>
+          <w:tblCellMar>
+            <w:top w:w="0" w:type="dxa"/>
+            <w:bottom w:w="0" w:type="dxa"/>
+          </w:tblCellMar>
+        </w:tblPrEx>
+        <w:tc>
+          <w:tcPr>
+            <w:tcW w:w="1960" w:type="dxa"/>
+            <w:tcBorders>
+              <w:top w:val="single" w:sz="1" w:space="0" w:color="E5E7EB"/>
+              <w:left w:val="single" w:sz="1" w:space="0" w:color="E5E7EB"/>
+              <w:bottom w:val="single" w:sz="1" w:space="0" w:color="E5E7EB"/>
+              <w:right w:val="single" w:sz="1" w:space="0" w:color="E5E7EB"/>
+            </w:tcBorders>
+            <w:shd w:val="clear" w:color="auto" w:fill="F3F4F6"/>
+            <w:tcMar>
+              <w:top w:w="120" w:type="dxa"/>
+              <w:left w:w="120" w:type="dxa"/>
+              <w:bottom w:w="120" w:type="dxa"/>
+              <w:right w:w="100" w:type="dxa"/>
+            </w:tcMar>
+            <w:vAlign w:val="center"/>
+          </w:tcPr>
+          <w:p w14:paraId="1C0021">
+            <w:r>
+              <w:rPr>
+                <w:rFonts w:eastAsia="Arial"/>
+                <w:b/>
+                <w:bCs/>
+                <w:sz w:val="18"/>
+                <w:szCs w:val="18"/>
+              </w:rPr>
+              <w:t>Song Player</w:t>
+            </w:r>
+          </w:p>
+        </w:tc>
+        <w:tc>
+          <w:tcPr>
+            <w:tcW w:w="7400" w:type="dxa"/>
+            <w:tcBorders>
+              <w:top w:val="single" w:sz="1" w:space="0" w:color="E5E7EB"/>
+              <w:left w:val="single" w:sz="1" w:space="0" w:color="E5E7EB"/>
+              <w:bottom w:val="single" w:sz="1" w:space="0" w:color="E5E7EB"/>
+              <w:right w:val="single" w:sz="1" w:space="0" w:color="E5E7EB"/>
+            </w:tcBorders>
+            <w:tcMar>
+              <w:top w:w="120" w:type="dxa"/>
+              <w:left w:w="140" w:type="dxa"/>
+              <w:bottom w:w="120" w:type="dxa"/>
+              <w:right w:w="120" w:type="dxa"/>
+            </w:tcMar>
+          </w:tcPr>
+          <w:p w14:paraId="1C0022">
+            <w:r>
+              <w:rPr>
+                <w:rFonts w:eastAsia="Arial"/>
+                <w:color w:val="374151"/>
+                <w:sz w:val="18"/>
+                <w:szCs w:val="18"/>
+              </w:rPr>
+              <w:t>Added community user avatar and username display.</w:t>
+            </w:r>
+          </w:p>
+        </w:tc>
+      </w:tr>
+      <w:tr w14:paraId="1C0030A">
+        <w:tblPrEx>
+          <w:tblCellMar>
+            <w:top w:w="0" w:type="dxa"/>
+            <w:bottom w:w="0" w:type="dxa"/>
+          </w:tblCellMar>
+        </w:tblPrEx>
+        <w:tc>
+          <w:tcPr>
+            <w:tcW w:w="1960" w:type="dxa"/>
+            <w:tcBorders>
+              <w:top w:val="single" w:sz="1" w:space="0" w:color="E5E7EB"/>
+              <w:left w:val="single" w:sz="1" w:space="0" w:color="E5E7EB"/>
+              <w:bottom w:val="single" w:sz="1" w:space="0" w:color="E5E7EB"/>
+              <w:right w:val="single" w:sz="1" w:space="0" w:color="E5E7EB"/>
+            </w:tcBorders>
+            <w:shd w:val="clear" w:color="auto" w:fill="F3F4F6"/>
+            <w:tcMar>
+              <w:top w:w="120" w:type="dxa"/>
+              <w:left w:w="120" w:type="dxa"/>
+              <w:bottom w:w="120" w:type="dxa"/>
+              <w:right w:w="100" w:type="dxa"/>
+            </w:tcMar>
+            <w:vAlign w:val="center"/>
+          </w:tcPr>
+          <w:p w14:paraId="1C0031">
+            <w:r>
+              <w:rPr>
+                <w:rFonts w:eastAsia="Arial"/>
+                <w:b/>
+                <w:bCs/>
+                <w:sz w:val="18"/>
+                <w:szCs w:val="18"/>
+              </w:rPr>
+              <w:t>Video Player</w:t>
+            </w:r>
+          </w:p>
+        </w:tc>
+        <w:tc>
+          <w:tcPr>
+            <w:tcW w:w="7400" w:type="dxa"/>
+            <w:tcBorders>
+              <w:top w:val="single" w:sz="1" w:space="0" w:color="E5E7EB"/>
+              <w:left w:val="single" w:sz="1" w:space="0" w:color="E5E7EB"/>
+              <w:bottom w:val="single" w:sz="1" w:space="0" w:color="E5E7EB"/>
+              <w:right w:val="single" w:sz="1" w:space="0" w:color="E5E7EB"/>
+            </w:tcBorders>
+            <w:tcMar>
+              <w:top w:w="120" w:type="dxa"/>
+              <w:left w:w="140" w:type="dxa"/>
+              <w:bottom w:w="120" w:type="dxa"/>
+              <w:right w:w="120" w:type="dxa"/>
+            </w:tcMar>
+          </w:tcPr>
+          <w:p w14:paraId="1C0032">
+            <w:r>
+              <w:rPr>
+                <w:rFonts w:eastAsia="Arial"/>
+                <w:color w:val="374151"/>
+                <w:sz w:val="18"/>
+                <w:szCs w:val="18"/>
+              </w:rPr>
+              <w:t>Added community user avatar and username display.</w:t>
+            </w:r>
+          </w:p>
+        </w:tc>
+      </w:tr>
+      <w:tr w14:paraId="1C0040A">
+        <w:tblPrEx>
+          <w:tblCellMar>
+            <w:top w:w="0" w:type="dxa"/>
+            <w:bottom w:w="0" w:type="dxa"/>
+          </w:tblCellMar>
+        </w:tblPrEx>
+        <w:tc>
+          <w:tcPr>
+            <w:tcW w:w="1960" w:type="dxa"/>
+            <w:tcBorders>
+              <w:top w:val="single" w:sz="1" w:space="0" w:color="E5E7EB"/>
+              <w:left w:val="single" w:sz="1" w:space="0" w:color="E5E7EB"/>
+              <w:bottom w:val="single" w:sz="1" w:space="0" w:color="E5E7EB"/>
+              <w:right w:val="single" w:sz="1" w:space="0" w:color="E5E7EB"/>
+            </w:tcBorders>
+            <w:shd w:val="clear" w:color="auto" w:fill="F3F4F6"/>
+            <w:tcMar>
+              <w:top w:w="120" w:type="dxa"/>
+              <w:left w:w="120" w:type="dxa"/>
+              <w:bottom w:w="120" w:type="dxa"/>
+              <w:right w:w="100" w:type="dxa"/>
+            </w:tcMar>
+            <w:vAlign w:val="center"/>
+          </w:tcPr>
+          <w:p w14:paraId="1C0041">
+            <w:r>
+              <w:rPr>
+                <w:rFonts w:eastAsia="Arial"/>
+                <w:b/>
+                <w:bCs/>
+                <w:sz w:val="18"/>
+                <w:szCs w:val="18"/>
+              </w:rPr>
+              <w:t>AI Song Create</w:t>
+            </w:r>
+          </w:p>
+        </w:tc>
+        <w:tc>
+          <w:tcPr>
+            <w:tcW w:w="7400" w:type="dxa"/>
+            <w:tcBorders>
+              <w:top w:val="single" w:sz="1" w:space="0" w:color="E5E7EB"/>
+              <w:left w:val="single" w:sz="1" w:space="0" w:color="E5E7EB"/>
+              <w:bottom w:val="single" w:sz="1" w:space="0" w:color="E5E7EB"/>
+              <w:right w:val="single" w:sz="1" w:space="0" w:color="E5E7EB"/>
+            </w:tcBorders>
+            <w:tcMar>
+              <w:top w:w="120" w:type="dxa"/>
+              <w:left w:w="140" w:type="dxa"/>
+              <w:bottom w:w="120" w:type="dxa"/>
+              <w:right w:w="120" w:type="dxa"/>
+            </w:tcMar>
+          </w:tcPr>
+          <w:p w14:paraId="1C0042">
+            <w:r>
+              <w:rPr>
+                <w:rFonts w:eastAsia="Arial"/>
+                <w:color w:val="374151"/>
+                <w:sz w:val="18"/>
+                <w:szCs w:val="18"/>
+              </w:rPr>
+              <w:t>Added Instrumental toggle to both Simple and Custom modes. In Simple mode the description textarea remains editable when the toggle is on.</w:t>
+            </w:r>
+          </w:p>
+        </w:tc>
+      </w:tr>
+      <w:tr w14:paraId="1C0050A">
+        <w:tblPrEx>
+          <w:tblCellMar>
+            <w:top w:w="0" w:type="dxa"/>
+            <w:bottom w:w="0" w:type="dxa"/>
+          </w:tblCellMar>
+        </w:tblPrEx>
+        <w:tc>
+          <w:tcPr>
+            <w:tcW w:w="1960" w:type="dxa"/>
+            <w:tcBorders>
+              <w:top w:val="single" w:sz="1" w:space="0" w:color="E5E7EB"/>
+              <w:left w:val="single" w:sz="1" w:space="0" w:color="E5E7EB"/>
+              <w:bottom w:val="single" w:sz="1" w:space="0" w:color="E5E7EB"/>
+              <w:right w:val="single" w:sz="1" w:space="0" w:color="E5E7EB"/>
+            </w:tcBorders>
+            <w:shd w:val="clear" w:color="auto" w:fill="F3F4F6"/>
+            <w:tcMar>
+              <w:top w:w="120" w:type="dxa"/>
+              <w:left w:w="120" w:type="dxa"/>
+              <w:bottom w:w="120" w:type="dxa"/>
+              <w:right w:w="100" w:type="dxa"/>
+            </w:tcMar>
+            <w:vAlign w:val="center"/>
+          </w:tcPr>
+          <w:p w14:paraId="1C0051">
+            <w:r>
+              <w:rPr>
+                <w:rFonts w:eastAsia="Arial"/>
+                <w:b/>
+                <w:bCs/>
+                <w:sz w:val="18"/>
+                <w:szCs w:val="18"/>
+              </w:rPr>
+              <w:t>History</w:t>
+            </w:r>
+          </w:p>
+        </w:tc>
+        <w:tc>
+          <w:tcPr>
+            <w:tcW w:w="7400" w:type="dxa"/>
+            <w:tcBorders>
+              <w:top w:val="single" w:sz="1" w:space="0" w:color="E5E7EB"/>
+              <w:left w:val="single" w:sz="1" w:space="0" w:color="E5E7EB"/>
+              <w:bottom w:val="single" w:sz="1" w:space="0" w:color="E5E7EB"/>
+              <w:right w:val="single" w:sz="1" w:space="0" w:color="E5E7EB"/>
+            </w:tcBorders>
+            <w:tcMar>
+              <w:top w:w="120" w:type="dxa"/>
+              <w:left w:w="140" w:type="dxa"/>
+              <w:bottom w:w="120" w:type="dxa"/>
+              <w:right w:w="120" w:type="dxa"/>
+            </w:tcMar>
+          </w:tcPr>
+          <w:p w14:paraId="1C0052">
+            <w:r>
+              <w:rPr>
+                <w:rFonts w:eastAsia="Arial"/>
+                <w:color w:val="374151"/>
+                <w:sz w:val="18"/>
+                <w:szCs w:val="18"/>
+              </w:rPr>
+              <w:t>Added community liked items to the Liked tab. Community items are hidden from All, Songs, and Music Videos tabs and show only Like and Share in the option menu.</w:t>
+            </w:r>
+          </w:p>
+        </w:tc>
+      </w:tr>
+      <w:tr w14:paraId="1C0060A">
+        <w:tblPrEx>
+          <w:tblCellMar>
+            <w:top w:w="0" w:type="dxa"/>
+            <w:bottom w:w="0" w:type="dxa"/>
+          </w:tblCellMar>
+        </w:tblPrEx>
+        <w:tc>
+          <w:tcPr>
+            <w:tcW w:w="1960" w:type="dxa"/>
+            <w:tcBorders>
+              <w:top w:val="single" w:sz="1" w:space="0" w:color="E5E7EB"/>
+              <w:left w:val="single" w:sz="1" w:space="0" w:color="E5E7EB"/>
+              <w:bottom w:val="single" w:sz="1" w:space="0" w:color="E5E7EB"/>
+              <w:right w:val="single" w:sz="1" w:space="0" w:color="E5E7EB"/>
+            </w:tcBorders>
+            <w:shd w:val="clear" w:color="auto" w:fill="F3F4F6"/>
+            <w:tcMar>
+              <w:top w:w="120" w:type="dxa"/>
+              <w:left w:w="120" w:type="dxa"/>
+              <w:bottom w:w="120" w:type="dxa"/>
+              <w:right w:w="100" w:type="dxa"/>
+            </w:tcMar>
+            <w:vAlign w:val="center"/>
+          </w:tcPr>
+          <w:p w14:paraId="1C0061">
+            <w:r>
+              <w:rPr>
+                <w:rFonts w:eastAsia="Arial"/>
+                <w:b/>
+                <w:bCs/>
+                <w:sz w:val="18"/>
+                <w:szCs w:val="18"/>
+              </w:rPr>
+              <w:t>History — Option Menu</w:t>
+            </w:r>
+          </w:p>
+        </w:tc>
+        <w:tc>
+          <w:tcPr>
+            <w:tcW w:w="7400" w:type="dxa"/>
+            <w:tcBorders>
+              <w:top w:val="single" w:sz="1" w:space="0" w:color="E5E7EB"/>
+              <w:left w:val="single" w:sz="1" w:space="0" w:color="E5E7EB"/>
+              <w:bottom w:val="single" w:sz="1" w:space="0" w:color="E5E7EB"/>
+              <w:right w:val="single" w:sz="1" w:space="0" w:color="E5E7EB"/>
+            </w:tcBorders>
+            <w:tcMar>
+              <w:top w:w="120" w:type="dxa"/>
+              <w:left w:w="140" w:type="dxa"/>
+              <w:bottom w:w="120" w:type="dxa"/>
+              <w:right w:w="120" w:type="dxa"/>
+            </w:tcMar>
+          </w:tcPr>
+          <w:p w14:paraId="1C0062">
+            <w:r>
+              <w:rPr>
+                <w:rFonts w:eastAsia="Arial"/>
+                <w:color w:val="374151"/>
+                <w:sz w:val="18"/>
+                <w:szCs w:val="18"/>
+              </w:rPr>
+              <w:t>Added Edit MV and Get Proof CTA buttons to the MV option menu. Added Publish flow to both MV and Song menus: MV shows a confirmation dialog (“Ready to Go Public?”) and an in-review state with timer icon before publishing; Song publishes directly. Both show a success toast on completion and restore the Delete option on unpublish.</w:t>
+            </w:r>
+          </w:p>
+        </w:tc>
+      </w:tr>
+      <w:tr w14:paraId="1C0070A">
+        <w:tblPrEx>
+          <w:tblCellMar>
+            <w:top w:w="0" w:type="dxa"/>
+            <w:bottom w:w="0" w:type="dxa"/>
+          </w:tblCellMar>
+        </w:tblPrEx>
+        <w:tc>
+          <w:tcPr>
+            <w:tcW w:w="1960" w:type="dxa"/>
+            <w:tcBorders>
+              <w:top w:val="single" w:sz="1" w:space="0" w:color="E5E7EB"/>
+              <w:left w:val="single" w:sz="1" w:space="0" w:color="E5E7EB"/>
+              <w:bottom w:val="single" w:sz="1" w:space="0" w:color="E5E7EB"/>
+              <w:right w:val="single" w:sz="1" w:space="0" w:color="E5E7EB"/>
+            </w:tcBorders>
+            <w:shd w:val="clear" w:color="auto" w:fill="F3F4F6"/>
+            <w:tcMar>
+              <w:top w:w="120" w:type="dxa"/>
+              <w:left w:w="120" w:type="dxa"/>
+              <w:bottom w:w="120" w:type="dxa"/>
+              <w:right w:w="100" w:type="dxa"/>
+            </w:tcMar>
+            <w:vAlign w:val="center"/>
+          </w:tcPr>
+          <w:p w14:paraId="1C0071">
+            <w:r>
+              <w:rPr>
+                <w:rFonts w:eastAsia="Arial"/>
+                <w:b/>
+                <w:bCs/>
+                <w:sz w:val="18"/>
+                <w:szCs w:val="18"/>
+              </w:rPr>
+              <w:t>History — Sign-in State</w:t>
+            </w:r>
+          </w:p>
+        </w:tc>
+        <w:tc>
+          <w:tcPr>
+            <w:tcW w:w="7400" w:type="dxa"/>
+            <w:tcBorders>
+              <w:top w:val="single" w:sz="1" w:space="0" w:color="E5E7EB"/>
+              <w:left w:val="single" w:sz="1" w:space="0" w:color="E5E7EB"/>
+              <w:bottom w:val="single" w:sz="1" w:space="0" w:color="E5E7EB"/>
+              <w:right w:val="single" w:sz="1" w:space="0" w:color="E5E7EB"/>
+            </w:tcBorders>
+            <w:tcMar>
+              <w:top w:w="120" w:type="dxa"/>
+              <w:left w:w="140" w:type="dxa"/>
+              <w:bottom w:w="120" w:type="dxa"/>
+              <w:right w:w="120" w:type="dxa"/>
+            </w:tcMar>
+          </w:tcPr>
+          <w:p w14:paraId="1C0072">
+            <w:r>
+              <w:rPr>
+                <w:rFonts w:eastAsia="Arial"/>
+                <w:color w:val="374151"/>
+                <w:sz w:val="18"/>
+                <w:szCs w:val="18"/>
+              </w:rPr>
+              <w:t>Adjusted empty state position and sign-in sheet button sizes to improve accessibility.</w:t>
+            </w:r>
+          </w:p>
+        </w:tc>
+      </w:tr>
+    </w:tbl>
+    <w:p>
+      <w:pPr>
+        <w:spacing w:after="120"/>
       </w:pPr>
     </w:p>
     <w:p>
@@ -645,7 +1292,7 @@
                 <w:sz w:val="18"/>
                 <w:szCs w:val="18"/>
               </w:rPr>
-              <w:t>Added new Proof of Creation screen to both the prototype. Accessible via Get Proof in the History option menu for completed Song items.</w:t>
+              <w:t>Added new Proof of Creation screen. Accessible via Get Proof in the History option menu for completed Song and MV items.</w:t>
             </w:r>
           </w:p>
         </w:tc>

--- a/YCMuse_Prototype_Update_Log.docx
+++ b/YCMuse_Prototype_Update_Log.docx
@@ -37,7 +37,7 @@
           <w:sz w:val="18"/>
           <w:szCs w:val="18"/>
         </w:rPr>
-        <w:t>File: muse-prototype-v2.html   ·   Updated: June 11, 2026   ·   Status: In Review</w:t>
+        <w:t>File: muse-prototype-v2.html   ·   Updated: June 17, 2026   ·   Status: In Review</w:t>
       </w:r>
     </w:p>
     <w:p>
@@ -46,6 +46,251 @@
           <w:bottom w:val="single" w:sz="6" w:space="0" w:color="E5E7EB"/>
         </w:pBdr>
         <w:spacing w:after="240"/>
+      </w:pPr>
+    </w:p>
+    <w:p>
+      <w:pPr>
+        <w:pStyle w:val="Heading2"/>
+        <w:spacing w:before="320" w:after="120"/>
+      </w:pPr>
+      <w:r>
+        <w:rPr>
+          <w:color w:val="111827"/>
+          <w:sz w:val="24"/>
+          <w:szCs w:val="24"/>
+        </w:rPr>
+        <w:t>Updates — June 17, 2026</w:t>
+      </w:r>
+    </w:p>
+    <w:tbl>
+      <w:tblPr>
+        <w:tblW w:w="9360" w:type="dxa"/>
+        <w:tblBorders>
+          <w:top w:val="single" w:sz="1" w:space="0" w:color="E5E7EB"/>
+          <w:left w:val="single" w:sz="1" w:space="0" w:color="E5E7EB"/>
+          <w:bottom w:val="single" w:sz="1" w:space="0" w:color="E5E7EB"/>
+          <w:right w:val="single" w:sz="1" w:space="0" w:color="E5E7EB"/>
+          <w:insideH w:val="single" w:sz="1" w:space="0" w:color="E5E7EB"/>
+          <w:insideV w:val="single" w:sz="1" w:space="0" w:color="E5E7EB"/>
+        </w:tblBorders>
+        <w:tblCellMar>
+          <w:top w:w="0" w:type="dxa"/>
+          <w:bottom w:w="0" w:type="dxa"/>
+        </w:tblCellMar>
+        <w:tblLook w:val="04A0" w:firstRow="1" w:lastRow="0" w:firstColumn="1" w:lastColumn="0" w:noHBand="0" w:noVBand="1"/>
+      </w:tblPr>
+      <w:tblGrid>
+        <w:gridCol w:w="1960"/>
+        <w:gridCol w:w="7400"/>
+      </w:tblGrid>
+      <w:tr>
+        <w:tblPrEx>
+          <w:tblCellMar>
+            <w:top w:w="0" w:type="dxa"/>
+            <w:bottom w:w="0" w:type="dxa"/>
+          </w:tblCellMar>
+        </w:tblPrEx>
+        <w:tc>
+          <w:tcPr>
+            <w:tcW w:w="1960" w:type="dxa"/>
+            <w:tcBorders>
+              <w:top w:val="single" w:sz="1" w:space="0" w:color="E5E7EB"/>
+              <w:left w:val="single" w:sz="1" w:space="0" w:color="E5E7EB"/>
+              <w:bottom w:val="single" w:sz="1" w:space="0" w:color="E5E7EB"/>
+              <w:right w:val="single" w:sz="1" w:space="0" w:color="E5E7EB"/>
+            </w:tcBorders>
+            <w:shd w:val="clear" w:color="auto" w:fill="1F2937"/>
+            <w:tcMar>
+              <w:top w:w="100" w:type="dxa"/>
+              <w:left w:w="120" w:type="dxa"/>
+              <w:bottom w:w="100" w:type="dxa"/>
+              <w:right w:w="100" w:type="dxa"/>
+            </w:tcMar>
+          </w:tcPr>
+          <w:p>
+            <w:r>
+              <w:rPr>
+                <w:rFonts w:eastAsia="Arial"/>
+                <w:b/>
+                <w:bCs/>
+                <w:color w:val="FFFFFF"/>
+                <w:sz w:val="18"/>
+                <w:szCs w:val="18"/>
+              </w:rPr>
+              <w:t>Screen / Area</w:t>
+            </w:r>
+          </w:p>
+        </w:tc>
+        <w:tc>
+          <w:tcPr>
+            <w:tcW w:w="7400" w:type="dxa"/>
+            <w:tcBorders>
+              <w:top w:val="single" w:sz="1" w:space="0" w:color="E5E7EB"/>
+              <w:left w:val="single" w:sz="1" w:space="0" w:color="E5E7EB"/>
+              <w:bottom w:val="single" w:sz="1" w:space="0" w:color="E5E7EB"/>
+              <w:right w:val="single" w:sz="1" w:space="0" w:color="E5E7EB"/>
+            </w:tcBorders>
+            <w:shd w:val="clear" w:color="auto" w:fill="1F2937"/>
+            <w:tcMar>
+              <w:top w:w="100" w:type="dxa"/>
+              <w:left w:w="140" w:type="dxa"/>
+              <w:bottom w:w="100" w:type="dxa"/>
+              <w:right w:w="120" w:type="dxa"/>
+            </w:tcMar>
+          </w:tcPr>
+          <w:p>
+            <w:r>
+              <w:rPr>
+                <w:rFonts w:eastAsia="Arial"/>
+                <w:b/>
+                <w:bCs/>
+                <w:color w:val="FFFFFF"/>
+                <w:sz w:val="18"/>
+                <w:szCs w:val="18"/>
+              </w:rPr>
+              <w:t>Description</w:t>
+            </w:r>
+          </w:p>
+        </w:tc>
+      </w:tr>
+      <w:tr w14:paraId="BB0010A">
+        <w:tblPrEx>
+          <w:tblCellMar>
+            <w:top w:w="0" w:type="dxa"/>
+            <w:bottom w:w="0" w:type="dxa"/>
+          </w:tblCellMar>
+        </w:tblPrEx>
+        <w:tc>
+          <w:tcPr>
+            <w:tcW w:w="1960" w:type="dxa"/>
+            <w:tcBorders>
+              <w:top w:val="single" w:sz="1" w:space="0" w:color="E5E7EB"/>
+              <w:left w:val="single" w:sz="1" w:space="0" w:color="E5E7EB"/>
+              <w:bottom w:val="single" w:sz="1" w:space="0" w:color="E5E7EB"/>
+              <w:right w:val="single" w:sz="1" w:space="0" w:color="E5E7EB"/>
+            </w:tcBorders>
+            <w:shd w:val="clear" w:color="auto" w:fill="F3F4F6"/>
+            <w:tcMar>
+              <w:top w:w="120" w:type="dxa"/>
+              <w:left w:w="120" w:type="dxa"/>
+              <w:bottom w:w="120" w:type="dxa"/>
+              <w:right w:w="100" w:type="dxa"/>
+            </w:tcMar>
+            <w:vAlign w:val="center"/>
+          </w:tcPr>
+          <w:p w14:paraId="BB0011">
+            <w:r>
+              <w:rPr>
+                <w:rFonts w:eastAsia="Arial"/>
+                <w:b/>
+                <w:bCs/>
+                <w:sz w:val="18"/>
+                <w:szCs w:val="18"/>
+              </w:rPr>
+              <w:t>Credits Detail</w:t>
+            </w:r>
+          </w:p>
+        </w:tc>
+        <w:tc>
+          <w:tcPr>
+            <w:tcW w:w="7400" w:type="dxa"/>
+            <w:tcBorders>
+              <w:top w:val="single" w:sz="1" w:space="0" w:color="E5E7EB"/>
+              <w:left w:val="single" w:sz="1" w:space="0" w:color="E5E7EB"/>
+              <w:bottom w:val="single" w:sz="1" w:space="0" w:color="E5E7EB"/>
+              <w:right w:val="single" w:sz="1" w:space="0" w:color="E5E7EB"/>
+            </w:tcBorders>
+            <w:shd w:val="clear" w:color="auto" w:fill="FFFFFF"/>
+            <w:tcMar>
+              <w:top w:w="120" w:type="dxa"/>
+              <w:left w:w="140" w:type="dxa"/>
+              <w:bottom w:w="120" w:type="dxa"/>
+              <w:right w:w="120" w:type="dxa"/>
+            </w:tcMar>
+          </w:tcPr>
+          <w:p w14:paraId="BB0012">
+            <w:r>
+              <w:rPr>
+                <w:rFonts w:eastAsia="Arial"/>
+                <w:sz w:val="18"/>
+                <w:szCs w:val="18"/>
+              </w:rPr>
+              <w:t>Added credit history screen accessible from the Credits pill in the Account screen. Shows a balance card (current credit count + “Buy More” button) and a filterable transaction list with three tabs: All, Spend, and Earn. Spend rows display action type (AI Music Video, AI Song, Recreate Cover, Recreate Storyboard, Merge MV, Storyboard) with icon, timestamp, and credit delta in white. Earn rows (Credit Purchase) show the delta in gold.</w:t>
+            </w:r>
+          </w:p>
+        </w:tc>
+      </w:tr>
+      <w:tr w14:paraId="BB0020A">
+        <w:tblPrEx>
+          <w:tblCellMar>
+            <w:top w:w="0" w:type="dxa"/>
+            <w:bottom w:w="0" w:type="dxa"/>
+          </w:tblCellMar>
+        </w:tblPrEx>
+        <w:tc>
+          <w:tcPr>
+            <w:tcW w:w="1960" w:type="dxa"/>
+            <w:tcBorders>
+              <w:top w:val="single" w:sz="1" w:space="0" w:color="E5E7EB"/>
+              <w:left w:val="single" w:sz="1" w:space="0" w:color="E5E7EB"/>
+              <w:bottom w:val="single" w:sz="1" w:space="0" w:color="E5E7EB"/>
+              <w:right w:val="single" w:sz="1" w:space="0" w:color="E5E7EB"/>
+            </w:tcBorders>
+            <w:shd w:val="clear" w:color="auto" w:fill="F3F4F6"/>
+            <w:tcMar>
+              <w:top w:w="120" w:type="dxa"/>
+              <w:left w:w="120" w:type="dxa"/>
+              <w:bottom w:w="120" w:type="dxa"/>
+              <w:right w:w="100" w:type="dxa"/>
+            </w:tcMar>
+            <w:vAlign w:val="center"/>
+          </w:tcPr>
+          <w:p w14:paraId="BB0021">
+            <w:r>
+              <w:rPr>
+                <w:rFonts w:eastAsia="Arial"/>
+                <w:b/>
+                <w:bCs/>
+                <w:sz w:val="18"/>
+                <w:szCs w:val="18"/>
+              </w:rPr>
+              <w:t>Buy Credits (iAP)</w:t>
+            </w:r>
+          </w:p>
+        </w:tc>
+        <w:tc>
+          <w:tcPr>
+            <w:tcW w:w="7400" w:type="dxa"/>
+            <w:tcBorders>
+              <w:top w:val="single" w:sz="1" w:space="0" w:color="E5E7EB"/>
+              <w:left w:val="single" w:sz="1" w:space="0" w:color="E5E7EB"/>
+              <w:bottom w:val="single" w:sz="1" w:space="0" w:color="E5E7EB"/>
+              <w:right w:val="single" w:sz="1" w:space="0" w:color="E5E7EB"/>
+            </w:tcBorders>
+            <w:shd w:val="clear" w:color="auto" w:fill="FFFFFF"/>
+            <w:tcMar>
+              <w:top w:w="120" w:type="dxa"/>
+              <w:left w:w="140" w:type="dxa"/>
+              <w:bottom w:w="120" w:type="dxa"/>
+              <w:right w:w="120" w:type="dxa"/>
+            </w:tcMar>
+          </w:tcPr>
+          <w:p w14:paraId="BB0022">
+            <w:r>
+              <w:rPr>
+                <w:rFonts w:eastAsia="Arial"/>
+                <w:sz w:val="18"/>
+                <w:szCs w:val="18"/>
+              </w:rPr>
+              <w:t>Added credit iAP screen (“Buy Credits”) accessible via the “Buy More” button in Credits Detail. Displays current balance and four credit packs: 100 / $0.99, 300 / $2.49 (Popular — default selected), 600 / $4.49, and 1,000 / $6.49. Selected pack highlights with an amber border. The “Buy Now” CTA button shows the selected credit count and price. Tapping it opens an Apple Pay confirmation sheet; on successful payment the screen navigates back to Credits Detail and shows a purchase success toast. Includes a non-refundable / 12-month expiry legal note.</w:t>
+            </w:r>
+          </w:p>
+        </w:tc>
+      </w:tr>
+    </w:tbl>
+    <w:p>
+      <w:pPr>
+        <w:spacing w:after="160"/>
       </w:pPr>
     </w:p>
     <w:p>
@@ -2020,24 +2265,6 @@
         </w:rPr>
         <w:lastRenderedPageBreak/>
         <w:t>Out of Scope — Not in This Version</w:t>
-      </w:r>
-    </w:p>
-    <w:p>
-      <w:pPr>
-        <w:pStyle w:val="ListParagraph"/>
-        <w:numPr>
-          <w:ilvl w:val="0"/>
-          <w:numId w:val="1"/>
-        </w:numPr>
-      </w:pPr>
-      <w:r>
-        <w:rPr>
-          <w:rFonts w:eastAsia="Arial"/>
-          <w:color w:val="6B7280"/>
-          <w:sz w:val="18"/>
-          <w:szCs w:val="18"/>
-        </w:rPr>
-        <w:t>IAP flow for insufficient credit balance.</w:t>
       </w:r>
     </w:p>
     <w:p>

--- a/YCMuse_Prototype_Update_Log.docx
+++ b/YCMuse_Prototype_Update_Log.docx
@@ -215,7 +215,7 @@
                 <w:sz w:val="18"/>
                 <w:szCs w:val="18"/>
               </w:rPr>
-              <w:t>Added credit history screen accessible from the Credits pill in the Account screen. Shows a balance card (current credit count + “Buy More” button) and a filterable transaction list with three tabs: All, Spend, and Earn. Spend rows display action type (AI Music Video, AI Song, Recreate Cover, Recreate Storyboard, Merge MV, Storyboard) with icon, timestamp, and credit delta in white. Earn rows (Credit Purchase) show the delta in gold.</w:t>
+              <w:t>Credit history screen with balance card and transaction list (All / Spend / Earn tabs). Spend rows show action type, timestamp, and delta in white; Earn rows show delta in gold.</w:t>
             </w:r>
           </w:p>
         </w:tc>
@@ -282,7 +282,89 @@
                 <w:sz w:val="18"/>
                 <w:szCs w:val="18"/>
               </w:rPr>
-              <w:t>Added credit iAP screen (“Buy Credits”) accessible via the “Buy More” button in Credits Detail. Displays current balance and four credit packs: 100 / $0.99, 300 / $2.49 (Popular — default selected), 600 / $4.49, and 1,000 / $6.49. Selected pack highlights with an amber border. The “Buy Now” CTA button shows the selected credit count and price. Tapping it opens an Apple Pay confirmation sheet; on successful payment the screen navigates back to Credits Detail and shows a purchase success toast. Includes a non-refundable / 12-month expiry legal note.</w:t>
+              <w:t>Four credit packs (100 / $0.99, 300 / $2.49, 600 / $4.49, 1,000 / $6.49); selected pack highlights in amber. Buy Now opens Apple Pay; on success returns to Credits Detail with a toast.</w:t>
+            </w:r>
+          </w:p>
+        </w:tc>
+      </w:tr>
+      <w:tr>
+        <w:tblPrEx>
+          <w:tblCellMar>
+            <w:top w:w="0" w:type="dxa"/>
+            <w:bottom w:w="0" w:type="dxa"/>
+          </w:tblCellMar>
+        </w:tblPrEx>
+        <w:tc>
+          <w:tcPr>
+            <w:tcW w:w="1960" w:type="dxa"/>
+            <w:tcBorders>
+              <w:top w:val="single" w:sz="1" w:space="0" w:color="E5E7EB"/>
+              <w:left w:val="single" w:sz="1" w:space="0" w:color="E5E7EB"/>
+              <w:bottom w:val="single" w:sz="1" w:space="0" w:color="E5E7EB"/>
+              <w:right w:val="single" w:sz="1" w:space="0" w:color="E5E7EB"/>
+            </w:tcBorders>
+            <w:shd w:val="clear" w:color="auto" w:fill="F9FAFB"/>
+            <w:tcMar>
+              <w:top w:w="120" w:type="dxa"/>
+              <w:left w:w="140" w:type="dxa"/>
+              <w:bottom w:w="120" w:type="dxa"/>
+              <w:right w:w="120" w:type="dxa"/>
+            </w:tcMar>
+          </w:tcPr>
+          <w:p>
+            <w:r>
+              <w:rPr>
+                <w:rFonts w:eastAsia="Arial"/>
+                <w:b/>
+                <w:sz w:val="18"/>
+                <w:szCs w:val="18"/>
+              </w:rPr>
+              <w:t>Proof of Creation</w:t>
+            </w:r>
+          </w:p>
+        </w:tc>
+        <w:tc>
+          <w:tcPr>
+            <w:tcW w:w="7400" w:type="dxa"/>
+            <w:tcBorders>
+              <w:top w:val="single" w:sz="1" w:space="0" w:color="E5E7EB"/>
+              <w:left w:val="single" w:sz="1" w:space="0" w:color="E5E7EB"/>
+              <w:bottom w:val="single" w:sz="1" w:space="0" w:color="E5E7EB"/>
+              <w:right w:val="single" w:sz="1" w:space="0" w:color="E5E7EB"/>
+            </w:tcBorders>
+            <w:shd w:val="clear" w:color="auto" w:fill="FFFFFF"/>
+            <w:tcMar>
+              <w:top w:w="120" w:type="dxa"/>
+              <w:left w:w="140" w:type="dxa"/>
+              <w:bottom w:w="120" w:type="dxa"/>
+              <w:right w:w="120" w:type="dxa"/>
+            </w:tcMar>
+          </w:tcPr>
+          <w:p>
+            <w:r>
+              <w:rPr>
+                <w:rFonts w:eastAsia="Arial"/>
+                <w:sz w:val="18"/>
+                <w:szCs w:val="18"/>
+              </w:rPr>
+              <w:t xml:space="preserve">Used </w:t>
+            </w:r>
+            <w:r>
+              <w:rPr>
+                <w:rFonts w:eastAsia="Arial"/>
+                <w:i/>
+                <w:sz w:val="18"/>
+                <w:szCs w:val="18"/>
+              </w:rPr>
+              <w:t>img_certificate.jpg</w:t>
+            </w:r>
+            <w:r>
+              <w:rPr>
+                <w:rFonts w:eastAsia="Arial"/>
+                <w:sz w:val="18"/>
+                <w:szCs w:val="18"/>
+              </w:rPr>
+              <w:t xml:space="preserve"> as certificate background with text content overlaid. Fixed footer link visibility. Added iOS keyboard simulation in keyboard-open state. Updated certificate layout to match Figma (node 479-6937). Set 48 px inner padding on certificate paper.</w:t>
             </w:r>
           </w:p>
         </w:tc>

--- a/YCMuse_Prototype_Update_Log.docx
+++ b/YCMuse_Prototype_Update_Log.docx
@@ -37,7 +37,7 @@
           <w:sz w:val="18"/>
           <w:szCs w:val="18"/>
         </w:rPr>
-        <w:t>File: muse-prototype-v2.html   ·   Updated: June 17, 2026   ·   Status: In Review</w:t>
+        <w:t>File: muse-prototype-v2.html   ·   Updated: June 22, 2026   ·   Status: In Review</w:t>
       </w:r>
     </w:p>
     <w:p>
@@ -48,6 +48,783 @@
         <w:spacing w:after="240"/>
       </w:pPr>
     </w:p>
+    <w:p>
+      <w:pPr>
+        <w:pStyle w:val="Heading2"/>
+        <w:spacing w:before="320" w:after="120"/>
+      </w:pPr>
+      <w:r>
+        <w:rPr>
+          <w:color w:val="111827"/>
+          <w:sz w:val="24"/>
+          <w:szCs w:val="24"/>
+        </w:rPr>
+        <w:t>Updates — June 22, 2026</w:t>
+      </w:r>
+    </w:p>
+    <w:tbl>
+      <w:tblPr>
+        <w:tblW w:w="9360" w:type="dxa"/>
+        <w:tblBorders>
+          <w:top w:val="single" w:sz="1" w:space="0" w:color="E5E7EB"/>
+          <w:left w:val="single" w:sz="1" w:space="0" w:color="E5E7EB"/>
+          <w:bottom w:val="single" w:sz="1" w:space="0" w:color="E5E7EB"/>
+          <w:right w:val="single" w:sz="1" w:space="0" w:color="E5E7EB"/>
+          <w:insideH w:val="single" w:sz="1" w:space="0" w:color="E5E7EB"/>
+          <w:insideV w:val="single" w:sz="1" w:space="0" w:color="E5E7EB"/>
+        </w:tblBorders>
+        <w:tblCellMar>
+          <w:top w:w="0" w:type="dxa"/>
+          <w:bottom w:w="0" w:type="dxa"/>
+        </w:tblCellMar>
+        <w:tblLook w:val="04A0" w:firstRow="1" w:lastRow="0" w:firstColumn="1" w:lastColumn="0" w:noHBand="0" w:noVBand="1"/>
+      </w:tblPr>
+      <w:tblGrid>
+        <w:gridCol w:w="1960"/>
+        <w:gridCol w:w="7400"/>
+      </w:tblGrid>
+      <w:tr>
+        <w:tblPrEx>
+          <w:tblCellMar>
+            <w:top w:w="0" w:type="dxa"/>
+            <w:bottom w:w="0" w:type="dxa"/>
+          </w:tblCellMar>
+        </w:tblPrEx>
+        <w:tc>
+          <w:tcPr>
+            <w:tcW w:w="1960" w:type="dxa"/>
+            <w:tcBorders>
+              <w:top w:val="single" w:sz="1" w:space="0" w:color="E5E7EB"/>
+              <w:left w:val="single" w:sz="1" w:space="0" w:color="E5E7EB"/>
+              <w:bottom w:val="single" w:sz="1" w:space="0" w:color="E5E7EB"/>
+              <w:right w:val="single" w:sz="1" w:space="0" w:color="E5E7EB"/>
+            </w:tcBorders>
+            <w:shd w:val="clear" w:color="auto" w:fill="1F2937"/>
+            <w:tcMar>
+              <w:top w:w="120" w:type="dxa"/>
+              <w:left w:w="120" w:type="dxa"/>
+              <w:bottom w:w="120" w:type="dxa"/>
+              <w:right w:w="100" w:type="dxa"/>
+            </w:tcMar>
+            <w:vAlign w:val="center"/>
+          </w:tcPr>
+          <w:p>
+            <w:r>
+              <w:rPr>
+                <w:rFonts w:eastAsia="Arial"/>
+                <w:b/>
+                <w:bCs/>
+                <w:color w:val="FFFFFF"/>
+                <w:sz w:val="18"/>
+                <w:szCs w:val="18"/>
+              </w:rPr>
+              <w:t>Screen / Area</w:t>
+            </w:r>
+          </w:p>
+        </w:tc>
+        <w:tc>
+          <w:tcPr>
+            <w:tcW w:w="7400" w:type="dxa"/>
+            <w:tcBorders>
+              <w:top w:val="single" w:sz="1" w:space="0" w:color="E5E7EB"/>
+              <w:left w:val="single" w:sz="1" w:space="0" w:color="E5E7EB"/>
+              <w:bottom w:val="single" w:sz="1" w:space="0" w:color="E5E7EB"/>
+              <w:right w:val="single" w:sz="1" w:space="0" w:color="E5E7EB"/>
+            </w:tcBorders>
+            <w:shd w:val="clear" w:color="auto" w:fill="1F2937"/>
+            <w:tcMar>
+              <w:top w:w="120" w:type="dxa"/>
+              <w:left w:w="140" w:type="dxa"/>
+              <w:bottom w:w="120" w:type="dxa"/>
+              <w:right w:w="120" w:type="dxa"/>
+            </w:tcMar>
+          </w:tcPr>
+          <w:p>
+            <w:r>
+              <w:rPr>
+                <w:rFonts w:eastAsia="Arial"/>
+                <w:b/>
+                <w:bCs/>
+                <w:color w:val="FFFFFF"/>
+                <w:sz w:val="18"/>
+                <w:szCs w:val="18"/>
+              </w:rPr>
+              <w:t>Description</w:t>
+            </w:r>
+          </w:p>
+        </w:tc>
+      </w:tr>
+      <w:tr>
+        <w:tblPrEx>
+          <w:tblCellMar>
+            <w:top w:w="0" w:type="dxa"/>
+            <w:bottom w:w="0" w:type="dxa"/>
+          </w:tblCellMar>
+        </w:tblPrEx>
+        <w:tc>
+          <w:tcPr>
+            <w:tcW w:w="1960" w:type="dxa"/>
+            <w:tcBorders>
+              <w:top w:val="single" w:sz="1" w:space="0" w:color="E5E7EB"/>
+              <w:left w:val="single" w:sz="1" w:space="0" w:color="E5E7EB"/>
+              <w:bottom w:val="single" w:sz="1" w:space="0" w:color="E5E7EB"/>
+              <w:right w:val="single" w:sz="1" w:space="0" w:color="E5E7EB"/>
+            </w:tcBorders>
+            <w:shd w:val="clear" w:color="auto" w:fill="F3F4F6"/>
+            <w:tcMar>
+              <w:top w:w="120" w:type="dxa"/>
+              <w:left w:w="120" w:type="dxa"/>
+              <w:bottom w:w="120" w:type="dxa"/>
+              <w:right w:w="100" w:type="dxa"/>
+            </w:tcMar>
+            <w:vAlign w:val="center"/>
+          </w:tcPr>
+          <w:p w14:paraId="DD220001A">
+            <w:r>
+              <w:rPr>
+                <w:rFonts w:eastAsia="Arial"/>
+                <w:b/>
+                <w:bCs/>
+                <w:sz w:val="18"/>
+                <w:szCs w:val="18"/>
+              </w:rPr>
+              <w:t>History — Storyboard Item</w:t>
+            </w:r>
+          </w:p>
+        </w:tc>
+        <w:tc>
+          <w:tcPr>
+            <w:tcW w:w="7400" w:type="dxa"/>
+            <w:tcBorders>
+              <w:top w:val="single" w:sz="1" w:space="0" w:color="E5E7EB"/>
+              <w:left w:val="single" w:sz="1" w:space="0" w:color="E5E7EB"/>
+              <w:bottom w:val="single" w:sz="1" w:space="0" w:color="E5E7EB"/>
+              <w:right w:val="single" w:sz="1" w:space="0" w:color="E5E7EB"/>
+            </w:tcBorders>
+            <w:shd w:val="clear" w:color="auto" w:fill="FFFFFF"/>
+            <w:tcMar>
+              <w:top w:w="120" w:type="dxa"/>
+              <w:left w:w="140" w:type="dxa"/>
+              <w:bottom w:w="120" w:type="dxa"/>
+              <w:right w:w="120" w:type="dxa"/>
+            </w:tcMar>
+          </w:tcPr>
+          <w:p w14:paraId="DD220001B">
+            <w:r>
+              <w:rPr>
+                <w:rFonts w:eastAsia="Arial"/>
+                <w:sz w:val="18"/>
+                <w:szCs w:val="18"/>
+              </w:rPr>
+              <w:t>Added a “Create” pill button to storyboard Done rows. Tapping navigates to Edit Storyboard (same action as tapping the row). Button has no border stroke.</w:t>
+            </w:r>
+          </w:p>
+        </w:tc>
+      </w:tr>
+      <w:tr>
+        <w:tblPrEx>
+          <w:tblCellMar>
+            <w:top w:w="0" w:type="dxa"/>
+            <w:bottom w:w="0" w:type="dxa"/>
+          </w:tblCellMar>
+        </w:tblPrEx>
+        <w:tc>
+          <w:tcPr>
+            <w:tcW w:w="1960" w:type="dxa"/>
+            <w:tcBorders>
+              <w:top w:val="single" w:sz="1" w:space="0" w:color="E5E7EB"/>
+              <w:left w:val="single" w:sz="1" w:space="0" w:color="E5E7EB"/>
+              <w:bottom w:val="single" w:sz="1" w:space="0" w:color="E5E7EB"/>
+              <w:right w:val="single" w:sz="1" w:space="0" w:color="E5E7EB"/>
+            </w:tcBorders>
+            <w:shd w:val="clear" w:color="auto" w:fill="F3F4F6"/>
+            <w:tcMar>
+              <w:top w:w="120" w:type="dxa"/>
+              <w:left w:w="120" w:type="dxa"/>
+              <w:bottom w:w="120" w:type="dxa"/>
+              <w:right w:w="100" w:type="dxa"/>
+            </w:tcMar>
+            <w:vAlign w:val="center"/>
+          </w:tcPr>
+          <w:p w14:paraId="DD220002A">
+            <w:r>
+              <w:rPr>
+                <w:rFonts w:eastAsia="Arial"/>
+                <w:b/>
+                <w:bCs/>
+                <w:sz w:val="18"/>
+                <w:szCs w:val="18"/>
+              </w:rPr>
+              <w:t>Edit Storyboard — CTA</w:t>
+            </w:r>
+          </w:p>
+        </w:tc>
+        <w:tc>
+          <w:tcPr>
+            <w:tcW w:w="7400" w:type="dxa"/>
+            <w:tcBorders>
+              <w:top w:val="single" w:sz="1" w:space="0" w:color="E5E7EB"/>
+              <w:left w:val="single" w:sz="1" w:space="0" w:color="E5E7EB"/>
+              <w:bottom w:val="single" w:sz="1" w:space="0" w:color="E5E7EB"/>
+              <w:right w:val="single" w:sz="1" w:space="0" w:color="E5E7EB"/>
+            </w:tcBorders>
+            <w:shd w:val="clear" w:color="auto" w:fill="FFFFFF"/>
+            <w:tcMar>
+              <w:top w:w="120" w:type="dxa"/>
+              <w:left w:w="140" w:type="dxa"/>
+              <w:bottom w:w="120" w:type="dxa"/>
+              <w:right w:w="120" w:type="dxa"/>
+            </w:tcMar>
+          </w:tcPr>
+          <w:p w14:paraId="DD220002B">
+            <w:r>
+              <w:rPr>
+                <w:rFonts w:eastAsia="Arial"/>
+                <w:sz w:val="18"/>
+                <w:szCs w:val="18"/>
+              </w:rPr>
+              <w:t>Renamed “Generate MV” button to “Create MV”.</w:t>
+            </w:r>
+          </w:p>
+        </w:tc>
+      </w:tr>
+      <w:tr>
+        <w:tblPrEx>
+          <w:tblCellMar>
+            <w:top w:w="0" w:type="dxa"/>
+            <w:bottom w:w="0" w:type="dxa"/>
+          </w:tblCellMar>
+        </w:tblPrEx>
+        <w:tc>
+          <w:tcPr>
+            <w:tcW w:w="1960" w:type="dxa"/>
+            <w:tcBorders>
+              <w:top w:val="single" w:sz="1" w:space="0" w:color="E5E7EB"/>
+              <w:left w:val="single" w:sz="1" w:space="0" w:color="E5E7EB"/>
+              <w:bottom w:val="single" w:sz="1" w:space="0" w:color="E5E7EB"/>
+              <w:right w:val="single" w:sz="1" w:space="0" w:color="E5E7EB"/>
+            </w:tcBorders>
+            <w:shd w:val="clear" w:color="auto" w:fill="F3F4F6"/>
+            <w:tcMar>
+              <w:top w:w="120" w:type="dxa"/>
+              <w:left w:w="120" w:type="dxa"/>
+              <w:bottom w:w="120" w:type="dxa"/>
+              <w:right w:w="100" w:type="dxa"/>
+            </w:tcMar>
+            <w:vAlign w:val="center"/>
+          </w:tcPr>
+          <w:p w14:paraId="DD220003A">
+            <w:r>
+              <w:rPr>
+                <w:rFonts w:eastAsia="Arial"/>
+                <w:b/>
+                <w:bCs/>
+                <w:sz w:val="18"/>
+                <w:szCs w:val="18"/>
+              </w:rPr>
+              <w:t>Edit Storyboard — Visual Style Sheet</w:t>
+            </w:r>
+          </w:p>
+        </w:tc>
+        <w:tc>
+          <w:tcPr>
+            <w:tcW w:w="7400" w:type="dxa"/>
+            <w:tcBorders>
+              <w:top w:val="single" w:sz="1" w:space="0" w:color="E5E7EB"/>
+              <w:left w:val="single" w:sz="1" w:space="0" w:color="E5E7EB"/>
+              <w:bottom w:val="single" w:sz="1" w:space="0" w:color="E5E7EB"/>
+              <w:right w:val="single" w:sz="1" w:space="0" w:color="E5E7EB"/>
+            </w:tcBorders>
+            <w:shd w:val="clear" w:color="auto" w:fill="FFFFFF"/>
+            <w:tcMar>
+              <w:top w:w="120" w:type="dxa"/>
+              <w:left w:w="140" w:type="dxa"/>
+              <w:bottom w:w="120" w:type="dxa"/>
+              <w:right w:w="120" w:type="dxa"/>
+            </w:tcMar>
+          </w:tcPr>
+          <w:p w14:paraId="DD220003B">
+            <w:r>
+              <w:rPr>
+                <w:rFonts w:eastAsia="Arial"/>
+                <w:sz w:val="18"/>
+                <w:szCs w:val="18"/>
+              </w:rPr>
+              <w:t>Redesigned edit input sheet to match Figma: drag handle at top; header row with dark X pill (28×28 px, left), bold centered title, and purple checkmark circle (28×28 px, right); full-width textarea inside a card; inline character counter and × clear button at bottom-right. Slide-up/fade transition aligned with all other bottom sheets.</w:t>
+            </w:r>
+          </w:p>
+        </w:tc>
+      </w:tr>
+      <w:tr>
+        <w:tblPrEx>
+          <w:tblCellMar>
+            <w:top w:w="0" w:type="dxa"/>
+            <w:bottom w:w="0" w:type="dxa"/>
+          </w:tblCellMar>
+        </w:tblPrEx>
+        <w:tc>
+          <w:tcPr>
+            <w:tcW w:w="1960" w:type="dxa"/>
+            <w:tcBorders>
+              <w:top w:val="single" w:sz="1" w:space="0" w:color="E5E7EB"/>
+              <w:left w:val="single" w:sz="1" w:space="0" w:color="E5E7EB"/>
+              <w:bottom w:val="single" w:sz="1" w:space="0" w:color="E5E7EB"/>
+              <w:right w:val="single" w:sz="1" w:space="0" w:color="E5E7EB"/>
+            </w:tcBorders>
+            <w:shd w:val="clear" w:color="auto" w:fill="F3F4F6"/>
+            <w:tcMar>
+              <w:top w:w="120" w:type="dxa"/>
+              <w:left w:w="120" w:type="dxa"/>
+              <w:bottom w:w="120" w:type="dxa"/>
+              <w:right w:w="100" w:type="dxa"/>
+            </w:tcMar>
+            <w:vAlign w:val="center"/>
+          </w:tcPr>
+          <w:p w14:paraId="DD220004A">
+            <w:r>
+              <w:rPr>
+                <w:rFonts w:eastAsia="Arial"/>
+                <w:b/>
+                <w:bCs/>
+                <w:sz w:val="18"/>
+                <w:szCs w:val="18"/>
+              </w:rPr>
+              <w:t>Edit Storyboard — MV Song</w:t>
+            </w:r>
+          </w:p>
+        </w:tc>
+        <w:tc>
+          <w:tcPr>
+            <w:tcW w:w="7400" w:type="dxa"/>
+            <w:tcBorders>
+              <w:top w:val="single" w:sz="1" w:space="0" w:color="E5E7EB"/>
+              <w:left w:val="single" w:sz="1" w:space="0" w:color="E5E7EB"/>
+              <w:bottom w:val="single" w:sz="1" w:space="0" w:color="E5E7EB"/>
+              <w:right w:val="single" w:sz="1" w:space="0" w:color="E5E7EB"/>
+            </w:tcBorders>
+            <w:shd w:val="clear" w:color="auto" w:fill="FFFFFF"/>
+            <w:tcMar>
+              <w:top w:w="120" w:type="dxa"/>
+              <w:left w:w="140" w:type="dxa"/>
+              <w:bottom w:w="120" w:type="dxa"/>
+              <w:right w:w="120" w:type="dxa"/>
+            </w:tcMar>
+          </w:tcPr>
+          <w:p w14:paraId="DD220004B">
+            <w:r>
+              <w:rPr>
+                <w:rFonts w:eastAsia="Arial"/>
+                <w:sz w:val="18"/>
+                <w:szCs w:val="18"/>
+              </w:rPr>
+              <w:t>Song thumbnail row is now tappable. Play icon toggles to pause icon while playing; resets automatically on screen navigation.</w:t>
+            </w:r>
+          </w:p>
+        </w:tc>
+      </w:tr>
+      <w:tr>
+        <w:tblPrEx>
+          <w:tblCellMar>
+            <w:top w:w="0" w:type="dxa"/>
+            <w:bottom w:w="0" w:type="dxa"/>
+          </w:tblCellMar>
+        </w:tblPrEx>
+        <w:tc>
+          <w:tcPr>
+            <w:tcW w:w="1960" w:type="dxa"/>
+            <w:tcBorders>
+              <w:top w:val="single" w:sz="1" w:space="0" w:color="E5E7EB"/>
+              <w:left w:val="single" w:sz="1" w:space="0" w:color="E5E7EB"/>
+              <w:bottom w:val="single" w:sz="1" w:space="0" w:color="E5E7EB"/>
+              <w:right w:val="single" w:sz="1" w:space="0" w:color="E5E7EB"/>
+            </w:tcBorders>
+            <w:shd w:val="clear" w:color="auto" w:fill="F3F4F6"/>
+            <w:tcMar>
+              <w:top w:w="120" w:type="dxa"/>
+              <w:left w:w="120" w:type="dxa"/>
+              <w:bottom w:w="120" w:type="dxa"/>
+              <w:right w:w="100" w:type="dxa"/>
+            </w:tcMar>
+            <w:vAlign w:val="center"/>
+          </w:tcPr>
+          <w:p w14:paraId="DD220005A">
+            <w:r>
+              <w:rPr>
+                <w:rFonts w:eastAsia="Arial"/>
+                <w:b/>
+                <w:bCs/>
+                <w:sz w:val="18"/>
+                <w:szCs w:val="18"/>
+              </w:rPr>
+              <w:t>Edit Storyboard — Story</w:t>
+            </w:r>
+          </w:p>
+        </w:tc>
+        <w:tc>
+          <w:tcPr>
+            <w:tcW w:w="7400" w:type="dxa"/>
+            <w:tcBorders>
+              <w:top w:val="single" w:sz="1" w:space="0" w:color="E5E7EB"/>
+              <w:left w:val="single" w:sz="1" w:space="0" w:color="E5E7EB"/>
+              <w:bottom w:val="single" w:sz="1" w:space="0" w:color="E5E7EB"/>
+              <w:right w:val="single" w:sz="1" w:space="0" w:color="E5E7EB"/>
+            </w:tcBorders>
+            <w:shd w:val="clear" w:color="auto" w:fill="FFFFFF"/>
+            <w:tcMar>
+              <w:top w:w="120" w:type="dxa"/>
+              <w:left w:w="140" w:type="dxa"/>
+              <w:bottom w:w="120" w:type="dxa"/>
+              <w:right w:w="120" w:type="dxa"/>
+            </w:tcMar>
+          </w:tcPr>
+          <w:p w14:paraId="DD220005B">
+            <w:r>
+              <w:rPr>
+                <w:rFonts w:eastAsia="Arial"/>
+                <w:sz w:val="18"/>
+                <w:szCs w:val="18"/>
+              </w:rPr>
+              <w:t>Added new read-only “Story” section below Visual Style. Uses darker background (--n14), no border, and muted text colour to visually distinguish from editable fields.</w:t>
+            </w:r>
+          </w:p>
+        </w:tc>
+      </w:tr>
+      <w:tr>
+        <w:tblPrEx>
+          <w:tblCellMar>
+            <w:top w:w="0" w:type="dxa"/>
+            <w:bottom w:w="0" w:type="dxa"/>
+          </w:tblCellMar>
+        </w:tblPrEx>
+        <w:tc>
+          <w:tcPr>
+            <w:tcW w:w="1960" w:type="dxa"/>
+            <w:tcBorders>
+              <w:top w:val="single" w:sz="1" w:space="0" w:color="E5E7EB"/>
+              <w:left w:val="single" w:sz="1" w:space="0" w:color="E5E7EB"/>
+              <w:bottom w:val="single" w:sz="1" w:space="0" w:color="E5E7EB"/>
+              <w:right w:val="single" w:sz="1" w:space="0" w:color="E5E7EB"/>
+            </w:tcBorders>
+            <w:shd w:val="clear" w:color="auto" w:fill="F3F4F6"/>
+            <w:tcMar>
+              <w:top w:w="120" w:type="dxa"/>
+              <w:left w:w="120" w:type="dxa"/>
+              <w:bottom w:w="120" w:type="dxa"/>
+              <w:right w:w="100" w:type="dxa"/>
+            </w:tcMar>
+            <w:vAlign w:val="center"/>
+          </w:tcPr>
+          <w:p w14:paraId="DD220006A">
+            <w:r>
+              <w:rPr>
+                <w:rFonts w:eastAsia="Arial"/>
+                <w:b/>
+                <w:bCs/>
+                <w:sz w:val="18"/>
+                <w:szCs w:val="18"/>
+              </w:rPr>
+              <w:t>Edit Storyboard — Story Line</w:t>
+            </w:r>
+          </w:p>
+        </w:tc>
+        <w:tc>
+          <w:tcPr>
+            <w:tcW w:w="7400" w:type="dxa"/>
+            <w:tcBorders>
+              <w:top w:val="single" w:sz="1" w:space="0" w:color="E5E7EB"/>
+              <w:left w:val="single" w:sz="1" w:space="0" w:color="E5E7EB"/>
+              <w:bottom w:val="single" w:sz="1" w:space="0" w:color="E5E7EB"/>
+              <w:right w:val="single" w:sz="1" w:space="0" w:color="E5E7EB"/>
+            </w:tcBorders>
+            <w:shd w:val="clear" w:color="auto" w:fill="FFFFFF"/>
+            <w:tcMar>
+              <w:top w:w="120" w:type="dxa"/>
+              <w:left w:w="140" w:type="dxa"/>
+              <w:bottom w:w="120" w:type="dxa"/>
+              <w:right w:w="120" w:type="dxa"/>
+            </w:tcMar>
+          </w:tcPr>
+          <w:p w14:paraId="DD220006B">
+            <w:r>
+              <w:rPr>
+                <w:rFonts w:eastAsia="Arial"/>
+                <w:sz w:val="18"/>
+                <w:szCs w:val="18"/>
+              </w:rPr>
+              <w:t>Renamed “Synopsis” section to “Story Line”. Added Scene 4. Removed per-scene edit icon buttons; tapping the card directly opens the editor. Added expand/collapse chevron in section header (white, full opacity).</w:t>
+            </w:r>
+          </w:p>
+        </w:tc>
+      </w:tr>
+      <w:tr>
+        <w:tblPrEx>
+          <w:tblCellMar>
+            <w:top w:w="0" w:type="dxa"/>
+            <w:bottom w:w="0" w:type="dxa"/>
+          </w:tblCellMar>
+        </w:tblPrEx>
+        <w:tc>
+          <w:tcPr>
+            <w:tcW w:w="1960" w:type="dxa"/>
+            <w:tcBorders>
+              <w:top w:val="single" w:sz="1" w:space="0" w:color="E5E7EB"/>
+              <w:left w:val="single" w:sz="1" w:space="0" w:color="E5E7EB"/>
+              <w:bottom w:val="single" w:sz="1" w:space="0" w:color="E5E7EB"/>
+              <w:right w:val="single" w:sz="1" w:space="0" w:color="E5E7EB"/>
+            </w:tcBorders>
+            <w:shd w:val="clear" w:color="auto" w:fill="F3F4F6"/>
+            <w:tcMar>
+              <w:top w:w="120" w:type="dxa"/>
+              <w:left w:w="120" w:type="dxa"/>
+              <w:bottom w:w="120" w:type="dxa"/>
+              <w:right w:w="100" w:type="dxa"/>
+            </w:tcMar>
+            <w:vAlign w:val="center"/>
+          </w:tcPr>
+          <w:p w14:paraId="DD220007A">
+            <w:r>
+              <w:rPr>
+                <w:rFonts w:eastAsia="Arial"/>
+                <w:b/>
+                <w:bCs/>
+                <w:sz w:val="18"/>
+                <w:szCs w:val="18"/>
+              </w:rPr>
+              <w:t>Edit Storyboard — Lyrics</w:t>
+            </w:r>
+          </w:p>
+        </w:tc>
+        <w:tc>
+          <w:tcPr>
+            <w:tcW w:w="7400" w:type="dxa"/>
+            <w:tcBorders>
+              <w:top w:val="single" w:sz="1" w:space="0" w:color="E5E7EB"/>
+              <w:left w:val="single" w:sz="1" w:space="0" w:color="E5E7EB"/>
+              <w:bottom w:val="single" w:sz="1" w:space="0" w:color="E5E7EB"/>
+              <w:right w:val="single" w:sz="1" w:space="0" w:color="E5E7EB"/>
+            </w:tcBorders>
+            <w:shd w:val="clear" w:color="auto" w:fill="FFFFFF"/>
+            <w:tcMar>
+              <w:top w:w="120" w:type="dxa"/>
+              <w:left w:w="140" w:type="dxa"/>
+              <w:bottom w:w="120" w:type="dxa"/>
+              <w:right w:w="120" w:type="dxa"/>
+            </w:tcMar>
+          </w:tcPr>
+          <w:p w14:paraId="DD220007B">
+            <w:r>
+              <w:rPr>
+                <w:rFonts w:eastAsia="Arial"/>
+                <w:sz w:val="18"/>
+                <w:szCs w:val="18"/>
+              </w:rPr>
+              <w:t>Added new read-only “Lyrics” section at the bottom. Scrollable (max-height 160 px, hidden scrollbar). Each lyric line prefixed with a timecode ([mm:ss:00]) in muted colour. Same read-only visual style as Story.</w:t>
+            </w:r>
+          </w:p>
+        </w:tc>
+      </w:tr>
+      <w:tr>
+        <w:tblPrEx>
+          <w:tblCellMar>
+            <w:top w:w="0" w:type="dxa"/>
+            <w:bottom w:w="0" w:type="dxa"/>
+          </w:tblCellMar>
+        </w:tblPrEx>
+        <w:tc>
+          <w:tcPr>
+            <w:tcW w:w="1960" w:type="dxa"/>
+            <w:tcBorders>
+              <w:top w:val="single" w:sz="1" w:space="0" w:color="E5E7EB"/>
+              <w:left w:val="single" w:sz="1" w:space="0" w:color="E5E7EB"/>
+              <w:bottom w:val="single" w:sz="1" w:space="0" w:color="E5E7EB"/>
+              <w:right w:val="single" w:sz="1" w:space="0" w:color="E5E7EB"/>
+            </w:tcBorders>
+            <w:shd w:val="clear" w:color="auto" w:fill="F3F4F6"/>
+            <w:tcMar>
+              <w:top w:w="120" w:type="dxa"/>
+              <w:left w:w="120" w:type="dxa"/>
+              <w:bottom w:w="120" w:type="dxa"/>
+              <w:right w:w="100" w:type="dxa"/>
+            </w:tcMar>
+            <w:vAlign w:val="center"/>
+          </w:tcPr>
+          <w:p w14:paraId="DD220008A">
+            <w:r>
+              <w:rPr>
+                <w:rFonts w:eastAsia="Arial"/>
+                <w:b/>
+                <w:bCs/>
+                <w:sz w:val="18"/>
+                <w:szCs w:val="18"/>
+              </w:rPr>
+              <w:t>Account — List Items</w:t>
+            </w:r>
+          </w:p>
+        </w:tc>
+        <w:tc>
+          <w:tcPr>
+            <w:tcW w:w="7400" w:type="dxa"/>
+            <w:tcBorders>
+              <w:top w:val="single" w:sz="1" w:space="0" w:color="E5E7EB"/>
+              <w:left w:val="single" w:sz="1" w:space="0" w:color="E5E7EB"/>
+              <w:bottom w:val="single" w:sz="1" w:space="0" w:color="E5E7EB"/>
+              <w:right w:val="single" w:sz="1" w:space="0" w:color="E5E7EB"/>
+            </w:tcBorders>
+            <w:shd w:val="clear" w:color="auto" w:fill="FFFFFF"/>
+            <w:tcMar>
+              <w:top w:w="120" w:type="dxa"/>
+              <w:left w:w="140" w:type="dxa"/>
+              <w:bottom w:w="120" w:type="dxa"/>
+              <w:right w:w="120" w:type="dxa"/>
+            </w:tcMar>
+          </w:tcPr>
+          <w:p w14:paraId="DD220008B">
+            <w:r>
+              <w:rPr>
+                <w:rFonts w:eastAsia="Arial"/>
+                <w:sz w:val="18"/>
+                <w:szCs w:val="18"/>
+              </w:rPr>
+              <w:t>Removed “Default Quality” item. Added “Settings” item (ic_settings.svg) that navigates to the new Settings screen. Standardised icon background colour across all list items.</w:t>
+            </w:r>
+          </w:p>
+        </w:tc>
+      </w:tr>
+      <w:tr>
+        <w:tblPrEx>
+          <w:tblCellMar>
+            <w:top w:w="0" w:type="dxa"/>
+            <w:bottom w:w="0" w:type="dxa"/>
+          </w:tblCellMar>
+        </w:tblPrEx>
+        <w:tc>
+          <w:tcPr>
+            <w:tcW w:w="1960" w:type="dxa"/>
+            <w:tcBorders>
+              <w:top w:val="single" w:sz="1" w:space="0" w:color="E5E7EB"/>
+              <w:left w:val="single" w:sz="1" w:space="0" w:color="E5E7EB"/>
+              <w:bottom w:val="single" w:sz="1" w:space="0" w:color="E5E7EB"/>
+              <w:right w:val="single" w:sz="1" w:space="0" w:color="E5E7EB"/>
+            </w:tcBorders>
+            <w:shd w:val="clear" w:color="auto" w:fill="F3F4F6"/>
+            <w:tcMar>
+              <w:top w:w="120" w:type="dxa"/>
+              <w:left w:w="120" w:type="dxa"/>
+              <w:bottom w:w="120" w:type="dxa"/>
+              <w:right w:w="100" w:type="dxa"/>
+            </w:tcMar>
+            <w:vAlign w:val="center"/>
+          </w:tcPr>
+          <w:p w14:paraId="DD220009A">
+            <w:r>
+              <w:rPr>
+                <w:rFonts w:eastAsia="Arial"/>
+                <w:b/>
+                <w:bCs/>
+                <w:sz w:val="18"/>
+                <w:szCs w:val="18"/>
+              </w:rPr>
+              <w:t>Settings (new screen)</w:t>
+            </w:r>
+          </w:p>
+        </w:tc>
+        <w:tc>
+          <w:tcPr>
+            <w:tcW w:w="7400" w:type="dxa"/>
+            <w:tcBorders>
+              <w:top w:val="single" w:sz="1" w:space="0" w:color="E5E7EB"/>
+              <w:left w:val="single" w:sz="1" w:space="0" w:color="E5E7EB"/>
+              <w:bottom w:val="single" w:sz="1" w:space="0" w:color="E5E7EB"/>
+              <w:right w:val="single" w:sz="1" w:space="0" w:color="E5E7EB"/>
+            </w:tcBorders>
+            <w:shd w:val="clear" w:color="auto" w:fill="FFFFFF"/>
+            <w:tcMar>
+              <w:top w:w="120" w:type="dxa"/>
+              <w:left w:w="140" w:type="dxa"/>
+              <w:bottom w:w="120" w:type="dxa"/>
+              <w:right w:w="120" w:type="dxa"/>
+            </w:tcMar>
+          </w:tcPr>
+          <w:p w14:paraId="DD220009B">
+            <w:r>
+              <w:rPr>
+                <w:rFonts w:eastAsia="Arial"/>
+                <w:sz w:val="18"/>
+                <w:szCs w:val="18"/>
+              </w:rPr>
+              <w:t>New Settings screen with back button and centred title. List items: Terms of Use (ic_file_text.svg), Privacy Policy (ic_shield_check.svg), Unsubscribe (ic_calendar_x.svg), Delete Account (ic_user_x.svg), Sign Out (ic_log_out.svg). No divider between Delete Account and Sign Out.</w:t>
+            </w:r>
+          </w:p>
+        </w:tc>
+      </w:tr>
+      <w:tr>
+        <w:tblPrEx>
+          <w:tblCellMar>
+            <w:top w:w="0" w:type="dxa"/>
+            <w:bottom w:w="0" w:type="dxa"/>
+          </w:tblCellMar>
+        </w:tblPrEx>
+        <w:tc>
+          <w:tcPr>
+            <w:tcW w:w="1960" w:type="dxa"/>
+            <w:tcBorders>
+              <w:top w:val="single" w:sz="1" w:space="0" w:color="E5E7EB"/>
+              <w:left w:val="single" w:sz="1" w:space="0" w:color="E5E7EB"/>
+              <w:bottom w:val="single" w:sz="1" w:space="0" w:color="E5E7EB"/>
+              <w:right w:val="single" w:sz="1" w:space="0" w:color="E5E7EB"/>
+            </w:tcBorders>
+            <w:shd w:val="clear" w:color="auto" w:fill="F3F4F6"/>
+            <w:tcMar>
+              <w:top w:w="120" w:type="dxa"/>
+              <w:left w:w="120" w:type="dxa"/>
+              <w:bottom w:w="120" w:type="dxa"/>
+              <w:right w:w="100" w:type="dxa"/>
+            </w:tcMar>
+            <w:vAlign w:val="center"/>
+          </w:tcPr>
+          <w:p w14:paraId="DD22000AA">
+            <w:r>
+              <w:rPr>
+                <w:rFonts w:eastAsia="Arial"/>
+                <w:b/>
+                <w:bCs/>
+                <w:sz w:val="18"/>
+                <w:szCs w:val="18"/>
+              </w:rPr>
+              <w:t>Delete Account Dialog</w:t>
+            </w:r>
+          </w:p>
+        </w:tc>
+        <w:tc>
+          <w:tcPr>
+            <w:tcW w:w="7400" w:type="dxa"/>
+            <w:tcBorders>
+              <w:top w:val="single" w:sz="1" w:space="0" w:color="E5E7EB"/>
+              <w:left w:val="single" w:sz="1" w:space="0" w:color="E5E7EB"/>
+              <w:bottom w:val="single" w:sz="1" w:space="0" w:color="E5E7EB"/>
+              <w:right w:val="single" w:sz="1" w:space="0" w:color="E5E7EB"/>
+            </w:tcBorders>
+            <w:shd w:val="clear" w:color="auto" w:fill="FFFFFF"/>
+            <w:tcMar>
+              <w:top w:w="120" w:type="dxa"/>
+              <w:left w:w="140" w:type="dxa"/>
+              <w:bottom w:w="120" w:type="dxa"/>
+              <w:right w:w="120" w:type="dxa"/>
+            </w:tcMar>
+          </w:tcPr>
+          <w:p w14:paraId="DD22000AB">
+            <w:r>
+              <w:rPr>
+                <w:rFonts w:eastAsia="Arial"/>
+                <w:sz w:val="18"/>
+                <w:szCs w:val="18"/>
+              </w:rPr>
+              <w:t>Added confirmation dialog matching Sign Out style. Red “Delete” confirm button. Body copy: “All your MVs, songs, and credits will be permanently lost and cannot be recovered. Please cancel any active subscriptions before deleting your account.”</w:t>
+            </w:r>
+          </w:p>
+        </w:tc>
+      </w:tr>
+    </w:tbl>
     <w:p>
       <w:pPr>
         <w:pStyle w:val="Heading2"/>

--- a/YCMuse_Prototype_Update_Log.docx
+++ b/YCMuse_Prototype_Update_Log.docx
@@ -37,7 +37,7 @@
           <w:sz w:val="18"/>
           <w:szCs w:val="18"/>
         </w:rPr>
-        <w:t>File: muse-prototype-v2.html   ·   Updated: June 22, 2026   ·   Status: In Review</w:t>
+        <w:t>File: muse-prototype-v2.html   ·   Updated: June 23, 2026   ·   Status: In Review</w:t>
       </w:r>
     </w:p>
     <w:p>
@@ -48,6 +48,247 @@
         <w:spacing w:after="240"/>
       </w:pPr>
     </w:p>
+    <w:p>
+      <w:pPr>
+        <w:pStyle w:val="Heading2"/>
+        <w:spacing w:before="320" w:after="120"/>
+      </w:pPr>
+      <w:r>
+        <w:rPr>
+          <w:color w:val="111827"/>
+          <w:sz w:val="24"/>
+          <w:szCs w:val="24"/>
+        </w:rPr>
+        <w:t>Updates — June 23, 2026</w:t>
+      </w:r>
+    </w:p>
+    <w:tbl>
+      <w:tblPr>
+        <w:tblW w:w="9360" w:type="dxa"/>
+        <w:tblBorders>
+          <w:top w:val="single" w:sz="1" w:space="0" w:color="E5E7EB"/>
+          <w:left w:val="single" w:sz="1" w:space="0" w:color="E5E7EB"/>
+          <w:bottom w:val="single" w:sz="1" w:space="0" w:color="E5E7EB"/>
+          <w:right w:val="single" w:sz="1" w:space="0" w:color="E5E7EB"/>
+          <w:insideH w:val="single" w:sz="1" w:space="0" w:color="E5E7EB"/>
+          <w:insideV w:val="single" w:sz="1" w:space="0" w:color="E5E7EB"/>
+        </w:tblBorders>
+        <w:tblCellMar>
+          <w:top w:w="0" w:type="dxa"/>
+          <w:bottom w:w="0" w:type="dxa"/>
+        </w:tblCellMar>
+        <w:tblLook w:val="04A0" w:firstRow="1" w:lastRow="0" w:firstColumn="1" w:lastColumn="0" w:noHBand="0" w:noVBand="1"/>
+      </w:tblPr>
+      <w:tblGrid>
+        <w:gridCol w:w="1960"/>
+        <w:gridCol w:w="7400"/>
+      </w:tblGrid>
+      <w:tr>
+        <w:tblPrEx>
+          <w:tblCellMar>
+            <w:top w:w="0" w:type="dxa"/>
+            <w:bottom w:w="0" w:type="dxa"/>
+          </w:tblCellMar>
+        </w:tblPrEx>
+        <w:tc>
+          <w:tcPr>
+            <w:tcW w:w="1960" w:type="dxa"/>
+            <w:tcBorders>
+              <w:top w:val="single" w:sz="1" w:space="0" w:color="E5E7EB"/>
+              <w:left w:val="single" w:sz="1" w:space="0" w:color="E5E7EB"/>
+              <w:bottom w:val="single" w:sz="1" w:space="0" w:color="E5E7EB"/>
+              <w:right w:val="single" w:sz="1" w:space="0" w:color="E5E7EB"/>
+            </w:tcBorders>
+            <w:shd w:val="clear" w:color="auto" w:fill="1F2937"/>
+            <w:tcMar>
+              <w:top w:w="120" w:type="dxa"/>
+              <w:left w:w="120" w:type="dxa"/>
+              <w:bottom w:w="120" w:type="dxa"/>
+              <w:right w:w="100" w:type="dxa"/>
+            </w:tcMar>
+            <w:vAlign w:val="center"/>
+          </w:tcPr>
+          <w:p w14:paraId="EE230000A">
+            <w:r>
+              <w:rPr>
+                <w:rFonts w:eastAsia="Arial"/>
+                <w:b/>
+                <w:bCs/>
+                <w:color w:val="FFFFFF"/>
+                <w:sz w:val="18"/>
+                <w:szCs w:val="18"/>
+              </w:rPr>
+              <w:t>Screen / Area</w:t>
+            </w:r>
+          </w:p>
+        </w:tc>
+        <w:tc>
+          <w:tcPr>
+            <w:tcW w:w="7400" w:type="dxa"/>
+            <w:tcBorders>
+              <w:top w:val="single" w:sz="1" w:space="0" w:color="E5E7EB"/>
+              <w:left w:val="single" w:sz="1" w:space="0" w:color="E5E7EB"/>
+              <w:bottom w:val="single" w:sz="1" w:space="0" w:color="E5E7EB"/>
+              <w:right w:val="single" w:sz="1" w:space="0" w:color="E5E7EB"/>
+            </w:tcBorders>
+            <w:shd w:val="clear" w:color="auto" w:fill="1F2937"/>
+            <w:tcMar>
+              <w:top w:w="120" w:type="dxa"/>
+              <w:left w:w="140" w:type="dxa"/>
+              <w:bottom w:w="120" w:type="dxa"/>
+              <w:right w:w="120" w:type="dxa"/>
+            </w:tcMar>
+          </w:tcPr>
+          <w:p w14:paraId="EE230000B">
+            <w:r>
+              <w:rPr>
+                <w:rFonts w:eastAsia="Arial"/>
+                <w:b/>
+                <w:bCs/>
+                <w:color w:val="FFFFFF"/>
+                <w:sz w:val="18"/>
+                <w:szCs w:val="18"/>
+              </w:rPr>
+              <w:t>Description</w:t>
+            </w:r>
+          </w:p>
+        </w:tc>
+      </w:tr>
+      <w:tr>
+        <w:tblPrEx>
+          <w:tblCellMar>
+            <w:top w:w="0" w:type="dxa"/>
+            <w:bottom w:w="0" w:type="dxa"/>
+          </w:tblCellMar>
+        </w:tblPrEx>
+        <w:tc>
+          <w:tcPr>
+            <w:tcW w:w="1960" w:type="dxa"/>
+            <w:tcBorders>
+              <w:top w:val="single" w:sz="1" w:space="0" w:color="E5E7EB"/>
+              <w:left w:val="single" w:sz="1" w:space="0" w:color="E5E7EB"/>
+              <w:bottom w:val="single" w:sz="1" w:space="0" w:color="E5E7EB"/>
+              <w:right w:val="single" w:sz="1" w:space="0" w:color="E5E7EB"/>
+            </w:tcBorders>
+            <w:shd w:val="clear" w:color="auto" w:fill="F3F4F6"/>
+            <w:tcMar>
+              <w:top w:w="120" w:type="dxa"/>
+              <w:left w:w="120" w:type="dxa"/>
+              <w:bottom w:w="120" w:type="dxa"/>
+              <w:right w:w="100" w:type="dxa"/>
+            </w:tcMar>
+            <w:vAlign w:val="center"/>
+          </w:tcPr>
+          <w:p w14:paraId="EE230001A">
+            <w:r>
+              <w:rPr>
+                <w:rFonts w:eastAsia="Arial"/>
+                <w:b/>
+                <w:bCs/>
+                <w:sz w:val="18"/>
+                <w:szCs w:val="18"/>
+              </w:rPr>
+              <w:t>Subscribe IAP</w:t>
+            </w:r>
+          </w:p>
+        </w:tc>
+        <w:tc>
+          <w:tcPr>
+            <w:tcW w:w="7400" w:type="dxa"/>
+            <w:tcBorders>
+              <w:top w:val="single" w:sz="1" w:space="0" w:color="E5E7EB"/>
+              <w:left w:val="single" w:sz="1" w:space="0" w:color="E5E7EB"/>
+              <w:bottom w:val="single" w:sz="1" w:space="0" w:color="E5E7EB"/>
+              <w:right w:val="single" w:sz="1" w:space="0" w:color="E5E7EB"/>
+            </w:tcBorders>
+            <w:shd w:val="clear" w:color="auto" w:fill="FFFFFF"/>
+            <w:tcMar>
+              <w:top w:w="120" w:type="dxa"/>
+              <w:left w:w="140" w:type="dxa"/>
+              <w:bottom w:w="120" w:type="dxa"/>
+              <w:right w:w="120" w:type="dxa"/>
+            </w:tcMar>
+          </w:tcPr>
+          <w:p w14:paraId="EE230001B">
+            <w:r>
+              <w:rPr>
+                <w:rFonts w:eastAsia="Arial"/>
+                <w:sz w:val="18"/>
+                <w:szCs w:val="18"/>
+              </w:rPr>
+              <w:t>Redesigned subscription screen with three plans: Weekly ($9.99 / 800 credits), Monthly ($29.99 / 4,000 credits), Yearly ($69.99 / 8,000 credits). Purple glow background and six feature list items with SVG icons. Switching plans animates the credit count with ease-out cubic (480 ms); credits label fades in after the animation completes. Subscribe CTA opens an Apple Pay confirmation sheet with plan summary, price, and Face ID button.</w:t>
+            </w:r>
+          </w:p>
+        </w:tc>
+      </w:tr>
+      <w:tr>
+        <w:tblPrEx>
+          <w:tblCellMar>
+            <w:top w:w="0" w:type="dxa"/>
+            <w:bottom w:w="0" w:type="dxa"/>
+          </w:tblCellMar>
+        </w:tblPrEx>
+        <w:tc>
+          <w:tcPr>
+            <w:tcW w:w="1960" w:type="dxa"/>
+            <w:tcBorders>
+              <w:top w:val="single" w:sz="1" w:space="0" w:color="E5E7EB"/>
+              <w:left w:val="single" w:sz="1" w:space="0" w:color="E5E7EB"/>
+              <w:bottom w:val="single" w:sz="1" w:space="0" w:color="E5E7EB"/>
+              <w:right w:val="single" w:sz="1" w:space="0" w:color="E5E7EB"/>
+            </w:tcBorders>
+            <w:shd w:val="clear" w:color="auto" w:fill="F3F4F6"/>
+            <w:tcMar>
+              <w:top w:w="120" w:type="dxa"/>
+              <w:left w:w="120" w:type="dxa"/>
+              <w:bottom w:w="120" w:type="dxa"/>
+              <w:right w:w="100" w:type="dxa"/>
+            </w:tcMar>
+            <w:vAlign w:val="center"/>
+          </w:tcPr>
+          <w:p w14:paraId="EE230004A">
+            <w:r>
+              <w:rPr>
+                <w:rFonts w:eastAsia="Arial"/>
+                <w:b/>
+                <w:bCs/>
+                <w:sz w:val="18"/>
+                <w:szCs w:val="18"/>
+              </w:rPr>
+              <w:t>Subscribe IAP — Post-Subscribe Flow</w:t>
+            </w:r>
+          </w:p>
+        </w:tc>
+        <w:tc>
+          <w:tcPr>
+            <w:tcW w:w="7400" w:type="dxa"/>
+            <w:tcBorders>
+              <w:top w:val="single" w:sz="1" w:space="0" w:color="E5E7EB"/>
+              <w:left w:val="single" w:sz="1" w:space="0" w:color="E5E7EB"/>
+              <w:bottom w:val="single" w:sz="1" w:space="0" w:color="E5E7EB"/>
+              <w:right w:val="single" w:sz="1" w:space="0" w:color="E5E7EB"/>
+            </w:tcBorders>
+            <w:shd w:val="clear" w:color="auto" w:fill="FFFFFF"/>
+            <w:tcMar>
+              <w:top w:w="120" w:type="dxa"/>
+              <w:left w:w="140" w:type="dxa"/>
+              <w:bottom w:w="120" w:type="dxa"/>
+              <w:right w:w="120" w:type="dxa"/>
+            </w:tcMar>
+          </w:tcPr>
+          <w:p w14:paraId="EE230004B">
+            <w:r>
+              <w:rPr>
+                <w:rFonts w:eastAsia="Arial"/>
+                <w:sz w:val="18"/>
+                <w:szCs w:val="18"/>
+              </w:rPr>
+              <w:t>After subscribing: subscription success toast appears above the tab bar. NavBar crown button and Account Upgrade button subsequently route to the Buy Credits screen instead of IAP.</w:t>
+            </w:r>
+          </w:p>
+        </w:tc>
+      </w:tr>
+    </w:tbl>
     <w:p>
       <w:pPr>
         <w:pStyle w:val="Heading2"/>

--- a/YCMuse_Prototype_Update_Log.docx
+++ b/YCMuse_Prototype_Update_Log.docx
@@ -37,7 +37,7 @@
           <w:sz w:val="18"/>
           <w:szCs w:val="18"/>
         </w:rPr>
-        <w:t>File: muse-prototype-v2.html   ·   Updated: June 23, 2026   ·   Status: In Review</w:t>
+        <w:t>File: muse-prototype-v2.html   ·   Updated: June 24, 2026   ·   Status: In Review</w:t>
       </w:r>
     </w:p>
     <w:p>
@@ -59,7 +59,7 @@
           <w:sz w:val="24"/>
           <w:szCs w:val="24"/>
         </w:rPr>
-        <w:t>Updates — June 23, 2026</w:t>
+        <w:t>Updates — June 24, 2026</w:t>
       </w:r>
     </w:p>
     <w:tbl>
@@ -73,10 +73,6 @@
           <w:insideH w:val="single" w:sz="1" w:space="0" w:color="E5E7EB"/>
           <w:insideV w:val="single" w:sz="1" w:space="0" w:color="E5E7EB"/>
         </w:tblBorders>
-        <w:tblCellMar>
-          <w:top w:w="0" w:type="dxa"/>
-          <w:bottom w:w="0" w:type="dxa"/>
-        </w:tblCellMar>
         <w:tblLook w:val="04A0" w:firstRow="1" w:lastRow="0" w:firstColumn="1" w:lastColumn="0" w:noHBand="0" w:noVBand="1"/>
       </w:tblPr>
       <w:tblGrid>
@@ -84,12 +80,6 @@
         <w:gridCol w:w="7400"/>
       </w:tblGrid>
       <w:tr>
-        <w:tblPrEx>
-          <w:tblCellMar>
-            <w:top w:w="0" w:type="dxa"/>
-            <w:bottom w:w="0" w:type="dxa"/>
-          </w:tblCellMar>
-        </w:tblPrEx>
         <w:tc>
           <w:tcPr>
             <w:tcW w:w="1960" w:type="dxa"/>
@@ -101,14 +91,13 @@
             </w:tcBorders>
             <w:shd w:val="clear" w:color="auto" w:fill="1F2937"/>
             <w:tcMar>
-              <w:top w:w="120" w:type="dxa"/>
+              <w:top w:w="100" w:type="dxa"/>
               <w:left w:w="120" w:type="dxa"/>
-              <w:bottom w:w="120" w:type="dxa"/>
+              <w:bottom w:w="100" w:type="dxa"/>
               <w:right w:w="100" w:type="dxa"/>
             </w:tcMar>
-            <w:vAlign w:val="center"/>
-          </w:tcPr>
-          <w:p w14:paraId="EE230000A">
+          </w:tcPr>
+          <w:p>
             <w:r>
               <w:rPr>
                 <w:rFonts w:eastAsia="Arial"/>
@@ -133,13 +122,13 @@
             </w:tcBorders>
             <w:shd w:val="clear" w:color="auto" w:fill="1F2937"/>
             <w:tcMar>
-              <w:top w:w="120" w:type="dxa"/>
+              <w:top w:w="100" w:type="dxa"/>
               <w:left w:w="140" w:type="dxa"/>
-              <w:bottom w:w="120" w:type="dxa"/>
+              <w:bottom w:w="100" w:type="dxa"/>
               <w:right w:w="120" w:type="dxa"/>
             </w:tcMar>
           </w:tcPr>
-          <w:p w14:paraId="EE230000B">
+          <w:p>
             <w:r>
               <w:rPr>
                 <w:rFonts w:eastAsia="Arial"/>
@@ -155,12 +144,6 @@
         </w:tc>
       </w:tr>
       <w:tr>
-        <w:tblPrEx>
-          <w:tblCellMar>
-            <w:top w:w="0" w:type="dxa"/>
-            <w:bottom w:w="0" w:type="dxa"/>
-          </w:tblCellMar>
-        </w:tblPrEx>
         <w:tc>
           <w:tcPr>
             <w:tcW w:w="1960" w:type="dxa"/>
@@ -179,16 +162,16 @@
             </w:tcMar>
             <w:vAlign w:val="center"/>
           </w:tcPr>
-          <w:p w14:paraId="EE230001A">
-            <w:r>
-              <w:rPr>
-                <w:rFonts w:eastAsia="Arial"/>
-                <w:b/>
-                <w:bCs/>
-                <w:sz w:val="18"/>
-                <w:szCs w:val="18"/>
-              </w:rPr>
-              <w:t>Subscribe IAP</w:t>
+          <w:p>
+            <w:r>
+              <w:rPr>
+                <w:rFonts w:eastAsia="Arial"/>
+                <w:b/>
+                <w:bCs/>
+                <w:sz w:val="18"/>
+                <w:szCs w:val="18"/>
+              </w:rPr>
+              <w:t>Home — Trending Carousel</w:t>
             </w:r>
           </w:p>
         </w:tc>
@@ -209,25 +192,19 @@
               <w:right w:w="120" w:type="dxa"/>
             </w:tcMar>
           </w:tcPr>
-          <w:p w14:paraId="EE230001B">
-            <w:r>
-              <w:rPr>
-                <w:rFonts w:eastAsia="Arial"/>
-                <w:sz w:val="18"/>
-                <w:szCs w:val="18"/>
-              </w:rPr>
-              <w:t>Redesigned subscription screen with three plans: Weekly ($9.99 / 800 credits), Monthly ($29.99 / 4,000 credits), Yearly ($69.99 / 8,000 credits). Purple glow background and six feature list items with SVG icons. Switching plans animates the credit count with ease-out cubic (480 ms); credits label fades in after the animation completes. Subscribe CTA opens an Apple Pay confirmation sheet with plan summary, price, and Face ID button.</w:t>
+          <w:p>
+            <w:r>
+              <w:rPr>
+                <w:rFonts w:eastAsia="Arial"/>
+                <w:sz w:val="18"/>
+                <w:szCs w:val="18"/>
+              </w:rPr>
+              <w:t>Resized cards to 272 × 153 px with 8 px gap. Implemented infinite-loop carousel (always 3 cards visible; clone trick for seamless wrap). Cards centred with 24 px left padding.</w:t>
             </w:r>
           </w:p>
         </w:tc>
       </w:tr>
       <w:tr>
-        <w:tblPrEx>
-          <w:tblCellMar>
-            <w:top w:w="0" w:type="dxa"/>
-            <w:bottom w:w="0" w:type="dxa"/>
-          </w:tblCellMar>
-        </w:tblPrEx>
         <w:tc>
           <w:tcPr>
             <w:tcW w:w="1960" w:type="dxa"/>
@@ -246,16 +223,16 @@
             </w:tcMar>
             <w:vAlign w:val="center"/>
           </w:tcPr>
-          <w:p w14:paraId="EE230004A">
-            <w:r>
-              <w:rPr>
-                <w:rFonts w:eastAsia="Arial"/>
-                <w:b/>
-                <w:bCs/>
-                <w:sz w:val="18"/>
-                <w:szCs w:val="18"/>
-              </w:rPr>
-              <w:t>Subscribe IAP — Post-Subscribe Flow</w:t>
+          <w:p>
+            <w:r>
+              <w:rPr>
+                <w:rFonts w:eastAsia="Arial"/>
+                <w:b/>
+                <w:bCs/>
+                <w:sz w:val="18"/>
+                <w:szCs w:val="18"/>
+              </w:rPr>
+              <w:t>Edit MV — Merge MV</w:t>
             </w:r>
           </w:p>
         </w:tc>
@@ -276,14 +253,380 @@
               <w:right w:w="120" w:type="dxa"/>
             </w:tcMar>
           </w:tcPr>
-          <w:p w14:paraId="EE230004B">
-            <w:r>
-              <w:rPr>
-                <w:rFonts w:eastAsia="Arial"/>
-                <w:sz w:val="18"/>
-                <w:szCs w:val="18"/>
-              </w:rPr>
-              <w:t>After subscribing: subscription success toast appears above the tab bar. NavBar crown button and Account Upgrade button subsequently route to the Buy Credits screen instead of IAP.</w:t>
+          <w:p>
+            <w:r>
+              <w:rPr>
+                <w:rFonts w:eastAsia="Arial"/>
+                <w:sz w:val="18"/>
+                <w:szCs w:val="18"/>
+              </w:rPr>
+              <w:t>Merge MV CTA is now disabled (grey) by default and only activates after a change is made on the screen.</w:t>
+            </w:r>
+          </w:p>
+        </w:tc>
+      </w:tr>
+      <w:tr>
+        <w:tc>
+          <w:tcPr>
+            <w:tcW w:w="1960" w:type="dxa"/>
+            <w:tcBorders>
+              <w:top w:val="single" w:sz="1" w:space="0" w:color="E5E7EB"/>
+              <w:left w:val="single" w:sz="1" w:space="0" w:color="E5E7EB"/>
+              <w:bottom w:val="single" w:sz="1" w:space="0" w:color="E5E7EB"/>
+              <w:right w:val="single" w:sz="1" w:space="0" w:color="E5E7EB"/>
+            </w:tcBorders>
+            <w:shd w:val="clear" w:color="auto" w:fill="F3F4F6"/>
+            <w:tcMar>
+              <w:top w:w="120" w:type="dxa"/>
+              <w:left w:w="120" w:type="dxa"/>
+              <w:bottom w:w="120" w:type="dxa"/>
+              <w:right w:w="100" w:type="dxa"/>
+            </w:tcMar>
+            <w:vAlign w:val="center"/>
+          </w:tcPr>
+          <w:p>
+            <w:r>
+              <w:rPr>
+                <w:rFonts w:eastAsia="Arial"/>
+                <w:b/>
+                <w:bCs/>
+                <w:sz w:val="18"/>
+                <w:szCs w:val="18"/>
+              </w:rPr>
+              <w:t>AI Song Create — Simple</w:t>
+            </w:r>
+          </w:p>
+        </w:tc>
+        <w:tc>
+          <w:tcPr>
+            <w:tcW w:w="7400" w:type="dxa"/>
+            <w:tcBorders>
+              <w:top w:val="single" w:sz="1" w:space="0" w:color="E5E7EB"/>
+              <w:left w:val="single" w:sz="1" w:space="0" w:color="E5E7EB"/>
+              <w:bottom w:val="single" w:sz="1" w:space="0" w:color="E5E7EB"/>
+              <w:right w:val="single" w:sz="1" w:space="0" w:color="E5E7EB"/>
+            </w:tcBorders>
+            <w:shd w:val="clear" w:color="auto" w:fill="FFFFFF"/>
+            <w:tcMar>
+              <w:top w:w="120" w:type="dxa"/>
+              <w:left w:w="140" w:type="dxa"/>
+              <w:bottom w:w="120" w:type="dxa"/>
+              <w:right w:w="120" w:type="dxa"/>
+            </w:tcMar>
+          </w:tcPr>
+          <w:p>
+            <w:r>
+              <w:rPr>
+                <w:rFonts w:eastAsia="Arial"/>
+                <w:sz w:val="18"/>
+                <w:szCs w:val="18"/>
+              </w:rPr>
+              <w:t>Added Prompt Enhance button (white pill, ic_edit_ai icon) next to the character counter. Appears only when text is entered. Tapping triggers an enhancing state: textarea and controls dim, button turns purple with a spinning refresh icon, then restores with enhanced text after 1.4 s.</w:t>
+            </w:r>
+          </w:p>
+        </w:tc>
+      </w:tr>
+      <w:tr>
+        <w:tc>
+          <w:tcPr>
+            <w:tcW w:w="1960" w:type="dxa"/>
+            <w:tcBorders>
+              <w:top w:val="single" w:sz="1" w:space="0" w:color="E5E7EB"/>
+              <w:left w:val="single" w:sz="1" w:space="0" w:color="E5E7EB"/>
+              <w:bottom w:val="single" w:sz="1" w:space="0" w:color="E5E7EB"/>
+              <w:right w:val="single" w:sz="1" w:space="0" w:color="E5E7EB"/>
+            </w:tcBorders>
+            <w:shd w:val="clear" w:color="auto" w:fill="F3F4F6"/>
+            <w:tcMar>
+              <w:top w:w="120" w:type="dxa"/>
+              <w:left w:w="120" w:type="dxa"/>
+              <w:bottom w:w="120" w:type="dxa"/>
+              <w:right w:w="100" w:type="dxa"/>
+            </w:tcMar>
+            <w:vAlign w:val="center"/>
+          </w:tcPr>
+          <w:p>
+            <w:r>
+              <w:rPr>
+                <w:rFonts w:eastAsia="Arial"/>
+                <w:b/>
+                <w:bCs/>
+                <w:sz w:val="18"/>
+                <w:szCs w:val="18"/>
+              </w:rPr>
+              <w:t>AI Song Create — Custom</w:t>
+            </w:r>
+          </w:p>
+        </w:tc>
+        <w:tc>
+          <w:tcPr>
+            <w:tcW w:w="7400" w:type="dxa"/>
+            <w:tcBorders>
+              <w:top w:val="single" w:sz="1" w:space="0" w:color="E5E7EB"/>
+              <w:left w:val="single" w:sz="1" w:space="0" w:color="E5E7EB"/>
+              <w:bottom w:val="single" w:sz="1" w:space="0" w:color="E5E7EB"/>
+              <w:right w:val="single" w:sz="1" w:space="0" w:color="E5E7EB"/>
+            </w:tcBorders>
+            <w:shd w:val="clear" w:color="auto" w:fill="FFFFFF"/>
+            <w:tcMar>
+              <w:top w:w="120" w:type="dxa"/>
+              <w:left w:w="140" w:type="dxa"/>
+              <w:bottom w:w="120" w:type="dxa"/>
+              <w:right w:w="120" w:type="dxa"/>
+            </w:tcMar>
+          </w:tcPr>
+          <w:p>
+            <w:r>
+              <w:rPr>
+                <w:rFonts w:eastAsia="Arial"/>
+                <w:sz w:val="18"/>
+                <w:szCs w:val="18"/>
+              </w:rPr>
+              <w:t>Same Prompt Enhance button added to the Custom tab (Lyrics textarea).</w:t>
+            </w:r>
+          </w:p>
+        </w:tc>
+      </w:tr>
+      <w:tr>
+        <w:tc>
+          <w:tcPr>
+            <w:tcW w:w="1960" w:type="dxa"/>
+            <w:tcBorders>
+              <w:top w:val="single" w:sz="1" w:space="0" w:color="E5E7EB"/>
+              <w:left w:val="single" w:sz="1" w:space="0" w:color="E5E7EB"/>
+              <w:bottom w:val="single" w:sz="1" w:space="0" w:color="E5E7EB"/>
+              <w:right w:val="single" w:sz="1" w:space="0" w:color="E5E7EB"/>
+            </w:tcBorders>
+            <w:shd w:val="clear" w:color="auto" w:fill="F3F4F6"/>
+            <w:tcMar>
+              <w:top w:w="120" w:type="dxa"/>
+              <w:left w:w="120" w:type="dxa"/>
+              <w:bottom w:w="120" w:type="dxa"/>
+              <w:right w:w="100" w:type="dxa"/>
+            </w:tcMar>
+            <w:vAlign w:val="center"/>
+          </w:tcPr>
+          <w:p>
+            <w:r>
+              <w:rPr>
+                <w:rFonts w:eastAsia="Arial"/>
+                <w:b/>
+                <w:bCs/>
+                <w:sz w:val="18"/>
+                <w:szCs w:val="18"/>
+              </w:rPr>
+              <w:t>MV Create Room</w:t>
+            </w:r>
+          </w:p>
+        </w:tc>
+        <w:tc>
+          <w:tcPr>
+            <w:tcW w:w="7400" w:type="dxa"/>
+            <w:tcBorders>
+              <w:top w:val="single" w:sz="1" w:space="0" w:color="E5E7EB"/>
+              <w:left w:val="single" w:sz="1" w:space="0" w:color="E5E7EB"/>
+              <w:bottom w:val="single" w:sz="1" w:space="0" w:color="E5E7EB"/>
+              <w:right w:val="single" w:sz="1" w:space="0" w:color="E5E7EB"/>
+            </w:tcBorders>
+            <w:shd w:val="clear" w:color="auto" w:fill="FFFFFF"/>
+            <w:tcMar>
+              <w:top w:w="120" w:type="dxa"/>
+              <w:left w:w="140" w:type="dxa"/>
+              <w:bottom w:w="120" w:type="dxa"/>
+              <w:right w:w="120" w:type="dxa"/>
+            </w:tcMar>
+          </w:tcPr>
+          <w:p>
+            <w:r>
+              <w:rPr>
+                <w:rFonts w:eastAsia="Arial"/>
+                <w:sz w:val="18"/>
+                <w:szCs w:val="18"/>
+              </w:rPr>
+              <w:t>Added Prompt Enhance button to the Video Idea textarea with the same enhancing-state behaviour.</w:t>
+            </w:r>
+          </w:p>
+        </w:tc>
+      </w:tr>
+      <w:tr>
+        <w:tc>
+          <w:tcPr>
+            <w:tcW w:w="1960" w:type="dxa"/>
+            <w:tcBorders>
+              <w:top w:val="single" w:sz="1" w:space="0" w:color="E5E7EB"/>
+              <w:left w:val="single" w:sz="1" w:space="0" w:color="E5E7EB"/>
+              <w:bottom w:val="single" w:sz="1" w:space="0" w:color="E5E7EB"/>
+              <w:right w:val="single" w:sz="1" w:space="0" w:color="E5E7EB"/>
+            </w:tcBorders>
+            <w:shd w:val="clear" w:color="auto" w:fill="F3F4F6"/>
+            <w:tcMar>
+              <w:top w:w="120" w:type="dxa"/>
+              <w:left w:w="120" w:type="dxa"/>
+              <w:bottom w:w="120" w:type="dxa"/>
+              <w:right w:w="100" w:type="dxa"/>
+            </w:tcMar>
+            <w:vAlign w:val="center"/>
+          </w:tcPr>
+          <w:p>
+            <w:r>
+              <w:rPr>
+                <w:rFonts w:eastAsia="Arial"/>
+                <w:b/>
+                <w:bCs/>
+                <w:sz w:val="18"/>
+                <w:szCs w:val="18"/>
+              </w:rPr>
+              <w:t>Storyboard — SHORT DESCRIPTION</w:t>
+            </w:r>
+          </w:p>
+        </w:tc>
+        <w:tc>
+          <w:tcPr>
+            <w:tcW w:w="7400" w:type="dxa"/>
+            <w:tcBorders>
+              <w:top w:val="single" w:sz="1" w:space="0" w:color="E5E7EB"/>
+              <w:left w:val="single" w:sz="1" w:space="0" w:color="E5E7EB"/>
+              <w:bottom w:val="single" w:sz="1" w:space="0" w:color="E5E7EB"/>
+              <w:right w:val="single" w:sz="1" w:space="0" w:color="E5E7EB"/>
+            </w:tcBorders>
+            <w:shd w:val="clear" w:color="auto" w:fill="FFFFFF"/>
+            <w:tcMar>
+              <w:top w:w="120" w:type="dxa"/>
+              <w:left w:w="140" w:type="dxa"/>
+              <w:bottom w:w="120" w:type="dxa"/>
+              <w:right w:w="120" w:type="dxa"/>
+            </w:tcMar>
+          </w:tcPr>
+          <w:p>
+            <w:r>
+              <w:rPr>
+                <w:rFonts w:eastAsia="Arial"/>
+                <w:sz w:val="18"/>
+                <w:szCs w:val="18"/>
+              </w:rPr>
+              <w:t>Added Prompt Enhance button to the SHORT DESCRIPTION textarea.</w:t>
+            </w:r>
+          </w:p>
+        </w:tc>
+      </w:tr>
+      <w:tr>
+        <w:tc>
+          <w:tcPr>
+            <w:tcW w:w="1960" w:type="dxa"/>
+            <w:tcBorders>
+              <w:top w:val="single" w:sz="1" w:space="0" w:color="E5E7EB"/>
+              <w:left w:val="single" w:sz="1" w:space="0" w:color="E5E7EB"/>
+              <w:bottom w:val="single" w:sz="1" w:space="0" w:color="E5E7EB"/>
+              <w:right w:val="single" w:sz="1" w:space="0" w:color="E5E7EB"/>
+            </w:tcBorders>
+            <w:shd w:val="clear" w:color="auto" w:fill="F3F4F6"/>
+            <w:tcMar>
+              <w:top w:w="120" w:type="dxa"/>
+              <w:left w:w="120" w:type="dxa"/>
+              <w:bottom w:w="120" w:type="dxa"/>
+              <w:right w:w="100" w:type="dxa"/>
+            </w:tcMar>
+            <w:vAlign w:val="center"/>
+          </w:tcPr>
+          <w:p>
+            <w:r>
+              <w:rPr>
+                <w:rFonts w:eastAsia="Arial"/>
+                <w:b/>
+                <w:bCs/>
+                <w:sz w:val="18"/>
+                <w:szCs w:val="18"/>
+              </w:rPr>
+              <w:t>Edit Storyboard — Visual Style</w:t>
+            </w:r>
+          </w:p>
+        </w:tc>
+        <w:tc>
+          <w:tcPr>
+            <w:tcW w:w="7400" w:type="dxa"/>
+            <w:tcBorders>
+              <w:top w:val="single" w:sz="1" w:space="0" w:color="E5E7EB"/>
+              <w:left w:val="single" w:sz="1" w:space="0" w:color="E5E7EB"/>
+              <w:bottom w:val="single" w:sz="1" w:space="0" w:color="E5E7EB"/>
+              <w:right w:val="single" w:sz="1" w:space="0" w:color="E5E7EB"/>
+            </w:tcBorders>
+            <w:shd w:val="clear" w:color="auto" w:fill="FFFFFF"/>
+            <w:tcMar>
+              <w:top w:w="120" w:type="dxa"/>
+              <w:left w:w="140" w:type="dxa"/>
+              <w:bottom w:w="120" w:type="dxa"/>
+              <w:right w:w="120" w:type="dxa"/>
+            </w:tcMar>
+          </w:tcPr>
+          <w:p>
+            <w:r>
+              <w:rPr>
+                <w:rFonts w:eastAsia="Arial"/>
+                <w:sz w:val="18"/>
+                <w:szCs w:val="18"/>
+              </w:rPr>
+              <w:t>Added Prompt Enhance button to the Visual Style input sheet.</w:t>
+            </w:r>
+          </w:p>
+        </w:tc>
+      </w:tr>
+      <w:tr>
+        <w:tc>
+          <w:tcPr>
+            <w:tcW w:w="1960" w:type="dxa"/>
+            <w:tcBorders>
+              <w:top w:val="single" w:sz="1" w:space="0" w:color="E5E7EB"/>
+              <w:left w:val="single" w:sz="1" w:space="0" w:color="E5E7EB"/>
+              <w:bottom w:val="single" w:sz="1" w:space="0" w:color="E5E7EB"/>
+              <w:right w:val="single" w:sz="1" w:space="0" w:color="E5E7EB"/>
+            </w:tcBorders>
+            <w:shd w:val="clear" w:color="auto" w:fill="F3F4F6"/>
+            <w:tcMar>
+              <w:top w:w="120" w:type="dxa"/>
+              <w:left w:w="120" w:type="dxa"/>
+              <w:bottom w:w="120" w:type="dxa"/>
+              <w:right w:w="100" w:type="dxa"/>
+            </w:tcMar>
+            <w:vAlign w:val="center"/>
+          </w:tcPr>
+          <w:p>
+            <w:r>
+              <w:rPr>
+                <w:rFonts w:eastAsia="Arial"/>
+                <w:b/>
+                <w:bCs/>
+                <w:sz w:val="18"/>
+                <w:szCs w:val="18"/>
+              </w:rPr>
+              <w:t>Edit MV — Cover Description</w:t>
+            </w:r>
+          </w:p>
+        </w:tc>
+        <w:tc>
+          <w:tcPr>
+            <w:tcW w:w="7400" w:type="dxa"/>
+            <w:tcBorders>
+              <w:top w:val="single" w:sz="1" w:space="0" w:color="E5E7EB"/>
+              <w:left w:val="single" w:sz="1" w:space="0" w:color="E5E7EB"/>
+              <w:bottom w:val="single" w:sz="1" w:space="0" w:color="E5E7EB"/>
+              <w:right w:val="single" w:sz="1" w:space="0" w:color="E5E7EB"/>
+            </w:tcBorders>
+            <w:shd w:val="clear" w:color="auto" w:fill="FFFFFF"/>
+            <w:tcMar>
+              <w:top w:w="120" w:type="dxa"/>
+              <w:left w:w="140" w:type="dxa"/>
+              <w:bottom w:w="120" w:type="dxa"/>
+              <w:right w:w="120" w:type="dxa"/>
+            </w:tcMar>
+          </w:tcPr>
+          <w:p>
+            <w:r>
+              <w:rPr>
+                <w:rFonts w:eastAsia="Arial"/>
+                <w:sz w:val="18"/>
+                <w:szCs w:val="18"/>
+              </w:rPr>
+              <w:t>Added Prompt Enhance button to the Cover Description input sheet.</w:t>
             </w:r>
           </w:p>
         </w:tc>
@@ -291,68 +634,96 @@
     </w:tbl>
     <w:p>
       <w:pPr>
-        <w:pStyle w:val="Heading2"/>
-        <w:spacing w:before="320" w:after="120"/>
+        <w:spacing w:after="160"/>
+      </w:pPr>
+    </w:p>
+    <w:p>
+      <w:pPr>
+        <w:textAlignment w:val="baseline"/>
+        <w:rPr>
+          <w:rFonts w:ascii="Segoe UI" w:eastAsia="Times New Roman" w:hAnsi="Segoe UI" w:cs="Segoe UI"/>
+          <w:b/>
+          <w:bCs/>
+          <w:color w:val="374151"/>
+          <w:sz w:val="18"/>
+          <w:szCs w:val="18"/>
+        </w:rPr>
       </w:pPr>
       <w:r>
         <w:rPr>
+          <w:rFonts w:eastAsia="Times New Roman"/>
+          <w:b/>
+          <w:bCs/>
           <w:color w:val="111827"/>
           <w:sz w:val="24"/>
           <w:szCs w:val="24"/>
+          <w:lang w:val="en-US"/>
         </w:rPr>
         <w:t>Updates — June 22, 2026</w:t>
+      </w:r>
+      <w:r>
+        <w:rPr>
+          <w:rFonts w:eastAsia="Times New Roman"/>
+          <w:b/>
+          <w:bCs/>
+          <w:color w:val="111827"/>
+          <w:sz w:val="24"/>
+          <w:szCs w:val="24"/>
+          <w:bdr w:val="none" w:sz="0" w:space="0" w:color="auto" w:frame="1"/>
+          <w:shd w:val="clear" w:color="auto" w:fill="C6C6C6"/>
+        </w:rPr>
+        <w:t> </w:t>
       </w:r>
     </w:p>
     <w:tbl>
       <w:tblPr>
-        <w:tblW w:w="9360" w:type="dxa"/>
+        <w:tblW w:w="0" w:type="dxa"/>
         <w:tblBorders>
-          <w:top w:val="single" w:sz="1" w:space="0" w:color="E5E7EB"/>
-          <w:left w:val="single" w:sz="1" w:space="0" w:color="E5E7EB"/>
-          <w:bottom w:val="single" w:sz="1" w:space="0" w:color="E5E7EB"/>
-          <w:right w:val="single" w:sz="1" w:space="0" w:color="E5E7EB"/>
-          <w:insideH w:val="single" w:sz="1" w:space="0" w:color="E5E7EB"/>
-          <w:insideV w:val="single" w:sz="1" w:space="0" w:color="E5E7EB"/>
+          <w:top w:val="outset" w:sz="6" w:space="0" w:color="auto"/>
+          <w:left w:val="outset" w:sz="6" w:space="0" w:color="auto"/>
+          <w:bottom w:val="outset" w:sz="6" w:space="0" w:color="auto"/>
+          <w:right w:val="outset" w:sz="6" w:space="0" w:color="auto"/>
         </w:tblBorders>
         <w:tblCellMar>
-          <w:top w:w="0" w:type="dxa"/>
-          <w:bottom w:w="0" w:type="dxa"/>
+          <w:left w:w="0" w:type="dxa"/>
+          <w:right w:w="0" w:type="dxa"/>
         </w:tblCellMar>
         <w:tblLook w:val="04A0" w:firstRow="1" w:lastRow="0" w:firstColumn="1" w:lastColumn="0" w:noHBand="0" w:noVBand="1"/>
       </w:tblPr>
       <w:tblGrid>
-        <w:gridCol w:w="1960"/>
-        <w:gridCol w:w="7400"/>
+        <w:gridCol w:w="1755"/>
+        <w:gridCol w:w="7560"/>
       </w:tblGrid>
       <w:tr>
-        <w:tblPrEx>
-          <w:tblCellMar>
-            <w:top w:w="0" w:type="dxa"/>
-            <w:bottom w:w="0" w:type="dxa"/>
-          </w:tblCellMar>
-        </w:tblPrEx>
-        <w:tc>
-          <w:tcPr>
-            <w:tcW w:w="1960" w:type="dxa"/>
-            <w:tcBorders>
-              <w:top w:val="single" w:sz="1" w:space="0" w:color="E5E7EB"/>
-              <w:left w:val="single" w:sz="1" w:space="0" w:color="E5E7EB"/>
-              <w:bottom w:val="single" w:sz="1" w:space="0" w:color="E5E7EB"/>
-              <w:right w:val="single" w:sz="1" w:space="0" w:color="E5E7EB"/>
+        <w:trPr>
+          <w:trHeight w:val="285"/>
+        </w:trPr>
+        <w:tc>
+          <w:tcPr>
+            <w:tcW w:w="1755" w:type="dxa"/>
+            <w:tcBorders>
+              <w:top w:val="single" w:sz="6" w:space="0" w:color="E5E7EB"/>
+              <w:left w:val="single" w:sz="6" w:space="0" w:color="E5E7EB"/>
+              <w:bottom w:val="single" w:sz="6" w:space="0" w:color="E5E7EB"/>
+              <w:right w:val="single" w:sz="6" w:space="0" w:color="E5E7EB"/>
             </w:tcBorders>
             <w:shd w:val="clear" w:color="auto" w:fill="1F2937"/>
-            <w:tcMar>
-              <w:top w:w="120" w:type="dxa"/>
-              <w:left w:w="120" w:type="dxa"/>
-              <w:bottom w:w="120" w:type="dxa"/>
-              <w:right w:w="100" w:type="dxa"/>
-            </w:tcMar>
             <w:vAlign w:val="center"/>
-          </w:tcPr>
-          <w:p>
-            <w:r>
-              <w:rPr>
-                <w:rFonts w:eastAsia="Arial"/>
+            <w:hideMark/>
+          </w:tcPr>
+          <w:p>
+            <w:pPr>
+              <w:textAlignment w:val="baseline"/>
+              <w:rPr>
+                <w:rFonts w:ascii="Times New Roman" w:eastAsia="Times New Roman" w:hAnsi="Times New Roman" w:cs="Times New Roman"/>
+                <w:color w:val="F5F5F5"/>
+                <w:sz w:val="24"/>
+                <w:szCs w:val="24"/>
+              </w:rPr>
+            </w:pPr>
+            <w:r>
+              <w:rPr>
+                <w:rFonts w:eastAsia="Times New Roman"/>
                 <w:b/>
                 <w:bCs/>
                 <w:color w:val="FFFFFF"/>
@@ -361,29 +732,42 @@
               </w:rPr>
               <w:t>Screen / Area</w:t>
             </w:r>
-          </w:p>
-        </w:tc>
-        <w:tc>
-          <w:tcPr>
-            <w:tcW w:w="7400" w:type="dxa"/>
-            <w:tcBorders>
-              <w:top w:val="single" w:sz="1" w:space="0" w:color="E5E7EB"/>
-              <w:left w:val="single" w:sz="1" w:space="0" w:color="E5E7EB"/>
-              <w:bottom w:val="single" w:sz="1" w:space="0" w:color="E5E7EB"/>
-              <w:right w:val="single" w:sz="1" w:space="0" w:color="E5E7EB"/>
+            <w:r>
+              <w:rPr>
+                <w:rFonts w:eastAsia="Times New Roman"/>
+                <w:color w:val="FFFFFF"/>
+                <w:sz w:val="18"/>
+                <w:szCs w:val="18"/>
+              </w:rPr>
+              <w:t> </w:t>
+            </w:r>
+          </w:p>
+        </w:tc>
+        <w:tc>
+          <w:tcPr>
+            <w:tcW w:w="7560" w:type="dxa"/>
+            <w:tcBorders>
+              <w:top w:val="single" w:sz="6" w:space="0" w:color="E5E7EB"/>
+              <w:left w:val="single" w:sz="6" w:space="0" w:color="E5E7EB"/>
+              <w:bottom w:val="single" w:sz="6" w:space="0" w:color="E5E7EB"/>
+              <w:right w:val="single" w:sz="6" w:space="0" w:color="E5E7EB"/>
             </w:tcBorders>
             <w:shd w:val="clear" w:color="auto" w:fill="1F2937"/>
-            <w:tcMar>
-              <w:top w:w="120" w:type="dxa"/>
-              <w:left w:w="140" w:type="dxa"/>
-              <w:bottom w:w="120" w:type="dxa"/>
-              <w:right w:w="120" w:type="dxa"/>
-            </w:tcMar>
-          </w:tcPr>
-          <w:p>
-            <w:r>
-              <w:rPr>
-                <w:rFonts w:eastAsia="Arial"/>
+            <w:hideMark/>
+          </w:tcPr>
+          <w:p>
+            <w:pPr>
+              <w:textAlignment w:val="baseline"/>
+              <w:rPr>
+                <w:rFonts w:ascii="Times New Roman" w:eastAsia="Times New Roman" w:hAnsi="Times New Roman" w:cs="Times New Roman"/>
+                <w:color w:val="F5F5F5"/>
+                <w:sz w:val="24"/>
+                <w:szCs w:val="24"/>
+              </w:rPr>
+            </w:pPr>
+            <w:r>
+              <w:rPr>
+                <w:rFonts w:eastAsia="Times New Roman"/>
                 <w:b/>
                 <w:bCs/>
                 <w:color w:val="FFFFFF"/>
@@ -391,681 +775,926 @@
                 <w:szCs w:val="18"/>
               </w:rPr>
               <w:t>Description</w:t>
+            </w:r>
+            <w:r>
+              <w:rPr>
+                <w:rFonts w:eastAsia="Times New Roman"/>
+                <w:color w:val="FFFFFF"/>
+                <w:sz w:val="18"/>
+                <w:szCs w:val="18"/>
+              </w:rPr>
+              <w:t> </w:t>
             </w:r>
           </w:p>
         </w:tc>
       </w:tr>
       <w:tr>
-        <w:tblPrEx>
-          <w:tblCellMar>
-            <w:top w:w="0" w:type="dxa"/>
-            <w:bottom w:w="0" w:type="dxa"/>
-          </w:tblCellMar>
-        </w:tblPrEx>
-        <w:tc>
-          <w:tcPr>
-            <w:tcW w:w="1960" w:type="dxa"/>
-            <w:tcBorders>
-              <w:top w:val="single" w:sz="1" w:space="0" w:color="E5E7EB"/>
-              <w:left w:val="single" w:sz="1" w:space="0" w:color="E5E7EB"/>
-              <w:bottom w:val="single" w:sz="1" w:space="0" w:color="E5E7EB"/>
-              <w:right w:val="single" w:sz="1" w:space="0" w:color="E5E7EB"/>
+        <w:trPr>
+          <w:trHeight w:val="285"/>
+        </w:trPr>
+        <w:tc>
+          <w:tcPr>
+            <w:tcW w:w="1755" w:type="dxa"/>
+            <w:tcBorders>
+              <w:top w:val="single" w:sz="6" w:space="0" w:color="E5E7EB"/>
+              <w:left w:val="single" w:sz="6" w:space="0" w:color="E5E7EB"/>
+              <w:bottom w:val="single" w:sz="6" w:space="0" w:color="E5E7EB"/>
+              <w:right w:val="single" w:sz="6" w:space="0" w:color="E5E7EB"/>
             </w:tcBorders>
             <w:shd w:val="clear" w:color="auto" w:fill="F3F4F6"/>
-            <w:tcMar>
-              <w:top w:w="120" w:type="dxa"/>
-              <w:left w:w="120" w:type="dxa"/>
-              <w:bottom w:w="120" w:type="dxa"/>
-              <w:right w:w="100" w:type="dxa"/>
-            </w:tcMar>
             <w:vAlign w:val="center"/>
-          </w:tcPr>
-          <w:p w14:paraId="DD220001A">
-            <w:r>
-              <w:rPr>
-                <w:rFonts w:eastAsia="Arial"/>
-                <w:b/>
-                <w:bCs/>
+            <w:hideMark/>
+          </w:tcPr>
+          <w:p>
+            <w:pPr>
+              <w:textAlignment w:val="baseline"/>
+              <w:rPr>
+                <w:rFonts w:ascii="Times New Roman" w:eastAsia="Times New Roman" w:hAnsi="Times New Roman" w:cs="Times New Roman"/>
+                <w:sz w:val="24"/>
+                <w:szCs w:val="24"/>
+              </w:rPr>
+            </w:pPr>
+            <w:r>
+              <w:rPr>
+                <w:rFonts w:eastAsia="Times New Roman"/>
+                <w:b/>
+                <w:bCs/>
+                <w:color w:val="000000"/>
                 <w:sz w:val="18"/>
                 <w:szCs w:val="18"/>
               </w:rPr>
               <w:t>History — Storyboard Item</w:t>
             </w:r>
-          </w:p>
-        </w:tc>
-        <w:tc>
-          <w:tcPr>
-            <w:tcW w:w="7400" w:type="dxa"/>
-            <w:tcBorders>
-              <w:top w:val="single" w:sz="1" w:space="0" w:color="E5E7EB"/>
-              <w:left w:val="single" w:sz="1" w:space="0" w:color="E5E7EB"/>
-              <w:bottom w:val="single" w:sz="1" w:space="0" w:color="E5E7EB"/>
-              <w:right w:val="single" w:sz="1" w:space="0" w:color="E5E7EB"/>
+            <w:r>
+              <w:rPr>
+                <w:rFonts w:eastAsia="Times New Roman"/>
+                <w:color w:val="000000"/>
+                <w:sz w:val="18"/>
+                <w:szCs w:val="18"/>
+              </w:rPr>
+              <w:t> </w:t>
+            </w:r>
+          </w:p>
+        </w:tc>
+        <w:tc>
+          <w:tcPr>
+            <w:tcW w:w="7560" w:type="dxa"/>
+            <w:tcBorders>
+              <w:top w:val="single" w:sz="6" w:space="0" w:color="E5E7EB"/>
+              <w:left w:val="single" w:sz="6" w:space="0" w:color="E5E7EB"/>
+              <w:bottom w:val="single" w:sz="6" w:space="0" w:color="E5E7EB"/>
+              <w:right w:val="single" w:sz="6" w:space="0" w:color="E5E7EB"/>
             </w:tcBorders>
             <w:shd w:val="clear" w:color="auto" w:fill="FFFFFF"/>
-            <w:tcMar>
-              <w:top w:w="120" w:type="dxa"/>
-              <w:left w:w="140" w:type="dxa"/>
-              <w:bottom w:w="120" w:type="dxa"/>
-              <w:right w:w="120" w:type="dxa"/>
-            </w:tcMar>
-          </w:tcPr>
-          <w:p w14:paraId="DD220001B">
-            <w:r>
-              <w:rPr>
-                <w:rFonts w:eastAsia="Arial"/>
-                <w:sz w:val="18"/>
-                <w:szCs w:val="18"/>
-              </w:rPr>
-              <w:t>Added a “Create” pill button to storyboard Done rows. Tapping navigates to Edit Storyboard (same action as tapping the row). Button has no border stroke.</w:t>
+            <w:hideMark/>
+          </w:tcPr>
+          <w:p>
+            <w:pPr>
+              <w:textAlignment w:val="baseline"/>
+              <w:rPr>
+                <w:rFonts w:ascii="Times New Roman" w:eastAsia="Times New Roman" w:hAnsi="Times New Roman" w:cs="Times New Roman"/>
+                <w:sz w:val="24"/>
+                <w:szCs w:val="24"/>
+              </w:rPr>
+            </w:pPr>
+            <w:r>
+              <w:rPr>
+                <w:rFonts w:eastAsia="Times New Roman"/>
+                <w:color w:val="000000"/>
+                <w:sz w:val="18"/>
+                <w:szCs w:val="18"/>
+              </w:rPr>
+              <w:t>Added “Create” pill button to Done rows; taps to Edit Storyboard.</w:t>
             </w:r>
           </w:p>
         </w:tc>
       </w:tr>
       <w:tr>
-        <w:tblPrEx>
-          <w:tblCellMar>
-            <w:top w:w="0" w:type="dxa"/>
-            <w:bottom w:w="0" w:type="dxa"/>
-          </w:tblCellMar>
-        </w:tblPrEx>
-        <w:tc>
-          <w:tcPr>
-            <w:tcW w:w="1960" w:type="dxa"/>
-            <w:tcBorders>
-              <w:top w:val="single" w:sz="1" w:space="0" w:color="E5E7EB"/>
-              <w:left w:val="single" w:sz="1" w:space="0" w:color="E5E7EB"/>
-              <w:bottom w:val="single" w:sz="1" w:space="0" w:color="E5E7EB"/>
-              <w:right w:val="single" w:sz="1" w:space="0" w:color="E5E7EB"/>
+        <w:trPr>
+          <w:trHeight w:val="285"/>
+        </w:trPr>
+        <w:tc>
+          <w:tcPr>
+            <w:tcW w:w="1755" w:type="dxa"/>
+            <w:tcBorders>
+              <w:top w:val="single" w:sz="6" w:space="0" w:color="E5E7EB"/>
+              <w:left w:val="single" w:sz="6" w:space="0" w:color="E5E7EB"/>
+              <w:bottom w:val="single" w:sz="6" w:space="0" w:color="E5E7EB"/>
+              <w:right w:val="single" w:sz="6" w:space="0" w:color="E5E7EB"/>
             </w:tcBorders>
             <w:shd w:val="clear" w:color="auto" w:fill="F3F4F6"/>
-            <w:tcMar>
-              <w:top w:w="120" w:type="dxa"/>
-              <w:left w:w="120" w:type="dxa"/>
-              <w:bottom w:w="120" w:type="dxa"/>
-              <w:right w:w="100" w:type="dxa"/>
-            </w:tcMar>
             <w:vAlign w:val="center"/>
-          </w:tcPr>
-          <w:p w14:paraId="DD220002A">
-            <w:r>
-              <w:rPr>
-                <w:rFonts w:eastAsia="Arial"/>
-                <w:b/>
-                <w:bCs/>
+            <w:hideMark/>
+          </w:tcPr>
+          <w:p>
+            <w:pPr>
+              <w:textAlignment w:val="baseline"/>
+              <w:rPr>
+                <w:rFonts w:ascii="Times New Roman" w:eastAsia="Times New Roman" w:hAnsi="Times New Roman" w:cs="Times New Roman"/>
+                <w:sz w:val="24"/>
+                <w:szCs w:val="24"/>
+              </w:rPr>
+            </w:pPr>
+            <w:r>
+              <w:rPr>
+                <w:rFonts w:eastAsia="Times New Roman"/>
+                <w:b/>
+                <w:bCs/>
+                <w:color w:val="000000"/>
                 <w:sz w:val="18"/>
                 <w:szCs w:val="18"/>
               </w:rPr>
               <w:t>Edit Storyboard — CTA</w:t>
             </w:r>
-          </w:p>
-        </w:tc>
-        <w:tc>
-          <w:tcPr>
-            <w:tcW w:w="7400" w:type="dxa"/>
-            <w:tcBorders>
-              <w:top w:val="single" w:sz="1" w:space="0" w:color="E5E7EB"/>
-              <w:left w:val="single" w:sz="1" w:space="0" w:color="E5E7EB"/>
-              <w:bottom w:val="single" w:sz="1" w:space="0" w:color="E5E7EB"/>
-              <w:right w:val="single" w:sz="1" w:space="0" w:color="E5E7EB"/>
+            <w:r>
+              <w:rPr>
+                <w:rFonts w:eastAsia="Times New Roman"/>
+                <w:color w:val="000000"/>
+                <w:sz w:val="18"/>
+                <w:szCs w:val="18"/>
+              </w:rPr>
+              <w:t> </w:t>
+            </w:r>
+          </w:p>
+        </w:tc>
+        <w:tc>
+          <w:tcPr>
+            <w:tcW w:w="7560" w:type="dxa"/>
+            <w:tcBorders>
+              <w:top w:val="single" w:sz="6" w:space="0" w:color="E5E7EB"/>
+              <w:left w:val="single" w:sz="6" w:space="0" w:color="E5E7EB"/>
+              <w:bottom w:val="single" w:sz="6" w:space="0" w:color="E5E7EB"/>
+              <w:right w:val="single" w:sz="6" w:space="0" w:color="E5E7EB"/>
             </w:tcBorders>
             <w:shd w:val="clear" w:color="auto" w:fill="FFFFFF"/>
-            <w:tcMar>
-              <w:top w:w="120" w:type="dxa"/>
-              <w:left w:w="140" w:type="dxa"/>
-              <w:bottom w:w="120" w:type="dxa"/>
-              <w:right w:w="120" w:type="dxa"/>
-            </w:tcMar>
-          </w:tcPr>
-          <w:p w14:paraId="DD220002B">
-            <w:r>
-              <w:rPr>
-                <w:rFonts w:eastAsia="Arial"/>
-                <w:sz w:val="18"/>
-                <w:szCs w:val="18"/>
+            <w:hideMark/>
+          </w:tcPr>
+          <w:p>
+            <w:pPr>
+              <w:textAlignment w:val="baseline"/>
+              <w:rPr>
+                <w:rFonts w:ascii="Times New Roman" w:eastAsia="Times New Roman" w:hAnsi="Times New Roman" w:cs="Times New Roman"/>
+                <w:sz w:val="24"/>
+                <w:szCs w:val="24"/>
+              </w:rPr>
+            </w:pPr>
+            <w:r>
+              <w:rPr>
+                <w:rFonts w:eastAsia="Times New Roman"/>
+                <w:color w:val="000000"/>
+                <w:sz w:val="18"/>
+                <w:szCs w:val="18"/>
+                <w:lang w:val="en-US"/>
               </w:rPr>
               <w:t>Renamed “Generate MV” button to “Create MV”.</w:t>
+            </w:r>
+            <w:r>
+              <w:rPr>
+                <w:rFonts w:eastAsia="Times New Roman"/>
+                <w:color w:val="000000"/>
+                <w:sz w:val="18"/>
+                <w:szCs w:val="18"/>
+              </w:rPr>
+              <w:t> </w:t>
             </w:r>
           </w:p>
         </w:tc>
       </w:tr>
       <w:tr>
-        <w:tblPrEx>
-          <w:tblCellMar>
-            <w:top w:w="0" w:type="dxa"/>
-            <w:bottom w:w="0" w:type="dxa"/>
-          </w:tblCellMar>
-        </w:tblPrEx>
-        <w:tc>
-          <w:tcPr>
-            <w:tcW w:w="1960" w:type="dxa"/>
-            <w:tcBorders>
-              <w:top w:val="single" w:sz="1" w:space="0" w:color="E5E7EB"/>
-              <w:left w:val="single" w:sz="1" w:space="0" w:color="E5E7EB"/>
-              <w:bottom w:val="single" w:sz="1" w:space="0" w:color="E5E7EB"/>
-              <w:right w:val="single" w:sz="1" w:space="0" w:color="E5E7EB"/>
+        <w:trPr>
+          <w:trHeight w:val="285"/>
+        </w:trPr>
+        <w:tc>
+          <w:tcPr>
+            <w:tcW w:w="1755" w:type="dxa"/>
+            <w:tcBorders>
+              <w:top w:val="single" w:sz="6" w:space="0" w:color="E5E7EB"/>
+              <w:left w:val="single" w:sz="6" w:space="0" w:color="E5E7EB"/>
+              <w:bottom w:val="single" w:sz="6" w:space="0" w:color="E5E7EB"/>
+              <w:right w:val="single" w:sz="6" w:space="0" w:color="E5E7EB"/>
             </w:tcBorders>
             <w:shd w:val="clear" w:color="auto" w:fill="F3F4F6"/>
-            <w:tcMar>
-              <w:top w:w="120" w:type="dxa"/>
-              <w:left w:w="120" w:type="dxa"/>
-              <w:bottom w:w="120" w:type="dxa"/>
-              <w:right w:w="100" w:type="dxa"/>
-            </w:tcMar>
             <w:vAlign w:val="center"/>
-          </w:tcPr>
-          <w:p w14:paraId="DD220003A">
-            <w:r>
-              <w:rPr>
-                <w:rFonts w:eastAsia="Arial"/>
-                <w:b/>
-                <w:bCs/>
+            <w:hideMark/>
+          </w:tcPr>
+          <w:p>
+            <w:pPr>
+              <w:textAlignment w:val="baseline"/>
+              <w:rPr>
+                <w:rFonts w:ascii="Times New Roman" w:eastAsia="Times New Roman" w:hAnsi="Times New Roman" w:cs="Times New Roman"/>
+                <w:sz w:val="24"/>
+                <w:szCs w:val="24"/>
+              </w:rPr>
+            </w:pPr>
+            <w:r>
+              <w:rPr>
+                <w:rFonts w:eastAsia="Times New Roman"/>
+                <w:b/>
+                <w:bCs/>
+                <w:color w:val="000000"/>
                 <w:sz w:val="18"/>
                 <w:szCs w:val="18"/>
               </w:rPr>
               <w:t>Edit Storyboard — Visual Style Sheet</w:t>
             </w:r>
-          </w:p>
-        </w:tc>
-        <w:tc>
-          <w:tcPr>
-            <w:tcW w:w="7400" w:type="dxa"/>
-            <w:tcBorders>
-              <w:top w:val="single" w:sz="1" w:space="0" w:color="E5E7EB"/>
-              <w:left w:val="single" w:sz="1" w:space="0" w:color="E5E7EB"/>
-              <w:bottom w:val="single" w:sz="1" w:space="0" w:color="E5E7EB"/>
-              <w:right w:val="single" w:sz="1" w:space="0" w:color="E5E7EB"/>
+            <w:r>
+              <w:rPr>
+                <w:rFonts w:eastAsia="Times New Roman"/>
+                <w:color w:val="000000"/>
+                <w:sz w:val="18"/>
+                <w:szCs w:val="18"/>
+              </w:rPr>
+              <w:t> </w:t>
+            </w:r>
+          </w:p>
+        </w:tc>
+        <w:tc>
+          <w:tcPr>
+            <w:tcW w:w="7560" w:type="dxa"/>
+            <w:tcBorders>
+              <w:top w:val="single" w:sz="6" w:space="0" w:color="E5E7EB"/>
+              <w:left w:val="single" w:sz="6" w:space="0" w:color="E5E7EB"/>
+              <w:bottom w:val="single" w:sz="6" w:space="0" w:color="E5E7EB"/>
+              <w:right w:val="single" w:sz="6" w:space="0" w:color="E5E7EB"/>
             </w:tcBorders>
             <w:shd w:val="clear" w:color="auto" w:fill="FFFFFF"/>
-            <w:tcMar>
-              <w:top w:w="120" w:type="dxa"/>
-              <w:left w:w="140" w:type="dxa"/>
-              <w:bottom w:w="120" w:type="dxa"/>
-              <w:right w:w="120" w:type="dxa"/>
-            </w:tcMar>
-          </w:tcPr>
-          <w:p w14:paraId="DD220003B">
-            <w:r>
-              <w:rPr>
-                <w:rFonts w:eastAsia="Arial"/>
-                <w:sz w:val="18"/>
-                <w:szCs w:val="18"/>
-              </w:rPr>
-              <w:t>Redesigned edit input sheet to match Figma: drag handle at top; header row with dark X pill (28×28 px, left), bold centered title, and purple checkmark circle (28×28 px, right); full-width textarea inside a card; inline character counter and × clear button at bottom-right. Slide-up/fade transition aligned with all other bottom sheets.</w:t>
+            <w:hideMark/>
+          </w:tcPr>
+          <w:p>
+            <w:pPr>
+              <w:textAlignment w:val="baseline"/>
+              <w:rPr>
+                <w:rFonts w:ascii="Times New Roman" w:eastAsia="Times New Roman" w:hAnsi="Times New Roman" w:cs="Times New Roman"/>
+                <w:sz w:val="24"/>
+                <w:szCs w:val="24"/>
+              </w:rPr>
+            </w:pPr>
+            <w:r>
+              <w:rPr>
+                <w:rFonts w:eastAsia="Times New Roman"/>
+                <w:color w:val="000000"/>
+                <w:sz w:val="18"/>
+                <w:szCs w:val="18"/>
+                <w:lang w:val="en-US"/>
+              </w:rPr>
+              <w:t>Redesigned input sheet to match Figma: drag handle, X/confirm header, textarea with char counter and clear. Slide-up transition.</w:t>
+            </w:r>
+            <w:r>
+              <w:rPr>
+                <w:rFonts w:eastAsia="Times New Roman"/>
+                <w:color w:val="000000"/>
+                <w:sz w:val="18"/>
+                <w:szCs w:val="18"/>
+              </w:rPr>
+              <w:t> </w:t>
             </w:r>
           </w:p>
         </w:tc>
       </w:tr>
       <w:tr>
-        <w:tblPrEx>
-          <w:tblCellMar>
-            <w:top w:w="0" w:type="dxa"/>
-            <w:bottom w:w="0" w:type="dxa"/>
-          </w:tblCellMar>
-        </w:tblPrEx>
-        <w:tc>
-          <w:tcPr>
-            <w:tcW w:w="1960" w:type="dxa"/>
-            <w:tcBorders>
-              <w:top w:val="single" w:sz="1" w:space="0" w:color="E5E7EB"/>
-              <w:left w:val="single" w:sz="1" w:space="0" w:color="E5E7EB"/>
-              <w:bottom w:val="single" w:sz="1" w:space="0" w:color="E5E7EB"/>
-              <w:right w:val="single" w:sz="1" w:space="0" w:color="E5E7EB"/>
+        <w:trPr>
+          <w:trHeight w:val="285"/>
+        </w:trPr>
+        <w:tc>
+          <w:tcPr>
+            <w:tcW w:w="1755" w:type="dxa"/>
+            <w:tcBorders>
+              <w:top w:val="single" w:sz="6" w:space="0" w:color="E5E7EB"/>
+              <w:left w:val="single" w:sz="6" w:space="0" w:color="E5E7EB"/>
+              <w:bottom w:val="single" w:sz="6" w:space="0" w:color="E5E7EB"/>
+              <w:right w:val="single" w:sz="6" w:space="0" w:color="E5E7EB"/>
             </w:tcBorders>
             <w:shd w:val="clear" w:color="auto" w:fill="F3F4F6"/>
-            <w:tcMar>
-              <w:top w:w="120" w:type="dxa"/>
-              <w:left w:w="120" w:type="dxa"/>
-              <w:bottom w:w="120" w:type="dxa"/>
-              <w:right w:w="100" w:type="dxa"/>
-            </w:tcMar>
             <w:vAlign w:val="center"/>
-          </w:tcPr>
-          <w:p w14:paraId="DD220004A">
-            <w:r>
-              <w:rPr>
-                <w:rFonts w:eastAsia="Arial"/>
-                <w:b/>
-                <w:bCs/>
+            <w:hideMark/>
+          </w:tcPr>
+          <w:p>
+            <w:pPr>
+              <w:textAlignment w:val="baseline"/>
+              <w:rPr>
+                <w:rFonts w:ascii="Times New Roman" w:eastAsia="Times New Roman" w:hAnsi="Times New Roman" w:cs="Times New Roman"/>
+                <w:sz w:val="24"/>
+                <w:szCs w:val="24"/>
+              </w:rPr>
+            </w:pPr>
+            <w:r>
+              <w:rPr>
+                <w:rFonts w:eastAsia="Times New Roman"/>
+                <w:b/>
+                <w:bCs/>
+                <w:color w:val="000000"/>
                 <w:sz w:val="18"/>
                 <w:szCs w:val="18"/>
               </w:rPr>
               <w:t>Edit Storyboard — MV Song</w:t>
             </w:r>
-          </w:p>
-        </w:tc>
-        <w:tc>
-          <w:tcPr>
-            <w:tcW w:w="7400" w:type="dxa"/>
-            <w:tcBorders>
-              <w:top w:val="single" w:sz="1" w:space="0" w:color="E5E7EB"/>
-              <w:left w:val="single" w:sz="1" w:space="0" w:color="E5E7EB"/>
-              <w:bottom w:val="single" w:sz="1" w:space="0" w:color="E5E7EB"/>
-              <w:right w:val="single" w:sz="1" w:space="0" w:color="E5E7EB"/>
+            <w:r>
+              <w:rPr>
+                <w:rFonts w:eastAsia="Times New Roman"/>
+                <w:color w:val="000000"/>
+                <w:sz w:val="18"/>
+                <w:szCs w:val="18"/>
+              </w:rPr>
+              <w:t> </w:t>
+            </w:r>
+          </w:p>
+        </w:tc>
+        <w:tc>
+          <w:tcPr>
+            <w:tcW w:w="7560" w:type="dxa"/>
+            <w:tcBorders>
+              <w:top w:val="single" w:sz="6" w:space="0" w:color="E5E7EB"/>
+              <w:left w:val="single" w:sz="6" w:space="0" w:color="E5E7EB"/>
+              <w:bottom w:val="single" w:sz="6" w:space="0" w:color="E5E7EB"/>
+              <w:right w:val="single" w:sz="6" w:space="0" w:color="E5E7EB"/>
             </w:tcBorders>
             <w:shd w:val="clear" w:color="auto" w:fill="FFFFFF"/>
-            <w:tcMar>
-              <w:top w:w="120" w:type="dxa"/>
-              <w:left w:w="140" w:type="dxa"/>
-              <w:bottom w:w="120" w:type="dxa"/>
-              <w:right w:w="120" w:type="dxa"/>
-            </w:tcMar>
-          </w:tcPr>
-          <w:p w14:paraId="DD220004B">
-            <w:r>
-              <w:rPr>
-                <w:rFonts w:eastAsia="Arial"/>
-                <w:sz w:val="18"/>
-                <w:szCs w:val="18"/>
-              </w:rPr>
-              <w:t>Song thumbnail row is now tappable. Play icon toggles to pause icon while playing; resets automatically on screen navigation.</w:t>
+            <w:hideMark/>
+          </w:tcPr>
+          <w:p>
+            <w:pPr>
+              <w:textAlignment w:val="baseline"/>
+              <w:rPr>
+                <w:rFonts w:ascii="Times New Roman" w:eastAsia="Times New Roman" w:hAnsi="Times New Roman" w:cs="Times New Roman"/>
+                <w:sz w:val="24"/>
+                <w:szCs w:val="24"/>
+              </w:rPr>
+            </w:pPr>
+            <w:r>
+              <w:rPr>
+                <w:rFonts w:eastAsia="Times New Roman"/>
+                <w:color w:val="000000"/>
+                <w:sz w:val="18"/>
+                <w:szCs w:val="18"/>
+                <w:lang w:val="en-US"/>
+              </w:rPr>
+              <w:t>Song row is tappable. Play/pause icon toggles; resets on navigation.</w:t>
+            </w:r>
+            <w:r>
+              <w:rPr>
+                <w:rFonts w:eastAsia="Times New Roman"/>
+                <w:color w:val="000000"/>
+                <w:sz w:val="18"/>
+                <w:szCs w:val="18"/>
+              </w:rPr>
+              <w:t> </w:t>
             </w:r>
           </w:p>
         </w:tc>
       </w:tr>
       <w:tr>
-        <w:tblPrEx>
-          <w:tblCellMar>
-            <w:top w:w="0" w:type="dxa"/>
-            <w:bottom w:w="0" w:type="dxa"/>
-          </w:tblCellMar>
-        </w:tblPrEx>
-        <w:tc>
-          <w:tcPr>
-            <w:tcW w:w="1960" w:type="dxa"/>
-            <w:tcBorders>
-              <w:top w:val="single" w:sz="1" w:space="0" w:color="E5E7EB"/>
-              <w:left w:val="single" w:sz="1" w:space="0" w:color="E5E7EB"/>
-              <w:bottom w:val="single" w:sz="1" w:space="0" w:color="E5E7EB"/>
-              <w:right w:val="single" w:sz="1" w:space="0" w:color="E5E7EB"/>
+        <w:trPr>
+          <w:trHeight w:val="285"/>
+        </w:trPr>
+        <w:tc>
+          <w:tcPr>
+            <w:tcW w:w="1755" w:type="dxa"/>
+            <w:tcBorders>
+              <w:top w:val="single" w:sz="6" w:space="0" w:color="E5E7EB"/>
+              <w:left w:val="single" w:sz="6" w:space="0" w:color="E5E7EB"/>
+              <w:bottom w:val="single" w:sz="6" w:space="0" w:color="E5E7EB"/>
+              <w:right w:val="single" w:sz="6" w:space="0" w:color="E5E7EB"/>
             </w:tcBorders>
             <w:shd w:val="clear" w:color="auto" w:fill="F3F4F6"/>
-            <w:tcMar>
-              <w:top w:w="120" w:type="dxa"/>
-              <w:left w:w="120" w:type="dxa"/>
-              <w:bottom w:w="120" w:type="dxa"/>
-              <w:right w:w="100" w:type="dxa"/>
-            </w:tcMar>
             <w:vAlign w:val="center"/>
-          </w:tcPr>
-          <w:p w14:paraId="DD220005A">
-            <w:r>
-              <w:rPr>
-                <w:rFonts w:eastAsia="Arial"/>
-                <w:b/>
-                <w:bCs/>
+            <w:hideMark/>
+          </w:tcPr>
+          <w:p>
+            <w:pPr>
+              <w:textAlignment w:val="baseline"/>
+              <w:rPr>
+                <w:rFonts w:ascii="Times New Roman" w:eastAsia="Times New Roman" w:hAnsi="Times New Roman" w:cs="Times New Roman"/>
+                <w:sz w:val="24"/>
+                <w:szCs w:val="24"/>
+              </w:rPr>
+            </w:pPr>
+            <w:r>
+              <w:rPr>
+                <w:rFonts w:eastAsia="Times New Roman"/>
+                <w:b/>
+                <w:bCs/>
+                <w:color w:val="000000"/>
                 <w:sz w:val="18"/>
                 <w:szCs w:val="18"/>
               </w:rPr>
               <w:t>Edit Storyboard — Story</w:t>
             </w:r>
-          </w:p>
-        </w:tc>
-        <w:tc>
-          <w:tcPr>
-            <w:tcW w:w="7400" w:type="dxa"/>
-            <w:tcBorders>
-              <w:top w:val="single" w:sz="1" w:space="0" w:color="E5E7EB"/>
-              <w:left w:val="single" w:sz="1" w:space="0" w:color="E5E7EB"/>
-              <w:bottom w:val="single" w:sz="1" w:space="0" w:color="E5E7EB"/>
-              <w:right w:val="single" w:sz="1" w:space="0" w:color="E5E7EB"/>
+            <w:r>
+              <w:rPr>
+                <w:rFonts w:eastAsia="Times New Roman"/>
+                <w:color w:val="000000"/>
+                <w:sz w:val="18"/>
+                <w:szCs w:val="18"/>
+              </w:rPr>
+              <w:t> </w:t>
+            </w:r>
+          </w:p>
+        </w:tc>
+        <w:tc>
+          <w:tcPr>
+            <w:tcW w:w="7560" w:type="dxa"/>
+            <w:tcBorders>
+              <w:top w:val="single" w:sz="6" w:space="0" w:color="E5E7EB"/>
+              <w:left w:val="single" w:sz="6" w:space="0" w:color="E5E7EB"/>
+              <w:bottom w:val="single" w:sz="6" w:space="0" w:color="E5E7EB"/>
+              <w:right w:val="single" w:sz="6" w:space="0" w:color="E5E7EB"/>
             </w:tcBorders>
             <w:shd w:val="clear" w:color="auto" w:fill="FFFFFF"/>
-            <w:tcMar>
-              <w:top w:w="120" w:type="dxa"/>
-              <w:left w:w="140" w:type="dxa"/>
-              <w:bottom w:w="120" w:type="dxa"/>
-              <w:right w:w="120" w:type="dxa"/>
-            </w:tcMar>
-          </w:tcPr>
-          <w:p w14:paraId="DD220005B">
-            <w:r>
-              <w:rPr>
-                <w:rFonts w:eastAsia="Arial"/>
-                <w:sz w:val="18"/>
-                <w:szCs w:val="18"/>
-              </w:rPr>
-              <w:t>Added new read-only “Story” section below Visual Style. Uses darker background (--n14), no border, and muted text colour to visually distinguish from editable fields.</w:t>
+            <w:hideMark/>
+          </w:tcPr>
+          <w:p>
+            <w:pPr>
+              <w:textAlignment w:val="baseline"/>
+              <w:rPr>
+                <w:rFonts w:ascii="Times New Roman" w:eastAsia="Times New Roman" w:hAnsi="Times New Roman" w:cs="Times New Roman"/>
+                <w:sz w:val="24"/>
+                <w:szCs w:val="24"/>
+              </w:rPr>
+            </w:pPr>
+            <w:r>
+              <w:rPr>
+                <w:rFonts w:eastAsia="Times New Roman"/>
+                <w:color w:val="000000"/>
+                <w:sz w:val="18"/>
+                <w:szCs w:val="18"/>
+                <w:lang w:val="en-US"/>
+              </w:rPr>
+              <w:t>Added read-only Story section below Visual Style. Darker bg, no border, muted text.</w:t>
+            </w:r>
+            <w:r>
+              <w:rPr>
+                <w:rFonts w:eastAsia="Times New Roman"/>
+                <w:color w:val="000000"/>
+                <w:sz w:val="18"/>
+                <w:szCs w:val="18"/>
+              </w:rPr>
+              <w:t> </w:t>
             </w:r>
           </w:p>
         </w:tc>
       </w:tr>
       <w:tr>
-        <w:tblPrEx>
-          <w:tblCellMar>
-            <w:top w:w="0" w:type="dxa"/>
-            <w:bottom w:w="0" w:type="dxa"/>
-          </w:tblCellMar>
-        </w:tblPrEx>
-        <w:tc>
-          <w:tcPr>
-            <w:tcW w:w="1960" w:type="dxa"/>
-            <w:tcBorders>
-              <w:top w:val="single" w:sz="1" w:space="0" w:color="E5E7EB"/>
-              <w:left w:val="single" w:sz="1" w:space="0" w:color="E5E7EB"/>
-              <w:bottom w:val="single" w:sz="1" w:space="0" w:color="E5E7EB"/>
-              <w:right w:val="single" w:sz="1" w:space="0" w:color="E5E7EB"/>
+        <w:trPr>
+          <w:trHeight w:val="285"/>
+        </w:trPr>
+        <w:tc>
+          <w:tcPr>
+            <w:tcW w:w="1755" w:type="dxa"/>
+            <w:tcBorders>
+              <w:top w:val="single" w:sz="6" w:space="0" w:color="E5E7EB"/>
+              <w:left w:val="single" w:sz="6" w:space="0" w:color="E5E7EB"/>
+              <w:bottom w:val="single" w:sz="6" w:space="0" w:color="E5E7EB"/>
+              <w:right w:val="single" w:sz="6" w:space="0" w:color="E5E7EB"/>
             </w:tcBorders>
             <w:shd w:val="clear" w:color="auto" w:fill="F3F4F6"/>
-            <w:tcMar>
-              <w:top w:w="120" w:type="dxa"/>
-              <w:left w:w="120" w:type="dxa"/>
-              <w:bottom w:w="120" w:type="dxa"/>
-              <w:right w:w="100" w:type="dxa"/>
-            </w:tcMar>
             <w:vAlign w:val="center"/>
-          </w:tcPr>
-          <w:p w14:paraId="DD220006A">
-            <w:r>
-              <w:rPr>
-                <w:rFonts w:eastAsia="Arial"/>
-                <w:b/>
-                <w:bCs/>
+            <w:hideMark/>
+          </w:tcPr>
+          <w:p>
+            <w:pPr>
+              <w:textAlignment w:val="baseline"/>
+              <w:rPr>
+                <w:rFonts w:ascii="Times New Roman" w:eastAsia="Times New Roman" w:hAnsi="Times New Roman" w:cs="Times New Roman"/>
+                <w:sz w:val="24"/>
+                <w:szCs w:val="24"/>
+              </w:rPr>
+            </w:pPr>
+            <w:r>
+              <w:rPr>
+                <w:rFonts w:eastAsia="Times New Roman"/>
+                <w:b/>
+                <w:bCs/>
+                <w:color w:val="000000"/>
                 <w:sz w:val="18"/>
                 <w:szCs w:val="18"/>
               </w:rPr>
               <w:t>Edit Storyboard — Story Line</w:t>
             </w:r>
-          </w:p>
-        </w:tc>
-        <w:tc>
-          <w:tcPr>
-            <w:tcW w:w="7400" w:type="dxa"/>
-            <w:tcBorders>
-              <w:top w:val="single" w:sz="1" w:space="0" w:color="E5E7EB"/>
-              <w:left w:val="single" w:sz="1" w:space="0" w:color="E5E7EB"/>
-              <w:bottom w:val="single" w:sz="1" w:space="0" w:color="E5E7EB"/>
-              <w:right w:val="single" w:sz="1" w:space="0" w:color="E5E7EB"/>
+            <w:r>
+              <w:rPr>
+                <w:rFonts w:eastAsia="Times New Roman"/>
+                <w:color w:val="000000"/>
+                <w:sz w:val="18"/>
+                <w:szCs w:val="18"/>
+              </w:rPr>
+              <w:t> </w:t>
+            </w:r>
+          </w:p>
+        </w:tc>
+        <w:tc>
+          <w:tcPr>
+            <w:tcW w:w="7560" w:type="dxa"/>
+            <w:tcBorders>
+              <w:top w:val="single" w:sz="6" w:space="0" w:color="E5E7EB"/>
+              <w:left w:val="single" w:sz="6" w:space="0" w:color="E5E7EB"/>
+              <w:bottom w:val="single" w:sz="6" w:space="0" w:color="E5E7EB"/>
+              <w:right w:val="single" w:sz="6" w:space="0" w:color="E5E7EB"/>
             </w:tcBorders>
             <w:shd w:val="clear" w:color="auto" w:fill="FFFFFF"/>
-            <w:tcMar>
-              <w:top w:w="120" w:type="dxa"/>
-              <w:left w:w="140" w:type="dxa"/>
-              <w:bottom w:w="120" w:type="dxa"/>
-              <w:right w:w="120" w:type="dxa"/>
-            </w:tcMar>
-          </w:tcPr>
-          <w:p w14:paraId="DD220006B">
-            <w:r>
-              <w:rPr>
-                <w:rFonts w:eastAsia="Arial"/>
-                <w:sz w:val="18"/>
-                <w:szCs w:val="18"/>
-              </w:rPr>
-              <w:t>Renamed “Synopsis” section to “Story Line”. Added Scene 4. Removed per-scene edit icon buttons; tapping the card directly opens the editor. Added expand/collapse chevron in section header (white, full opacity).</w:t>
+            <w:hideMark/>
+          </w:tcPr>
+          <w:p>
+            <w:pPr>
+              <w:textAlignment w:val="baseline"/>
+              <w:rPr>
+                <w:rFonts w:ascii="Times New Roman" w:eastAsia="Times New Roman" w:hAnsi="Times New Roman" w:cs="Times New Roman"/>
+                <w:sz w:val="24"/>
+                <w:szCs w:val="24"/>
+              </w:rPr>
+            </w:pPr>
+            <w:r>
+              <w:rPr>
+                <w:rFonts w:eastAsia="Times New Roman"/>
+                <w:color w:val="000000"/>
+                <w:sz w:val="18"/>
+                <w:szCs w:val="18"/>
+                <w:lang w:val="en-US"/>
+              </w:rPr>
+              <w:t>Renamed Synopsis to Story Line. Added Scene 4. Cards tap to edit directly. Added expand/collapse chevron.</w:t>
+            </w:r>
+            <w:r>
+              <w:rPr>
+                <w:rFonts w:eastAsia="Times New Roman"/>
+                <w:color w:val="000000"/>
+                <w:sz w:val="18"/>
+                <w:szCs w:val="18"/>
+              </w:rPr>
+              <w:t> </w:t>
             </w:r>
           </w:p>
         </w:tc>
       </w:tr>
       <w:tr>
-        <w:tblPrEx>
-          <w:tblCellMar>
-            <w:top w:w="0" w:type="dxa"/>
-            <w:bottom w:w="0" w:type="dxa"/>
-          </w:tblCellMar>
-        </w:tblPrEx>
-        <w:tc>
-          <w:tcPr>
-            <w:tcW w:w="1960" w:type="dxa"/>
-            <w:tcBorders>
-              <w:top w:val="single" w:sz="1" w:space="0" w:color="E5E7EB"/>
-              <w:left w:val="single" w:sz="1" w:space="0" w:color="E5E7EB"/>
-              <w:bottom w:val="single" w:sz="1" w:space="0" w:color="E5E7EB"/>
-              <w:right w:val="single" w:sz="1" w:space="0" w:color="E5E7EB"/>
+        <w:trPr>
+          <w:trHeight w:val="285"/>
+        </w:trPr>
+        <w:tc>
+          <w:tcPr>
+            <w:tcW w:w="1755" w:type="dxa"/>
+            <w:tcBorders>
+              <w:top w:val="single" w:sz="6" w:space="0" w:color="E5E7EB"/>
+              <w:left w:val="single" w:sz="6" w:space="0" w:color="E5E7EB"/>
+              <w:bottom w:val="single" w:sz="6" w:space="0" w:color="E5E7EB"/>
+              <w:right w:val="single" w:sz="6" w:space="0" w:color="E5E7EB"/>
             </w:tcBorders>
             <w:shd w:val="clear" w:color="auto" w:fill="F3F4F6"/>
-            <w:tcMar>
-              <w:top w:w="120" w:type="dxa"/>
-              <w:left w:w="120" w:type="dxa"/>
-              <w:bottom w:w="120" w:type="dxa"/>
-              <w:right w:w="100" w:type="dxa"/>
-            </w:tcMar>
             <w:vAlign w:val="center"/>
-          </w:tcPr>
-          <w:p w14:paraId="DD220007A">
-            <w:r>
-              <w:rPr>
-                <w:rFonts w:eastAsia="Arial"/>
-                <w:b/>
-                <w:bCs/>
+            <w:hideMark/>
+          </w:tcPr>
+          <w:p>
+            <w:pPr>
+              <w:textAlignment w:val="baseline"/>
+              <w:rPr>
+                <w:rFonts w:ascii="Times New Roman" w:eastAsia="Times New Roman" w:hAnsi="Times New Roman" w:cs="Times New Roman"/>
+                <w:sz w:val="24"/>
+                <w:szCs w:val="24"/>
+              </w:rPr>
+            </w:pPr>
+            <w:r>
+              <w:rPr>
+                <w:rFonts w:eastAsia="Times New Roman"/>
+                <w:b/>
+                <w:bCs/>
+                <w:color w:val="000000"/>
                 <w:sz w:val="18"/>
                 <w:szCs w:val="18"/>
               </w:rPr>
               <w:t>Edit Storyboard — Lyrics</w:t>
             </w:r>
-          </w:p>
-        </w:tc>
-        <w:tc>
-          <w:tcPr>
-            <w:tcW w:w="7400" w:type="dxa"/>
-            <w:tcBorders>
-              <w:top w:val="single" w:sz="1" w:space="0" w:color="E5E7EB"/>
-              <w:left w:val="single" w:sz="1" w:space="0" w:color="E5E7EB"/>
-              <w:bottom w:val="single" w:sz="1" w:space="0" w:color="E5E7EB"/>
-              <w:right w:val="single" w:sz="1" w:space="0" w:color="E5E7EB"/>
+            <w:r>
+              <w:rPr>
+                <w:rFonts w:eastAsia="Times New Roman"/>
+                <w:color w:val="000000"/>
+                <w:sz w:val="18"/>
+                <w:szCs w:val="18"/>
+              </w:rPr>
+              <w:t> </w:t>
+            </w:r>
+          </w:p>
+        </w:tc>
+        <w:tc>
+          <w:tcPr>
+            <w:tcW w:w="7560" w:type="dxa"/>
+            <w:tcBorders>
+              <w:top w:val="single" w:sz="6" w:space="0" w:color="E5E7EB"/>
+              <w:left w:val="single" w:sz="6" w:space="0" w:color="E5E7EB"/>
+              <w:bottom w:val="single" w:sz="6" w:space="0" w:color="E5E7EB"/>
+              <w:right w:val="single" w:sz="6" w:space="0" w:color="E5E7EB"/>
             </w:tcBorders>
             <w:shd w:val="clear" w:color="auto" w:fill="FFFFFF"/>
-            <w:tcMar>
-              <w:top w:w="120" w:type="dxa"/>
-              <w:left w:w="140" w:type="dxa"/>
-              <w:bottom w:w="120" w:type="dxa"/>
-              <w:right w:w="120" w:type="dxa"/>
-            </w:tcMar>
-          </w:tcPr>
-          <w:p w14:paraId="DD220007B">
-            <w:r>
-              <w:rPr>
-                <w:rFonts w:eastAsia="Arial"/>
-                <w:sz w:val="18"/>
-                <w:szCs w:val="18"/>
-              </w:rPr>
-              <w:t>Added new read-only “Lyrics” section at the bottom. Scrollable (max-height 160 px, hidden scrollbar). Each lyric line prefixed with a timecode ([mm:ss:00]) in muted colour. Same read-only visual style as Story.</w:t>
+            <w:hideMark/>
+          </w:tcPr>
+          <w:p>
+            <w:pPr>
+              <w:textAlignment w:val="baseline"/>
+              <w:rPr>
+                <w:rFonts w:ascii="Times New Roman" w:eastAsia="Times New Roman" w:hAnsi="Times New Roman" w:cs="Times New Roman"/>
+                <w:sz w:val="24"/>
+                <w:szCs w:val="24"/>
+              </w:rPr>
+            </w:pPr>
+            <w:r>
+              <w:rPr>
+                <w:rFonts w:eastAsia="Times New Roman"/>
+                <w:color w:val="000000"/>
+                <w:sz w:val="18"/>
+                <w:szCs w:val="18"/>
+                <w:lang w:val="en-US"/>
+              </w:rPr>
+              <w:t>Added read-only Lyrics section at bottom. Scrollable; each line prefixed with timecode.</w:t>
+            </w:r>
+            <w:r>
+              <w:rPr>
+                <w:rFonts w:eastAsia="Times New Roman"/>
+                <w:color w:val="000000"/>
+                <w:sz w:val="18"/>
+                <w:szCs w:val="18"/>
+              </w:rPr>
+              <w:t> </w:t>
             </w:r>
           </w:p>
         </w:tc>
       </w:tr>
       <w:tr>
-        <w:tblPrEx>
-          <w:tblCellMar>
-            <w:top w:w="0" w:type="dxa"/>
-            <w:bottom w:w="0" w:type="dxa"/>
-          </w:tblCellMar>
-        </w:tblPrEx>
-        <w:tc>
-          <w:tcPr>
-            <w:tcW w:w="1960" w:type="dxa"/>
-            <w:tcBorders>
-              <w:top w:val="single" w:sz="1" w:space="0" w:color="E5E7EB"/>
-              <w:left w:val="single" w:sz="1" w:space="0" w:color="E5E7EB"/>
-              <w:bottom w:val="single" w:sz="1" w:space="0" w:color="E5E7EB"/>
-              <w:right w:val="single" w:sz="1" w:space="0" w:color="E5E7EB"/>
+        <w:trPr>
+          <w:trHeight w:val="285"/>
+        </w:trPr>
+        <w:tc>
+          <w:tcPr>
+            <w:tcW w:w="1755" w:type="dxa"/>
+            <w:tcBorders>
+              <w:top w:val="single" w:sz="6" w:space="0" w:color="E5E7EB"/>
+              <w:left w:val="single" w:sz="6" w:space="0" w:color="E5E7EB"/>
+              <w:bottom w:val="single" w:sz="6" w:space="0" w:color="E5E7EB"/>
+              <w:right w:val="single" w:sz="6" w:space="0" w:color="E5E7EB"/>
             </w:tcBorders>
             <w:shd w:val="clear" w:color="auto" w:fill="F3F4F6"/>
-            <w:tcMar>
-              <w:top w:w="120" w:type="dxa"/>
-              <w:left w:w="120" w:type="dxa"/>
-              <w:bottom w:w="120" w:type="dxa"/>
-              <w:right w:w="100" w:type="dxa"/>
-            </w:tcMar>
             <w:vAlign w:val="center"/>
-          </w:tcPr>
-          <w:p w14:paraId="DD220008A">
-            <w:r>
-              <w:rPr>
-                <w:rFonts w:eastAsia="Arial"/>
-                <w:b/>
-                <w:bCs/>
-                <w:sz w:val="18"/>
-                <w:szCs w:val="18"/>
-              </w:rPr>
+            <w:hideMark/>
+          </w:tcPr>
+          <w:p>
+            <w:pPr>
+              <w:textAlignment w:val="baseline"/>
+              <w:rPr>
+                <w:rFonts w:ascii="Times New Roman" w:eastAsia="Times New Roman" w:hAnsi="Times New Roman" w:cs="Times New Roman"/>
+                <w:sz w:val="24"/>
+                <w:szCs w:val="24"/>
+              </w:rPr>
+            </w:pPr>
+            <w:r>
+              <w:rPr>
+                <w:rFonts w:eastAsia="Times New Roman"/>
+                <w:b/>
+                <w:bCs/>
+                <w:color w:val="000000"/>
+                <w:sz w:val="18"/>
+                <w:szCs w:val="18"/>
+              </w:rPr>
+              <w:lastRenderedPageBreak/>
               <w:t>Account — List Items</w:t>
             </w:r>
-          </w:p>
-        </w:tc>
-        <w:tc>
-          <w:tcPr>
-            <w:tcW w:w="7400" w:type="dxa"/>
-            <w:tcBorders>
-              <w:top w:val="single" w:sz="1" w:space="0" w:color="E5E7EB"/>
-              <w:left w:val="single" w:sz="1" w:space="0" w:color="E5E7EB"/>
-              <w:bottom w:val="single" w:sz="1" w:space="0" w:color="E5E7EB"/>
-              <w:right w:val="single" w:sz="1" w:space="0" w:color="E5E7EB"/>
+            <w:r>
+              <w:rPr>
+                <w:rFonts w:eastAsia="Times New Roman"/>
+                <w:color w:val="000000"/>
+                <w:sz w:val="18"/>
+                <w:szCs w:val="18"/>
+              </w:rPr>
+              <w:t> </w:t>
+            </w:r>
+          </w:p>
+        </w:tc>
+        <w:tc>
+          <w:tcPr>
+            <w:tcW w:w="7560" w:type="dxa"/>
+            <w:tcBorders>
+              <w:top w:val="single" w:sz="6" w:space="0" w:color="E5E7EB"/>
+              <w:left w:val="single" w:sz="6" w:space="0" w:color="E5E7EB"/>
+              <w:bottom w:val="single" w:sz="6" w:space="0" w:color="E5E7EB"/>
+              <w:right w:val="single" w:sz="6" w:space="0" w:color="E5E7EB"/>
             </w:tcBorders>
             <w:shd w:val="clear" w:color="auto" w:fill="FFFFFF"/>
-            <w:tcMar>
-              <w:top w:w="120" w:type="dxa"/>
-              <w:left w:w="140" w:type="dxa"/>
-              <w:bottom w:w="120" w:type="dxa"/>
-              <w:right w:w="120" w:type="dxa"/>
-            </w:tcMar>
-          </w:tcPr>
-          <w:p w14:paraId="DD220008B">
-            <w:r>
-              <w:rPr>
-                <w:rFonts w:eastAsia="Arial"/>
-                <w:sz w:val="18"/>
-                <w:szCs w:val="18"/>
-              </w:rPr>
-              <w:t>Removed “Default Quality” item. Added “Settings” item (ic_settings.svg) that navigates to the new Settings screen. Standardised icon background colour across all list items.</w:t>
+            <w:hideMark/>
+          </w:tcPr>
+          <w:p>
+            <w:pPr>
+              <w:textAlignment w:val="baseline"/>
+              <w:rPr>
+                <w:rFonts w:ascii="Times New Roman" w:eastAsia="Times New Roman" w:hAnsi="Times New Roman" w:cs="Times New Roman"/>
+                <w:sz w:val="24"/>
+                <w:szCs w:val="24"/>
+              </w:rPr>
+            </w:pPr>
+            <w:r>
+              <w:rPr>
+                <w:rFonts w:eastAsia="Times New Roman"/>
+                <w:color w:val="000000"/>
+                <w:sz w:val="18"/>
+                <w:szCs w:val="18"/>
+                <w:lang w:val="en-US"/>
+              </w:rPr>
+              <w:t>Removed Default Quality. Added Settings item (ic_settings.svg). Standardised icon bg colours.</w:t>
+            </w:r>
+            <w:r>
+              <w:rPr>
+                <w:rFonts w:eastAsia="Times New Roman"/>
+                <w:color w:val="000000"/>
+                <w:sz w:val="18"/>
+                <w:szCs w:val="18"/>
+              </w:rPr>
+              <w:t> </w:t>
             </w:r>
           </w:p>
         </w:tc>
       </w:tr>
       <w:tr>
-        <w:tblPrEx>
-          <w:tblCellMar>
-            <w:top w:w="0" w:type="dxa"/>
-            <w:bottom w:w="0" w:type="dxa"/>
-          </w:tblCellMar>
-        </w:tblPrEx>
-        <w:tc>
-          <w:tcPr>
-            <w:tcW w:w="1960" w:type="dxa"/>
-            <w:tcBorders>
-              <w:top w:val="single" w:sz="1" w:space="0" w:color="E5E7EB"/>
-              <w:left w:val="single" w:sz="1" w:space="0" w:color="E5E7EB"/>
-              <w:bottom w:val="single" w:sz="1" w:space="0" w:color="E5E7EB"/>
-              <w:right w:val="single" w:sz="1" w:space="0" w:color="E5E7EB"/>
+        <w:trPr>
+          <w:trHeight w:val="285"/>
+        </w:trPr>
+        <w:tc>
+          <w:tcPr>
+            <w:tcW w:w="1755" w:type="dxa"/>
+            <w:tcBorders>
+              <w:top w:val="single" w:sz="6" w:space="0" w:color="E5E7EB"/>
+              <w:left w:val="single" w:sz="6" w:space="0" w:color="E5E7EB"/>
+              <w:bottom w:val="single" w:sz="6" w:space="0" w:color="E5E7EB"/>
+              <w:right w:val="single" w:sz="6" w:space="0" w:color="E5E7EB"/>
             </w:tcBorders>
             <w:shd w:val="clear" w:color="auto" w:fill="F3F4F6"/>
-            <w:tcMar>
-              <w:top w:w="120" w:type="dxa"/>
-              <w:left w:w="120" w:type="dxa"/>
-              <w:bottom w:w="120" w:type="dxa"/>
-              <w:right w:w="100" w:type="dxa"/>
-            </w:tcMar>
             <w:vAlign w:val="center"/>
-          </w:tcPr>
-          <w:p w14:paraId="DD220009A">
-            <w:r>
-              <w:rPr>
-                <w:rFonts w:eastAsia="Arial"/>
-                <w:b/>
-                <w:bCs/>
+            <w:hideMark/>
+          </w:tcPr>
+          <w:p>
+            <w:pPr>
+              <w:textAlignment w:val="baseline"/>
+              <w:rPr>
+                <w:rFonts w:ascii="Times New Roman" w:eastAsia="Times New Roman" w:hAnsi="Times New Roman" w:cs="Times New Roman"/>
+                <w:sz w:val="24"/>
+                <w:szCs w:val="24"/>
+              </w:rPr>
+            </w:pPr>
+            <w:r>
+              <w:rPr>
+                <w:rFonts w:eastAsia="Times New Roman"/>
+                <w:b/>
+                <w:bCs/>
+                <w:color w:val="000000"/>
                 <w:sz w:val="18"/>
                 <w:szCs w:val="18"/>
               </w:rPr>
               <w:t>Settings (new screen)</w:t>
             </w:r>
-          </w:p>
-        </w:tc>
-        <w:tc>
-          <w:tcPr>
-            <w:tcW w:w="7400" w:type="dxa"/>
-            <w:tcBorders>
-              <w:top w:val="single" w:sz="1" w:space="0" w:color="E5E7EB"/>
-              <w:left w:val="single" w:sz="1" w:space="0" w:color="E5E7EB"/>
-              <w:bottom w:val="single" w:sz="1" w:space="0" w:color="E5E7EB"/>
-              <w:right w:val="single" w:sz="1" w:space="0" w:color="E5E7EB"/>
+            <w:r>
+              <w:rPr>
+                <w:rFonts w:eastAsia="Times New Roman"/>
+                <w:color w:val="000000"/>
+                <w:sz w:val="18"/>
+                <w:szCs w:val="18"/>
+              </w:rPr>
+              <w:t> </w:t>
+            </w:r>
+          </w:p>
+        </w:tc>
+        <w:tc>
+          <w:tcPr>
+            <w:tcW w:w="7560" w:type="dxa"/>
+            <w:tcBorders>
+              <w:top w:val="single" w:sz="6" w:space="0" w:color="E5E7EB"/>
+              <w:left w:val="single" w:sz="6" w:space="0" w:color="E5E7EB"/>
+              <w:bottom w:val="single" w:sz="6" w:space="0" w:color="E5E7EB"/>
+              <w:right w:val="single" w:sz="6" w:space="0" w:color="E5E7EB"/>
             </w:tcBorders>
             <w:shd w:val="clear" w:color="auto" w:fill="FFFFFF"/>
-            <w:tcMar>
-              <w:top w:w="120" w:type="dxa"/>
-              <w:left w:w="140" w:type="dxa"/>
-              <w:bottom w:w="120" w:type="dxa"/>
-              <w:right w:w="120" w:type="dxa"/>
-            </w:tcMar>
-          </w:tcPr>
-          <w:p w14:paraId="DD220009B">
-            <w:r>
-              <w:rPr>
-                <w:rFonts w:eastAsia="Arial"/>
-                <w:sz w:val="18"/>
-                <w:szCs w:val="18"/>
-              </w:rPr>
-              <w:t>New Settings screen with back button and centred title. List items: Terms of Use (ic_file_text.svg), Privacy Policy (ic_shield_check.svg), Unsubscribe (ic_calendar_x.svg), Delete Account (ic_user_x.svg), Sign Out (ic_log_out.svg). No divider between Delete Account and Sign Out.</w:t>
+            <w:hideMark/>
+          </w:tcPr>
+          <w:p>
+            <w:pPr>
+              <w:textAlignment w:val="baseline"/>
+              <w:rPr>
+                <w:rFonts w:ascii="Times New Roman" w:eastAsia="Times New Roman" w:hAnsi="Times New Roman" w:cs="Times New Roman"/>
+                <w:sz w:val="24"/>
+                <w:szCs w:val="24"/>
+              </w:rPr>
+            </w:pPr>
+            <w:r>
+              <w:rPr>
+                <w:rFonts w:eastAsia="Times New Roman"/>
+                <w:color w:val="000000"/>
+                <w:sz w:val="18"/>
+                <w:szCs w:val="18"/>
+                <w:lang w:val="en-US"/>
+              </w:rPr>
+              <w:t>New screen with back + centred title. Items: Terms of Use, Privacy Policy, Unsubscribe, Delete Account, Sign Out. No divider before Sign Out.</w:t>
+            </w:r>
+            <w:r>
+              <w:rPr>
+                <w:rFonts w:eastAsia="Times New Roman"/>
+                <w:color w:val="000000"/>
+                <w:sz w:val="18"/>
+                <w:szCs w:val="18"/>
+              </w:rPr>
+              <w:t> </w:t>
             </w:r>
           </w:p>
         </w:tc>
       </w:tr>
       <w:tr>
-        <w:tblPrEx>
-          <w:tblCellMar>
-            <w:top w:w="0" w:type="dxa"/>
-            <w:bottom w:w="0" w:type="dxa"/>
-          </w:tblCellMar>
-        </w:tblPrEx>
-        <w:tc>
-          <w:tcPr>
-            <w:tcW w:w="1960" w:type="dxa"/>
-            <w:tcBorders>
-              <w:top w:val="single" w:sz="1" w:space="0" w:color="E5E7EB"/>
-              <w:left w:val="single" w:sz="1" w:space="0" w:color="E5E7EB"/>
-              <w:bottom w:val="single" w:sz="1" w:space="0" w:color="E5E7EB"/>
-              <w:right w:val="single" w:sz="1" w:space="0" w:color="E5E7EB"/>
+        <w:trPr>
+          <w:trHeight w:val="285"/>
+        </w:trPr>
+        <w:tc>
+          <w:tcPr>
+            <w:tcW w:w="1755" w:type="dxa"/>
+            <w:tcBorders>
+              <w:top w:val="single" w:sz="6" w:space="0" w:color="E5E7EB"/>
+              <w:left w:val="single" w:sz="6" w:space="0" w:color="E5E7EB"/>
+              <w:bottom w:val="single" w:sz="6" w:space="0" w:color="E5E7EB"/>
+              <w:right w:val="single" w:sz="6" w:space="0" w:color="E5E7EB"/>
             </w:tcBorders>
             <w:shd w:val="clear" w:color="auto" w:fill="F3F4F6"/>
-            <w:tcMar>
-              <w:top w:w="120" w:type="dxa"/>
-              <w:left w:w="120" w:type="dxa"/>
-              <w:bottom w:w="120" w:type="dxa"/>
-              <w:right w:w="100" w:type="dxa"/>
-            </w:tcMar>
             <w:vAlign w:val="center"/>
-          </w:tcPr>
-          <w:p w14:paraId="DD22000AA">
-            <w:r>
-              <w:rPr>
-                <w:rFonts w:eastAsia="Arial"/>
-                <w:b/>
-                <w:bCs/>
+            <w:hideMark/>
+          </w:tcPr>
+          <w:p>
+            <w:pPr>
+              <w:textAlignment w:val="baseline"/>
+              <w:rPr>
+                <w:rFonts w:ascii="Times New Roman" w:eastAsia="Times New Roman" w:hAnsi="Times New Roman" w:cs="Times New Roman"/>
+                <w:sz w:val="24"/>
+                <w:szCs w:val="24"/>
+              </w:rPr>
+            </w:pPr>
+            <w:r>
+              <w:rPr>
+                <w:rFonts w:eastAsia="Times New Roman"/>
+                <w:b/>
+                <w:bCs/>
+                <w:color w:val="000000"/>
                 <w:sz w:val="18"/>
                 <w:szCs w:val="18"/>
               </w:rPr>
               <w:t>Delete Account Dialog</w:t>
             </w:r>
-          </w:p>
-        </w:tc>
-        <w:tc>
-          <w:tcPr>
-            <w:tcW w:w="7400" w:type="dxa"/>
-            <w:tcBorders>
-              <w:top w:val="single" w:sz="1" w:space="0" w:color="E5E7EB"/>
-              <w:left w:val="single" w:sz="1" w:space="0" w:color="E5E7EB"/>
-              <w:bottom w:val="single" w:sz="1" w:space="0" w:color="E5E7EB"/>
-              <w:right w:val="single" w:sz="1" w:space="0" w:color="E5E7EB"/>
+            <w:r>
+              <w:rPr>
+                <w:rFonts w:eastAsia="Times New Roman"/>
+                <w:color w:val="000000"/>
+                <w:sz w:val="18"/>
+                <w:szCs w:val="18"/>
+              </w:rPr>
+              <w:t> </w:t>
+            </w:r>
+          </w:p>
+        </w:tc>
+        <w:tc>
+          <w:tcPr>
+            <w:tcW w:w="7560" w:type="dxa"/>
+            <w:tcBorders>
+              <w:top w:val="single" w:sz="6" w:space="0" w:color="E5E7EB"/>
+              <w:left w:val="single" w:sz="6" w:space="0" w:color="E5E7EB"/>
+              <w:bottom w:val="single" w:sz="6" w:space="0" w:color="E5E7EB"/>
+              <w:right w:val="single" w:sz="6" w:space="0" w:color="E5E7EB"/>
             </w:tcBorders>
             <w:shd w:val="clear" w:color="auto" w:fill="FFFFFF"/>
-            <w:tcMar>
-              <w:top w:w="120" w:type="dxa"/>
-              <w:left w:w="140" w:type="dxa"/>
-              <w:bottom w:w="120" w:type="dxa"/>
-              <w:right w:w="120" w:type="dxa"/>
-            </w:tcMar>
-          </w:tcPr>
-          <w:p w14:paraId="DD22000AB">
-            <w:r>
-              <w:rPr>
-                <w:rFonts w:eastAsia="Arial"/>
-                <w:sz w:val="18"/>
-                <w:szCs w:val="18"/>
-              </w:rPr>
-              <w:t>Added confirmation dialog matching Sign Out style. Red “Delete” confirm button. Body copy: “All your MVs, songs, and credits will be permanently lost and cannot be recovered. Please cancel any active subscriptions before deleting your account.”</w:t>
+            <w:hideMark/>
+          </w:tcPr>
+          <w:p>
+            <w:pPr>
+              <w:textAlignment w:val="baseline"/>
+              <w:rPr>
+                <w:rFonts w:ascii="Times New Roman" w:eastAsia="Times New Roman" w:hAnsi="Times New Roman" w:cs="Times New Roman"/>
+                <w:sz w:val="24"/>
+                <w:szCs w:val="24"/>
+              </w:rPr>
+            </w:pPr>
+            <w:r>
+              <w:rPr>
+                <w:rFonts w:eastAsia="Times New Roman"/>
+                <w:color w:val="000000"/>
+                <w:sz w:val="18"/>
+                <w:szCs w:val="18"/>
+                <w:lang w:val="en-US"/>
+              </w:rPr>
+              <w:t>Confirmation dialog with red Delete button. Warns about permanent data loss and subscription cancellation.</w:t>
+            </w:r>
+            <w:r>
+              <w:rPr>
+                <w:rFonts w:eastAsia="Times New Roman"/>
+                <w:color w:val="000000"/>
+                <w:sz w:val="18"/>
+                <w:szCs w:val="18"/>
+              </w:rPr>
+              <w:t> </w:t>
             </w:r>
           </w:p>
         </w:tc>
       </w:tr>
     </w:tbl>
+    <w:p>
+      <w:pPr>
+        <w:spacing w:after="160"/>
+      </w:pPr>
+    </w:p>
     <w:p>
       <w:pPr>
         <w:pStyle w:val="Heading2"/>
@@ -1091,10 +1720,6 @@
           <w:insideH w:val="single" w:sz="1" w:space="0" w:color="E5E7EB"/>
           <w:insideV w:val="single" w:sz="1" w:space="0" w:color="E5E7EB"/>
         </w:tblBorders>
-        <w:tblCellMar>
-          <w:top w:w="0" w:type="dxa"/>
-          <w:bottom w:w="0" w:type="dxa"/>
-        </w:tblCellMar>
         <w:tblLook w:val="04A0" w:firstRow="1" w:lastRow="0" w:firstColumn="1" w:lastColumn="0" w:noHBand="0" w:noVBand="1"/>
       </w:tblPr>
       <w:tblGrid>
@@ -1102,12 +1727,6 @@
         <w:gridCol w:w="7400"/>
       </w:tblGrid>
       <w:tr>
-        <w:tblPrEx>
-          <w:tblCellMar>
-            <w:top w:w="0" w:type="dxa"/>
-            <w:bottom w:w="0" w:type="dxa"/>
-          </w:tblCellMar>
-        </w:tblPrEx>
         <w:tc>
           <w:tcPr>
             <w:tcW w:w="1960" w:type="dxa"/>
@@ -1171,13 +1790,7 @@
           </w:p>
         </w:tc>
       </w:tr>
-      <w:tr w14:paraId="BB0010A">
-        <w:tblPrEx>
-          <w:tblCellMar>
-            <w:top w:w="0" w:type="dxa"/>
-            <w:bottom w:w="0" w:type="dxa"/>
-          </w:tblCellMar>
-        </w:tblPrEx>
+      <w:tr>
         <w:tc>
           <w:tcPr>
             <w:tcW w:w="1960" w:type="dxa"/>
@@ -1196,7 +1809,7 @@
             </w:tcMar>
             <w:vAlign w:val="center"/>
           </w:tcPr>
-          <w:p w14:paraId="BB0011">
+          <w:p>
             <w:r>
               <w:rPr>
                 <w:rFonts w:eastAsia="Arial"/>
@@ -1226,7 +1839,7 @@
               <w:right w:w="120" w:type="dxa"/>
             </w:tcMar>
           </w:tcPr>
-          <w:p w14:paraId="BB0012">
+          <w:p>
             <w:r>
               <w:rPr>
                 <w:rFonts w:eastAsia="Arial"/>
@@ -1234,84 +1847,72 @@
                 <w:szCs w:val="18"/>
               </w:rPr>
               <w:t>Credit history screen with balance card and transaction list (All / Spend / Earn tabs). Spend rows show action type, timestamp, and delta in white; Earn rows show delta in gold.</w:t>
-            </w:r>
-          </w:p>
-        </w:tc>
-      </w:tr>
-      <w:tr w14:paraId="BB0020A">
-        <w:tblPrEx>
-          <w:tblCellMar>
-            <w:top w:w="0" w:type="dxa"/>
-            <w:bottom w:w="0" w:type="dxa"/>
-          </w:tblCellMar>
-        </w:tblPrEx>
-        <w:tc>
-          <w:tcPr>
-            <w:tcW w:w="1960" w:type="dxa"/>
-            <w:tcBorders>
-              <w:top w:val="single" w:sz="1" w:space="0" w:color="E5E7EB"/>
-              <w:left w:val="single" w:sz="1" w:space="0" w:color="E5E7EB"/>
-              <w:bottom w:val="single" w:sz="1" w:space="0" w:color="E5E7EB"/>
-              <w:right w:val="single" w:sz="1" w:space="0" w:color="E5E7EB"/>
-            </w:tcBorders>
-            <w:shd w:val="clear" w:color="auto" w:fill="F3F4F6"/>
-            <w:tcMar>
-              <w:top w:w="120" w:type="dxa"/>
-              <w:left w:w="120" w:type="dxa"/>
-              <w:bottom w:w="120" w:type="dxa"/>
-              <w:right w:w="100" w:type="dxa"/>
-            </w:tcMar>
-            <w:vAlign w:val="center"/>
-          </w:tcPr>
-          <w:p w14:paraId="BB0021">
-            <w:r>
-              <w:rPr>
-                <w:rFonts w:eastAsia="Arial"/>
-                <w:b/>
-                <w:bCs/>
-                <w:sz w:val="18"/>
-                <w:szCs w:val="18"/>
-              </w:rPr>
-              <w:t>Buy Credits (iAP)</w:t>
-            </w:r>
-          </w:p>
-        </w:tc>
-        <w:tc>
-          <w:tcPr>
-            <w:tcW w:w="7400" w:type="dxa"/>
-            <w:tcBorders>
-              <w:top w:val="single" w:sz="1" w:space="0" w:color="E5E7EB"/>
-              <w:left w:val="single" w:sz="1" w:space="0" w:color="E5E7EB"/>
-              <w:bottom w:val="single" w:sz="1" w:space="0" w:color="E5E7EB"/>
-              <w:right w:val="single" w:sz="1" w:space="0" w:color="E5E7EB"/>
-            </w:tcBorders>
-            <w:shd w:val="clear" w:color="auto" w:fill="FFFFFF"/>
-            <w:tcMar>
-              <w:top w:w="120" w:type="dxa"/>
-              <w:left w:w="140" w:type="dxa"/>
-              <w:bottom w:w="120" w:type="dxa"/>
-              <w:right w:w="120" w:type="dxa"/>
-            </w:tcMar>
-          </w:tcPr>
-          <w:p w14:paraId="BB0022">
-            <w:r>
-              <w:rPr>
-                <w:rFonts w:eastAsia="Arial"/>
-                <w:sz w:val="18"/>
-                <w:szCs w:val="18"/>
-              </w:rPr>
-              <w:t>Four credit packs (100 / $0.99, 300 / $2.49, 600 / $4.49, 1,000 / $6.49); selected pack highlights in amber. Buy Now opens Apple Pay; on success returns to Credits Detail with a toast.</w:t>
             </w:r>
           </w:p>
         </w:tc>
       </w:tr>
       <w:tr>
-        <w:tblPrEx>
-          <w:tblCellMar>
-            <w:top w:w="0" w:type="dxa"/>
-            <w:bottom w:w="0" w:type="dxa"/>
-          </w:tblCellMar>
-        </w:tblPrEx>
+        <w:tc>
+          <w:tcPr>
+            <w:tcW w:w="1960" w:type="dxa"/>
+            <w:tcBorders>
+              <w:top w:val="single" w:sz="1" w:space="0" w:color="E5E7EB"/>
+              <w:left w:val="single" w:sz="1" w:space="0" w:color="E5E7EB"/>
+              <w:bottom w:val="single" w:sz="1" w:space="0" w:color="E5E7EB"/>
+              <w:right w:val="single" w:sz="1" w:space="0" w:color="E5E7EB"/>
+            </w:tcBorders>
+            <w:shd w:val="clear" w:color="auto" w:fill="F3F4F6"/>
+            <w:tcMar>
+              <w:top w:w="120" w:type="dxa"/>
+              <w:left w:w="120" w:type="dxa"/>
+              <w:bottom w:w="120" w:type="dxa"/>
+              <w:right w:w="100" w:type="dxa"/>
+            </w:tcMar>
+            <w:vAlign w:val="center"/>
+          </w:tcPr>
+          <w:p>
+            <w:r>
+              <w:rPr>
+                <w:rFonts w:eastAsia="Arial"/>
+                <w:b/>
+                <w:bCs/>
+                <w:sz w:val="18"/>
+                <w:szCs w:val="18"/>
+              </w:rPr>
+              <w:t>Buy Credits (iAP)</w:t>
+            </w:r>
+          </w:p>
+        </w:tc>
+        <w:tc>
+          <w:tcPr>
+            <w:tcW w:w="7400" w:type="dxa"/>
+            <w:tcBorders>
+              <w:top w:val="single" w:sz="1" w:space="0" w:color="E5E7EB"/>
+              <w:left w:val="single" w:sz="1" w:space="0" w:color="E5E7EB"/>
+              <w:bottom w:val="single" w:sz="1" w:space="0" w:color="E5E7EB"/>
+              <w:right w:val="single" w:sz="1" w:space="0" w:color="E5E7EB"/>
+            </w:tcBorders>
+            <w:shd w:val="clear" w:color="auto" w:fill="FFFFFF"/>
+            <w:tcMar>
+              <w:top w:w="120" w:type="dxa"/>
+              <w:left w:w="140" w:type="dxa"/>
+              <w:bottom w:w="120" w:type="dxa"/>
+              <w:right w:w="120" w:type="dxa"/>
+            </w:tcMar>
+          </w:tcPr>
+          <w:p>
+            <w:r>
+              <w:rPr>
+                <w:rFonts w:eastAsia="Arial"/>
+                <w:sz w:val="18"/>
+                <w:szCs w:val="18"/>
+              </w:rPr>
+              <w:t>Four credit packs (100 / $0.99, 300 / $2.49, 600 / $4.49, 1,000 / $6.49); selected pack highlights in amber. Buy Now opens Apple Pay; on success returns to Credits Detail with a toast.</w:t>
+            </w:r>
+          </w:p>
+        </w:tc>
+      </w:tr>
+      <w:tr>
         <w:tc>
           <w:tcPr>
             <w:tcW w:w="1960" w:type="dxa"/>
@@ -1418,10 +2019,6 @@
           <w:insideH w:val="single" w:sz="1" w:space="0" w:color="E5E7EB"/>
           <w:insideV w:val="single" w:sz="1" w:space="0" w:color="E5E7EB"/>
         </w:tblBorders>
-        <w:tblCellMar>
-          <w:top w:w="0" w:type="dxa"/>
-          <w:bottom w:w="0" w:type="dxa"/>
-        </w:tblCellMar>
         <w:tblLook w:val="04A0" w:firstRow="1" w:lastRow="0" w:firstColumn="1" w:lastColumn="0" w:noHBand="0" w:noVBand="1"/>
       </w:tblPr>
       <w:tblGrid>
@@ -1429,12 +2026,6 @@
         <w:gridCol w:w="7400"/>
       </w:tblGrid>
       <w:tr>
-        <w:tblPrEx>
-          <w:tblCellMar>
-            <w:top w:w="0" w:type="dxa"/>
-            <w:bottom w:w="0" w:type="dxa"/>
-          </w:tblCellMar>
-        </w:tblPrEx>
         <w:tc>
           <w:tcPr>
             <w:tcW w:w="1960" w:type="dxa"/>
@@ -1498,13 +2089,7 @@
           </w:p>
         </w:tc>
       </w:tr>
-      <w:tr w14:paraId="1C0001A">
-        <w:tblPrEx>
-          <w:tblCellMar>
-            <w:top w:w="0" w:type="dxa"/>
-            <w:bottom w:w="0" w:type="dxa"/>
-          </w:tblCellMar>
-        </w:tblPrEx>
+      <w:tr>
         <w:tc>
           <w:tcPr>
             <w:tcW w:w="1960" w:type="dxa"/>
@@ -1523,7 +2108,7 @@
             </w:tcMar>
             <w:vAlign w:val="center"/>
           </w:tcPr>
-          <w:p w14:paraId="1C0002">
+          <w:p>
             <w:r>
               <w:rPr>
                 <w:rFonts w:eastAsia="Arial"/>
@@ -1552,7 +2137,7 @@
               <w:right w:w="120" w:type="dxa"/>
             </w:tcMar>
           </w:tcPr>
-          <w:p w14:paraId="1C0003">
+          <w:p>
             <w:r>
               <w:rPr>
                 <w:rFonts w:eastAsia="Arial"/>
@@ -1565,13 +2150,7 @@
           </w:p>
         </w:tc>
       </w:tr>
-      <w:tr w14:paraId="1C0010A">
-        <w:tblPrEx>
-          <w:tblCellMar>
-            <w:top w:w="0" w:type="dxa"/>
-            <w:bottom w:w="0" w:type="dxa"/>
-          </w:tblCellMar>
-        </w:tblPrEx>
+      <w:tr>
         <w:tc>
           <w:tcPr>
             <w:tcW w:w="1960" w:type="dxa"/>
@@ -1590,7 +2169,7 @@
             </w:tcMar>
             <w:vAlign w:val="center"/>
           </w:tcPr>
-          <w:p w14:paraId="1C0011">
+          <w:p>
             <w:r>
               <w:rPr>
                 <w:rFonts w:eastAsia="Arial"/>
@@ -1619,7 +2198,7 @@
               <w:right w:w="120" w:type="dxa"/>
             </w:tcMar>
           </w:tcPr>
-          <w:p w14:paraId="1C0012">
+          <w:p>
             <w:r>
               <w:rPr>
                 <w:rFonts w:eastAsia="Arial"/>
@@ -1632,13 +2211,7 @@
           </w:p>
         </w:tc>
       </w:tr>
-      <w:tr w14:paraId="1C0020A">
-        <w:tblPrEx>
-          <w:tblCellMar>
-            <w:top w:w="0" w:type="dxa"/>
-            <w:bottom w:w="0" w:type="dxa"/>
-          </w:tblCellMar>
-        </w:tblPrEx>
+      <w:tr>
         <w:tc>
           <w:tcPr>
             <w:tcW w:w="1960" w:type="dxa"/>
@@ -1657,7 +2230,7 @@
             </w:tcMar>
             <w:vAlign w:val="center"/>
           </w:tcPr>
-          <w:p w14:paraId="1C0021">
+          <w:p>
             <w:r>
               <w:rPr>
                 <w:rFonts w:eastAsia="Arial"/>
@@ -1686,7 +2259,7 @@
               <w:right w:w="120" w:type="dxa"/>
             </w:tcMar>
           </w:tcPr>
-          <w:p w14:paraId="1C0022">
+          <w:p>
             <w:r>
               <w:rPr>
                 <w:rFonts w:eastAsia="Arial"/>
@@ -1699,13 +2272,7 @@
           </w:p>
         </w:tc>
       </w:tr>
-      <w:tr w14:paraId="1C0030A">
-        <w:tblPrEx>
-          <w:tblCellMar>
-            <w:top w:w="0" w:type="dxa"/>
-            <w:bottom w:w="0" w:type="dxa"/>
-          </w:tblCellMar>
-        </w:tblPrEx>
+      <w:tr>
         <w:tc>
           <w:tcPr>
             <w:tcW w:w="1960" w:type="dxa"/>
@@ -1724,7 +2291,7 @@
             </w:tcMar>
             <w:vAlign w:val="center"/>
           </w:tcPr>
-          <w:p w14:paraId="1C0031">
+          <w:p>
             <w:r>
               <w:rPr>
                 <w:rFonts w:eastAsia="Arial"/>
@@ -1753,7 +2320,7 @@
               <w:right w:w="120" w:type="dxa"/>
             </w:tcMar>
           </w:tcPr>
-          <w:p w14:paraId="1C0032">
+          <w:p>
             <w:r>
               <w:rPr>
                 <w:rFonts w:eastAsia="Arial"/>
@@ -1766,13 +2333,7 @@
           </w:p>
         </w:tc>
       </w:tr>
-      <w:tr w14:paraId="1C0040A">
-        <w:tblPrEx>
-          <w:tblCellMar>
-            <w:top w:w="0" w:type="dxa"/>
-            <w:bottom w:w="0" w:type="dxa"/>
-          </w:tblCellMar>
-        </w:tblPrEx>
+      <w:tr>
         <w:tc>
           <w:tcPr>
             <w:tcW w:w="1960" w:type="dxa"/>
@@ -1791,7 +2352,7 @@
             </w:tcMar>
             <w:vAlign w:val="center"/>
           </w:tcPr>
-          <w:p w14:paraId="1C0041">
+          <w:p>
             <w:r>
               <w:rPr>
                 <w:rFonts w:eastAsia="Arial"/>
@@ -1820,7 +2381,7 @@
               <w:right w:w="120" w:type="dxa"/>
             </w:tcMar>
           </w:tcPr>
-          <w:p w14:paraId="1C0042">
+          <w:p>
             <w:r>
               <w:rPr>
                 <w:rFonts w:eastAsia="Arial"/>
@@ -1833,13 +2394,7 @@
           </w:p>
         </w:tc>
       </w:tr>
-      <w:tr w14:paraId="1C0050A">
-        <w:tblPrEx>
-          <w:tblCellMar>
-            <w:top w:w="0" w:type="dxa"/>
-            <w:bottom w:w="0" w:type="dxa"/>
-          </w:tblCellMar>
-        </w:tblPrEx>
+      <w:tr>
         <w:tc>
           <w:tcPr>
             <w:tcW w:w="1960" w:type="dxa"/>
@@ -1858,7 +2413,7 @@
             </w:tcMar>
             <w:vAlign w:val="center"/>
           </w:tcPr>
-          <w:p w14:paraId="1C0051">
+          <w:p>
             <w:r>
               <w:rPr>
                 <w:rFonts w:eastAsia="Arial"/>
@@ -1887,7 +2442,7 @@
               <w:right w:w="120" w:type="dxa"/>
             </w:tcMar>
           </w:tcPr>
-          <w:p w14:paraId="1C0052">
+          <w:p>
             <w:r>
               <w:rPr>
                 <w:rFonts w:eastAsia="Arial"/>
@@ -1900,13 +2455,7 @@
           </w:p>
         </w:tc>
       </w:tr>
-      <w:tr w14:paraId="1C0060A">
-        <w:tblPrEx>
-          <w:tblCellMar>
-            <w:top w:w="0" w:type="dxa"/>
-            <w:bottom w:w="0" w:type="dxa"/>
-          </w:tblCellMar>
-        </w:tblPrEx>
+      <w:tr>
         <w:tc>
           <w:tcPr>
             <w:tcW w:w="1960" w:type="dxa"/>
@@ -1925,7 +2474,7 @@
             </w:tcMar>
             <w:vAlign w:val="center"/>
           </w:tcPr>
-          <w:p w14:paraId="1C0061">
+          <w:p>
             <w:r>
               <w:rPr>
                 <w:rFonts w:eastAsia="Arial"/>
@@ -1954,7 +2503,7 @@
               <w:right w:w="120" w:type="dxa"/>
             </w:tcMar>
           </w:tcPr>
-          <w:p w14:paraId="1C0062">
+          <w:p>
             <w:r>
               <w:rPr>
                 <w:rFonts w:eastAsia="Arial"/>
@@ -1967,13 +2516,7 @@
           </w:p>
         </w:tc>
       </w:tr>
-      <w:tr w14:paraId="1C0070A">
-        <w:tblPrEx>
-          <w:tblCellMar>
-            <w:top w:w="0" w:type="dxa"/>
-            <w:bottom w:w="0" w:type="dxa"/>
-          </w:tblCellMar>
-        </w:tblPrEx>
+      <w:tr>
         <w:tc>
           <w:tcPr>
             <w:tcW w:w="1960" w:type="dxa"/>
@@ -1992,7 +2535,7 @@
             </w:tcMar>
             <w:vAlign w:val="center"/>
           </w:tcPr>
-          <w:p w14:paraId="1C0071">
+          <w:p>
             <w:r>
               <w:rPr>
                 <w:rFonts w:eastAsia="Arial"/>
@@ -2021,7 +2564,7 @@
               <w:right w:w="120" w:type="dxa"/>
             </w:tcMar>
           </w:tcPr>
-          <w:p w14:paraId="1C0072">
+          <w:p>
             <w:r>
               <w:rPr>
                 <w:rFonts w:eastAsia="Arial"/>
@@ -2076,12 +2619,6 @@
         <w:gridCol w:w="7400"/>
       </w:tblGrid>
       <w:tr>
-        <w:tblPrEx>
-          <w:tblCellMar>
-            <w:top w:w="0" w:type="dxa"/>
-            <w:bottom w:w="0" w:type="dxa"/>
-          </w:tblCellMar>
-        </w:tblPrEx>
         <w:tc>
           <w:tcPr>
             <w:tcW w:w="1960" w:type="dxa"/>
@@ -2146,12 +2683,6 @@
         </w:tc>
       </w:tr>
       <w:tr>
-        <w:tblPrEx>
-          <w:tblCellMar>
-            <w:top w:w="0" w:type="dxa"/>
-            <w:bottom w:w="0" w:type="dxa"/>
-          </w:tblCellMar>
-        </w:tblPrEx>
         <w:tc>
           <w:tcPr>
             <w:tcW w:w="1960" w:type="dxa"/>
@@ -2179,6 +2710,7 @@
                 <w:sz w:val="18"/>
                 <w:szCs w:val="18"/>
               </w:rPr>
+              <w:lastRenderedPageBreak/>
               <w:t>Account</w:t>
             </w:r>
           </w:p>
@@ -2213,12 +2745,6 @@
         </w:tc>
       </w:tr>
       <w:tr>
-        <w:tblPrEx>
-          <w:tblCellMar>
-            <w:top w:w="0" w:type="dxa"/>
-            <w:bottom w:w="0" w:type="dxa"/>
-          </w:tblCellMar>
-        </w:tblPrEx>
         <w:tc>
           <w:tcPr>
             <w:tcW w:w="1960" w:type="dxa"/>
@@ -2280,12 +2806,6 @@
         </w:tc>
       </w:tr>
       <w:tr>
-        <w:tblPrEx>
-          <w:tblCellMar>
-            <w:top w:w="0" w:type="dxa"/>
-            <w:bottom w:w="0" w:type="dxa"/>
-          </w:tblCellMar>
-        </w:tblPrEx>
         <w:tc>
           <w:tcPr>
             <w:tcW w:w="1960" w:type="dxa"/>
@@ -2347,12 +2867,6 @@
         </w:tc>
       </w:tr>
       <w:tr>
-        <w:tblPrEx>
-          <w:tblCellMar>
-            <w:top w:w="0" w:type="dxa"/>
-            <w:bottom w:w="0" w:type="dxa"/>
-          </w:tblCellMar>
-        </w:tblPrEx>
         <w:tc>
           <w:tcPr>
             <w:tcW w:w="1960" w:type="dxa"/>
@@ -2442,12 +2956,6 @@
         </w:tc>
       </w:tr>
       <w:tr>
-        <w:tblPrEx>
-          <w:tblCellMar>
-            <w:top w:w="0" w:type="dxa"/>
-            <w:bottom w:w="0" w:type="dxa"/>
-          </w:tblCellMar>
-        </w:tblPrEx>
         <w:tc>
           <w:tcPr>
             <w:tcW w:w="1960" w:type="dxa"/>
@@ -2509,12 +3017,6 @@
         </w:tc>
       </w:tr>
       <w:tr>
-        <w:tblPrEx>
-          <w:tblCellMar>
-            <w:top w:w="0" w:type="dxa"/>
-            <w:bottom w:w="0" w:type="dxa"/>
-          </w:tblCellMar>
-        </w:tblPrEx>
         <w:tc>
           <w:tcPr>
             <w:tcW w:w="1960" w:type="dxa"/>
@@ -2576,12 +3078,6 @@
         </w:tc>
       </w:tr>
       <w:tr>
-        <w:tblPrEx>
-          <w:tblCellMar>
-            <w:top w:w="0" w:type="dxa"/>
-            <w:bottom w:w="0" w:type="dxa"/>
-          </w:tblCellMar>
-        </w:tblPrEx>
         <w:tc>
           <w:tcPr>
             <w:tcW w:w="1960" w:type="dxa"/>
@@ -2679,12 +3175,6 @@
         <w:gridCol w:w="7400"/>
       </w:tblGrid>
       <w:tr>
-        <w:tblPrEx>
-          <w:tblCellMar>
-            <w:top w:w="0" w:type="dxa"/>
-            <w:bottom w:w="0" w:type="dxa"/>
-          </w:tblCellMar>
-        </w:tblPrEx>
         <w:tc>
           <w:tcPr>
             <w:tcW w:w="1960" w:type="dxa"/>
@@ -2749,12 +3239,6 @@
         </w:tc>
       </w:tr>
       <w:tr>
-        <w:tblPrEx>
-          <w:tblCellMar>
-            <w:top w:w="0" w:type="dxa"/>
-            <w:bottom w:w="0" w:type="dxa"/>
-          </w:tblCellMar>
-        </w:tblPrEx>
         <w:tc>
           <w:tcPr>
             <w:tcW w:w="1960" w:type="dxa"/>
@@ -2816,12 +3300,6 @@
         </w:tc>
       </w:tr>
       <w:tr>
-        <w:tblPrEx>
-          <w:tblCellMar>
-            <w:top w:w="0" w:type="dxa"/>
-            <w:bottom w:w="0" w:type="dxa"/>
-          </w:tblCellMar>
-        </w:tblPrEx>
         <w:tc>
           <w:tcPr>
             <w:tcW w:w="1960" w:type="dxa"/>
@@ -2883,12 +3361,6 @@
         </w:tc>
       </w:tr>
       <w:tr>
-        <w:tblPrEx>
-          <w:tblCellMar>
-            <w:top w:w="0" w:type="dxa"/>
-            <w:bottom w:w="0" w:type="dxa"/>
-          </w:tblCellMar>
-        </w:tblPrEx>
         <w:tc>
           <w:tcPr>
             <w:tcW w:w="1960" w:type="dxa"/>
@@ -2950,12 +3422,6 @@
         </w:tc>
       </w:tr>
       <w:tr>
-        <w:tblPrEx>
-          <w:tblCellMar>
-            <w:top w:w="0" w:type="dxa"/>
-            <w:bottom w:w="0" w:type="dxa"/>
-          </w:tblCellMar>
-        </w:tblPrEx>
         <w:tc>
           <w:tcPr>
             <w:tcW w:w="1960" w:type="dxa"/>
@@ -3017,12 +3483,6 @@
         </w:tc>
       </w:tr>
       <w:tr>
-        <w:tblPrEx>
-          <w:tblCellMar>
-            <w:top w:w="0" w:type="dxa"/>
-            <w:bottom w:w="0" w:type="dxa"/>
-          </w:tblCellMar>
-        </w:tblPrEx>
         <w:tc>
           <w:tcPr>
             <w:tcW w:w="1960" w:type="dxa"/>
@@ -3084,12 +3544,6 @@
         </w:tc>
       </w:tr>
       <w:tr>
-        <w:tblPrEx>
-          <w:tblCellMar>
-            <w:top w:w="0" w:type="dxa"/>
-            <w:bottom w:w="0" w:type="dxa"/>
-          </w:tblCellMar>
-        </w:tblPrEx>
         <w:tc>
           <w:tcPr>
             <w:tcW w:w="1960" w:type="dxa"/>
@@ -3151,12 +3605,6 @@
         </w:tc>
       </w:tr>
       <w:tr>
-        <w:tblPrEx>
-          <w:tblCellMar>
-            <w:top w:w="0" w:type="dxa"/>
-            <w:bottom w:w="0" w:type="dxa"/>
-          </w:tblCellMar>
-        </w:tblPrEx>
         <w:tc>
           <w:tcPr>
             <w:tcW w:w="1960" w:type="dxa"/>
@@ -3218,12 +3666,6 @@
         </w:tc>
       </w:tr>
       <w:tr>
-        <w:tblPrEx>
-          <w:tblCellMar>
-            <w:top w:w="0" w:type="dxa"/>
-            <w:bottom w:w="0" w:type="dxa"/>
-          </w:tblCellMar>
-        </w:tblPrEx>
         <w:tc>
           <w:tcPr>
             <w:tcW w:w="1960" w:type="dxa"/>
@@ -3285,12 +3727,6 @@
         </w:tc>
       </w:tr>
       <w:tr>
-        <w:tblPrEx>
-          <w:tblCellMar>
-            <w:top w:w="0" w:type="dxa"/>
-            <w:bottom w:w="0" w:type="dxa"/>
-          </w:tblCellMar>
-        </w:tblPrEx>
         <w:tc>
           <w:tcPr>
             <w:tcW w:w="1960" w:type="dxa"/>
@@ -3363,7 +3799,6 @@
           <w:sz w:val="24"/>
           <w:szCs w:val="24"/>
         </w:rPr>
-        <w:lastRenderedPageBreak/>
         <w:t>Out of Scope — Not in This Version</w:t>
       </w:r>
     </w:p>
@@ -4242,6 +4677,29 @@
       <w:szCs w:val="20"/>
     </w:rPr>
   </w:style>
+  <w:style w:type="paragraph" w:customStyle="1" w:styleId="paragraph">
+    <w:name w:val="paragraph"/>
+    <w:basedOn w:val="Normal"/>
+    <w:rsid w:val="005302D6"/>
+    <w:pPr>
+      <w:spacing w:before="100" w:beforeAutospacing="1" w:after="100" w:afterAutospacing="1"/>
+    </w:pPr>
+    <w:rPr>
+      <w:rFonts w:ascii="Times New Roman" w:eastAsia="Times New Roman" w:hAnsi="Times New Roman" w:cs="Times New Roman"/>
+      <w:sz w:val="24"/>
+      <w:szCs w:val="24"/>
+    </w:rPr>
+  </w:style>
+  <w:style w:type="character" w:customStyle="1" w:styleId="normaltextrun">
+    <w:name w:val="normaltextrun"/>
+    <w:basedOn w:val="DefaultParagraphFont"/>
+    <w:rsid w:val="005302D6"/>
+  </w:style>
+  <w:style w:type="character" w:customStyle="1" w:styleId="eop">
+    <w:name w:val="eop"/>
+    <w:basedOn w:val="DefaultParagraphFont"/>
+    <w:rsid w:val="005302D6"/>
+  </w:style>
 </w:styles>
 </file>
 

--- a/YCMuse_Prototype_Update_Log.docx
+++ b/YCMuse_Prototype_Update_Log.docx
@@ -74,7 +74,7 @@
           <w:sz w:val="18"/>
           <w:szCs w:val="18"/>
         </w:rPr>
-        <w:t>June 24, 2026</w:t>
+        <w:t>July 3, 2026</w:t>
       </w:r>
       <w:r>
         <w:rPr>
@@ -284,6 +284,370 @@
                 <w:szCs w:val="17"/>
               </w:rPr>
               <w:t>Fix</w:t>
+            </w:r>
+          </w:p>
+        </w:tc>
+      </w:tr>
+    </w:tbl>
+    <w:p>
+      <w:pPr>
+        <w:pBdr>
+          <w:bottom w:val="single" w:sz="8" w:space="4" w:color="A855F7"/>
+        </w:pBdr>
+        <w:spacing w:before="360" w:after="120"/>
+      </w:pPr>
+      <w:r>
+        <w:rPr>
+          <w:rFonts w:ascii="Arial" w:eastAsia="Arial" w:hAnsi="Arial" w:cs="Arial"/>
+          <w:color w:val="9CA3AF"/>
+          <w:sz w:val="22"/>
+          <w:szCs w:val="22"/>
+        </w:rPr>
+        <w:t xml:space="preserve">Updates — </w:t>
+      </w:r>
+      <w:r>
+        <w:rPr>
+          <w:rFonts w:ascii="Arial" w:eastAsia="Arial" w:hAnsi="Arial" w:cs="Arial"/>
+          <w:b/>
+          <w:bCs/>
+          <w:color w:val="111827"/>
+          <w:sz w:val="22"/>
+          <w:szCs w:val="22"/>
+        </w:rPr>
+        <w:t>July 3, 2026</w:t>
+      </w:r>
+    </w:p>
+    <w:tbl>
+      <w:tblPr>
+        <w:tblW w:w="10080" w:type="dxa"/>
+        <w:tblBorders>
+          <w:top w:val="single" w:sz="4" w:space="0" w:color="auto"/>
+          <w:left w:val="single" w:sz="4" w:space="0" w:color="auto"/>
+          <w:bottom w:val="single" w:sz="4" w:space="0" w:color="auto"/>
+          <w:right w:val="single" w:sz="4" w:space="0" w:color="auto"/>
+          <w:insideH w:val="single" w:sz="4" w:space="0" w:color="auto"/>
+          <w:insideV w:val="single" w:sz="4" w:space="0" w:color="auto"/>
+        </w:tblBorders>
+        <w:tblCellMar>
+          <w:left w:w="10" w:type="dxa"/>
+          <w:right w:w="10" w:type="dxa"/>
+        </w:tblCellMar>
+        <w:tblLook w:val="04A0" w:firstRow="1" w:lastRow="0" w:firstColumn="1" w:lastColumn="0" w:noHBand="0" w:noVBand="1"/>
+      </w:tblPr>
+      <w:tblGrid>
+        <w:gridCol w:w="2500"/>
+        <w:gridCol w:w="960"/>
+        <w:gridCol w:w="6620"/>
+      </w:tblGrid>
+      <w:tr>
+        <w:tblPrEx>
+          <w:tblCellMar>
+            <w:top w:w="0" w:type="dxa"/>
+            <w:bottom w:w="0" w:type="dxa"/>
+          </w:tblCellMar>
+        </w:tblPrEx>
+        <w:trPr>
+          <w:tblHeader/>
+        </w:trPr>
+        <w:tc>
+          <w:tcPr>
+            <w:tcW w:w="2500" w:type="dxa"/>
+            <w:tcBorders>
+              <w:top w:val="none" w:sz="0" w:space="0" w:color="FFFFFF"/>
+              <w:left w:val="none" w:sz="0" w:space="0" w:color="FFFFFF"/>
+              <w:bottom w:val="none" w:sz="0" w:space="0" w:color="FFFFFF"/>
+              <w:right w:val="none" w:sz="0" w:space="0" w:color="FFFFFF"/>
+            </w:tcBorders>
+            <w:shd w:val="clear" w:color="auto" w:fill="1F1535"/>
+            <w:tcMar>
+              <w:top w:w="110" w:type="dxa"/>
+              <w:left w:w="140" w:type="dxa"/>
+              <w:bottom w:w="110" w:type="dxa"/>
+              <w:right w:w="140" w:type="dxa"/>
+            </w:tcMar>
+            <w:vAlign w:val="center"/>
+          </w:tcPr>
+          <w:p>
+            <w:r>
+              <w:rPr>
+                <w:rFonts w:ascii="Arial" w:eastAsia="Arial" w:hAnsi="Arial" w:cs="Arial"/>
+                <w:b/>
+                <w:bCs/>
+                <w:color w:val="FFFFFF"/>
+                <w:sz w:val="18"/>
+                <w:szCs w:val="18"/>
+              </w:rPr>
+              <w:t>Screen / Area</w:t>
+            </w:r>
+          </w:p>
+        </w:tc>
+        <w:tc>
+          <w:tcPr>
+            <w:tcW w:w="960" w:type="dxa"/>
+            <w:tcBorders>
+              <w:top w:val="none" w:sz="0" w:space="0" w:color="FFFFFF"/>
+              <w:left w:val="none" w:sz="0" w:space="0" w:color="FFFFFF"/>
+              <w:bottom w:val="none" w:sz="0" w:space="0" w:color="FFFFFF"/>
+              <w:right w:val="none" w:sz="0" w:space="0" w:color="FFFFFF"/>
+            </w:tcBorders>
+            <w:shd w:val="clear" w:color="auto" w:fill="1F1535"/>
+            <w:tcMar>
+              <w:top w:w="110" w:type="dxa"/>
+              <w:left w:w="140" w:type="dxa"/>
+              <w:bottom w:w="110" w:type="dxa"/>
+              <w:right w:w="140" w:type="dxa"/>
+            </w:tcMar>
+            <w:vAlign w:val="center"/>
+          </w:tcPr>
+          <w:p>
+            <w:r>
+              <w:rPr>
+                <w:rFonts w:ascii="Arial" w:eastAsia="Arial" w:hAnsi="Arial" w:cs="Arial"/>
+                <w:b/>
+                <w:bCs/>
+                <w:color w:val="FFFFFF"/>
+                <w:sz w:val="18"/>
+                <w:szCs w:val="18"/>
+              </w:rPr>
+              <w:t>Type</w:t>
+            </w:r>
+          </w:p>
+        </w:tc>
+        <w:tc>
+          <w:tcPr>
+            <w:tcW w:w="6620" w:type="dxa"/>
+            <w:tcBorders>
+              <w:top w:val="none" w:sz="0" w:space="0" w:color="FFFFFF"/>
+              <w:left w:val="none" w:sz="0" w:space="0" w:color="FFFFFF"/>
+              <w:bottom w:val="none" w:sz="0" w:space="0" w:color="FFFFFF"/>
+              <w:right w:val="none" w:sz="0" w:space="0" w:color="FFFFFF"/>
+            </w:tcBorders>
+            <w:shd w:val="clear" w:color="auto" w:fill="1F1535"/>
+            <w:tcMar>
+              <w:top w:w="110" w:type="dxa"/>
+              <w:left w:w="140" w:type="dxa"/>
+              <w:bottom w:w="110" w:type="dxa"/>
+              <w:right w:w="140" w:type="dxa"/>
+            </w:tcMar>
+            <w:vAlign w:val="center"/>
+          </w:tcPr>
+          <w:p>
+            <w:r>
+              <w:rPr>
+                <w:rFonts w:ascii="Arial" w:eastAsia="Arial" w:hAnsi="Arial" w:cs="Arial"/>
+                <w:b/>
+                <w:bCs/>
+                <w:color w:val="FFFFFF"/>
+                <w:sz w:val="18"/>
+                <w:szCs w:val="18"/>
+              </w:rPr>
+              <w:t>Description</w:t>
+            </w:r>
+          </w:p>
+        </w:tc>
+      </w:tr>
+      <w:tr>
+        <w:tblPrEx>
+          <w:tblCellMar>
+            <w:top w:w="0" w:type="dxa"/>
+            <w:bottom w:w="0" w:type="dxa"/>
+          </w:tblCellMar>
+        </w:tblPrEx>
+        <w:tc>
+          <w:tcPr>
+            <w:tcW w:w="2500" w:type="dxa"/>
+            <w:tcBorders>
+              <w:top w:val="single" w:sz="1" w:space="0" w:color="E5E7EB"/>
+              <w:left w:val="single" w:sz="1" w:space="0" w:color="E5E7EB"/>
+              <w:bottom w:val="single" w:sz="1" w:space="0" w:color="E5E7EB"/>
+              <w:right w:val="single" w:sz="1" w:space="0" w:color="E5E7EB"/>
+            </w:tcBorders>
+            <w:shd w:val="clear" w:color="auto" w:fill="FAFAFA"/>
+            <w:tcMar>
+              <w:top w:w="100" w:type="dxa"/>
+              <w:left w:w="140" w:type="dxa"/>
+              <w:bottom w:w="100" w:type="dxa"/>
+              <w:right w:w="140" w:type="dxa"/>
+            </w:tcMar>
+            <w:vAlign w:val="center"/>
+          </w:tcPr>
+          <w:p>
+            <w:r>
+              <w:rPr>
+                <w:rFonts w:ascii="Arial" w:eastAsia="Arial" w:hAnsi="Arial" w:cs="Arial"/>
+                <w:color w:val="1F2937"/>
+                <w:sz w:val="18"/>
+                <w:szCs w:val="18"/>
+              </w:rPr>
+              <w:t>MV Create Room — Settings Sheet</w:t>
+            </w:r>
+          </w:p>
+        </w:tc>
+        <w:tc>
+          <w:tcPr>
+            <w:tcW w:w="960" w:type="dxa"/>
+            <w:tcBorders>
+              <w:top w:val="single" w:sz="1" w:space="0" w:color="E5E7EB"/>
+              <w:left w:val="single" w:sz="1" w:space="0" w:color="E5E7EB"/>
+              <w:bottom w:val="single" w:sz="1" w:space="0" w:color="E5E7EB"/>
+              <w:right w:val="single" w:sz="1" w:space="0" w:color="E5E7EB"/>
+            </w:tcBorders>
+            <w:shd w:val="clear" w:color="auto" w:fill="FEF9C3"/>
+            <w:tcMar>
+              <w:top w:w="100" w:type="dxa"/>
+              <w:left w:w="80" w:type="dxa"/>
+              <w:bottom w:w="100" w:type="dxa"/>
+              <w:right w:w="80" w:type="dxa"/>
+            </w:tcMar>
+            <w:vAlign w:val="center"/>
+          </w:tcPr>
+          <w:p>
+            <w:pPr>
+              <w:jc w:val="center"/>
+            </w:pPr>
+            <w:r>
+              <w:rPr>
+                <w:rFonts w:ascii="Arial" w:eastAsia="Arial" w:hAnsi="Arial" w:cs="Arial"/>
+                <w:b/>
+                <w:bCs/>
+                <w:color w:val="854D0E"/>
+                <w:sz w:val="17"/>
+                <w:szCs w:val="17"/>
+              </w:rPr>
+              <w:t>UI</w:t>
+            </w:r>
+          </w:p>
+        </w:tc>
+        <w:tc>
+          <w:tcPr>
+            <w:tcW w:w="6620" w:type="dxa"/>
+            <w:tcBorders>
+              <w:top w:val="single" w:sz="1" w:space="0" w:color="E5E7EB"/>
+              <w:left w:val="single" w:sz="1" w:space="0" w:color="E5E7EB"/>
+              <w:bottom w:val="single" w:sz="1" w:space="0" w:color="E5E7EB"/>
+              <w:right w:val="single" w:sz="1" w:space="0" w:color="E5E7EB"/>
+            </w:tcBorders>
+            <w:shd w:val="clear" w:color="auto" w:fill="FAFAFA"/>
+            <w:tcMar>
+              <w:top w:w="100" w:type="dxa"/>
+              <w:left w:w="140" w:type="dxa"/>
+              <w:bottom w:w="100" w:type="dxa"/>
+              <w:right w:w="140" w:type="dxa"/>
+            </w:tcMar>
+            <w:vAlign w:val="center"/>
+          </w:tcPr>
+          <w:p>
+            <w:r>
+              <w:rPr>
+                <w:rFonts w:ascii="Arial" w:eastAsia="Arial" w:hAnsi="Arial" w:cs="Arial"/>
+                <w:color w:val="4B5563"/>
+                <w:sz w:val="18"/>
+                <w:szCs w:val="18"/>
+              </w:rPr>
+              <w:t>Renamed “Resolution” section label to “Quality” to match the tier-based options below it.</w:t>
+            </w:r>
+          </w:p>
+        </w:tc>
+      </w:tr>
+      <w:tr>
+        <w:tblPrEx>
+          <w:tblCellMar>
+            <w:top w:w="0" w:type="dxa"/>
+            <w:bottom w:w="0" w:type="dxa"/>
+          </w:tblCellMar>
+        </w:tblPrEx>
+        <w:tc>
+          <w:tcPr>
+            <w:tcW w:w="2500" w:type="dxa"/>
+            <w:tcBorders>
+              <w:top w:val="single" w:sz="1" w:space="0" w:color="E5E7EB"/>
+              <w:left w:val="single" w:sz="1" w:space="0" w:color="E5E7EB"/>
+              <w:bottom w:val="single" w:sz="1" w:space="0" w:color="E5E7EB"/>
+              <w:right w:val="single" w:sz="1" w:space="0" w:color="E5E7EB"/>
+            </w:tcBorders>
+            <w:shd w:val="clear" w:color="auto" w:fill="FAFAFA"/>
+            <w:tcMar>
+              <w:top w:w="100" w:type="dxa"/>
+              <w:left w:w="140" w:type="dxa"/>
+              <w:bottom w:w="100" w:type="dxa"/>
+              <w:right w:w="140" w:type="dxa"/>
+            </w:tcMar>
+            <w:vAlign w:val="center"/>
+          </w:tcPr>
+          <w:p>
+            <w:r>
+              <w:rPr>
+                <w:rFonts w:ascii="Arial" w:eastAsia="Arial" w:hAnsi="Arial" w:cs="Arial"/>
+                <w:color w:val="1F2937"/>
+                <w:sz w:val="18"/>
+                <w:szCs w:val="18"/>
+              </w:rPr>
+              <w:t>MV Create Room — Settings Sheet</w:t>
+            </w:r>
+          </w:p>
+        </w:tc>
+        <w:tc>
+          <w:tcPr>
+            <w:tcW w:w="960" w:type="dxa"/>
+            <w:tcBorders>
+              <w:top w:val="single" w:sz="1" w:space="0" w:color="E5E7EB"/>
+              <w:left w:val="single" w:sz="1" w:space="0" w:color="E5E7EB"/>
+              <w:bottom w:val="single" w:sz="1" w:space="0" w:color="E5E7EB"/>
+              <w:right w:val="single" w:sz="1" w:space="0" w:color="E5E7EB"/>
+            </w:tcBorders>
+            <w:shd w:val="clear" w:color="auto" w:fill="FEF9C3"/>
+            <w:tcMar>
+              <w:top w:w="100" w:type="dxa"/>
+              <w:left w:w="80" w:type="dxa"/>
+              <w:bottom w:w="100" w:type="dxa"/>
+              <w:right w:w="80" w:type="dxa"/>
+            </w:tcMar>
+            <w:vAlign w:val="center"/>
+          </w:tcPr>
+          <w:p>
+            <w:pPr>
+              <w:jc w:val="center"/>
+            </w:pPr>
+            <w:r>
+              <w:rPr>
+                <w:rFonts w:ascii="Arial" w:eastAsia="Arial" w:hAnsi="Arial" w:cs="Arial"/>
+                <w:b/>
+                <w:bCs/>
+                <w:color w:val="854D0E"/>
+                <w:sz w:val="17"/>
+                <w:szCs w:val="17"/>
+              </w:rPr>
+              <w:t>UI</w:t>
+            </w:r>
+          </w:p>
+        </w:tc>
+        <w:tc>
+          <w:tcPr>
+            <w:tcW w:w="6620" w:type="dxa"/>
+            <w:tcBorders>
+              <w:top w:val="single" w:sz="1" w:space="0" w:color="E5E7EB"/>
+              <w:left w:val="single" w:sz="1" w:space="0" w:color="E5E7EB"/>
+              <w:bottom w:val="single" w:sz="1" w:space="0" w:color="E5E7EB"/>
+              <w:right w:val="single" w:sz="1" w:space="0" w:color="E5E7EB"/>
+            </w:tcBorders>
+            <w:shd w:val="clear" w:color="auto" w:fill="FAFAFA"/>
+            <w:tcMar>
+              <w:top w:w="100" w:type="dxa"/>
+              <w:left w:w="140" w:type="dxa"/>
+              <w:bottom w:w="100" w:type="dxa"/>
+              <w:right w:w="140" w:type="dxa"/>
+            </w:tcMar>
+            <w:vAlign w:val="center"/>
+          </w:tcPr>
+          <w:p>
+            <w:r>
+              <w:rPr>
+                <w:rFonts w:ascii="Arial" w:eastAsia="Arial" w:hAnsi="Arial" w:cs="Arial"/>
+                <w:color w:val="4B5563"/>
+                <w:sz w:val="18"/>
+                <w:szCs w:val="18"/>
+              </w:rPr>
+              <w:t>Replaced 720p / 1080p labels with Standard / High quality-tier labels, using the ic_sd.svg / ic_hd.svg icons (tinted to match selected/unselected state).</w:t>
             </w:r>
           </w:p>
         </w:tc>

--- a/YCMuse_Prototype_Update_Log.docx
+++ b/YCMuse_Prototype_Update_Log.docx
@@ -54,7 +54,7 @@
           <w:sz w:val="18"/>
           <w:szCs w:val="18"/>
         </w:rPr>
-        <w:t>muse-prototype-v2.html</w:t>
+        <w:t>muse-prototype-v1.html</w:t>
       </w:r>
       <w:r>
         <w:rPr>
@@ -74,7 +74,7 @@
           <w:sz w:val="18"/>
           <w:szCs w:val="18"/>
         </w:rPr>
-        <w:t>July 3, 2026</w:t>
+        <w:t>August 4, 2026</w:t>
       </w:r>
       <w:r>
         <w:rPr>
@@ -145,12 +145,6 @@
         <w:gridCol w:w="2520"/>
       </w:tblGrid>
       <w:tr>
-        <w:tblPrEx>
-          <w:tblCellMar>
-            <w:top w:w="0" w:type="dxa"/>
-            <w:bottom w:w="0" w:type="dxa"/>
-          </w:tblCellMar>
-        </w:tblPrEx>
         <w:tc>
           <w:tcPr>
             <w:tcW w:w="2520" w:type="dxa"/>
@@ -284,6 +278,449 @@
                 <w:szCs w:val="17"/>
               </w:rPr>
               <w:t>Fix</w:t>
+            </w:r>
+          </w:p>
+        </w:tc>
+      </w:tr>
+    </w:tbl>
+    <w:p>
+      <w:pPr>
+        <w:pBdr>
+          <w:bottom w:val="single" w:sz="8" w:space="4" w:color="A855F7"/>
+        </w:pBdr>
+        <w:spacing w:before="360" w:after="120"/>
+      </w:pPr>
+      <w:r>
+        <w:rPr>
+          <w:rFonts w:ascii="Arial" w:eastAsia="Arial" w:hAnsi="Arial" w:cs="Arial"/>
+          <w:color w:val="9CA3AF"/>
+          <w:sz w:val="22"/>
+          <w:szCs w:val="22"/>
+        </w:rPr>
+        <w:t xml:space="preserve">Updates — </w:t>
+      </w:r>
+      <w:r>
+        <w:rPr>
+          <w:rFonts w:ascii="Arial" w:eastAsia="Arial" w:hAnsi="Arial" w:cs="Arial"/>
+          <w:b/>
+          <w:bCs/>
+          <w:color w:val="111827"/>
+          <w:sz w:val="22"/>
+          <w:szCs w:val="22"/>
+        </w:rPr>
+        <w:t>August 4, 2026</w:t>
+      </w:r>
+    </w:p>
+    <w:tbl>
+      <w:tblPr>
+        <w:tblW w:w="10080" w:type="dxa"/>
+        <w:tblBorders>
+          <w:top w:val="single" w:sz="4" w:space="0" w:color="auto"/>
+          <w:left w:val="single" w:sz="4" w:space="0" w:color="auto"/>
+          <w:bottom w:val="single" w:sz="4" w:space="0" w:color="auto"/>
+          <w:right w:val="single" w:sz="4" w:space="0" w:color="auto"/>
+          <w:insideH w:val="single" w:sz="4" w:space="0" w:color="auto"/>
+          <w:insideV w:val="single" w:sz="4" w:space="0" w:color="auto"/>
+        </w:tblBorders>
+        <w:tblCellMar>
+          <w:left w:w="10" w:type="dxa"/>
+          <w:right w:w="10" w:type="dxa"/>
+        </w:tblCellMar>
+        <w:tblLook w:val="04A0" w:firstRow="1" w:lastRow="0" w:firstColumn="1" w:lastColumn="0" w:noHBand="0" w:noVBand="1"/>
+      </w:tblPr>
+      <w:tblGrid>
+        <w:gridCol w:w="2500"/>
+        <w:gridCol w:w="960"/>
+        <w:gridCol w:w="6620"/>
+      </w:tblGrid>
+      <w:tr>
+        <w:trPr>
+          <w:tblHeader/>
+        </w:trPr>
+        <w:tc>
+          <w:tcPr>
+            <w:tcW w:w="2500" w:type="dxa"/>
+            <w:tcBorders>
+              <w:top w:val="none" w:sz="0" w:space="0" w:color="FFFFFF"/>
+              <w:left w:val="none" w:sz="0" w:space="0" w:color="FFFFFF"/>
+              <w:bottom w:val="none" w:sz="0" w:space="0" w:color="FFFFFF"/>
+              <w:right w:val="none" w:sz="0" w:space="0" w:color="FFFFFF"/>
+            </w:tcBorders>
+            <w:shd w:val="clear" w:color="auto" w:fill="1F1535"/>
+            <w:tcMar>
+              <w:top w:w="110" w:type="dxa"/>
+              <w:left w:w="140" w:type="dxa"/>
+              <w:bottom w:w="110" w:type="dxa"/>
+              <w:right w:w="140" w:type="dxa"/>
+            </w:tcMar>
+            <w:vAlign w:val="center"/>
+          </w:tcPr>
+          <w:p>
+            <w:r>
+              <w:rPr>
+                <w:rFonts w:ascii="Arial" w:eastAsia="Arial" w:hAnsi="Arial" w:cs="Arial"/>
+                <w:b/>
+                <w:bCs/>
+                <w:color w:val="FFFFFF"/>
+                <w:sz w:val="18"/>
+                <w:szCs w:val="18"/>
+              </w:rPr>
+              <w:t>Screen / Area</w:t>
+            </w:r>
+          </w:p>
+        </w:tc>
+        <w:tc>
+          <w:tcPr>
+            <w:tcW w:w="960" w:type="dxa"/>
+            <w:tcBorders>
+              <w:top w:val="none" w:sz="0" w:space="0" w:color="FFFFFF"/>
+              <w:left w:val="none" w:sz="0" w:space="0" w:color="FFFFFF"/>
+              <w:bottom w:val="none" w:sz="0" w:space="0" w:color="FFFFFF"/>
+              <w:right w:val="none" w:sz="0" w:space="0" w:color="FFFFFF"/>
+            </w:tcBorders>
+            <w:shd w:val="clear" w:color="auto" w:fill="1F1535"/>
+            <w:tcMar>
+              <w:top w:w="110" w:type="dxa"/>
+              <w:left w:w="140" w:type="dxa"/>
+              <w:bottom w:w="110" w:type="dxa"/>
+              <w:right w:w="140" w:type="dxa"/>
+            </w:tcMar>
+            <w:vAlign w:val="center"/>
+          </w:tcPr>
+          <w:p>
+            <w:r>
+              <w:rPr>
+                <w:rFonts w:ascii="Arial" w:eastAsia="Arial" w:hAnsi="Arial" w:cs="Arial"/>
+                <w:b/>
+                <w:bCs/>
+                <w:color w:val="FFFFFF"/>
+                <w:sz w:val="18"/>
+                <w:szCs w:val="18"/>
+              </w:rPr>
+              <w:t>Type</w:t>
+            </w:r>
+          </w:p>
+        </w:tc>
+        <w:tc>
+          <w:tcPr>
+            <w:tcW w:w="6620" w:type="dxa"/>
+            <w:tcBorders>
+              <w:top w:val="none" w:sz="0" w:space="0" w:color="FFFFFF"/>
+              <w:left w:val="none" w:sz="0" w:space="0" w:color="FFFFFF"/>
+              <w:bottom w:val="none" w:sz="0" w:space="0" w:color="FFFFFF"/>
+              <w:right w:val="none" w:sz="0" w:space="0" w:color="FFFFFF"/>
+            </w:tcBorders>
+            <w:shd w:val="clear" w:color="auto" w:fill="1F1535"/>
+            <w:tcMar>
+              <w:top w:w="110" w:type="dxa"/>
+              <w:left w:w="140" w:type="dxa"/>
+              <w:bottom w:w="110" w:type="dxa"/>
+              <w:right w:w="140" w:type="dxa"/>
+            </w:tcMar>
+            <w:vAlign w:val="center"/>
+          </w:tcPr>
+          <w:p>
+            <w:r>
+              <w:rPr>
+                <w:rFonts w:ascii="Arial" w:eastAsia="Arial" w:hAnsi="Arial" w:cs="Arial"/>
+                <w:b/>
+                <w:bCs/>
+                <w:color w:val="FFFFFF"/>
+                <w:sz w:val="18"/>
+                <w:szCs w:val="18"/>
+              </w:rPr>
+              <w:t>Description</w:t>
+            </w:r>
+          </w:p>
+        </w:tc>
+      </w:tr>
+      <w:tr>
+        <w:tc>
+          <w:tcPr>
+            <w:tcW w:w="2500" w:type="dxa"/>
+            <w:tcBorders>
+              <w:top w:val="single" w:sz="1" w:space="0" w:color="E5E7EB"/>
+              <w:left w:val="single" w:sz="1" w:space="0" w:color="E5E7EB"/>
+              <w:bottom w:val="single" w:sz="1" w:space="0" w:color="E5E7EB"/>
+              <w:right w:val="single" w:sz="1" w:space="0" w:color="E5E7EB"/>
+            </w:tcBorders>
+            <w:shd w:val="clear" w:color="auto" w:fill="FAFAFA"/>
+            <w:tcMar>
+              <w:top w:w="100" w:type="dxa"/>
+              <w:left w:w="140" w:type="dxa"/>
+              <w:bottom w:w="100" w:type="dxa"/>
+              <w:right w:w="140" w:type="dxa"/>
+            </w:tcMar>
+            <w:vAlign w:val="center"/>
+          </w:tcPr>
+          <w:p>
+            <w:r>
+              <w:rPr>
+                <w:rFonts w:ascii="Arial" w:eastAsia="Arial" w:hAnsi="Arial" w:cs="Arial"/>
+                <w:color w:val="1F2937"/>
+                <w:sz w:val="18"/>
+                <w:szCs w:val="18"/>
+              </w:rPr>
+              <w:t>AI Song / MV Room / Storyboard — Enhance Buttons</w:t>
+            </w:r>
+          </w:p>
+        </w:tc>
+        <w:tc>
+          <w:tcPr>
+            <w:tcW w:w="960" w:type="dxa"/>
+            <w:tcBorders>
+              <w:top w:val="single" w:sz="1" w:space="0" w:color="E5E7EB"/>
+              <w:left w:val="single" w:sz="1" w:space="0" w:color="E5E7EB"/>
+              <w:bottom w:val="single" w:sz="1" w:space="0" w:color="E5E7EB"/>
+              <w:right w:val="single" w:sz="1" w:space="0" w:color="E5E7EB"/>
+            </w:tcBorders>
+            <w:shd w:val="clear" w:color="auto" w:fill="FEF9C3"/>
+            <w:tcMar>
+              <w:top w:w="100" w:type="dxa"/>
+              <w:left w:w="80" w:type="dxa"/>
+              <w:bottom w:w="100" w:type="dxa"/>
+              <w:right w:w="80" w:type="dxa"/>
+            </w:tcMar>
+            <w:vAlign w:val="center"/>
+          </w:tcPr>
+          <w:p>
+            <w:pPr>
+              <w:jc w:val="center"/>
+            </w:pPr>
+            <w:r>
+              <w:rPr>
+                <w:rFonts w:ascii="Arial" w:eastAsia="Arial" w:hAnsi="Arial" w:cs="Arial"/>
+                <w:b/>
+                <w:bCs/>
+                <w:color w:val="854D0E"/>
+                <w:sz w:val="17"/>
+                <w:szCs w:val="17"/>
+              </w:rPr>
+              <w:t>UI</w:t>
+            </w:r>
+          </w:p>
+        </w:tc>
+        <w:tc>
+          <w:tcPr>
+            <w:tcW w:w="6620" w:type="dxa"/>
+            <w:tcBorders>
+              <w:top w:val="single" w:sz="1" w:space="0" w:color="E5E7EB"/>
+              <w:left w:val="single" w:sz="1" w:space="0" w:color="E5E7EB"/>
+              <w:bottom w:val="single" w:sz="1" w:space="0" w:color="E5E7EB"/>
+              <w:right w:val="single" w:sz="1" w:space="0" w:color="E5E7EB"/>
+            </w:tcBorders>
+            <w:shd w:val="clear" w:color="auto" w:fill="FAFAFA"/>
+            <w:tcMar>
+              <w:top w:w="100" w:type="dxa"/>
+              <w:left w:w="140" w:type="dxa"/>
+              <w:bottom w:w="100" w:type="dxa"/>
+              <w:right w:w="140" w:type="dxa"/>
+            </w:tcMar>
+            <w:vAlign w:val="center"/>
+          </w:tcPr>
+          <w:p>
+            <w:r>
+              <w:rPr>
+                <w:rFonts w:ascii="Arial" w:eastAsia="Arial" w:hAnsi="Arial" w:cs="Arial"/>
+                <w:color w:val="4B5563"/>
+                <w:sz w:val="18"/>
+                <w:szCs w:val="18"/>
+              </w:rPr>
+              <w:t>Enhance button now shows its “Enhance” label only when the row has room (measured live against the character counter and clear button) and collapses to icon-only when space is tight. Label turns white to match the spinning icon while generating, then reverts when done. The Custom-mode Lyrics box now stays icon-only permanently — no room next to the Idea/Lyrics buttons and counter.</w:t>
+            </w:r>
+          </w:p>
+        </w:tc>
+      </w:tr>
+      <w:tr>
+        <w:tc>
+          <w:tcPr>
+            <w:tcW w:w="2500" w:type="dxa"/>
+            <w:tcBorders>
+              <w:top w:val="single" w:sz="1" w:space="0" w:color="E5E7EB"/>
+              <w:left w:val="single" w:sz="1" w:space="0" w:color="E5E7EB"/>
+              <w:bottom w:val="single" w:sz="1" w:space="0" w:color="E5E7EB"/>
+              <w:right w:val="single" w:sz="1" w:space="0" w:color="E5E7EB"/>
+            </w:tcBorders>
+            <w:shd w:val="clear" w:color="auto" w:fill="FAFAFA"/>
+            <w:tcMar>
+              <w:top w:w="100" w:type="dxa"/>
+              <w:left w:w="140" w:type="dxa"/>
+              <w:bottom w:w="100" w:type="dxa"/>
+              <w:right w:w="140" w:type="dxa"/>
+            </w:tcMar>
+            <w:vAlign w:val="center"/>
+          </w:tcPr>
+          <w:p>
+            <w:r>
+              <w:rPr>
+                <w:rFonts w:ascii="Arial" w:eastAsia="Arial" w:hAnsi="Arial" w:cs="Arial"/>
+                <w:color w:val="1F2937"/>
+                <w:sz w:val="18"/>
+                <w:szCs w:val="18"/>
+              </w:rPr>
+              <w:t>Edit MV — Cover Description</w:t>
+            </w:r>
+          </w:p>
+        </w:tc>
+        <w:tc>
+          <w:tcPr>
+            <w:tcW w:w="960" w:type="dxa"/>
+            <w:tcBorders>
+              <w:top w:val="single" w:sz="1" w:space="0" w:color="E5E7EB"/>
+              <w:left w:val="single" w:sz="1" w:space="0" w:color="E5E7EB"/>
+              <w:bottom w:val="single" w:sz="1" w:space="0" w:color="E5E7EB"/>
+              <w:right w:val="single" w:sz="1" w:space="0" w:color="E5E7EB"/>
+            </w:tcBorders>
+            <w:shd w:val="clear" w:color="auto" w:fill="FEF9C3"/>
+            <w:tcMar>
+              <w:top w:w="100" w:type="dxa"/>
+              <w:left w:w="80" w:type="dxa"/>
+              <w:bottom w:w="100" w:type="dxa"/>
+              <w:right w:w="80" w:type="dxa"/>
+            </w:tcMar>
+            <w:vAlign w:val="center"/>
+          </w:tcPr>
+          <w:p>
+            <w:pPr>
+              <w:jc w:val="center"/>
+            </w:pPr>
+            <w:r>
+              <w:rPr>
+                <w:rFonts w:ascii="Arial" w:eastAsia="Arial" w:hAnsi="Arial" w:cs="Arial"/>
+                <w:b/>
+                <w:bCs/>
+                <w:color w:val="854D0E"/>
+                <w:sz w:val="17"/>
+                <w:szCs w:val="17"/>
+              </w:rPr>
+              <w:t>UI</w:t>
+            </w:r>
+          </w:p>
+        </w:tc>
+        <w:tc>
+          <w:tcPr>
+            <w:tcW w:w="6620" w:type="dxa"/>
+            <w:tcBorders>
+              <w:top w:val="single" w:sz="1" w:space="0" w:color="E5E7EB"/>
+              <w:left w:val="single" w:sz="1" w:space="0" w:color="E5E7EB"/>
+              <w:bottom w:val="single" w:sz="1" w:space="0" w:color="E5E7EB"/>
+              <w:right w:val="single" w:sz="1" w:space="0" w:color="E5E7EB"/>
+            </w:tcBorders>
+            <w:shd w:val="clear" w:color="auto" w:fill="FAFAFA"/>
+            <w:tcMar>
+              <w:top w:w="100" w:type="dxa"/>
+              <w:left w:w="140" w:type="dxa"/>
+              <w:bottom w:w="100" w:type="dxa"/>
+              <w:right w:w="140" w:type="dxa"/>
+            </w:tcMar>
+            <w:vAlign w:val="center"/>
+          </w:tcPr>
+          <w:p>
+            <w:r>
+              <w:rPr>
+                <w:rFonts w:ascii="Arial" w:eastAsia="Arial" w:hAnsi="Arial" w:cs="Arial"/>
+                <w:color w:val="4B5563"/>
+                <w:sz w:val="18"/>
+                <w:szCs w:val="18"/>
+              </w:rPr>
+              <w:t>Redesigned the Recreate control to match Figma: description, divider, and a centered Recreate pill (icon + label + credit badge) on the app gradient. Recreate (card and sheet header) now shows a disabled grey state while the cover is regenerating and restores automatically when done.</w:t>
+            </w:r>
+          </w:p>
+        </w:tc>
+      </w:tr>
+      <w:tr>
+        <w:tc>
+          <w:tcPr>
+            <w:tcW w:w="2500" w:type="dxa"/>
+            <w:tcBorders>
+              <w:top w:val="single" w:sz="1" w:space="0" w:color="E5E7EB"/>
+              <w:left w:val="single" w:sz="1" w:space="0" w:color="E5E7EB"/>
+              <w:bottom w:val="single" w:sz="1" w:space="0" w:color="E5E7EB"/>
+              <w:right w:val="single" w:sz="1" w:space="0" w:color="E5E7EB"/>
+            </w:tcBorders>
+            <w:shd w:val="clear" w:color="auto" w:fill="FAFAFA"/>
+            <w:tcMar>
+              <w:top w:w="100" w:type="dxa"/>
+              <w:left w:w="140" w:type="dxa"/>
+              <w:bottom w:w="100" w:type="dxa"/>
+              <w:right w:w="140" w:type="dxa"/>
+            </w:tcMar>
+            <w:vAlign w:val="center"/>
+          </w:tcPr>
+          <w:p>
+            <w:r>
+              <w:rPr>
+                <w:rFonts w:ascii="Arial" w:eastAsia="Arial" w:hAnsi="Arial" w:cs="Arial"/>
+                <w:color w:val="1F2937"/>
+                <w:sz w:val="18"/>
+                <w:szCs w:val="18"/>
+              </w:rPr>
+              <w:t>AI MV — How Would You Like to Create?</w:t>
+            </w:r>
+          </w:p>
+        </w:tc>
+        <w:tc>
+          <w:tcPr>
+            <w:tcW w:w="960" w:type="dxa"/>
+            <w:tcBorders>
+              <w:top w:val="single" w:sz="1" w:space="0" w:color="E5E7EB"/>
+              <w:left w:val="single" w:sz="1" w:space="0" w:color="E5E7EB"/>
+              <w:bottom w:val="single" w:sz="1" w:space="0" w:color="E5E7EB"/>
+              <w:right w:val="single" w:sz="1" w:space="0" w:color="E5E7EB"/>
+            </w:tcBorders>
+            <w:shd w:val="clear" w:color="auto" w:fill="FEF9C3"/>
+            <w:tcMar>
+              <w:top w:w="100" w:type="dxa"/>
+              <w:left w:w="80" w:type="dxa"/>
+              <w:bottom w:w="100" w:type="dxa"/>
+              <w:right w:w="80" w:type="dxa"/>
+            </w:tcMar>
+            <w:vAlign w:val="center"/>
+          </w:tcPr>
+          <w:p>
+            <w:pPr>
+              <w:jc w:val="center"/>
+            </w:pPr>
+            <w:r>
+              <w:rPr>
+                <w:rFonts w:ascii="Arial" w:eastAsia="Arial" w:hAnsi="Arial" w:cs="Arial"/>
+                <w:b/>
+                <w:bCs/>
+                <w:color w:val="854D0E"/>
+                <w:sz w:val="17"/>
+                <w:szCs w:val="17"/>
+              </w:rPr>
+              <w:t>UI</w:t>
+            </w:r>
+          </w:p>
+        </w:tc>
+        <w:tc>
+          <w:tcPr>
+            <w:tcW w:w="6620" w:type="dxa"/>
+            <w:tcBorders>
+              <w:top w:val="single" w:sz="1" w:space="0" w:color="E5E7EB"/>
+              <w:left w:val="single" w:sz="1" w:space="0" w:color="E5E7EB"/>
+              <w:bottom w:val="single" w:sz="1" w:space="0" w:color="E5E7EB"/>
+              <w:right w:val="single" w:sz="1" w:space="0" w:color="E5E7EB"/>
+            </w:tcBorders>
+            <w:shd w:val="clear" w:color="auto" w:fill="FAFAFA"/>
+            <w:tcMar>
+              <w:top w:w="100" w:type="dxa"/>
+              <w:left w:w="140" w:type="dxa"/>
+              <w:bottom w:w="100" w:type="dxa"/>
+              <w:right w:w="140" w:type="dxa"/>
+            </w:tcMar>
+            <w:vAlign w:val="center"/>
+          </w:tcPr>
+          <w:p>
+            <w:r>
+              <w:rPr>
+                <w:rFonts w:ascii="Arial" w:eastAsia="Arial" w:hAnsi="Arial" w:cs="Arial"/>
+                <w:color w:val="4B5563"/>
+                <w:sz w:val="18"/>
+                <w:szCs w:val="18"/>
+              </w:rPr>
+              <w:t>Removed the subtitle line and shortened both card descriptions to “Review scenes before rendering.” / “Generate your MV instantly.” Restyled the Recommended badge and unified both cards’ credit pills to the app gradient, moved to the right edge of the row (time badge stays left).</w:t>
             </w:r>
           </w:p>
         </w:tc>
@@ -340,12 +777,6 @@
         <w:gridCol w:w="6620"/>
       </w:tblGrid>
       <w:tr>
-        <w:tblPrEx>
-          <w:tblCellMar>
-            <w:top w:w="0" w:type="dxa"/>
-            <w:bottom w:w="0" w:type="dxa"/>
-          </w:tblCellMar>
-        </w:tblPrEx>
         <w:trPr>
           <w:tblHeader/>
         </w:trPr>
@@ -447,12 +878,6 @@
         </w:tc>
       </w:tr>
       <w:tr>
-        <w:tblPrEx>
-          <w:tblCellMar>
-            <w:top w:w="0" w:type="dxa"/>
-            <w:bottom w:w="0" w:type="dxa"/>
-          </w:tblCellMar>
-        </w:tblPrEx>
         <w:tc>
           <w:tcPr>
             <w:tcW w:w="2500" w:type="dxa"/>
@@ -550,12 +975,6 @@
         </w:tc>
       </w:tr>
       <w:tr>
-        <w:tblPrEx>
-          <w:tblCellMar>
-            <w:top w:w="0" w:type="dxa"/>
-            <w:bottom w:w="0" w:type="dxa"/>
-          </w:tblCellMar>
-        </w:tblPrEx>
         <w:tc>
           <w:tcPr>
             <w:tcW w:w="2500" w:type="dxa"/>
@@ -704,12 +1123,6 @@
         <w:gridCol w:w="6620"/>
       </w:tblGrid>
       <w:tr>
-        <w:tblPrEx>
-          <w:tblCellMar>
-            <w:top w:w="0" w:type="dxa"/>
-            <w:bottom w:w="0" w:type="dxa"/>
-          </w:tblCellMar>
-        </w:tblPrEx>
         <w:trPr>
           <w:tblHeader/>
         </w:trPr>
@@ -811,12 +1224,6 @@
         </w:tc>
       </w:tr>
       <w:tr>
-        <w:tblPrEx>
-          <w:tblCellMar>
-            <w:top w:w="0" w:type="dxa"/>
-            <w:bottom w:w="0" w:type="dxa"/>
-          </w:tblCellMar>
-        </w:tblPrEx>
         <w:tc>
           <w:tcPr>
             <w:tcW w:w="2500" w:type="dxa"/>
@@ -914,12 +1321,6 @@
         </w:tc>
       </w:tr>
       <w:tr>
-        <w:tblPrEx>
-          <w:tblCellMar>
-            <w:top w:w="0" w:type="dxa"/>
-            <w:bottom w:w="0" w:type="dxa"/>
-          </w:tblCellMar>
-        </w:tblPrEx>
         <w:tc>
           <w:tcPr>
             <w:tcW w:w="2500" w:type="dxa"/>
@@ -1017,12 +1418,6 @@
         </w:tc>
       </w:tr>
       <w:tr>
-        <w:tblPrEx>
-          <w:tblCellMar>
-            <w:top w:w="0" w:type="dxa"/>
-            <w:bottom w:w="0" w:type="dxa"/>
-          </w:tblCellMar>
-        </w:tblPrEx>
         <w:tc>
           <w:tcPr>
             <w:tcW w:w="2500" w:type="dxa"/>
@@ -1123,42 +1518,44 @@
     <w:p>
       <w:pPr>
         <w:pBdr>
-          <w:bottom w:val="single" w:color="A855F7" w:sz="8" w:space="4"/>
+          <w:bottom w:val="single" w:sz="8" w:space="4" w:color="A855F7"/>
         </w:pBdr>
-        <w:spacing w:after="120" w:before="360"/>
+        <w:spacing w:before="360" w:after="120"/>
       </w:pPr>
       <w:r>
         <w:rPr>
-          <w:rFonts w:ascii="Arial" w:cs="Arial" w:eastAsia="Arial" w:hAnsi="Arial"/>
+          <w:rFonts w:ascii="Arial" w:eastAsia="Arial" w:hAnsi="Arial" w:cs="Arial"/>
           <w:color w:val="9CA3AF"/>
           <w:sz w:val="22"/>
           <w:szCs w:val="22"/>
         </w:rPr>
+        <w:lastRenderedPageBreak/>
         <w:t xml:space="preserve">Updates — </w:t>
       </w:r>
       <w:r>
         <w:rPr>
-          <w:rFonts w:ascii="Arial" w:cs="Arial" w:eastAsia="Arial" w:hAnsi="Arial"/>
+          <w:rFonts w:ascii="Arial" w:eastAsia="Arial" w:hAnsi="Arial" w:cs="Arial"/>
           <w:b/>
           <w:bCs/>
           <w:color w:val="111827"/>
           <w:sz w:val="22"/>
           <w:szCs w:val="22"/>
         </w:rPr>
-        <w:t xml:space="preserve">June 25, 2026</w:t>
+        <w:t>June 25, 2026</w:t>
       </w:r>
     </w:p>
     <w:tbl>
       <w:tblPr>
-        <w:tblW w:type="dxa" w:w="10080"/>
+        <w:tblW w:w="10080" w:type="dxa"/>
         <w:tblBorders>
-          <w:top w:val="single" w:color="auto" w:sz="4"/>
-          <w:left w:val="single" w:color="auto" w:sz="4"/>
-          <w:bottom w:val="single" w:color="auto" w:sz="4"/>
-          <w:right w:val="single" w:color="auto" w:sz="4"/>
-          <w:insideH w:val="single" w:color="auto" w:sz="4"/>
-          <w:insideV w:val="single" w:color="auto" w:sz="4"/>
+          <w:top w:val="single" w:sz="4" w:space="0" w:color="auto"/>
+          <w:left w:val="single" w:sz="4" w:space="0" w:color="auto"/>
+          <w:bottom w:val="single" w:sz="4" w:space="0" w:color="auto"/>
+          <w:right w:val="single" w:sz="4" w:space="0" w:color="auto"/>
+          <w:insideH w:val="single" w:sz="4" w:space="0" w:color="auto"/>
+          <w:insideV w:val="single" w:sz="4" w:space="0" w:color="auto"/>
         </w:tblBorders>
+        <w:tblLook w:val="04A0" w:firstRow="1" w:lastRow="0" w:firstColumn="1" w:lastColumn="0" w:noHBand="0" w:noVBand="1"/>
       </w:tblPr>
       <w:tblGrid>
         <w:gridCol w:w="2500"/>
@@ -1171,97 +1568,97 @@
         </w:trPr>
         <w:tc>
           <w:tcPr>
-            <w:tcW w:type="dxa" w:w="2500"/>
-            <w:tcBorders>
-              <w:top w:val="none" w:color="FFFFFF" w:sz="0"/>
-              <w:left w:val="none" w:color="FFFFFF" w:sz="0"/>
-              <w:bottom w:val="none" w:color="FFFFFF" w:sz="0"/>
-              <w:right w:val="none" w:color="FFFFFF" w:sz="0"/>
-            </w:tcBorders>
-            <w:shd w:fill="1F1535" w:val="clear"/>
-            <w:tcMar>
-              <w:top w:type="dxa" w:w="110"/>
-              <w:left w:type="dxa" w:w="140"/>
-              <w:bottom w:type="dxa" w:w="110"/>
-              <w:right w:type="dxa" w:w="140"/>
-            </w:tcMar>
-            <w:vAlign w:val="center"/>
-          </w:tcPr>
-          <w:p>
-            <w:r>
-              <w:rPr>
-                <w:rFonts w:ascii="Arial" w:cs="Arial" w:eastAsia="Arial" w:hAnsi="Arial"/>
+            <w:tcW w:w="2500" w:type="dxa"/>
+            <w:tcBorders>
+              <w:top w:val="none" w:sz="0" w:space="0" w:color="FFFFFF"/>
+              <w:left w:val="none" w:sz="0" w:space="0" w:color="FFFFFF"/>
+              <w:bottom w:val="none" w:sz="0" w:space="0" w:color="FFFFFF"/>
+              <w:right w:val="none" w:sz="0" w:space="0" w:color="FFFFFF"/>
+            </w:tcBorders>
+            <w:shd w:val="clear" w:color="auto" w:fill="1F1535"/>
+            <w:tcMar>
+              <w:top w:w="110" w:type="dxa"/>
+              <w:left w:w="140" w:type="dxa"/>
+              <w:bottom w:w="110" w:type="dxa"/>
+              <w:right w:w="140" w:type="dxa"/>
+            </w:tcMar>
+            <w:vAlign w:val="center"/>
+          </w:tcPr>
+          <w:p>
+            <w:r>
+              <w:rPr>
+                <w:rFonts w:ascii="Arial" w:eastAsia="Arial" w:hAnsi="Arial" w:cs="Arial"/>
                 <w:b/>
                 <w:bCs/>
                 <w:color w:val="FFFFFF"/>
                 <w:sz w:val="18"/>
                 <w:szCs w:val="18"/>
               </w:rPr>
-              <w:t xml:space="preserve">Screen / Area</w:t>
-            </w:r>
-          </w:p>
-        </w:tc>
-        <w:tc>
-          <w:tcPr>
-            <w:tcW w:type="dxa" w:w="960"/>
-            <w:tcBorders>
-              <w:top w:val="none" w:color="FFFFFF" w:sz="0"/>
-              <w:left w:val="none" w:color="FFFFFF" w:sz="0"/>
-              <w:bottom w:val="none" w:color="FFFFFF" w:sz="0"/>
-              <w:right w:val="none" w:color="FFFFFF" w:sz="0"/>
-            </w:tcBorders>
-            <w:shd w:fill="1F1535" w:val="clear"/>
-            <w:tcMar>
-              <w:top w:type="dxa" w:w="110"/>
-              <w:left w:type="dxa" w:w="140"/>
-              <w:bottom w:type="dxa" w:w="110"/>
-              <w:right w:type="dxa" w:w="140"/>
-            </w:tcMar>
-            <w:vAlign w:val="center"/>
-          </w:tcPr>
-          <w:p>
-            <w:r>
-              <w:rPr>
-                <w:rFonts w:ascii="Arial" w:cs="Arial" w:eastAsia="Arial" w:hAnsi="Arial"/>
+              <w:t>Screen / Area</w:t>
+            </w:r>
+          </w:p>
+        </w:tc>
+        <w:tc>
+          <w:tcPr>
+            <w:tcW w:w="960" w:type="dxa"/>
+            <w:tcBorders>
+              <w:top w:val="none" w:sz="0" w:space="0" w:color="FFFFFF"/>
+              <w:left w:val="none" w:sz="0" w:space="0" w:color="FFFFFF"/>
+              <w:bottom w:val="none" w:sz="0" w:space="0" w:color="FFFFFF"/>
+              <w:right w:val="none" w:sz="0" w:space="0" w:color="FFFFFF"/>
+            </w:tcBorders>
+            <w:shd w:val="clear" w:color="auto" w:fill="1F1535"/>
+            <w:tcMar>
+              <w:top w:w="110" w:type="dxa"/>
+              <w:left w:w="140" w:type="dxa"/>
+              <w:bottom w:w="110" w:type="dxa"/>
+              <w:right w:w="140" w:type="dxa"/>
+            </w:tcMar>
+            <w:vAlign w:val="center"/>
+          </w:tcPr>
+          <w:p>
+            <w:r>
+              <w:rPr>
+                <w:rFonts w:ascii="Arial" w:eastAsia="Arial" w:hAnsi="Arial" w:cs="Arial"/>
                 <w:b/>
                 <w:bCs/>
                 <w:color w:val="FFFFFF"/>
                 <w:sz w:val="18"/>
                 <w:szCs w:val="18"/>
               </w:rPr>
-              <w:t xml:space="preserve">Type</w:t>
-            </w:r>
-          </w:p>
-        </w:tc>
-        <w:tc>
-          <w:tcPr>
-            <w:tcW w:type="dxa" w:w="6620"/>
-            <w:tcBorders>
-              <w:top w:val="none" w:color="FFFFFF" w:sz="0"/>
-              <w:left w:val="none" w:color="FFFFFF" w:sz="0"/>
-              <w:bottom w:val="none" w:color="FFFFFF" w:sz="0"/>
-              <w:right w:val="none" w:color="FFFFFF" w:sz="0"/>
-            </w:tcBorders>
-            <w:shd w:fill="1F1535" w:val="clear"/>
-            <w:tcMar>
-              <w:top w:type="dxa" w:w="110"/>
-              <w:left w:type="dxa" w:w="140"/>
-              <w:bottom w:type="dxa" w:w="110"/>
-              <w:right w:type="dxa" w:w="140"/>
-            </w:tcMar>
-            <w:vAlign w:val="center"/>
-          </w:tcPr>
-          <w:p>
-            <w:r>
-              <w:rPr>
-                <w:rFonts w:ascii="Arial" w:cs="Arial" w:eastAsia="Arial" w:hAnsi="Arial"/>
+              <w:t>Type</w:t>
+            </w:r>
+          </w:p>
+        </w:tc>
+        <w:tc>
+          <w:tcPr>
+            <w:tcW w:w="6620" w:type="dxa"/>
+            <w:tcBorders>
+              <w:top w:val="none" w:sz="0" w:space="0" w:color="FFFFFF"/>
+              <w:left w:val="none" w:sz="0" w:space="0" w:color="FFFFFF"/>
+              <w:bottom w:val="none" w:sz="0" w:space="0" w:color="FFFFFF"/>
+              <w:right w:val="none" w:sz="0" w:space="0" w:color="FFFFFF"/>
+            </w:tcBorders>
+            <w:shd w:val="clear" w:color="auto" w:fill="1F1535"/>
+            <w:tcMar>
+              <w:top w:w="110" w:type="dxa"/>
+              <w:left w:w="140" w:type="dxa"/>
+              <w:bottom w:w="110" w:type="dxa"/>
+              <w:right w:w="140" w:type="dxa"/>
+            </w:tcMar>
+            <w:vAlign w:val="center"/>
+          </w:tcPr>
+          <w:p>
+            <w:r>
+              <w:rPr>
+                <w:rFonts w:ascii="Arial" w:eastAsia="Arial" w:hAnsi="Arial" w:cs="Arial"/>
                 <w:b/>
                 <w:bCs/>
                 <w:color w:val="FFFFFF"/>
                 <w:sz w:val="18"/>
                 <w:szCs w:val="18"/>
               </w:rPr>
-              <w:t xml:space="preserve">Description</w:t>
+              <w:t>Description</w:t>
             </w:r>
           </w:p>
         </w:tc>
@@ -1269,49 +1666,49 @@
       <w:tr>
         <w:tc>
           <w:tcPr>
-            <w:tcW w:type="dxa" w:w="2500"/>
-            <w:tcBorders>
-              <w:top w:val="single" w:color="E5E7EB" w:sz="1"/>
-              <w:left w:val="single" w:color="E5E7EB" w:sz="1"/>
-              <w:bottom w:val="single" w:color="E5E7EB" w:sz="1"/>
-              <w:right w:val="single" w:color="E5E7EB" w:sz="1"/>
-            </w:tcBorders>
-            <w:shd w:fill="FAFAFA" w:val="clear"/>
-            <w:tcMar>
-              <w:top w:type="dxa" w:w="100"/>
-              <w:left w:type="dxa" w:w="140"/>
-              <w:bottom w:type="dxa" w:w="100"/>
-              <w:right w:type="dxa" w:w="140"/>
-            </w:tcMar>
-            <w:vAlign w:val="center"/>
-          </w:tcPr>
-          <w:p>
-            <w:r>
-              <w:rPr>
-                <w:rFonts w:ascii="Arial" w:cs="Arial" w:eastAsia="Arial" w:hAnsi="Arial"/>
+            <w:tcW w:w="2500" w:type="dxa"/>
+            <w:tcBorders>
+              <w:top w:val="single" w:sz="1" w:space="0" w:color="E5E7EB"/>
+              <w:left w:val="single" w:sz="1" w:space="0" w:color="E5E7EB"/>
+              <w:bottom w:val="single" w:sz="1" w:space="0" w:color="E5E7EB"/>
+              <w:right w:val="single" w:sz="1" w:space="0" w:color="E5E7EB"/>
+            </w:tcBorders>
+            <w:shd w:val="clear" w:color="auto" w:fill="FAFAFA"/>
+            <w:tcMar>
+              <w:top w:w="100" w:type="dxa"/>
+              <w:left w:w="140" w:type="dxa"/>
+              <w:bottom w:w="100" w:type="dxa"/>
+              <w:right w:w="140" w:type="dxa"/>
+            </w:tcMar>
+            <w:vAlign w:val="center"/>
+          </w:tcPr>
+          <w:p>
+            <w:r>
+              <w:rPr>
+                <w:rFonts w:ascii="Arial" w:eastAsia="Arial" w:hAnsi="Arial" w:cs="Arial"/>
                 <w:color w:val="1F2937"/>
                 <w:sz w:val="18"/>
                 <w:szCs w:val="18"/>
               </w:rPr>
-              <w:t xml:space="preserve">Song Result &amp; Song Player</w:t>
-            </w:r>
-          </w:p>
-        </w:tc>
-        <w:tc>
-          <w:tcPr>
-            <w:tcW w:type="dxa" w:w="960"/>
-            <w:tcBorders>
-              <w:top w:val="single" w:color="E5E7EB" w:sz="1"/>
-              <w:left w:val="single" w:color="E5E7EB" w:sz="1"/>
-              <w:bottom w:val="single" w:color="E5E7EB" w:sz="1"/>
-              <w:right w:val="single" w:color="E5E7EB" w:sz="1"/>
-            </w:tcBorders>
-            <w:shd w:fill="DBEAFE" w:val="clear"/>
-            <w:tcMar>
-              <w:top w:type="dxa" w:w="100"/>
-              <w:left w:type="dxa" w:w="80"/>
-              <w:bottom w:type="dxa" w:w="100"/>
-              <w:right w:type="dxa" w:w="80"/>
+              <w:t>Song Result &amp; Song Player</w:t>
+            </w:r>
+          </w:p>
+        </w:tc>
+        <w:tc>
+          <w:tcPr>
+            <w:tcW w:w="960" w:type="dxa"/>
+            <w:tcBorders>
+              <w:top w:val="single" w:sz="1" w:space="0" w:color="E5E7EB"/>
+              <w:left w:val="single" w:sz="1" w:space="0" w:color="E5E7EB"/>
+              <w:bottom w:val="single" w:sz="1" w:space="0" w:color="E5E7EB"/>
+              <w:right w:val="single" w:sz="1" w:space="0" w:color="E5E7EB"/>
+            </w:tcBorders>
+            <w:shd w:val="clear" w:color="auto" w:fill="DBEAFE"/>
+            <w:tcMar>
+              <w:top w:w="100" w:type="dxa"/>
+              <w:left w:w="80" w:type="dxa"/>
+              <w:bottom w:w="100" w:type="dxa"/>
+              <w:right w:w="80" w:type="dxa"/>
             </w:tcMar>
             <w:vAlign w:val="center"/>
           </w:tcPr>
@@ -1321,44 +1718,44 @@
             </w:pPr>
             <w:r>
               <w:rPr>
-                <w:rFonts w:ascii="Arial" w:cs="Arial" w:eastAsia="Arial" w:hAnsi="Arial"/>
+                <w:rFonts w:ascii="Arial" w:eastAsia="Arial" w:hAnsi="Arial" w:cs="Arial"/>
                 <w:b/>
                 <w:bCs/>
                 <w:color w:val="1D4ED8"/>
                 <w:sz w:val="17"/>
                 <w:szCs w:val="17"/>
               </w:rPr>
-              <w:t xml:space="preserve">UX</w:t>
-            </w:r>
-          </w:p>
-        </w:tc>
-        <w:tc>
-          <w:tcPr>
-            <w:tcW w:type="dxa" w:w="6620"/>
-            <w:tcBorders>
-              <w:top w:val="single" w:color="E5E7EB" w:sz="1"/>
-              <w:left w:val="single" w:color="E5E7EB" w:sz="1"/>
-              <w:bottom w:val="single" w:color="E5E7EB" w:sz="1"/>
-              <w:right w:val="single" w:color="E5E7EB" w:sz="1"/>
-            </w:tcBorders>
-            <w:shd w:fill="FAFAFA" w:val="clear"/>
-            <w:tcMar>
-              <w:top w:type="dxa" w:w="100"/>
-              <w:left w:type="dxa" w:w="140"/>
-              <w:bottom w:type="dxa" w:w="100"/>
-              <w:right w:type="dxa" w:w="140"/>
-            </w:tcMar>
-            <w:vAlign w:val="center"/>
-          </w:tcPr>
-          <w:p>
-            <w:r>
-              <w:rPr>
-                <w:rFonts w:ascii="Arial" w:cs="Arial" w:eastAsia="Arial" w:hAnsi="Arial"/>
+              <w:t>UX</w:t>
+            </w:r>
+          </w:p>
+        </w:tc>
+        <w:tc>
+          <w:tcPr>
+            <w:tcW w:w="6620" w:type="dxa"/>
+            <w:tcBorders>
+              <w:top w:val="single" w:sz="1" w:space="0" w:color="E5E7EB"/>
+              <w:left w:val="single" w:sz="1" w:space="0" w:color="E5E7EB"/>
+              <w:bottom w:val="single" w:sz="1" w:space="0" w:color="E5E7EB"/>
+              <w:right w:val="single" w:sz="1" w:space="0" w:color="E5E7EB"/>
+            </w:tcBorders>
+            <w:shd w:val="clear" w:color="auto" w:fill="FAFAFA"/>
+            <w:tcMar>
+              <w:top w:w="100" w:type="dxa"/>
+              <w:left w:w="140" w:type="dxa"/>
+              <w:bottom w:w="100" w:type="dxa"/>
+              <w:right w:w="140" w:type="dxa"/>
+            </w:tcMar>
+            <w:vAlign w:val="center"/>
+          </w:tcPr>
+          <w:p>
+            <w:r>
+              <w:rPr>
+                <w:rFonts w:ascii="Arial" w:eastAsia="Arial" w:hAnsi="Arial" w:cs="Arial"/>
                 <w:color w:val="4B5563"/>
                 <w:sz w:val="18"/>
                 <w:szCs w:val="18"/>
               </w:rPr>
-              <w:t xml:space="preserve">Updated album art shape and added Display Lyrics button/interaction on both Song Result and Song Player screens.</w:t>
+              <w:t>Updated album art shape and added Display Lyrics button/interaction on both Song Result and Song Player screens.</w:t>
             </w:r>
           </w:p>
         </w:tc>
@@ -1366,49 +1763,49 @@
       <w:tr>
         <w:tc>
           <w:tcPr>
-            <w:tcW w:type="dxa" w:w="2500"/>
-            <w:tcBorders>
-              <w:top w:val="single" w:color="E5E7EB" w:sz="1"/>
-              <w:left w:val="single" w:color="E5E7EB" w:sz="1"/>
-              <w:bottom w:val="single" w:color="E5E7EB" w:sz="1"/>
-              <w:right w:val="single" w:color="E5E7EB" w:sz="1"/>
-            </w:tcBorders>
-            <w:shd w:fill="FFFFFF" w:val="clear"/>
-            <w:tcMar>
-              <w:top w:type="dxa" w:w="100"/>
-              <w:left w:type="dxa" w:w="140"/>
-              <w:bottom w:type="dxa" w:w="100"/>
-              <w:right w:type="dxa" w:w="140"/>
-            </w:tcMar>
-            <w:vAlign w:val="center"/>
-          </w:tcPr>
-          <w:p>
-            <w:r>
-              <w:rPr>
-                <w:rFonts w:ascii="Arial" w:cs="Arial" w:eastAsia="Arial" w:hAnsi="Arial"/>
+            <w:tcW w:w="2500" w:type="dxa"/>
+            <w:tcBorders>
+              <w:top w:val="single" w:sz="1" w:space="0" w:color="E5E7EB"/>
+              <w:left w:val="single" w:sz="1" w:space="0" w:color="E5E7EB"/>
+              <w:bottom w:val="single" w:sz="1" w:space="0" w:color="E5E7EB"/>
+              <w:right w:val="single" w:sz="1" w:space="0" w:color="E5E7EB"/>
+            </w:tcBorders>
+            <w:shd w:val="clear" w:color="auto" w:fill="FFFFFF"/>
+            <w:tcMar>
+              <w:top w:w="100" w:type="dxa"/>
+              <w:left w:w="140" w:type="dxa"/>
+              <w:bottom w:w="100" w:type="dxa"/>
+              <w:right w:w="140" w:type="dxa"/>
+            </w:tcMar>
+            <w:vAlign w:val="center"/>
+          </w:tcPr>
+          <w:p>
+            <w:r>
+              <w:rPr>
+                <w:rFonts w:ascii="Arial" w:eastAsia="Arial" w:hAnsi="Arial" w:cs="Arial"/>
                 <w:color w:val="1F2937"/>
                 <w:sz w:val="18"/>
                 <w:szCs w:val="18"/>
               </w:rPr>
-              <w:t xml:space="preserve">Lyrics Sheet</w:t>
-            </w:r>
-          </w:p>
-        </w:tc>
-        <w:tc>
-          <w:tcPr>
-            <w:tcW w:type="dxa" w:w="960"/>
-            <w:tcBorders>
-              <w:top w:val="single" w:color="E5E7EB" w:sz="1"/>
-              <w:left w:val="single" w:color="E5E7EB" w:sz="1"/>
-              <w:bottom w:val="single" w:color="E5E7EB" w:sz="1"/>
-              <w:right w:val="single" w:color="E5E7EB" w:sz="1"/>
-            </w:tcBorders>
-            <w:shd w:fill="EDE9FE" w:val="clear"/>
-            <w:tcMar>
-              <w:top w:type="dxa" w:w="100"/>
-              <w:left w:type="dxa" w:w="80"/>
-              <w:bottom w:type="dxa" w:w="100"/>
-              <w:right w:type="dxa" w:w="80"/>
+              <w:t>Lyrics Sheet</w:t>
+            </w:r>
+          </w:p>
+        </w:tc>
+        <w:tc>
+          <w:tcPr>
+            <w:tcW w:w="960" w:type="dxa"/>
+            <w:tcBorders>
+              <w:top w:val="single" w:sz="1" w:space="0" w:color="E5E7EB"/>
+              <w:left w:val="single" w:sz="1" w:space="0" w:color="E5E7EB"/>
+              <w:bottom w:val="single" w:sz="1" w:space="0" w:color="E5E7EB"/>
+              <w:right w:val="single" w:sz="1" w:space="0" w:color="E5E7EB"/>
+            </w:tcBorders>
+            <w:shd w:val="clear" w:color="auto" w:fill="EDE9FE"/>
+            <w:tcMar>
+              <w:top w:w="100" w:type="dxa"/>
+              <w:left w:w="80" w:type="dxa"/>
+              <w:bottom w:w="100" w:type="dxa"/>
+              <w:right w:w="80" w:type="dxa"/>
             </w:tcMar>
             <w:vAlign w:val="center"/>
           </w:tcPr>
@@ -1418,44 +1815,44 @@
             </w:pPr>
             <w:r>
               <w:rPr>
-                <w:rFonts w:ascii="Arial" w:cs="Arial" w:eastAsia="Arial" w:hAnsi="Arial"/>
+                <w:rFonts w:ascii="Arial" w:eastAsia="Arial" w:hAnsi="Arial" w:cs="Arial"/>
                 <w:b/>
                 <w:bCs/>
                 <w:color w:val="5B21B6"/>
                 <w:sz w:val="17"/>
                 <w:szCs w:val="17"/>
               </w:rPr>
-              <w:t xml:space="preserve">Feature</w:t>
-            </w:r>
-          </w:p>
-        </w:tc>
-        <w:tc>
-          <w:tcPr>
-            <w:tcW w:type="dxa" w:w="6620"/>
-            <w:tcBorders>
-              <w:top w:val="single" w:color="E5E7EB" w:sz="1"/>
-              <w:left w:val="single" w:color="E5E7EB" w:sz="1"/>
-              <w:bottom w:val="single" w:color="E5E7EB" w:sz="1"/>
-              <w:right w:val="single" w:color="E5E7EB" w:sz="1"/>
-            </w:tcBorders>
-            <w:shd w:fill="FFFFFF" w:val="clear"/>
-            <w:tcMar>
-              <w:top w:type="dxa" w:w="100"/>
-              <w:left w:type="dxa" w:w="140"/>
-              <w:bottom w:type="dxa" w:w="100"/>
-              <w:right w:type="dxa" w:w="140"/>
-            </w:tcMar>
-            <w:vAlign w:val="center"/>
-          </w:tcPr>
-          <w:p>
-            <w:r>
-              <w:rPr>
-                <w:rFonts w:ascii="Arial" w:cs="Arial" w:eastAsia="Arial" w:hAnsi="Arial"/>
+              <w:t>Feature</w:t>
+            </w:r>
+          </w:p>
+        </w:tc>
+        <w:tc>
+          <w:tcPr>
+            <w:tcW w:w="6620" w:type="dxa"/>
+            <w:tcBorders>
+              <w:top w:val="single" w:sz="1" w:space="0" w:color="E5E7EB"/>
+              <w:left w:val="single" w:sz="1" w:space="0" w:color="E5E7EB"/>
+              <w:bottom w:val="single" w:sz="1" w:space="0" w:color="E5E7EB"/>
+              <w:right w:val="single" w:sz="1" w:space="0" w:color="E5E7EB"/>
+            </w:tcBorders>
+            <w:shd w:val="clear" w:color="auto" w:fill="FFFFFF"/>
+            <w:tcMar>
+              <w:top w:w="100" w:type="dxa"/>
+              <w:left w:w="140" w:type="dxa"/>
+              <w:bottom w:w="100" w:type="dxa"/>
+              <w:right w:w="140" w:type="dxa"/>
+            </w:tcMar>
+            <w:vAlign w:val="center"/>
+          </w:tcPr>
+          <w:p>
+            <w:r>
+              <w:rPr>
+                <w:rFonts w:ascii="Arial" w:eastAsia="Arial" w:hAnsi="Arial" w:cs="Arial"/>
                 <w:color w:val="4B5563"/>
                 <w:sz w:val="18"/>
                 <w:szCs w:val="18"/>
               </w:rPr>
-              <w:t xml:space="preserve">New bottom sheet that displays the full song lyrics, triggered from the Display Lyrics button on Song Result / Song Player.</w:t>
+              <w:t>New bottom sheet that displays the full song lyrics, triggered from the Display Lyrics button on Song Result / Song Player.</w:t>
             </w:r>
           </w:p>
         </w:tc>
@@ -1463,49 +1860,49 @@
       <w:tr>
         <w:tc>
           <w:tcPr>
-            <w:tcW w:type="dxa" w:w="2500"/>
-            <w:tcBorders>
-              <w:top w:val="single" w:color="E5E7EB" w:sz="1"/>
-              <w:left w:val="single" w:color="E5E7EB" w:sz="1"/>
-              <w:bottom w:val="single" w:color="E5E7EB" w:sz="1"/>
-              <w:right w:val="single" w:color="E5E7EB" w:sz="1"/>
-            </w:tcBorders>
-            <w:shd w:fill="FAFAFA" w:val="clear"/>
-            <w:tcMar>
-              <w:top w:type="dxa" w:w="100"/>
-              <w:left w:type="dxa" w:w="140"/>
-              <w:bottom w:type="dxa" w:w="100"/>
-              <w:right w:type="dxa" w:w="140"/>
-            </w:tcMar>
-            <w:vAlign w:val="center"/>
-          </w:tcPr>
-          <w:p>
-            <w:r>
-              <w:rPr>
-                <w:rFonts w:ascii="Arial" w:cs="Arial" w:eastAsia="Arial" w:hAnsi="Arial"/>
+            <w:tcW w:w="2500" w:type="dxa"/>
+            <w:tcBorders>
+              <w:top w:val="single" w:sz="1" w:space="0" w:color="E5E7EB"/>
+              <w:left w:val="single" w:sz="1" w:space="0" w:color="E5E7EB"/>
+              <w:bottom w:val="single" w:sz="1" w:space="0" w:color="E5E7EB"/>
+              <w:right w:val="single" w:sz="1" w:space="0" w:color="E5E7EB"/>
+            </w:tcBorders>
+            <w:shd w:val="clear" w:color="auto" w:fill="FAFAFA"/>
+            <w:tcMar>
+              <w:top w:w="100" w:type="dxa"/>
+              <w:left w:w="140" w:type="dxa"/>
+              <w:bottom w:w="100" w:type="dxa"/>
+              <w:right w:w="140" w:type="dxa"/>
+            </w:tcMar>
+            <w:vAlign w:val="center"/>
+          </w:tcPr>
+          <w:p>
+            <w:r>
+              <w:rPr>
+                <w:rFonts w:ascii="Arial" w:eastAsia="Arial" w:hAnsi="Arial" w:cs="Arial"/>
                 <w:color w:val="1F2937"/>
                 <w:sz w:val="18"/>
                 <w:szCs w:val="18"/>
               </w:rPr>
-              <w:t xml:space="preserve">History — Thumbnails</w:t>
-            </w:r>
-          </w:p>
-        </w:tc>
-        <w:tc>
-          <w:tcPr>
-            <w:tcW w:type="dxa" w:w="960"/>
-            <w:tcBorders>
-              <w:top w:val="single" w:color="E5E7EB" w:sz="1"/>
-              <w:left w:val="single" w:color="E5E7EB" w:sz="1"/>
-              <w:bottom w:val="single" w:color="E5E7EB" w:sz="1"/>
-              <w:right w:val="single" w:color="E5E7EB" w:sz="1"/>
-            </w:tcBorders>
-            <w:shd w:fill="DBEAFE" w:val="clear"/>
-            <w:tcMar>
-              <w:top w:type="dxa" w:w="100"/>
-              <w:left w:type="dxa" w:w="80"/>
-              <w:bottom w:type="dxa" w:w="100"/>
-              <w:right w:type="dxa" w:w="80"/>
+              <w:t>History — Thumbnails</w:t>
+            </w:r>
+          </w:p>
+        </w:tc>
+        <w:tc>
+          <w:tcPr>
+            <w:tcW w:w="960" w:type="dxa"/>
+            <w:tcBorders>
+              <w:top w:val="single" w:sz="1" w:space="0" w:color="E5E7EB"/>
+              <w:left w:val="single" w:sz="1" w:space="0" w:color="E5E7EB"/>
+              <w:bottom w:val="single" w:sz="1" w:space="0" w:color="E5E7EB"/>
+              <w:right w:val="single" w:sz="1" w:space="0" w:color="E5E7EB"/>
+            </w:tcBorders>
+            <w:shd w:val="clear" w:color="auto" w:fill="DBEAFE"/>
+            <w:tcMar>
+              <w:top w:w="100" w:type="dxa"/>
+              <w:left w:w="80" w:type="dxa"/>
+              <w:bottom w:w="100" w:type="dxa"/>
+              <w:right w:w="80" w:type="dxa"/>
             </w:tcMar>
             <w:vAlign w:val="center"/>
           </w:tcPr>
@@ -1515,44 +1912,44 @@
             </w:pPr>
             <w:r>
               <w:rPr>
-                <w:rFonts w:ascii="Arial" w:cs="Arial" w:eastAsia="Arial" w:hAnsi="Arial"/>
+                <w:rFonts w:ascii="Arial" w:eastAsia="Arial" w:hAnsi="Arial" w:cs="Arial"/>
                 <w:b/>
                 <w:bCs/>
                 <w:color w:val="1D4ED8"/>
                 <w:sz w:val="17"/>
                 <w:szCs w:val="17"/>
               </w:rPr>
-              <w:t xml:space="preserve">UX</w:t>
-            </w:r>
-          </w:p>
-        </w:tc>
-        <w:tc>
-          <w:tcPr>
-            <w:tcW w:type="dxa" w:w="6620"/>
-            <w:tcBorders>
-              <w:top w:val="single" w:color="E5E7EB" w:sz="1"/>
-              <w:left w:val="single" w:color="E5E7EB" w:sz="1"/>
-              <w:bottom w:val="single" w:color="E5E7EB" w:sz="1"/>
-              <w:right w:val="single" w:color="E5E7EB" w:sz="1"/>
-            </w:tcBorders>
-            <w:shd w:fill="FAFAFA" w:val="clear"/>
-            <w:tcMar>
-              <w:top w:type="dxa" w:w="100"/>
-              <w:left w:type="dxa" w:w="140"/>
-              <w:bottom w:type="dxa" w:w="100"/>
-              <w:right w:type="dxa" w:w="140"/>
-            </w:tcMar>
-            <w:vAlign w:val="center"/>
-          </w:tcPr>
-          <w:p>
-            <w:r>
-              <w:rPr>
-                <w:rFonts w:ascii="Arial" w:cs="Arial" w:eastAsia="Arial" w:hAnsi="Arial"/>
+              <w:t>UX</w:t>
+            </w:r>
+          </w:p>
+        </w:tc>
+        <w:tc>
+          <w:tcPr>
+            <w:tcW w:w="6620" w:type="dxa"/>
+            <w:tcBorders>
+              <w:top w:val="single" w:sz="1" w:space="0" w:color="E5E7EB"/>
+              <w:left w:val="single" w:sz="1" w:space="0" w:color="E5E7EB"/>
+              <w:bottom w:val="single" w:sz="1" w:space="0" w:color="E5E7EB"/>
+              <w:right w:val="single" w:sz="1" w:space="0" w:color="E5E7EB"/>
+            </w:tcBorders>
+            <w:shd w:val="clear" w:color="auto" w:fill="FAFAFA"/>
+            <w:tcMar>
+              <w:top w:w="100" w:type="dxa"/>
+              <w:left w:w="140" w:type="dxa"/>
+              <w:bottom w:w="100" w:type="dxa"/>
+              <w:right w:w="140" w:type="dxa"/>
+            </w:tcMar>
+            <w:vAlign w:val="center"/>
+          </w:tcPr>
+          <w:p>
+            <w:r>
+              <w:rPr>
+                <w:rFonts w:ascii="Arial" w:eastAsia="Arial" w:hAnsi="Arial" w:cs="Arial"/>
                 <w:color w:val="4B5563"/>
                 <w:sz w:val="18"/>
                 <w:szCs w:val="18"/>
               </w:rPr>
-              <w:t xml:space="preserve">Added 20% black overlay and type indicator icon (ic_video.svg / ic_song.svg, 12 px) to all list item thumbnails on the History page.</w:t>
+              <w:t>Added 20% black overlay and type indicator icon (ic_video.svg / ic_song.svg, 12 px) to all list item thumbnails on the History page.</w:t>
             </w:r>
           </w:p>
         </w:tc>
@@ -1609,12 +2006,6 @@
         <w:gridCol w:w="6620"/>
       </w:tblGrid>
       <w:tr>
-        <w:tblPrEx>
-          <w:tblCellMar>
-            <w:top w:w="0" w:type="dxa"/>
-            <w:bottom w:w="0" w:type="dxa"/>
-          </w:tblCellMar>
-        </w:tblPrEx>
         <w:trPr>
           <w:tblHeader/>
         </w:trPr>
@@ -1716,12 +2107,6 @@
         </w:tc>
       </w:tr>
       <w:tr>
-        <w:tblPrEx>
-          <w:tblCellMar>
-            <w:top w:w="0" w:type="dxa"/>
-            <w:bottom w:w="0" w:type="dxa"/>
-          </w:tblCellMar>
-        </w:tblPrEx>
         <w:tc>
           <w:tcPr>
             <w:tcW w:w="2500" w:type="dxa"/>
@@ -1819,12 +2204,6 @@
         </w:tc>
       </w:tr>
       <w:tr>
-        <w:tblPrEx>
-          <w:tblCellMar>
-            <w:top w:w="0" w:type="dxa"/>
-            <w:bottom w:w="0" w:type="dxa"/>
-          </w:tblCellMar>
-        </w:tblPrEx>
         <w:tc>
           <w:tcPr>
             <w:tcW w:w="2500" w:type="dxa"/>
@@ -1922,12 +2301,6 @@
         </w:tc>
       </w:tr>
       <w:tr>
-        <w:tblPrEx>
-          <w:tblCellMar>
-            <w:top w:w="0" w:type="dxa"/>
-            <w:bottom w:w="0" w:type="dxa"/>
-          </w:tblCellMar>
-        </w:tblPrEx>
         <w:tc>
           <w:tcPr>
             <w:tcW w:w="2500" w:type="dxa"/>
@@ -2025,12 +2398,6 @@
         </w:tc>
       </w:tr>
       <w:tr>
-        <w:tblPrEx>
-          <w:tblCellMar>
-            <w:top w:w="0" w:type="dxa"/>
-            <w:bottom w:w="0" w:type="dxa"/>
-          </w:tblCellMar>
-        </w:tblPrEx>
         <w:tc>
           <w:tcPr>
             <w:tcW w:w="2500" w:type="dxa"/>
@@ -2128,12 +2495,6 @@
         </w:tc>
       </w:tr>
       <w:tr>
-        <w:tblPrEx>
-          <w:tblCellMar>
-            <w:top w:w="0" w:type="dxa"/>
-            <w:bottom w:w="0" w:type="dxa"/>
-          </w:tblCellMar>
-        </w:tblPrEx>
         <w:tc>
           <w:tcPr>
             <w:tcW w:w="2500" w:type="dxa"/>
@@ -2231,12 +2592,6 @@
         </w:tc>
       </w:tr>
       <w:tr>
-        <w:tblPrEx>
-          <w:tblCellMar>
-            <w:top w:w="0" w:type="dxa"/>
-            <w:bottom w:w="0" w:type="dxa"/>
-          </w:tblCellMar>
-        </w:tblPrEx>
         <w:tc>
           <w:tcPr>
             <w:tcW w:w="2500" w:type="dxa"/>
@@ -2334,12 +2689,6 @@
         </w:tc>
       </w:tr>
       <w:tr>
-        <w:tblPrEx>
-          <w:tblCellMar>
-            <w:top w:w="0" w:type="dxa"/>
-            <w:bottom w:w="0" w:type="dxa"/>
-          </w:tblCellMar>
-        </w:tblPrEx>
         <w:tc>
           <w:tcPr>
             <w:tcW w:w="2500" w:type="dxa"/>
@@ -2437,12 +2786,6 @@
         </w:tc>
       </w:tr>
       <w:tr>
-        <w:tblPrEx>
-          <w:tblCellMar>
-            <w:top w:w="0" w:type="dxa"/>
-            <w:bottom w:w="0" w:type="dxa"/>
-          </w:tblCellMar>
-        </w:tblPrEx>
         <w:tc>
           <w:tcPr>
             <w:tcW w:w="2500" w:type="dxa"/>
@@ -2591,12 +2934,6 @@
         <w:gridCol w:w="6620"/>
       </w:tblGrid>
       <w:tr>
-        <w:tblPrEx>
-          <w:tblCellMar>
-            <w:top w:w="0" w:type="dxa"/>
-            <w:bottom w:w="0" w:type="dxa"/>
-          </w:tblCellMar>
-        </w:tblPrEx>
         <w:trPr>
           <w:tblHeader/>
         </w:trPr>
@@ -2628,7 +2965,6 @@
                 <w:sz w:val="18"/>
                 <w:szCs w:val="18"/>
               </w:rPr>
-              <w:lastRenderedPageBreak/>
               <w:t>Screen / Area</w:t>
             </w:r>
           </w:p>
@@ -2699,12 +3035,6 @@
         </w:tc>
       </w:tr>
       <w:tr>
-        <w:tblPrEx>
-          <w:tblCellMar>
-            <w:top w:w="0" w:type="dxa"/>
-            <w:bottom w:w="0" w:type="dxa"/>
-          </w:tblCellMar>
-        </w:tblPrEx>
         <w:tc>
           <w:tcPr>
             <w:tcW w:w="2500" w:type="dxa"/>
@@ -2802,12 +3132,6 @@
         </w:tc>
       </w:tr>
       <w:tr>
-        <w:tblPrEx>
-          <w:tblCellMar>
-            <w:top w:w="0" w:type="dxa"/>
-            <w:bottom w:w="0" w:type="dxa"/>
-          </w:tblCellMar>
-        </w:tblPrEx>
         <w:tc>
           <w:tcPr>
             <w:tcW w:w="2500" w:type="dxa"/>
@@ -2905,12 +3229,6 @@
         </w:tc>
       </w:tr>
       <w:tr>
-        <w:tblPrEx>
-          <w:tblCellMar>
-            <w:top w:w="0" w:type="dxa"/>
-            <w:bottom w:w="0" w:type="dxa"/>
-          </w:tblCellMar>
-        </w:tblPrEx>
         <w:tc>
           <w:tcPr>
             <w:tcW w:w="2500" w:type="dxa"/>
@@ -3008,12 +3326,6 @@
         </w:tc>
       </w:tr>
       <w:tr>
-        <w:tblPrEx>
-          <w:tblCellMar>
-            <w:top w:w="0" w:type="dxa"/>
-            <w:bottom w:w="0" w:type="dxa"/>
-          </w:tblCellMar>
-        </w:tblPrEx>
         <w:tc>
           <w:tcPr>
             <w:tcW w:w="2500" w:type="dxa"/>
@@ -3111,12 +3423,6 @@
         </w:tc>
       </w:tr>
       <w:tr>
-        <w:tblPrEx>
-          <w:tblCellMar>
-            <w:top w:w="0" w:type="dxa"/>
-            <w:bottom w:w="0" w:type="dxa"/>
-          </w:tblCellMar>
-        </w:tblPrEx>
         <w:tc>
           <w:tcPr>
             <w:tcW w:w="2500" w:type="dxa"/>
@@ -3214,12 +3520,6 @@
         </w:tc>
       </w:tr>
       <w:tr>
-        <w:tblPrEx>
-          <w:tblCellMar>
-            <w:top w:w="0" w:type="dxa"/>
-            <w:bottom w:w="0" w:type="dxa"/>
-          </w:tblCellMar>
-        </w:tblPrEx>
         <w:tc>
           <w:tcPr>
             <w:tcW w:w="2500" w:type="dxa"/>
@@ -3246,6 +3546,7 @@
                 <w:sz w:val="18"/>
                 <w:szCs w:val="18"/>
               </w:rPr>
+              <w:lastRenderedPageBreak/>
               <w:t>Edit Storyboard — Story Line</w:t>
             </w:r>
           </w:p>
@@ -3317,12 +3618,6 @@
         </w:tc>
       </w:tr>
       <w:tr>
-        <w:tblPrEx>
-          <w:tblCellMar>
-            <w:top w:w="0" w:type="dxa"/>
-            <w:bottom w:w="0" w:type="dxa"/>
-          </w:tblCellMar>
-        </w:tblPrEx>
         <w:tc>
           <w:tcPr>
             <w:tcW w:w="2500" w:type="dxa"/>
@@ -3420,12 +3715,6 @@
         </w:tc>
       </w:tr>
       <w:tr>
-        <w:tblPrEx>
-          <w:tblCellMar>
-            <w:top w:w="0" w:type="dxa"/>
-            <w:bottom w:w="0" w:type="dxa"/>
-          </w:tblCellMar>
-        </w:tblPrEx>
         <w:tc>
           <w:tcPr>
             <w:tcW w:w="2500" w:type="dxa"/>
@@ -3523,12 +3812,6 @@
         </w:tc>
       </w:tr>
       <w:tr>
-        <w:tblPrEx>
-          <w:tblCellMar>
-            <w:top w:w="0" w:type="dxa"/>
-            <w:bottom w:w="0" w:type="dxa"/>
-          </w:tblCellMar>
-        </w:tblPrEx>
         <w:tc>
           <w:tcPr>
             <w:tcW w:w="2500" w:type="dxa"/>
@@ -3626,12 +3909,6 @@
         </w:tc>
       </w:tr>
       <w:tr>
-        <w:tblPrEx>
-          <w:tblCellMar>
-            <w:top w:w="0" w:type="dxa"/>
-            <w:bottom w:w="0" w:type="dxa"/>
-          </w:tblCellMar>
-        </w:tblPrEx>
         <w:tc>
           <w:tcPr>
             <w:tcW w:w="2500" w:type="dxa"/>
@@ -3780,12 +4057,6 @@
         <w:gridCol w:w="6620"/>
       </w:tblGrid>
       <w:tr>
-        <w:tblPrEx>
-          <w:tblCellMar>
-            <w:top w:w="0" w:type="dxa"/>
-            <w:bottom w:w="0" w:type="dxa"/>
-          </w:tblCellMar>
-        </w:tblPrEx>
         <w:trPr>
           <w:tblHeader/>
         </w:trPr>
@@ -3887,12 +4158,6 @@
         </w:tc>
       </w:tr>
       <w:tr>
-        <w:tblPrEx>
-          <w:tblCellMar>
-            <w:top w:w="0" w:type="dxa"/>
-            <w:bottom w:w="0" w:type="dxa"/>
-          </w:tblCellMar>
-        </w:tblPrEx>
         <w:tc>
           <w:tcPr>
             <w:tcW w:w="2500" w:type="dxa"/>
@@ -3990,12 +4255,6 @@
         </w:tc>
       </w:tr>
       <w:tr>
-        <w:tblPrEx>
-          <w:tblCellMar>
-            <w:top w:w="0" w:type="dxa"/>
-            <w:bottom w:w="0" w:type="dxa"/>
-          </w:tblCellMar>
-        </w:tblPrEx>
         <w:tc>
           <w:tcPr>
             <w:tcW w:w="2500" w:type="dxa"/>
@@ -4093,12 +4352,6 @@
         </w:tc>
       </w:tr>
       <w:tr>
-        <w:tblPrEx>
-          <w:tblCellMar>
-            <w:top w:w="0" w:type="dxa"/>
-            <w:bottom w:w="0" w:type="dxa"/>
-          </w:tblCellMar>
-        </w:tblPrEx>
         <w:tc>
           <w:tcPr>
             <w:tcW w:w="2500" w:type="dxa"/>
@@ -4247,12 +4500,6 @@
         <w:gridCol w:w="6620"/>
       </w:tblGrid>
       <w:tr>
-        <w:tblPrEx>
-          <w:tblCellMar>
-            <w:top w:w="0" w:type="dxa"/>
-            <w:bottom w:w="0" w:type="dxa"/>
-          </w:tblCellMar>
-        </w:tblPrEx>
         <w:trPr>
           <w:tblHeader/>
         </w:trPr>
@@ -4354,12 +4601,6 @@
         </w:tc>
       </w:tr>
       <w:tr>
-        <w:tblPrEx>
-          <w:tblCellMar>
-            <w:top w:w="0" w:type="dxa"/>
-            <w:bottom w:w="0" w:type="dxa"/>
-          </w:tblCellMar>
-        </w:tblPrEx>
         <w:tc>
           <w:tcPr>
             <w:tcW w:w="2500" w:type="dxa"/>
@@ -4457,12 +4698,6 @@
         </w:tc>
       </w:tr>
       <w:tr>
-        <w:tblPrEx>
-          <w:tblCellMar>
-            <w:top w:w="0" w:type="dxa"/>
-            <w:bottom w:w="0" w:type="dxa"/>
-          </w:tblCellMar>
-        </w:tblPrEx>
         <w:tc>
           <w:tcPr>
             <w:tcW w:w="2500" w:type="dxa"/>
@@ -4560,12 +4795,6 @@
         </w:tc>
       </w:tr>
       <w:tr>
-        <w:tblPrEx>
-          <w:tblCellMar>
-            <w:top w:w="0" w:type="dxa"/>
-            <w:bottom w:w="0" w:type="dxa"/>
-          </w:tblCellMar>
-        </w:tblPrEx>
         <w:tc>
           <w:tcPr>
             <w:tcW w:w="2500" w:type="dxa"/>
@@ -4663,12 +4892,6 @@
         </w:tc>
       </w:tr>
       <w:tr>
-        <w:tblPrEx>
-          <w:tblCellMar>
-            <w:top w:w="0" w:type="dxa"/>
-            <w:bottom w:w="0" w:type="dxa"/>
-          </w:tblCellMar>
-        </w:tblPrEx>
         <w:tc>
           <w:tcPr>
             <w:tcW w:w="2500" w:type="dxa"/>
@@ -4766,12 +4989,6 @@
         </w:tc>
       </w:tr>
       <w:tr>
-        <w:tblPrEx>
-          <w:tblCellMar>
-            <w:top w:w="0" w:type="dxa"/>
-            <w:bottom w:w="0" w:type="dxa"/>
-          </w:tblCellMar>
-        </w:tblPrEx>
         <w:tc>
           <w:tcPr>
             <w:tcW w:w="2500" w:type="dxa"/>
@@ -4798,7 +5015,6 @@
                 <w:sz w:val="18"/>
                 <w:szCs w:val="18"/>
               </w:rPr>
-              <w:lastRenderedPageBreak/>
               <w:t>AI Song Create</w:t>
             </w:r>
           </w:p>
@@ -4870,12 +5086,6 @@
         </w:tc>
       </w:tr>
       <w:tr>
-        <w:tblPrEx>
-          <w:tblCellMar>
-            <w:top w:w="0" w:type="dxa"/>
-            <w:bottom w:w="0" w:type="dxa"/>
-          </w:tblCellMar>
-        </w:tblPrEx>
         <w:tc>
           <w:tcPr>
             <w:tcW w:w="2500" w:type="dxa"/>
@@ -4973,12 +5183,6 @@
         </w:tc>
       </w:tr>
       <w:tr>
-        <w:tblPrEx>
-          <w:tblCellMar>
-            <w:top w:w="0" w:type="dxa"/>
-            <w:bottom w:w="0" w:type="dxa"/>
-          </w:tblCellMar>
-        </w:tblPrEx>
         <w:tc>
           <w:tcPr>
             <w:tcW w:w="2500" w:type="dxa"/>
@@ -5076,12 +5280,6 @@
         </w:tc>
       </w:tr>
       <w:tr>
-        <w:tblPrEx>
-          <w:tblCellMar>
-            <w:top w:w="0" w:type="dxa"/>
-            <w:bottom w:w="0" w:type="dxa"/>
-          </w:tblCellMar>
-        </w:tblPrEx>
         <w:tc>
           <w:tcPr>
             <w:tcW w:w="2500" w:type="dxa"/>
@@ -5108,6 +5306,7 @@
                 <w:sz w:val="18"/>
                 <w:szCs w:val="18"/>
               </w:rPr>
+              <w:lastRenderedPageBreak/>
               <w:t>History — Sign-in State</w:t>
             </w:r>
           </w:p>
@@ -5230,12 +5429,6 @@
         <w:gridCol w:w="6620"/>
       </w:tblGrid>
       <w:tr>
-        <w:tblPrEx>
-          <w:tblCellMar>
-            <w:top w:w="0" w:type="dxa"/>
-            <w:bottom w:w="0" w:type="dxa"/>
-          </w:tblCellMar>
-        </w:tblPrEx>
         <w:trPr>
           <w:tblHeader/>
         </w:trPr>
@@ -5337,12 +5530,6 @@
         </w:tc>
       </w:tr>
       <w:tr>
-        <w:tblPrEx>
-          <w:tblCellMar>
-            <w:top w:w="0" w:type="dxa"/>
-            <w:bottom w:w="0" w:type="dxa"/>
-          </w:tblCellMar>
-        </w:tblPrEx>
         <w:tc>
           <w:tcPr>
             <w:tcW w:w="2500" w:type="dxa"/>
@@ -5440,12 +5627,6 @@
         </w:tc>
       </w:tr>
       <w:tr>
-        <w:tblPrEx>
-          <w:tblCellMar>
-            <w:top w:w="0" w:type="dxa"/>
-            <w:bottom w:w="0" w:type="dxa"/>
-          </w:tblCellMar>
-        </w:tblPrEx>
         <w:tc>
           <w:tcPr>
             <w:tcW w:w="2500" w:type="dxa"/>
@@ -5543,12 +5724,6 @@
         </w:tc>
       </w:tr>
       <w:tr>
-        <w:tblPrEx>
-          <w:tblCellMar>
-            <w:top w:w="0" w:type="dxa"/>
-            <w:bottom w:w="0" w:type="dxa"/>
-          </w:tblCellMar>
-        </w:tblPrEx>
         <w:tc>
           <w:tcPr>
             <w:tcW w:w="2500" w:type="dxa"/>
@@ -5646,12 +5821,6 @@
         </w:tc>
       </w:tr>
       <w:tr>
-        <w:tblPrEx>
-          <w:tblCellMar>
-            <w:top w:w="0" w:type="dxa"/>
-            <w:bottom w:w="0" w:type="dxa"/>
-          </w:tblCellMar>
-        </w:tblPrEx>
         <w:tc>
           <w:tcPr>
             <w:tcW w:w="2500" w:type="dxa"/>
@@ -5749,12 +5918,6 @@
         </w:tc>
       </w:tr>
       <w:tr>
-        <w:tblPrEx>
-          <w:tblCellMar>
-            <w:top w:w="0" w:type="dxa"/>
-            <w:bottom w:w="0" w:type="dxa"/>
-          </w:tblCellMar>
-        </w:tblPrEx>
         <w:tc>
           <w:tcPr>
             <w:tcW w:w="2500" w:type="dxa"/>
@@ -5852,12 +6015,6 @@
         </w:tc>
       </w:tr>
       <w:tr>
-        <w:tblPrEx>
-          <w:tblCellMar>
-            <w:top w:w="0" w:type="dxa"/>
-            <w:bottom w:w="0" w:type="dxa"/>
-          </w:tblCellMar>
-        </w:tblPrEx>
         <w:tc>
           <w:tcPr>
             <w:tcW w:w="2500" w:type="dxa"/>
@@ -5955,12 +6112,6 @@
         </w:tc>
       </w:tr>
       <w:tr>
-        <w:tblPrEx>
-          <w:tblCellMar>
-            <w:top w:w="0" w:type="dxa"/>
-            <w:bottom w:w="0" w:type="dxa"/>
-          </w:tblCellMar>
-        </w:tblPrEx>
         <w:tc>
           <w:tcPr>
             <w:tcW w:w="2500" w:type="dxa"/>
@@ -6109,12 +6260,6 @@
         <w:gridCol w:w="6620"/>
       </w:tblGrid>
       <w:tr>
-        <w:tblPrEx>
-          <w:tblCellMar>
-            <w:top w:w="0" w:type="dxa"/>
-            <w:bottom w:w="0" w:type="dxa"/>
-          </w:tblCellMar>
-        </w:tblPrEx>
         <w:trPr>
           <w:tblHeader/>
         </w:trPr>
@@ -6216,12 +6361,6 @@
         </w:tc>
       </w:tr>
       <w:tr>
-        <w:tblPrEx>
-          <w:tblCellMar>
-            <w:top w:w="0" w:type="dxa"/>
-            <w:bottom w:w="0" w:type="dxa"/>
-          </w:tblCellMar>
-        </w:tblPrEx>
         <w:tc>
           <w:tcPr>
             <w:tcW w:w="2500" w:type="dxa"/>
@@ -6319,12 +6458,6 @@
         </w:tc>
       </w:tr>
       <w:tr>
-        <w:tblPrEx>
-          <w:tblCellMar>
-            <w:top w:w="0" w:type="dxa"/>
-            <w:bottom w:w="0" w:type="dxa"/>
-          </w:tblCellMar>
-        </w:tblPrEx>
         <w:tc>
           <w:tcPr>
             <w:tcW w:w="2500" w:type="dxa"/>
@@ -6422,12 +6555,6 @@
         </w:tc>
       </w:tr>
       <w:tr>
-        <w:tblPrEx>
-          <w:tblCellMar>
-            <w:top w:w="0" w:type="dxa"/>
-            <w:bottom w:w="0" w:type="dxa"/>
-          </w:tblCellMar>
-        </w:tblPrEx>
         <w:tc>
           <w:tcPr>
             <w:tcW w:w="2500" w:type="dxa"/>
@@ -6525,12 +6652,6 @@
         </w:tc>
       </w:tr>
       <w:tr>
-        <w:tblPrEx>
-          <w:tblCellMar>
-            <w:top w:w="0" w:type="dxa"/>
-            <w:bottom w:w="0" w:type="dxa"/>
-          </w:tblCellMar>
-        </w:tblPrEx>
         <w:tc>
           <w:tcPr>
             <w:tcW w:w="2500" w:type="dxa"/>
@@ -6628,12 +6749,6 @@
         </w:tc>
       </w:tr>
       <w:tr>
-        <w:tblPrEx>
-          <w:tblCellMar>
-            <w:top w:w="0" w:type="dxa"/>
-            <w:bottom w:w="0" w:type="dxa"/>
-          </w:tblCellMar>
-        </w:tblPrEx>
         <w:tc>
           <w:tcPr>
             <w:tcW w:w="2500" w:type="dxa"/>
@@ -6731,12 +6846,6 @@
         </w:tc>
       </w:tr>
       <w:tr>
-        <w:tblPrEx>
-          <w:tblCellMar>
-            <w:top w:w="0" w:type="dxa"/>
-            <w:bottom w:w="0" w:type="dxa"/>
-          </w:tblCellMar>
-        </w:tblPrEx>
         <w:tc>
           <w:tcPr>
             <w:tcW w:w="2500" w:type="dxa"/>
@@ -6763,7 +6872,6 @@
                 <w:sz w:val="18"/>
                 <w:szCs w:val="18"/>
               </w:rPr>
-              <w:lastRenderedPageBreak/>
               <w:t>History</w:t>
             </w:r>
           </w:p>
@@ -6835,12 +6943,6 @@
         </w:tc>
       </w:tr>
       <w:tr>
-        <w:tblPrEx>
-          <w:tblCellMar>
-            <w:top w:w="0" w:type="dxa"/>
-            <w:bottom w:w="0" w:type="dxa"/>
-          </w:tblCellMar>
-        </w:tblPrEx>
         <w:tc>
           <w:tcPr>
             <w:tcW w:w="2500" w:type="dxa"/>
@@ -6938,12 +7040,6 @@
         </w:tc>
       </w:tr>
       <w:tr>
-        <w:tblPrEx>
-          <w:tblCellMar>
-            <w:top w:w="0" w:type="dxa"/>
-            <w:bottom w:w="0" w:type="dxa"/>
-          </w:tblCellMar>
-        </w:tblPrEx>
         <w:tc>
           <w:tcPr>
             <w:tcW w:w="2500" w:type="dxa"/>
@@ -7041,12 +7137,6 @@
         </w:tc>
       </w:tr>
       <w:tr>
-        <w:tblPrEx>
-          <w:tblCellMar>
-            <w:top w:w="0" w:type="dxa"/>
-            <w:bottom w:w="0" w:type="dxa"/>
-          </w:tblCellMar>
-        </w:tblPrEx>
         <w:tc>
           <w:tcPr>
             <w:tcW w:w="2500" w:type="dxa"/>
@@ -7174,6 +7264,7 @@
           <w:sz w:val="18"/>
           <w:szCs w:val="18"/>
         </w:rPr>
+        <w:lastRenderedPageBreak/>
         <w:t>Persistent login state across sessions.  Real backend integration — all data and media are placeholder assets.</w:t>
       </w:r>
     </w:p>

--- a/YCMuse_Prototype_Update_Log.docx
+++ b/YCMuse_Prototype_Update_Log.docx
@@ -74,7 +74,7 @@
           <w:sz w:val="18"/>
           <w:szCs w:val="18"/>
         </w:rPr>
-        <w:t>August 4, 2026</w:t>
+        <w:t>August 13, 2026</w:t>
       </w:r>
       <w:r>
         <w:rPr>
@@ -278,6 +278,352 @@
                 <w:szCs w:val="17"/>
               </w:rPr>
               <w:t>Fix</w:t>
+            </w:r>
+          </w:p>
+        </w:tc>
+      </w:tr>
+    </w:tbl>
+    <w:p>
+      <w:pPr>
+        <w:pBdr>
+          <w:bottom w:val="single" w:sz="8" w:space="4" w:color="A855F7"/>
+        </w:pBdr>
+        <w:spacing w:before="360" w:after="120"/>
+      </w:pPr>
+      <w:r>
+        <w:rPr>
+          <w:rFonts w:ascii="Arial" w:eastAsia="Arial" w:hAnsi="Arial" w:cs="Arial"/>
+          <w:color w:val="9CA3AF"/>
+          <w:sz w:val="22"/>
+          <w:szCs w:val="22"/>
+        </w:rPr>
+        <w:t xml:space="preserve">Updates — </w:t>
+      </w:r>
+      <w:r>
+        <w:rPr>
+          <w:rFonts w:ascii="Arial" w:eastAsia="Arial" w:hAnsi="Arial" w:cs="Arial"/>
+          <w:b/>
+          <w:bCs/>
+          <w:color w:val="111827"/>
+          <w:sz w:val="22"/>
+          <w:szCs w:val="22"/>
+        </w:rPr>
+        <w:t>August 13, 2026</w:t>
+      </w:r>
+    </w:p>
+    <w:tbl>
+      <w:tblPr>
+        <w:tblW w:w="10080" w:type="dxa"/>
+        <w:tblBorders>
+          <w:top w:val="single" w:sz="4" w:space="0" w:color="auto"/>
+          <w:left w:val="single" w:sz="4" w:space="0" w:color="auto"/>
+          <w:bottom w:val="single" w:sz="4" w:space="0" w:color="auto"/>
+          <w:right w:val="single" w:sz="4" w:space="0" w:color="auto"/>
+          <w:insideH w:val="single" w:sz="4" w:space="0" w:color="auto"/>
+          <w:insideV w:val="single" w:sz="4" w:space="0" w:color="auto"/>
+        </w:tblBorders>
+        <w:tblCellMar>
+          <w:left w:w="10" w:type="dxa"/>
+          <w:right w:w="10" w:type="dxa"/>
+        </w:tblCellMar>
+        <w:tblLook w:val="04A0" w:firstRow="1" w:lastRow="0" w:firstColumn="1" w:lastColumn="0" w:noHBand="0" w:noVBand="1"/>
+      </w:tblPr>
+      <w:tblGrid>
+        <w:gridCol w:w="2500"/>
+        <w:gridCol w:w="960"/>
+        <w:gridCol w:w="6620"/>
+      </w:tblGrid>
+      <w:tr>
+        <w:trPr>
+          <w:tblHeader/>
+        </w:trPr>
+        <w:tc>
+          <w:tcPr>
+            <w:tcW w:w="2500" w:type="dxa"/>
+            <w:tcBorders>
+              <w:top w:val="none" w:sz="0" w:space="0" w:color="FFFFFF"/>
+              <w:left w:val="none" w:sz="0" w:space="0" w:color="FFFFFF"/>
+              <w:bottom w:val="none" w:sz="0" w:space="0" w:color="FFFFFF"/>
+              <w:right w:val="none" w:sz="0" w:space="0" w:color="FFFFFF"/>
+            </w:tcBorders>
+            <w:shd w:val="clear" w:color="auto" w:fill="1F1535"/>
+            <w:tcMar>
+              <w:top w:w="110" w:type="dxa"/>
+              <w:left w:w="140" w:type="dxa"/>
+              <w:bottom w:w="110" w:type="dxa"/>
+              <w:right w:w="140" w:type="dxa"/>
+            </w:tcMar>
+            <w:vAlign w:val="center"/>
+          </w:tcPr>
+          <w:p>
+            <w:r>
+              <w:rPr>
+                <w:rFonts w:ascii="Arial" w:eastAsia="Arial" w:hAnsi="Arial" w:cs="Arial"/>
+                <w:b/>
+                <w:bCs/>
+                <w:color w:val="FFFFFF"/>
+                <w:sz w:val="18"/>
+                <w:szCs w:val="18"/>
+              </w:rPr>
+              <w:t>Screen / Area</w:t>
+            </w:r>
+          </w:p>
+        </w:tc>
+        <w:tc>
+          <w:tcPr>
+            <w:tcW w:w="960" w:type="dxa"/>
+            <w:tcBorders>
+              <w:top w:val="none" w:sz="0" w:space="0" w:color="FFFFFF"/>
+              <w:left w:val="none" w:sz="0" w:space="0" w:color="FFFFFF"/>
+              <w:bottom w:val="none" w:sz="0" w:space="0" w:color="FFFFFF"/>
+              <w:right w:val="none" w:sz="0" w:space="0" w:color="FFFFFF"/>
+            </w:tcBorders>
+            <w:shd w:val="clear" w:color="auto" w:fill="1F1535"/>
+            <w:tcMar>
+              <w:top w:w="110" w:type="dxa"/>
+              <w:left w:w="140" w:type="dxa"/>
+              <w:bottom w:w="110" w:type="dxa"/>
+              <w:right w:w="140" w:type="dxa"/>
+            </w:tcMar>
+            <w:vAlign w:val="center"/>
+          </w:tcPr>
+          <w:p>
+            <w:r>
+              <w:rPr>
+                <w:rFonts w:ascii="Arial" w:eastAsia="Arial" w:hAnsi="Arial" w:cs="Arial"/>
+                <w:b/>
+                <w:bCs/>
+                <w:color w:val="FFFFFF"/>
+                <w:sz w:val="18"/>
+                <w:szCs w:val="18"/>
+              </w:rPr>
+              <w:t>Type</w:t>
+            </w:r>
+          </w:p>
+        </w:tc>
+        <w:tc>
+          <w:tcPr>
+            <w:tcW w:w="6620" w:type="dxa"/>
+            <w:tcBorders>
+              <w:top w:val="none" w:sz="0" w:space="0" w:color="FFFFFF"/>
+              <w:left w:val="none" w:sz="0" w:space="0" w:color="FFFFFF"/>
+              <w:bottom w:val="none" w:sz="0" w:space="0" w:color="FFFFFF"/>
+              <w:right w:val="none" w:sz="0" w:space="0" w:color="FFFFFF"/>
+            </w:tcBorders>
+            <w:shd w:val="clear" w:color="auto" w:fill="1F1535"/>
+            <w:tcMar>
+              <w:top w:w="110" w:type="dxa"/>
+              <w:left w:w="140" w:type="dxa"/>
+              <w:bottom w:w="110" w:type="dxa"/>
+              <w:right w:w="140" w:type="dxa"/>
+            </w:tcMar>
+            <w:vAlign w:val="center"/>
+          </w:tcPr>
+          <w:p>
+            <w:r>
+              <w:rPr>
+                <w:rFonts w:ascii="Arial" w:eastAsia="Arial" w:hAnsi="Arial" w:cs="Arial"/>
+                <w:b/>
+                <w:bCs/>
+                <w:color w:val="FFFFFF"/>
+                <w:sz w:val="18"/>
+                <w:szCs w:val="18"/>
+              </w:rPr>
+              <w:t>Description</w:t>
+            </w:r>
+          </w:p>
+        </w:tc>
+      </w:tr>
+      <w:tr>
+        <w:tc>
+          <w:tcPr>
+            <w:tcW w:w="2500" w:type="dxa"/>
+            <w:tcBorders>
+              <w:top w:val="single" w:sz="1" w:space="0" w:color="E5E7EB"/>
+              <w:left w:val="single" w:sz="1" w:space="0" w:color="E5E7EB"/>
+              <w:bottom w:val="single" w:sz="1" w:space="0" w:color="E5E7EB"/>
+              <w:right w:val="single" w:sz="1" w:space="0" w:color="E5E7EB"/>
+            </w:tcBorders>
+            <w:shd w:val="clear" w:color="auto" w:fill="FAFAFA"/>
+            <w:tcMar>
+              <w:top w:w="100" w:type="dxa"/>
+              <w:left w:w="140" w:type="dxa"/>
+              <w:bottom w:w="100" w:type="dxa"/>
+              <w:right w:w="140" w:type="dxa"/>
+            </w:tcMar>
+            <w:vAlign w:val="center"/>
+          </w:tcPr>
+          <w:p>
+            <w:r>
+              <w:rPr>
+                <w:rFonts w:ascii="Arial" w:eastAsia="Arial" w:hAnsi="Arial" w:cs="Arial"/>
+                <w:color w:val="1F2937"/>
+                <w:sz w:val="18"/>
+                <w:szCs w:val="18"/>
+              </w:rPr>
+              <w:t>MV Create Room — MV Type Picker</w:t>
+            </w:r>
+          </w:p>
+        </w:tc>
+        <w:tc>
+          <w:tcPr>
+            <w:tcW w:w="960" w:type="dxa"/>
+            <w:tcBorders>
+              <w:top w:val="single" w:sz="1" w:space="0" w:color="E5E7EB"/>
+              <w:left w:val="single" w:sz="1" w:space="0" w:color="E5E7EB"/>
+              <w:bottom w:val="single" w:sz="1" w:space="0" w:color="E5E7EB"/>
+              <w:right w:val="single" w:sz="1" w:space="0" w:color="E5E7EB"/>
+            </w:tcBorders>
+            <w:shd w:val="clear" w:color="auto" w:fill="DBEAFE"/>
+            <w:tcMar>
+              <w:top w:w="100" w:type="dxa"/>
+              <w:left w:w="80" w:type="dxa"/>
+              <w:bottom w:w="100" w:type="dxa"/>
+              <w:right w:w="80" w:type="dxa"/>
+            </w:tcMar>
+            <w:vAlign w:val="center"/>
+          </w:tcPr>
+          <w:p>
+            <w:pPr>
+              <w:jc w:val="center"/>
+            </w:pPr>
+            <w:r>
+              <w:rPr>
+                <w:rFonts w:ascii="Arial" w:eastAsia="Arial" w:hAnsi="Arial" w:cs="Arial"/>
+                <w:b/>
+                <w:bCs/>
+                <w:color w:val="1D4ED8"/>
+                <w:sz w:val="17"/>
+                <w:szCs w:val="17"/>
+              </w:rPr>
+              <w:t>UX</w:t>
+            </w:r>
+          </w:p>
+        </w:tc>
+        <w:tc>
+          <w:tcPr>
+            <w:tcW w:w="6620" w:type="dxa"/>
+            <w:tcBorders>
+              <w:top w:val="single" w:sz="1" w:space="0" w:color="E5E7EB"/>
+              <w:left w:val="single" w:sz="1" w:space="0" w:color="E5E7EB"/>
+              <w:bottom w:val="single" w:sz="1" w:space="0" w:color="E5E7EB"/>
+              <w:right w:val="single" w:sz="1" w:space="0" w:color="E5E7EB"/>
+            </w:tcBorders>
+            <w:shd w:val="clear" w:color="auto" w:fill="FAFAFA"/>
+            <w:tcMar>
+              <w:top w:w="100" w:type="dxa"/>
+              <w:left w:w="140" w:type="dxa"/>
+              <w:bottom w:w="100" w:type="dxa"/>
+              <w:right w:w="140" w:type="dxa"/>
+            </w:tcMar>
+            <w:vAlign w:val="center"/>
+          </w:tcPr>
+          <w:p>
+            <w:r>
+              <w:rPr>
+                <w:rFonts w:ascii="Arial" w:eastAsia="Arial" w:hAnsi="Arial" w:cs="Arial"/>
+                <w:color w:val="4B5563"/>
+                <w:sz w:val="18"/>
+                <w:szCs w:val="18"/>
+              </w:rPr>
+              <w:t>Reordered MV Type options to Storytelling / Singing / Sing &amp; Story.</w:t>
+            </w:r>
+          </w:p>
+        </w:tc>
+      </w:tr>
+      <w:tr>
+        <w:tc>
+          <w:tcPr>
+            <w:tcW w:w="2500" w:type="dxa"/>
+            <w:tcBorders>
+              <w:top w:val="single" w:sz="1" w:space="0" w:color="E5E7EB"/>
+              <w:left w:val="single" w:sz="1" w:space="0" w:color="E5E7EB"/>
+              <w:bottom w:val="single" w:sz="1" w:space="0" w:color="E5E7EB"/>
+              <w:right w:val="single" w:sz="1" w:space="0" w:color="E5E7EB"/>
+            </w:tcBorders>
+            <w:shd w:val="clear" w:color="auto" w:fill="FAFAFA"/>
+            <w:tcMar>
+              <w:top w:w="100" w:type="dxa"/>
+              <w:left w:w="140" w:type="dxa"/>
+              <w:bottom w:w="100" w:type="dxa"/>
+              <w:right w:w="140" w:type="dxa"/>
+            </w:tcMar>
+            <w:vAlign w:val="center"/>
+          </w:tcPr>
+          <w:p>
+            <w:r>
+              <w:rPr>
+                <w:rFonts w:ascii="Arial" w:eastAsia="Arial" w:hAnsi="Arial" w:cs="Arial"/>
+                <w:color w:val="1F2937"/>
+                <w:sz w:val="18"/>
+                <w:szCs w:val="18"/>
+              </w:rPr>
+              <w:t>MV Create Room — MV Type Picker</w:t>
+            </w:r>
+          </w:p>
+        </w:tc>
+        <w:tc>
+          <w:tcPr>
+            <w:tcW w:w="960" w:type="dxa"/>
+            <w:tcBorders>
+              <w:top w:val="single" w:sz="1" w:space="0" w:color="E5E7EB"/>
+              <w:left w:val="single" w:sz="1" w:space="0" w:color="E5E7EB"/>
+              <w:bottom w:val="single" w:sz="1" w:space="0" w:color="E5E7EB"/>
+              <w:right w:val="single" w:sz="1" w:space="0" w:color="E5E7EB"/>
+            </w:tcBorders>
+            <w:shd w:val="clear" w:color="auto" w:fill="FEF9C3"/>
+            <w:tcMar>
+              <w:top w:w="100" w:type="dxa"/>
+              <w:left w:w="80" w:type="dxa"/>
+              <w:bottom w:w="100" w:type="dxa"/>
+              <w:right w:w="80" w:type="dxa"/>
+            </w:tcMar>
+            <w:vAlign w:val="center"/>
+          </w:tcPr>
+          <w:p>
+            <w:pPr>
+              <w:jc w:val="center"/>
+            </w:pPr>
+            <w:r>
+              <w:rPr>
+                <w:rFonts w:ascii="Arial" w:eastAsia="Arial" w:hAnsi="Arial" w:cs="Arial"/>
+                <w:b/>
+                <w:bCs/>
+                <w:color w:val="854D0E"/>
+                <w:sz w:val="17"/>
+                <w:szCs w:val="17"/>
+              </w:rPr>
+              <w:t>UI</w:t>
+            </w:r>
+          </w:p>
+        </w:tc>
+        <w:tc>
+          <w:tcPr>
+            <w:tcW w:w="6620" w:type="dxa"/>
+            <w:tcBorders>
+              <w:top w:val="single" w:sz="1" w:space="0" w:color="E5E7EB"/>
+              <w:left w:val="single" w:sz="1" w:space="0" w:color="E5E7EB"/>
+              <w:bottom w:val="single" w:sz="1" w:space="0" w:color="E5E7EB"/>
+              <w:right w:val="single" w:sz="1" w:space="0" w:color="E5E7EB"/>
+            </w:tcBorders>
+            <w:shd w:val="clear" w:color="auto" w:fill="FAFAFA"/>
+            <w:tcMar>
+              <w:top w:w="100" w:type="dxa"/>
+              <w:left w:w="140" w:type="dxa"/>
+              <w:bottom w:w="100" w:type="dxa"/>
+              <w:right w:w="140" w:type="dxa"/>
+            </w:tcMar>
+            <w:vAlign w:val="center"/>
+          </w:tcPr>
+          <w:p>
+            <w:r>
+              <w:rPr>
+                <w:rFonts w:ascii="Arial" w:eastAsia="Arial" w:hAnsi="Arial" w:cs="Arial"/>
+                <w:color w:val="4B5563"/>
+                <w:sz w:val="18"/>
+                <w:szCs w:val="18"/>
+              </w:rPr>
+              <w:t>Renamed the “Hybrid” option label to “Sing &amp; Story”.</w:t>
             </w:r>
           </w:p>
         </w:tc>
